--- a/second_round/Panellist_Brief_Akshay_Dipta.docx
+++ b/second_round/Panellist_Brief_Akshay_Dipta.docx
@@ -445,14 +445,14 @@
           <w:b/>
           <w:i w:val="0"/>
         </w:rPr>
-        <w:t>I built the foundations underneath all of it and I still own them.</w:t>
-      </w:r>
-      <w:r>
-        <w:rPr>
-          <w:b w:val="0"/>
-          <w:i w:val="0"/>
-        </w:rPr>
-        <w:t xml:space="preserve"> Our messaging infrastructure could not handle load and lost messages permanently on any outage. I rebuilt it. Analyst wait times went from thirty to sixty minutes down to seconds, and it now carries half a million messages a day. On the documents side I built automatic linking of client documents to the compliance questions they answer, which contributed to five million euros of savings. I was fixing production issues in that platform this month.</w:t>
+        <w:t>Both of those workflows stand on a platform I built, and I still own it.</w:t>
+      </w:r>
+      <w:r>
+        <w:rPr>
+          <w:b w:val="0"/>
+          <w:i w:val="0"/>
+        </w:rPr>
+        <w:t xml:space="preserve"> At the centre of our documents platform is a state machine I built. It calculates the state of every compliance question and of every document, which is what decides when a question is ready to be worked and whether a document can be relied on as evidence. On top of it I built automatic association of documents to the questions they answer, and automatic dissociation when a newer document supersedes an older one. Both live workflows only see work that state machine released, and only act on documents it marked good. The platform has contributed five million euros in savings and over forty thousand document operations with no human involvement. I was fixing production issues in it this month. Underneath all of that, our messaging could not handle load and lost messages permanently on any outage, so I designed a new messaging library with automatic retry. Analyst wait times went from thirty to sixty minutes down to seconds, and it now carries half a million messages a day.</w:t>
       </w:r>
     </w:p>
     <w:p>
@@ -1121,7 +1121,7 @@
                 <w:i w:val="0"/>
                 <w:sz w:val="19"/>
               </w:rPr>
-              <w:t>Documents and Validity platform</w:t>
+              <w:t>Documents and state platform</w:t>
             </w:r>
           </w:p>
         </w:tc>
@@ -1191,7 +1191,7 @@
                 <w:i w:val="0"/>
                 <w:sz w:val="19"/>
               </w:rPr>
-              <w:t>Documents and Validity platform</w:t>
+              <w:t>Documents and state platform</w:t>
             </w:r>
           </w:p>
         </w:tc>
@@ -3028,6 +3028,15 @@
           <w:i w:val="0"/>
         </w:rPr>
         <w:t>Source repository: [LINK: Nexus AI repository]</w:t>
+      </w:r>
+    </w:p>
+    <w:p>
+      <w:r>
+        <w:rPr>
+          <w:b w:val="0"/>
+          <w:i w:val="0"/>
+        </w:rPr>
+        <w:t>Recorded walkthrough: I presented the framework end to end to 140 colleagues on 11 June 2026. The recording runs 1 hour 24 minutes and the transcript is alongside it. If you would rather watch the architecture argument than read it, that is the fastest route. Recording: [LINK: 11 Jun 2026 session recording]. Transcript: [LINK: session transcript]. Full detail on the session is in section 9.</w:t>
       </w:r>
     </w:p>
     <w:tbl>
@@ -6405,6 +6414,31 @@
       </w:r>
     </w:p>
     <w:p>
+      <w:r>
+        <w:rPr>
+          <w:b/>
+          <w:i w:val="0"/>
+        </w:rPr>
+        <w:t>At go live, 10 July 2026.</w:t>
+      </w:r>
+      <w:r>
+        <w:rPr>
+          <w:b w:val="0"/>
+          <w:i w:val="0"/>
+        </w:rPr>
+        <w:t xml:space="preserve"> On the week of go live, Ross Mackenzie wrote to the whole accelerator team. He called it "a monumental delivery in the evolution of Deutsche Bank's KYC process, the first agentic workers, that are delivering at a higher level of accuracy and efficiency than could be achieved by human effort", and described it as "a case study in partnership between Technology and Operations". The mail carried the first production numbers, after two days: 258 files processed, maker level accuracy at 91 percent, and no material production issues. Note that the 91 percent there and the over 99.5 percent right first time in the August article are different measures taken seven weeks apart, and the gap between them is the post go live tuning, not a restatement.</w:t>
+      </w:r>
+    </w:p>
+    <w:p>
+      <w:r>
+        <w:rPr>
+          <w:b w:val="0"/>
+          <w:i w:val="0"/>
+        </w:rPr>
+        <w:t>Two things about that mail. It was addressed to the accelerator team, not to me personally, and I am one of roughly fifty recipients, so I do not present it as individual recognition. What it does evidence is that the Co-Head of Operations and Controls was engaged with this delivery at go live, and that he closed the mail with "Beneficial Ownership next!", which is the same senior sponsor naming the workflow in section 6 as the next thing the bank wanted. The two live results in this document are a sequence, not two unrelated projects.</w:t>
+      </w:r>
+    </w:p>
+    <w:p>
       <w:pPr>
         <w:keepNext/>
         <w:spacing w:before="240" w:after="120"/>
@@ -6928,7 +6962,7 @@
                 <w:color w:val="595959"/>
                 <w:sz w:val="18"/>
               </w:rPr>
-              <w:t>IMG_4751.jpg</w:t>
+              <w:t>IMG_4785_cropped.jpg</w:t>
             </w:r>
           </w:p>
         </w:tc>
@@ -6946,1622 +6980,7 @@
           <w:color w:val="595959"/>
           <w:sz w:val="17"/>
         </w:rPr>
-        <w:t>The cost and savings analysis presented by Marco Luebbers and Tim Ryan. Cost per case, the per agent token table across all ten agents, and the three optimisation levers in flight.</w:t>
-      </w:r>
-    </w:p>
-    <w:p>
-      <w:pPr>
-        <w:keepNext/>
-        <w:spacing w:before="240" w:after="120"/>
-      </w:pPr>
-      <w:r>
-        <w:rPr>
-          <w:b/>
-          <w:i w:val="0"/>
-          <w:color w:val="00539F"/>
-          <w:sz w:val="25"/>
-        </w:rPr>
-        <w:t>Framework mapping</w:t>
-      </w:r>
-    </w:p>
-    <w:p>
-      <w:r>
-        <w:rPr>
-          <w:b/>
-          <w:i w:val="0"/>
-        </w:rPr>
-        <w:t>Achieves.</w:t>
-      </w:r>
-      <w:r>
-        <w:rPr>
-          <w:b w:val="0"/>
-          <w:i w:val="0"/>
-        </w:rPr>
-        <w:t xml:space="preserve"> A production result measured independently and published bank wide.</w:t>
-      </w:r>
-    </w:p>
-    <w:p>
-      <w:r>
-        <w:rPr>
-          <w:b/>
-          <w:i w:val="0"/>
-        </w:rPr>
-        <w:t>Engages.</w:t>
-      </w:r>
-      <w:r>
-        <w:rPr>
-          <w:b w:val="0"/>
-          <w:i w:val="0"/>
-        </w:rPr>
-        <w:t xml:space="preserve"> Five months of cross functional delivery with Operations, Policy, Data, Controls and Transformation.</w:t>
-      </w:r>
-    </w:p>
-    <w:p>
-      <w:r>
-        <w:rPr>
-          <w:b/>
-          <w:i w:val="0"/>
-        </w:rPr>
-        <w:t>Influences.</w:t>
-      </w:r>
-      <w:r>
-        <w:rPr>
-          <w:b w:val="0"/>
-          <w:i w:val="0"/>
-        </w:rPr>
-        <w:t xml:space="preserve"> The first agentic workflow in the business unit set the pattern that every subsequent one follows.</w:t>
-      </w:r>
-    </w:p>
-    <w:p>
-      <w:r>
-        <w:rPr>
-          <w:b/>
-          <w:i w:val="0"/>
-        </w:rPr>
-        <w:t>Delivers.</w:t>
-      </w:r>
-      <w:r>
-        <w:rPr>
-          <w:b w:val="0"/>
-          <w:i w:val="0"/>
-        </w:rPr>
-        <w:t xml:space="preserve"> Shipped into a controlled, regulated, audited process.</w:t>
-      </w:r>
-    </w:p>
-    <w:p>
-      <w:r>
-        <w:rPr>
-          <w:b/>
-          <w:i w:val="0"/>
-        </w:rPr>
-        <w:t>Operates.</w:t>
-      </w:r>
-      <w:r>
-        <w:rPr>
-          <w:b w:val="0"/>
-          <w:i w:val="0"/>
-        </w:rPr>
-        <w:t xml:space="preserve"> Ongoing cost and performance ownership after go live, with three optimisation levers in flight.</w:t>
-      </w:r>
-    </w:p>
-    <w:p>
-      <w:pPr>
-        <w:keepNext/>
-        <w:spacing w:before="240" w:after="120"/>
-      </w:pPr>
-      <w:r>
-        <w:rPr>
-          <w:b/>
-          <w:i w:val="0"/>
-          <w:color w:val="00539F"/>
-          <w:sz w:val="25"/>
-        </w:rPr>
-        <w:t>So what</w:t>
-      </w:r>
-    </w:p>
-    <w:p>
-      <w:r>
-        <w:rPr>
-          <w:b w:val="0"/>
-          <w:i w:val="0"/>
-        </w:rPr>
-        <w:t>This is the proof that the framework was worth building. A platform with no users is an opinion. This one has a measured result, an independent cost analysis, and a Co-Head of the division on record about it.</w:t>
-      </w:r>
-    </w:p>
-    <w:p>
-      <w:r>
-        <w:br w:type="page"/>
-      </w:r>
-    </w:p>
-    <w:p>
-      <w:pPr>
-        <w:keepNext/>
-        <w:spacing w:before="320" w:after="120"/>
-      </w:pPr>
-      <w:r>
-        <w:rPr>
-          <w:b/>
-          <w:i w:val="0"/>
-          <w:color w:val="001850"/>
-          <w:sz w:val="32"/>
-        </w:rPr>
-        <w:t>6. Live Result Two, Who Owns And Controls A Client</w:t>
-      </w:r>
-    </w:p>
-    <w:p>
-      <w:r>
-        <w:rPr>
-          <w:b/>
-          <w:i w:val="0"/>
-        </w:rPr>
-        <w:t>This is the section to spend the most time on with me. It is the hardest problem I have worked on, I own it end to end, and it is where the engineering is most distinctive.</w:t>
-      </w:r>
-    </w:p>
-    <w:p>
-      <w:pPr>
-        <w:keepNext/>
-        <w:spacing w:before="240" w:after="120"/>
-      </w:pPr>
-      <w:r>
-        <w:rPr>
-          <w:b/>
-          <w:i w:val="0"/>
-          <w:color w:val="00539F"/>
-          <w:sz w:val="25"/>
-        </w:rPr>
-        <w:t>The problem</w:t>
-      </w:r>
-    </w:p>
-    <w:p>
-      <w:r>
-        <w:rPr>
-          <w:b w:val="0"/>
-          <w:i w:val="0"/>
-        </w:rPr>
-        <w:t>Regulation requires the bank to establish who ultimately owns and controls a corporate client. In practice an analyst opens a case containing organisation charts, shareholder registers, certificates of incorporation, regulatory filings and client correspondence, frequently in several languages, and traces ownership upwards through layer after layer of holding companies, funds, trusts and partnerships. They apply group policy plus the rules of every country involved, and calculate the percentages by hand.</w:t>
-      </w:r>
-    </w:p>
-    <w:p>
-      <w:r>
-        <w:rPr>
-          <w:b w:val="0"/>
-          <w:i w:val="0"/>
-        </w:rPr>
-        <w:t>It is slow, it varies between analysts, and it is difficult to evidence to a regulator afterwards, because the reasoning lived in one person's head.</w:t>
-      </w:r>
-    </w:p>
-    <w:p>
-      <w:pPr>
-        <w:keepNext/>
-        <w:spacing w:before="240" w:after="120"/>
-      </w:pPr>
-      <w:r>
-        <w:rPr>
-          <w:b/>
-          <w:i w:val="0"/>
-          <w:color w:val="00539F"/>
-          <w:sz w:val="25"/>
-        </w:rPr>
-        <w:t>What I personally did</w:t>
-      </w:r>
-    </w:p>
-    <w:p>
-      <w:r>
-        <w:rPr>
-          <w:b w:val="0"/>
-          <w:i w:val="0"/>
-        </w:rPr>
-        <w:t>All of it. I own this workflow end to end. The rule set, the architecture, the test suite, the deployment tooling and the partnership with the policy team are mine. The source repository holds ninety two commits, all of them mine, from 3 June to 4 September 2026. It has been live in production for a controlled group of one hundred users since August 2026.</w:t>
-      </w:r>
-    </w:p>
-    <w:p>
-      <w:pPr>
-        <w:keepNext/>
-        <w:spacing w:before="240" w:after="120"/>
-      </w:pPr>
-      <w:r>
-        <w:rPr>
-          <w:b/>
-          <w:i w:val="0"/>
-          <w:color w:val="00539F"/>
-          <w:sz w:val="25"/>
-        </w:rPr>
-        <w:t>The design decisions I owned</w:t>
-      </w:r>
-    </w:p>
-    <w:p>
-      <w:r>
-        <w:rPr>
-          <w:b/>
-          <w:i w:val="0"/>
-        </w:rPr>
-        <w:t>Decision one. One call, not six agents.</w:t>
-      </w:r>
-    </w:p>
-    <w:p>
-      <w:r>
-        <w:rPr>
-          <w:b w:val="0"/>
-          <w:i w:val="0"/>
-        </w:rPr>
-        <w:t>An earlier attempt used a six agent pipeline. It was complex, expensive to run, and every handoff between agents was a place where context was lost and errors compounded. I collapsed it into a single call.</w:t>
-      </w:r>
-    </w:p>
-    <w:p>
-      <w:r>
-        <w:rPr>
-          <w:b w:val="0"/>
-          <w:i w:val="0"/>
-        </w:rPr>
-        <w:t>This is the opposite of the fashionable direction, so it is worth being explicit about why. Ownership tracing is not a set of separable subtasks. Deciding whether a party is an ultimate owner depends on the whole structure at once, including the layers above it and the parallel branches beside it. Splitting it across agents forced each agent to reason with partial context and then forced a later agent to reconcile conclusions drawn from different partial views. One call with the full picture is both cheaper and more accurate. I would rather defend a simpler architecture that matches the shape of the problem than a more impressive one that does not.</w:t>
-      </w:r>
-    </w:p>
-    <w:p>
-      <w:r>
-        <w:rPr>
-          <w:b/>
-          <w:i w:val="0"/>
-        </w:rPr>
-        <w:t>Decision two. Four principles, written for a regulator rather than for an engineer.</w:t>
-      </w:r>
-    </w:p>
-    <w:p>
-      <w:pPr>
-        <w:pStyle w:val="ListBullet"/>
-        <w:spacing w:after="60"/>
-        <w:ind w:left="432"/>
-      </w:pPr>
-      <w:r>
-        <w:rPr>
-          <w:b/>
-          <w:i w:val="0"/>
-        </w:rPr>
-        <w:t>Evidence only.</w:t>
-      </w:r>
-      <w:r>
-        <w:rPr>
-          <w:b w:val="0"/>
-          <w:i w:val="0"/>
-        </w:rPr>
-        <w:t xml:space="preserve"> No outside knowledge and no inference. Every assertion carries a verbatim quote from a document in the case.</w:t>
-      </w:r>
-    </w:p>
-    <w:p>
-      <w:pPr>
-        <w:pStyle w:val="ListBullet"/>
-        <w:spacing w:after="60"/>
-        <w:ind w:left="432"/>
-      </w:pPr>
-      <w:r>
-        <w:rPr>
-          <w:b/>
-          <w:i w:val="0"/>
-        </w:rPr>
-        <w:t>Zero data loss.</w:t>
-      </w:r>
-      <w:r>
-        <w:rPr>
-          <w:b w:val="0"/>
-          <w:i w:val="0"/>
-        </w:rPr>
-        <w:t xml:space="preserve"> No party is ever dropped for being below a threshold, at zero percent, or incomplete. It is recorded with its status.</w:t>
-      </w:r>
-    </w:p>
-    <w:p>
-      <w:pPr>
-        <w:pStyle w:val="ListBullet"/>
-        <w:spacing w:after="60"/>
-        <w:ind w:left="432"/>
-      </w:pPr>
-      <w:r>
-        <w:rPr>
-          <w:b/>
-          <w:i w:val="0"/>
-        </w:rPr>
-        <w:t>Deterministic.</w:t>
-      </w:r>
-      <w:r>
-        <w:rPr>
-          <w:b w:val="0"/>
-          <w:i w:val="0"/>
-        </w:rPr>
-        <w:t xml:space="preserve"> The same case must produce the same answer every time.</w:t>
-      </w:r>
-    </w:p>
-    <w:p>
-      <w:pPr>
-        <w:pStyle w:val="ListBullet"/>
-        <w:spacing w:after="60"/>
-        <w:ind w:left="432"/>
-      </w:pPr>
-      <w:r>
-        <w:rPr>
-          <w:b/>
-          <w:i w:val="0"/>
-        </w:rPr>
-        <w:t>Fail closed.</w:t>
-      </w:r>
-      <w:r>
-        <w:rPr>
-          <w:b w:val="0"/>
-          <w:i w:val="0"/>
-        </w:rPr>
-        <w:t xml:space="preserve"> A gap is recorded and flagged. It is never filled in with a plausible answer.</w:t>
-      </w:r>
-    </w:p>
-    <w:p>
-      <w:r>
-        <w:rPr>
-          <w:b w:val="0"/>
-          <w:i w:val="0"/>
-        </w:rPr>
-        <w:t>The fourth is the one that matters most. The failure mode that would end this system is not being wrong, it is being confidently wrong in a way nobody noticed. A recorded gap creates work for a human. An invented answer creates a regulatory problem.</w:t>
-      </w:r>
-    </w:p>
-    <w:p>
-      <w:r>
-        <w:rPr>
-          <w:b/>
-          <w:i w:val="0"/>
-        </w:rPr>
-        <w:t>Decision three. Maker and checker, with explicit rules for when the checker is wrong.</w:t>
-      </w:r>
-    </w:p>
-    <w:p>
-      <w:r>
-        <w:rPr>
-          <w:b w:val="0"/>
-          <w:i w:val="0"/>
-        </w:rPr>
-        <w:t>One agent extracts. A second agent reviews the output against seventeen acceptance criteria and returns pass, accept with notes, or retry. A retry sends the case back to be extracted again.</w:t>
-      </w:r>
-    </w:p>
-    <w:p>
-      <w:r>
-        <w:rPr>
-          <w:b w:val="0"/>
-          <w:i w:val="0"/>
-        </w:rPr>
-        <w:t>The genuinely interesting engineering is in what happens when the reviewer is mistaken, and this is the part I would most like to talk through with you. A naive implementation lets the extractor patch its answer to satisfy the complaint. That is exactly backwards. The reviewer is not evidence. If the extractor simply complies, a reviewer error produces precisely the fabrication the reviewer exists to prevent, and it now carries a review stamp on it.</w:t>
-      </w:r>
-    </w:p>
-    <w:p>
-      <w:r>
-        <w:rPr>
-          <w:b w:val="0"/>
-          <w:i w:val="0"/>
-        </w:rPr>
-        <w:t>So the rules require three things. The extractor re-extracts rather than patches. A review finding is treated as a prompt to re-read a document, never as evidence in its own right. And where the documents do not support the finding, the extractor must formally dispute it in writing and escalate to a human, rather than quietly changing its answer to make the complaint go away.</w:t>
-      </w:r>
-    </w:p>
-    <w:p>
-      <w:r>
-        <w:rPr>
-          <w:b/>
-          <w:i w:val="0"/>
-        </w:rPr>
-        <w:t>Decision four. Deterministic ordering, not emergent behaviour.</w:t>
-      </w:r>
-    </w:p>
-    <w:p>
-      <w:r>
-        <w:rPr>
-          <w:b w:val="0"/>
-          <w:i w:val="0"/>
-        </w:rPr>
-        <w:t>Sixteen mandatory processing gates run in a fixed order, from document inventory and translation through to completeness validation. A twenty two rung precedence ladder resolves which role each party holds, first match wins. This is deliberate. Emergent ordering is unreproducible, and unreproducible is disqualifying in this process.</w:t>
-      </w:r>
-    </w:p>
-    <w:p>
-      <w:pPr>
-        <w:keepNext/>
-        <w:spacing w:before="240" w:after="120"/>
-      </w:pPr>
-      <w:r>
-        <w:rPr>
-          <w:b/>
-          <w:i w:val="0"/>
-          <w:color w:val="00539F"/>
-          <w:sz w:val="25"/>
-        </w:rPr>
-        <w:t>Scale of the rule set</w:t>
-      </w:r>
-    </w:p>
-    <w:p>
-      <w:pPr>
-        <w:pStyle w:val="ListBullet"/>
-        <w:spacing w:after="60"/>
-        <w:ind w:left="432"/>
-      </w:pPr>
-      <w:r>
-        <w:rPr>
-          <w:b w:val="0"/>
-          <w:i w:val="0"/>
-        </w:rPr>
-        <w:t>1,597 lines of rules. Twenty six rules across forty three numbered sub sections.</w:t>
-      </w:r>
-    </w:p>
-    <w:p>
-      <w:pPr>
-        <w:pStyle w:val="ListBullet"/>
-        <w:spacing w:after="60"/>
-        <w:ind w:left="432"/>
-      </w:pPr>
-      <w:r>
-        <w:rPr>
-          <w:b w:val="0"/>
-          <w:i w:val="0"/>
-        </w:rPr>
-        <w:t>Sixteen mandatory processing gates in fixed order.</w:t>
-      </w:r>
-    </w:p>
-    <w:p>
-      <w:pPr>
-        <w:pStyle w:val="ListBullet"/>
-        <w:spacing w:after="60"/>
-        <w:ind w:left="432"/>
-      </w:pPr>
-      <w:r>
-        <w:rPr>
-          <w:b w:val="0"/>
-          <w:i w:val="0"/>
-        </w:rPr>
-        <w:t>Thirty seven fields per ownership record.</w:t>
-      </w:r>
-    </w:p>
-    <w:p>
-      <w:pPr>
-        <w:pStyle w:val="ListBullet"/>
-        <w:spacing w:after="60"/>
-        <w:ind w:left="432"/>
-      </w:pPr>
-      <w:r>
-        <w:rPr>
-          <w:b w:val="0"/>
-          <w:i w:val="0"/>
-        </w:rPr>
-        <w:t>A twenty two rung precedence ladder for role resolution.</w:t>
-      </w:r>
-    </w:p>
-    <w:p>
-      <w:pPr>
-        <w:pStyle w:val="ListBullet"/>
-        <w:spacing w:after="60"/>
-        <w:ind w:left="432"/>
-      </w:pPr>
-      <w:r>
-        <w:rPr>
-          <w:b w:val="0"/>
-          <w:i w:val="0"/>
-        </w:rPr>
-        <w:t>The deployed instruction is 219,859 characters. The generated deployment script is 263,272 characters.</w:t>
-      </w:r>
-    </w:p>
-    <w:p>
-      <w:pPr>
-        <w:pStyle w:val="ListBullet"/>
-        <w:spacing w:after="60"/>
-        <w:ind w:left="432"/>
-      </w:pPr>
-      <w:r>
-        <w:rPr>
-          <w:b w:val="0"/>
-          <w:i w:val="0"/>
-        </w:rPr>
-        <w:t>Forty five versioned releases to date.</w:t>
-      </w:r>
-    </w:p>
-    <w:p>
-      <w:pPr>
-        <w:keepNext/>
-        <w:spacing w:before="240" w:after="120"/>
-      </w:pPr>
-      <w:r>
-        <w:rPr>
-          <w:b/>
-          <w:i w:val="0"/>
-          <w:color w:val="00539F"/>
-          <w:sz w:val="25"/>
-        </w:rPr>
-        <w:t>Engineering rigour applied to artificial intelligence</w:t>
-      </w:r>
-    </w:p>
-    <w:p>
-      <w:r>
-        <w:rPr>
-          <w:b/>
-          <w:i w:val="0"/>
-        </w:rPr>
-        <w:t>This is the differentiator, and it is the thing I would most want an engineering panel to understand.</w:t>
-      </w:r>
-      <w:r>
-        <w:rPr>
-          <w:b w:val="0"/>
-          <w:i w:val="0"/>
-        </w:rPr>
-        <w:t xml:space="preserve"> Instructions to a model are almost universally treated as prose that nobody tests. I treat them as production code.</w:t>
-      </w:r>
-    </w:p>
-    <w:p>
-      <w:r>
-        <w:rPr>
-          <w:b/>
-          <w:i w:val="0"/>
-        </w:rPr>
-        <w:t>Two hundred and sixty five automated tests</w:t>
-      </w:r>
-      <w:r>
-        <w:rPr>
-          <w:b w:val="0"/>
-          <w:i w:val="0"/>
-        </w:rPr>
-        <w:t xml:space="preserve"> pin the English rules to the output schema so that the two cannot silently drift apart. Examples of what they actually assert:</w:t>
-      </w:r>
-    </w:p>
-    <w:p>
-      <w:pPr>
-        <w:pStyle w:val="ListBullet"/>
-        <w:spacing w:after="60"/>
-        <w:ind w:left="432"/>
-      </w:pPr>
-      <w:r>
-        <w:rPr>
-          <w:rFonts w:ascii="Consolas" w:hAnsi="Consolas"/>
-          <w:b w:val="0"/>
-          <w:i w:val="0"/>
-          <w:sz w:val="19"/>
-        </w:rPr>
-        <w:t>test_critic_criteria_names_match_schema_enum</w:t>
-      </w:r>
-      <w:r>
-        <w:rPr>
-          <w:b w:val="0"/>
-          <w:i w:val="0"/>
-        </w:rPr>
-        <w:t>, so a criterion cannot be renamed in the rules without the schema following.</w:t>
-      </w:r>
-    </w:p>
-    <w:p>
-      <w:pPr>
-        <w:pStyle w:val="ListBullet"/>
-        <w:spacing w:after="60"/>
-        <w:ind w:left="432"/>
-      </w:pPr>
-      <w:r>
-        <w:rPr>
-          <w:rFonts w:ascii="Consolas" w:hAnsi="Consolas"/>
-          <w:b w:val="0"/>
-          <w:i w:val="0"/>
-          <w:sz w:val="19"/>
-        </w:rPr>
-        <w:t>test_every_record_property_is_named_in_the_system_prompt</w:t>
-      </w:r>
-      <w:r>
-        <w:rPr>
-          <w:b w:val="0"/>
-          <w:i w:val="0"/>
-        </w:rPr>
-        <w:t>, so no field exists in the contract that the instructions never mention.</w:t>
-      </w:r>
-    </w:p>
-    <w:p>
-      <w:pPr>
-        <w:pStyle w:val="ListBullet"/>
-        <w:spacing w:after="60"/>
-        <w:ind w:left="432"/>
-      </w:pPr>
-      <w:r>
-        <w:rPr>
-          <w:rFonts w:ascii="Consolas" w:hAnsi="Consolas"/>
-          <w:b w:val="0"/>
-          <w:i w:val="0"/>
-          <w:sz w:val="19"/>
-        </w:rPr>
-        <w:t>test_direction_contract_is_consistent_across_prompts_and_schema</w:t>
-      </w:r>
-      <w:r>
-        <w:rPr>
-          <w:b w:val="0"/>
-          <w:i w:val="0"/>
-        </w:rPr>
-        <w:t>, which guards against inverting every ownership relationship in the system. This is the single highest consequence bug available in this domain, because an inverted relationship is syntactically valid, passes every schema check, and is completely wrong.</w:t>
-      </w:r>
-    </w:p>
-    <w:p>
-      <w:pPr>
-        <w:pStyle w:val="ListBullet"/>
-        <w:spacing w:after="60"/>
-        <w:ind w:left="432"/>
-      </w:pPr>
-      <w:r>
-        <w:rPr>
-          <w:rFonts w:ascii="Consolas" w:hAnsi="Consolas"/>
-          <w:b w:val="0"/>
-          <w:i w:val="0"/>
-          <w:sz w:val="19"/>
-        </w:rPr>
-        <w:t>test_no_assertion_without_a_verbatim_quote</w:t>
-      </w:r>
-      <w:r>
-        <w:rPr>
-          <w:b w:val="0"/>
-          <w:i w:val="0"/>
-        </w:rPr>
-        <w:t>, which mechanically enforces the evidence only principle rather than trusting the prompt to.</w:t>
-      </w:r>
-    </w:p>
-    <w:p>
-      <w:r>
-        <w:rPr>
-          <w:b/>
-          <w:i w:val="0"/>
-        </w:rPr>
-        <w:t>A run to run consistency harness.</w:t>
-      </w:r>
-      <w:r>
-        <w:rPr>
-          <w:b w:val="0"/>
-          <w:i w:val="0"/>
-        </w:rPr>
-        <w:t xml:space="preserve"> Users reported that re-running the same case gave materially different results. I did not guess at a fix. I built the measurement first. The harness normalises away wording and ordering differences, then buckets the remaining differences into parties, links, numbers, classification and derived values. Narrative drift is reported but never counted against agreement, because a differently worded explanation of the same structure is not a defect. Only once I could measure the disagreement did I start fixing it.</w:t>
-      </w:r>
-    </w:p>
-    <w:p>
-      <w:r>
-        <w:rPr>
-          <w:b/>
-          <w:i w:val="0"/>
-        </w:rPr>
-        <w:t>Regression discipline.</w:t>
-      </w:r>
-      <w:r>
-        <w:rPr>
-          <w:b w:val="0"/>
-          <w:i w:val="0"/>
-        </w:rPr>
-        <w:t xml:space="preserve"> Every regression test had to be demonstrated failing against the pre-fix instruction before it was accepted, and then passing after. I made that policy after finding two earlier tests that were vacuous, passing regardless of the behaviour they claimed to protect. A test that cannot fail is worse than no test, because it produces false confidence.</w:t>
-      </w:r>
-    </w:p>
-    <w:p>
-      <w:r>
-        <w:rPr>
-          <w:b/>
-          <w:i w:val="0"/>
-        </w:rPr>
-        <w:t>A determinism release.</w:t>
-      </w:r>
-      <w:r>
-        <w:rPr>
-          <w:b w:val="0"/>
-          <w:i w:val="0"/>
-        </w:rPr>
-        <w:t xml:space="preserve"> One release resolved three critical and ten important internal contradictions inside the rules, added seven new rules and corrected nine. The test count went from twenty five to eighty two, then to two hundred and fifty six, and it stands at two hundred and sixty five today.</w:t>
-      </w:r>
-    </w:p>
-    <w:p>
-      <w:r>
-        <w:rPr>
-          <w:b/>
-          <w:i w:val="0"/>
-        </w:rPr>
-        <w:t>Versioned deployment.</w:t>
-      </w:r>
-      <w:r>
-        <w:rPr>
-          <w:b w:val="0"/>
-          <w:i w:val="0"/>
-        </w:rPr>
-        <w:t xml:space="preserve"> Instructions live as versioned rows in an Oracle table consumed by a Java service. A change is a new version, never an edit in place. The deployment script is generated rather than hand written, and then verified by decoding it back and comparing byte for byte against the source. Hand editing a hundred and ten thousand character instruction inside a script is an obvious way to corrupt production silently, so the process removes the opportunity.</w:t>
-      </w:r>
-    </w:p>
-    <w:p>
-      <w:r>
-        <w:rPr>
-          <w:b/>
-          <w:i w:val="0"/>
-        </w:rPr>
-        <w:t>Reusable tooling.</w:t>
-      </w:r>
-      <w:r>
-        <w:rPr>
-          <w:b w:val="0"/>
-          <w:i w:val="0"/>
-        </w:rPr>
-        <w:t xml:space="preserve"> I packaged the deployment tooling with a generate mode and a verify mode, and documented it, so the next person does not have to rediscover the constraints the hard way.</w:t>
-      </w:r>
-    </w:p>
-    <w:p>
-      <w:pPr>
-        <w:keepNext/>
-        <w:spacing w:before="240" w:after="120"/>
-      </w:pPr>
-      <w:r>
-        <w:rPr>
-          <w:b/>
-          <w:i w:val="0"/>
-          <w:color w:val="00539F"/>
-          <w:sz w:val="25"/>
-        </w:rPr>
-        <w:t>Partnership with the business</w:t>
-      </w:r>
-    </w:p>
-    <w:p>
-      <w:r>
-        <w:rPr>
-          <w:b w:val="0"/>
-          <w:i w:val="0"/>
-        </w:rPr>
-        <w:t>The policy team supplied the requirements. I did not simply implement them.</w:t>
-      </w:r>
-    </w:p>
-    <w:p>
-      <w:pPr>
-        <w:pStyle w:val="ListBullet"/>
-        <w:spacing w:after="60"/>
-        <w:ind w:left="432"/>
-      </w:pPr>
-      <w:r>
-        <w:rPr>
-          <w:b w:val="0"/>
-          <w:i w:val="0"/>
-        </w:rPr>
-        <w:t xml:space="preserve">I ran a </w:t>
-      </w:r>
-      <w:r>
-        <w:rPr>
-          <w:b/>
-          <w:i w:val="0"/>
-        </w:rPr>
-        <w:t>clause by clause audit</w:t>
-      </w:r>
-      <w:r>
-        <w:rPr>
-          <w:b w:val="0"/>
-          <w:i w:val="0"/>
-        </w:rPr>
-        <w:t xml:space="preserve"> of every supplied requirement, marking each as in, in with changes, or out, recording the reason wherever wording was changed or rejected.</w:t>
-      </w:r>
-    </w:p>
-    <w:p>
-      <w:pPr>
-        <w:pStyle w:val="ListBullet"/>
-        <w:spacing w:after="60"/>
-        <w:ind w:left="432"/>
-      </w:pPr>
-      <w:r>
-        <w:rPr>
-          <w:b w:val="0"/>
-          <w:i w:val="0"/>
-        </w:rPr>
-        <w:t xml:space="preserve">I put </w:t>
-      </w:r>
-      <w:r>
-        <w:rPr>
-          <w:b/>
-          <w:i w:val="0"/>
-        </w:rPr>
-        <w:t>fifteen written questions</w:t>
-      </w:r>
-      <w:r>
-        <w:rPr>
-          <w:b w:val="0"/>
-          <w:i w:val="0"/>
-        </w:rPr>
-        <w:t xml:space="preserve"> back to the business, each citing the specific line in their own document, and ran four rounds of response in a single day.</w:t>
-      </w:r>
-    </w:p>
-    <w:p>
-      <w:pPr>
-        <w:pStyle w:val="ListBullet"/>
-        <w:spacing w:after="60"/>
-        <w:ind w:left="432"/>
-      </w:pPr>
-      <w:r>
-        <w:rPr>
-          <w:b w:val="0"/>
-          <w:i w:val="0"/>
-        </w:rPr>
-        <w:t xml:space="preserve">I </w:t>
-      </w:r>
-      <w:r>
-        <w:rPr>
-          <w:b/>
-          <w:i w:val="0"/>
-        </w:rPr>
-        <w:t>rejected supplied worked examples that were wrong.</w:t>
-      </w:r>
-      <w:r>
-        <w:rPr>
-          <w:b w:val="0"/>
-          <w:i w:val="0"/>
-        </w:rPr>
-        <w:t xml:space="preserve"> One carried an inverted ownership relationship. Another had fund percentages that did not total one hundred. The business checked and supplied corrected figures.</w:t>
-      </w:r>
-    </w:p>
-    <w:p>
-      <w:pPr>
-        <w:pStyle w:val="ListBullet"/>
-        <w:spacing w:after="60"/>
-        <w:ind w:left="432"/>
-      </w:pPr>
-      <w:r>
-        <w:rPr>
-          <w:b w:val="0"/>
-          <w:i w:val="0"/>
-        </w:rPr>
-        <w:t xml:space="preserve">I </w:t>
-      </w:r>
-      <w:r>
-        <w:rPr>
-          <w:b/>
-          <w:i w:val="0"/>
-        </w:rPr>
-        <w:t>declined to implement one rule</w:t>
-      </w:r>
-      <w:r>
-        <w:rPr>
-          <w:b w:val="0"/>
-          <w:i w:val="0"/>
-        </w:rPr>
-        <w:t xml:space="preserve"> because the business could not supply a worked example for it. My argument was that a rule which cannot be applied identically twice is worse than no rule, because it introduces variance while appearing to add rigour. That open item was pushed back rather than guessed at.</w:t>
-      </w:r>
-    </w:p>
-    <w:p>
-      <w:pPr>
-        <w:pStyle w:val="ListBullet"/>
-        <w:spacing w:after="60"/>
-        <w:ind w:left="432"/>
-      </w:pPr>
-      <w:r>
-        <w:rPr>
-          <w:b w:val="0"/>
-          <w:i w:val="0"/>
-        </w:rPr>
-        <w:t xml:space="preserve">I raised a </w:t>
-      </w:r>
-      <w:r>
-        <w:rPr>
-          <w:b/>
-          <w:i w:val="0"/>
-        </w:rPr>
-        <w:t>documentation defect</w:t>
-      </w:r>
-      <w:r>
-        <w:rPr>
-          <w:b w:val="0"/>
-          <w:i w:val="0"/>
-        </w:rPr>
-        <w:t xml:space="preserve"> back to the business, because their source document still carried withdrawn rules and would disagree with the deployed instruction unless corrected.</w:t>
-      </w:r>
-    </w:p>
-    <w:p>
-      <w:pPr>
-        <w:pStyle w:val="ListBullet"/>
-        <w:spacing w:after="60"/>
-        <w:ind w:left="432"/>
-      </w:pPr>
-      <w:r>
-        <w:rPr>
-          <w:b w:val="0"/>
-          <w:i w:val="0"/>
-        </w:rPr>
-        <w:t xml:space="preserve">I </w:t>
-      </w:r>
-      <w:r>
-        <w:rPr>
-          <w:b/>
-          <w:i w:val="0"/>
-        </w:rPr>
-        <w:t>escalated three policy questions</w:t>
-      </w:r>
-      <w:r>
-        <w:rPr>
-          <w:b w:val="0"/>
-          <w:i w:val="0"/>
-        </w:rPr>
-        <w:t xml:space="preserve"> to the standards owner for confirmation before deployment rather than making the interpretation myself.</w:t>
-      </w:r>
-    </w:p>
-    <w:p>
-      <w:r>
-        <w:rPr>
-          <w:b/>
-          <w:i w:val="0"/>
-        </w:rPr>
-        <w:t>This is still going on, and I can show you this week's.</w:t>
-      </w:r>
-      <w:r>
-        <w:rPr>
-          <w:b w:val="0"/>
-          <w:i w:val="0"/>
-        </w:rPr>
-        <w:t xml:space="preserve"> The most recent question document is dated 4 September 2026 and concerns a single phrase in one rule, whether a contractual partnership is a legal entity in its own right or a pool of entities that must not be recorded as one owner. It sets out what we understood the intent to be, asks the business to confirm or correct it, and states plainly at the top that anything left unanswered stays unimplemented.</w:t>
-      </w:r>
-    </w:p>
-    <w:p>
-      <w:r>
-        <w:rPr>
-          <w:b w:val="0"/>
-          <w:i w:val="0"/>
-        </w:rPr>
-        <w:t>That last line is the whole approach in one sentence. I will not guess at a rule on the business's behalf, and I will not let an unanswered question quietly become an engineering assumption that nobody can trace later.</w:t>
-      </w:r>
-    </w:p>
-    <w:p>
-      <w:r>
-        <w:rPr>
-          <w:b w:val="0"/>
-          <w:i w:val="0"/>
-        </w:rPr>
-        <w:t>The 2025 panel asked me to show cooperation rather than assert it. This is what that looks like with specifics attached, and it is current rather than historical.</w:t>
-      </w:r>
-    </w:p>
-    <w:p>
-      <w:pPr>
-        <w:keepNext/>
-        <w:spacing w:before="240" w:after="120"/>
-      </w:pPr>
-      <w:r>
-        <w:rPr>
-          <w:b/>
-          <w:i w:val="0"/>
-          <w:color w:val="00539F"/>
-          <w:sz w:val="25"/>
-        </w:rPr>
-        <w:t>Known gaps, stated before you ask</w:t>
-      </w:r>
-    </w:p>
-    <w:p>
-      <w:r>
-        <w:rPr>
-          <w:b w:val="0"/>
-          <w:i w:val="0"/>
-        </w:rPr>
-        <w:t>I would rather give you these than have you find them.</w:t>
-      </w:r>
-    </w:p>
-    <w:p>
-      <w:pPr>
-        <w:pStyle w:val="ListBullet"/>
-        <w:spacing w:after="60"/>
-        <w:ind w:left="432"/>
-      </w:pPr>
-      <w:r>
-        <w:rPr>
-          <w:b/>
-          <w:i w:val="0"/>
-        </w:rPr>
-        <w:t>No continuous integration on this repository.</w:t>
-      </w:r>
-      <w:r>
-        <w:rPr>
-          <w:b w:val="0"/>
-          <w:i w:val="0"/>
-        </w:rPr>
-        <w:t xml:space="preserve"> The tests run manually. This is the gap I am least comfortable with and the next thing I am fixing.</w:t>
-      </w:r>
-    </w:p>
-    <w:p>
-      <w:pPr>
-        <w:pStyle w:val="ListBullet"/>
-        <w:spacing w:after="60"/>
-        <w:ind w:left="432"/>
-      </w:pPr>
-      <w:r>
-        <w:rPr>
-          <w:b/>
-          <w:i w:val="0"/>
-        </w:rPr>
-        <w:t>The test suite is not in version control</w:t>
-      </w:r>
-      <w:r>
-        <w:rPr>
-          <w:b w:val="0"/>
-          <w:i w:val="0"/>
-        </w:rPr>
-        <w:t>, because the directory is excluded repository wide. That needs correcting.</w:t>
-      </w:r>
-    </w:p>
-    <w:p>
-      <w:pPr>
-        <w:pStyle w:val="ListBullet"/>
-        <w:spacing w:after="60"/>
-        <w:ind w:left="432"/>
-      </w:pPr>
-      <w:r>
-        <w:rPr>
-          <w:b/>
-          <w:i w:val="0"/>
-        </w:rPr>
-        <w:t>The deployment script is executed by hand</w:t>
-      </w:r>
-      <w:r>
-        <w:rPr>
-          <w:b w:val="0"/>
-          <w:i w:val="0"/>
-        </w:rPr>
-        <w:t>, not through a pipeline.</w:t>
-      </w:r>
-    </w:p>
-    <w:p>
-      <w:pPr>
-        <w:pStyle w:val="ListBullet"/>
-        <w:spacing w:after="60"/>
-        <w:ind w:left="432"/>
-      </w:pPr>
-      <w:r>
-        <w:rPr>
-          <w:b/>
-          <w:i w:val="0"/>
-        </w:rPr>
-        <w:t>No published volume or service level figures yet.</w:t>
-      </w:r>
-      <w:r>
-        <w:rPr>
-          <w:b w:val="0"/>
-          <w:i w:val="0"/>
-        </w:rPr>
-        <w:t xml:space="preserve"> The rollout is deliberately limited to one hundred users, and I would rather report nothing than report a number from a controlled group as though it were a production rate.</w:t>
-      </w:r>
-    </w:p>
-    <w:p>
-      <w:r>
-        <w:rPr>
-          <w:b w:val="0"/>
-          <w:i w:val="0"/>
-        </w:rPr>
-        <w:t>The honest position is that the instruction engineering and the testing on this workflow are considerably more mature than the delivery pipeline around it, and I know it.</w:t>
-      </w:r>
-    </w:p>
-    <w:p>
-      <w:pPr>
-        <w:keepNext/>
-        <w:spacing w:before="240" w:after="120"/>
-      </w:pPr>
-      <w:r>
-        <w:rPr>
-          <w:b/>
-          <w:i w:val="0"/>
-          <w:color w:val="00539F"/>
-          <w:sz w:val="25"/>
-        </w:rPr>
-        <w:t>Screenshots and links</w:t>
-      </w:r>
-    </w:p>
-    <w:p>
-      <w:r>
-        <w:rPr>
-          <w:b w:val="0"/>
-          <w:i w:val="0"/>
-        </w:rPr>
-        <w:t>Source repository: [LINK: ownership-prompts repository] (92 commits, all mine, 3 June to 4 September 2026)</w:t>
-      </w:r>
-    </w:p>
-    <w:p>
-      <w:r>
-        <w:rPr>
-          <w:b w:val="0"/>
-          <w:i/>
-        </w:rPr>
-        <w:t>Screenshots to be added. Suggested: test suite output showing the 265 tests, a run to run consistency harness report, and a versioned instruction row in the deployment table.</w:t>
-      </w:r>
-    </w:p>
-    <w:p>
-      <w:pPr>
-        <w:keepNext/>
-        <w:spacing w:before="240" w:after="120"/>
-      </w:pPr>
-      <w:r>
-        <w:rPr>
-          <w:b/>
-          <w:i w:val="0"/>
-          <w:color w:val="00539F"/>
-          <w:sz w:val="25"/>
-        </w:rPr>
-        <w:t>Framework mapping</w:t>
-      </w:r>
-    </w:p>
-    <w:p>
-      <w:r>
-        <w:rPr>
-          <w:b/>
-          <w:i w:val="0"/>
-        </w:rPr>
-        <w:t>Thinks.</w:t>
-      </w:r>
-      <w:r>
-        <w:rPr>
-          <w:b w:val="0"/>
-          <w:i w:val="0"/>
-        </w:rPr>
-        <w:t xml:space="preserve"> Collapsed a six agent pipeline into one call by recognising the problem was not separable. Recognised that non determinism, not accuracy, was the real defect behind the user complaints, and built a measurement harness before attempting a fix.</w:t>
-      </w:r>
-    </w:p>
-    <w:p>
-      <w:r>
-        <w:rPr>
-          <w:b/>
-          <w:i w:val="0"/>
-        </w:rPr>
-        <w:t>Designs.</w:t>
-      </w:r>
-      <w:r>
-        <w:rPr>
-          <w:b w:val="0"/>
-          <w:i w:val="0"/>
-        </w:rPr>
-        <w:t xml:space="preserve"> Sixteen gate processing order, thirty seven field output contract, twenty two rung precedence ladder, and a maker checker loop with explicit dispute semantics.</w:t>
-      </w:r>
-    </w:p>
-    <w:p>
-      <w:r>
-        <w:rPr>
-          <w:b/>
-          <w:i w:val="0"/>
-        </w:rPr>
-        <w:t>Delivers.</w:t>
-      </w:r>
-      <w:r>
-        <w:rPr>
-          <w:b w:val="0"/>
-          <w:i w:val="0"/>
-        </w:rPr>
-        <w:t xml:space="preserve"> The second agentic workflow in the business unit to reach production, live for one hundred users.</w:t>
-      </w:r>
-    </w:p>
-    <w:p>
-      <w:r>
-        <w:rPr>
-          <w:b/>
-          <w:i w:val="0"/>
-        </w:rPr>
-        <w:t>Operates.</w:t>
-      </w:r>
-      <w:r>
-        <w:rPr>
-          <w:b w:val="0"/>
-          <w:i w:val="0"/>
-        </w:rPr>
-        <w:t xml:space="preserve"> Versioned deployment, generated and verified release artefacts, a verification checklist where every item was added because it caught a real bug.</w:t>
-      </w:r>
-    </w:p>
-    <w:p>
-      <w:r>
-        <w:rPr>
-          <w:b/>
-          <w:i w:val="0"/>
-        </w:rPr>
-        <w:t>Controls.</w:t>
-      </w:r>
-      <w:r>
-        <w:rPr>
-          <w:b w:val="0"/>
-          <w:i w:val="0"/>
-        </w:rPr>
-        <w:t xml:space="preserve"> Evidence only and fail closed by design. Two hundred and fifty six tests preventing rule drift. Every assertion traceable to a document quote for audit.</w:t>
-      </w:r>
-    </w:p>
-    <w:p>
-      <w:r>
-        <w:rPr>
-          <w:b/>
-          <w:i w:val="0"/>
-        </w:rPr>
-        <w:t>Engages.</w:t>
-      </w:r>
-      <w:r>
-        <w:rPr>
-          <w:b w:val="0"/>
-          <w:i w:val="0"/>
-        </w:rPr>
-        <w:t xml:space="preserve"> Clause by clause partnership with the policy team, fifteen written questions, four rounds resolved in a day.</w:t>
-      </w:r>
-    </w:p>
-    <w:p>
-      <w:r>
-        <w:rPr>
-          <w:b/>
-          <w:i w:val="0"/>
-        </w:rPr>
-        <w:t>Influences.</w:t>
-      </w:r>
-      <w:r>
-        <w:rPr>
-          <w:b w:val="0"/>
-          <w:i w:val="0"/>
-        </w:rPr>
-        <w:t xml:space="preserve"> Disputed incorrect business supplied examples and had them corrected. Refused to implement an unspecifiable rule and explained why.</w:t>
-      </w:r>
-    </w:p>
-    <w:p>
-      <w:r>
-        <w:rPr>
-          <w:b/>
-          <w:i w:val="0"/>
-        </w:rPr>
-        <w:t>Achieves.</w:t>
-      </w:r>
-      <w:r>
-        <w:rPr>
-          <w:b w:val="0"/>
-          <w:i w:val="0"/>
-        </w:rPr>
-        <w:t xml:space="preserve"> Replaced manual ownership tracing. Three critical and ten important rule contradictions found and resolved before they reached production.</w:t>
-      </w:r>
-    </w:p>
-    <w:p>
-      <w:pPr>
-        <w:keepNext/>
-        <w:spacing w:before="240" w:after="120"/>
-      </w:pPr>
-      <w:r>
-        <w:rPr>
-          <w:b/>
-          <w:i w:val="0"/>
-          <w:color w:val="00539F"/>
-          <w:sz w:val="25"/>
-        </w:rPr>
-        <w:t>So what</w:t>
-      </w:r>
-    </w:p>
-    <w:p>
-      <w:r>
-        <w:rPr>
-          <w:b w:val="0"/>
-          <w:i w:val="0"/>
-        </w:rPr>
-        <w:t>The first workflow proved the framework works. This one proves it holds up on a genuinely difficult regulatory problem, under audit conditions, where being confidently wrong is the failure that matters.</w:t>
-      </w:r>
-    </w:p>
-    <w:p>
-      <w:r>
-        <w:br w:type="page"/>
-      </w:r>
-    </w:p>
-    <w:p>
-      <w:pPr>
-        <w:keepNext/>
-        <w:spacing w:before="320" w:after="120"/>
-      </w:pPr>
-      <w:r>
-        <w:rPr>
-          <w:b/>
-          <w:i w:val="0"/>
-          <w:color w:val="001850"/>
-          <w:sz w:val="32"/>
-        </w:rPr>
-        <w:t>7. The Foundations, Messaging Infrastructure</w:t>
-      </w:r>
-    </w:p>
-    <w:p>
-      <w:pPr>
-        <w:keepNext/>
-        <w:spacing w:before="240" w:after="120"/>
-      </w:pPr>
-      <w:r>
-        <w:rPr>
-          <w:b/>
-          <w:i w:val="0"/>
-          <w:color w:val="00539F"/>
-          <w:sz w:val="25"/>
-        </w:rPr>
-        <w:t>The problem</w:t>
-      </w:r>
-    </w:p>
-    <w:p>
-      <w:r>
-        <w:rPr>
-          <w:b w:val="0"/>
-          <w:i w:val="0"/>
-        </w:rPr>
-        <w:t>Our platform runs on asynchronous messaging. It could not handle the load. Messages that failed sat in a database with no automated retry. State and validity calculations backed up daily. Analysts waited thirty to sixty minutes for a calculation result they needed in order to do their next piece of work. And when anything went down, messages were lost permanently, with no way to trace where the work had stopped.</w:t>
-      </w:r>
-    </w:p>
-    <w:p>
-      <w:pPr>
-        <w:keepNext/>
-        <w:spacing w:before="240" w:after="120"/>
-      </w:pPr>
-      <w:r>
-        <w:rPr>
-          <w:b/>
-          <w:i w:val="0"/>
-          <w:color w:val="00539F"/>
-          <w:sz w:val="25"/>
-        </w:rPr>
-        <w:t>What I personally did</w:t>
-      </w:r>
-    </w:p>
-    <w:p>
-      <w:r>
-        <w:rPr>
-          <w:b w:val="0"/>
-          <w:i w:val="0"/>
-        </w:rPr>
-        <w:t>I designed and built the retry library, introduced the replacement messaging library, and added full lifecycle tracing. I am the Component Guardian for messaging across the business unit, which means every design and code change in this area is approved by me.</w:t>
-      </w:r>
-    </w:p>
-    <w:p>
-      <w:pPr>
-        <w:keepNext/>
-        <w:spacing w:before="240" w:after="120"/>
-      </w:pPr>
-      <w:r>
-        <w:rPr>
-          <w:b/>
-          <w:i w:val="0"/>
-          <w:color w:val="00539F"/>
-          <w:sz w:val="25"/>
-        </w:rPr>
-        <w:t>The design decisions I owned</w:t>
-      </w:r>
-    </w:p>
-    <w:p>
-      <w:r>
-        <w:rPr>
-          <w:b/>
-          <w:i w:val="0"/>
-        </w:rPr>
-        <w:t>Decision one. Retry through the database and a cluster safe scheduler, not by republishing.</w:t>
-      </w:r>
-    </w:p>
-    <w:p>
-      <w:r>
-        <w:rPr>
-          <w:b w:val="0"/>
-          <w:i w:val="0"/>
-        </w:rPr>
-        <w:t>The library funnels every failure, from both producers and consumers, into a single unified persistence and retry workflow. Consumer failures are caught through a global error channel that intercepts exceptions from any listener. Producer failures are caught the same way.</w:t>
-      </w:r>
-    </w:p>
-    <w:p>
-      <w:r>
-        <w:rPr>
-          <w:b w:val="0"/>
-          <w:i w:val="0"/>
-        </w:rPr>
-        <w:t>On failure, the topic is matched against configured retry patterns, and the message payload plus its headers and retry count are written to a database table. A single cluster safe scheduler, using distributed locking through ShedLock, periodically scans that table, finds messages due for retry under an exponential backoff schedule, and invokes the correct handler bean to reprocess the message.</w:t>
-      </w:r>
-    </w:p>
-    <w:p>
-      <w:r>
-        <w:rPr>
-          <w:b w:val="0"/>
-          <w:i w:val="0"/>
-        </w:rPr>
-        <w:t xml:space="preserve">The important detail is the last one. </w:t>
-      </w:r>
-      <w:r>
-        <w:rPr>
-          <w:b/>
-          <w:i w:val="0"/>
-        </w:rPr>
-        <w:t>A retry calls the Java business logic directly. It does not republish to the message broker.</w:t>
-      </w:r>
-      <w:r>
-        <w:rPr>
-          <w:b w:val="0"/>
-          <w:i w:val="0"/>
-        </w:rPr>
-        <w:t xml:space="preserve"> Republishing is the common approach and it is wrong here, because it re-runs everything downstream of the original publish, which produces duplicate side effects, and it makes the retry indistinguishable from a genuine new event in every log and every trace. Invoking the handler directly retries exactly the work that failed and nothing else.</w:t>
-      </w:r>
-    </w:p>
-    <w:p>
-      <w:r>
-        <w:rPr>
-          <w:b/>
-          <w:i w:val="0"/>
-        </w:rPr>
-        <w:t>Decision two. Exponential backoff, because the usual failure is a struggling downstream system.</w:t>
-      </w:r>
-    </w:p>
-    <w:p>
-      <w:r>
-        <w:rPr>
-          <w:b w:val="0"/>
-          <w:i w:val="0"/>
-        </w:rPr>
-        <w:t>Delays increase automatically, five minutes then ten then twenty and onward. Immediate retry against a downstream system that is failing under load converts a degradation into an outage. Backing off gives it room to recover.</w:t>
-      </w:r>
-    </w:p>
-    <w:p>
-      <w:r>
-        <w:rPr>
-          <w:b/>
-          <w:i w:val="0"/>
-        </w:rPr>
-        <w:t>Decision three. A library with one switch, not a pattern in a document.</w:t>
-      </w:r>
-    </w:p>
-    <w:p>
-      <w:r>
-        <w:rPr>
-          <w:b w:val="0"/>
-          <w:i w:val="0"/>
-        </w:rPr>
-        <w:t xml:space="preserve">Enabled with a single property, </w:t>
-      </w:r>
-      <w:r>
-        <w:rPr>
-          <w:rFonts w:ascii="Consolas" w:hAnsi="Consolas"/>
-          <w:b w:val="0"/>
-          <w:i w:val="0"/>
-          <w:sz w:val="19"/>
-        </w:rPr>
-        <w:t>clm.kafka.retry.enabled=true</w:t>
-      </w:r>
-      <w:r>
-        <w:rPr>
-          <w:b w:val="0"/>
-          <w:i w:val="0"/>
-        </w:rPr>
-        <w:t>. Retry policies are configured globally or per topic, and can vary by the exception thrown. Topic to handler routing is configured in a settings file. Retry limits, intervals, batch size and backoff are all configuration.</w:t>
-      </w:r>
-    </w:p>
-    <w:p>
-      <w:r>
-        <w:rPr>
-          <w:b w:val="0"/>
-          <w:i w:val="0"/>
-        </w:rPr>
-        <w:t>That last decision is why it got adopted. A recommended pattern gets implemented five different ways by five teams. A library with one switch gets used, and a fix in it propagates to everyone automatically.</w:t>
-      </w:r>
-    </w:p>
-    <w:p>
-      <w:r>
-        <w:rPr>
-          <w:b/>
-          <w:i w:val="0"/>
-        </w:rPr>
-        <w:t>Decision four. Observability across the old library as well as the new one.</w:t>
-      </w:r>
-    </w:p>
-    <w:p>
-      <w:r>
-        <w:rPr>
-          <w:b w:val="0"/>
-          <w:i w:val="0"/>
-        </w:rPr>
-        <w:t>I introduced full lifecycle tracing for messages in both the new library and the legacy one. Adding it only to the new one would have left the majority of live traffic dark for as long as the migration took. It found production bugs that had previously been undetectable, because nobody could see where a message stopped.</w:t>
-      </w:r>
-    </w:p>
-    <w:p>
-      <w:pPr>
-        <w:keepNext/>
-        <w:spacing w:before="240" w:after="120"/>
-      </w:pPr>
-      <w:r>
-        <w:rPr>
-          <w:b/>
-          <w:i w:val="0"/>
-          <w:color w:val="00539F"/>
-          <w:sz w:val="25"/>
-        </w:rPr>
-        <w:t>Evidence</w:t>
-      </w:r>
-    </w:p>
-    <w:p>
-      <w:pPr>
-        <w:pStyle w:val="ListBullet"/>
-        <w:spacing w:after="60"/>
-        <w:ind w:left="432"/>
-      </w:pPr>
-      <w:r>
-        <w:rPr>
-          <w:b w:val="0"/>
-          <w:i w:val="0"/>
-        </w:rPr>
-        <w:t>Analyst wait time went from thirty to sixty minutes down to seconds.</w:t>
-      </w:r>
-    </w:p>
-    <w:p>
-      <w:pPr>
-        <w:pStyle w:val="ListBullet"/>
-        <w:spacing w:after="60"/>
-        <w:ind w:left="432"/>
-      </w:pPr>
-      <w:r>
-        <w:rPr>
-          <w:b w:val="0"/>
-          <w:i w:val="0"/>
-        </w:rPr>
-        <w:t>Five hundred thousand messages processed per day in state validation.</w:t>
-      </w:r>
-    </w:p>
-    <w:p>
-      <w:pPr>
-        <w:pStyle w:val="ListBullet"/>
-        <w:spacing w:after="60"/>
-        <w:ind w:left="432"/>
-      </w:pPr>
-      <w:r>
-        <w:rPr>
-          <w:b w:val="0"/>
-          <w:i w:val="0"/>
-        </w:rPr>
-        <w:t>Daily backlogs in state and validity calculation eliminated.</w:t>
-      </w:r>
-    </w:p>
-    <w:p>
-      <w:pPr>
-        <w:pStyle w:val="ListBullet"/>
-        <w:spacing w:after="60"/>
-        <w:ind w:left="432"/>
-      </w:pPr>
-      <w:r>
-        <w:rPr>
-          <w:b w:val="0"/>
-          <w:i w:val="0"/>
-        </w:rPr>
-        <w:t>Every message traceable end to end, which found live bugs that were previously invisible.</w:t>
-      </w:r>
-    </w:p>
-    <w:p>
-      <w:pPr>
-        <w:pStyle w:val="ListBullet"/>
-        <w:spacing w:after="60"/>
-        <w:ind w:left="432"/>
-      </w:pPr>
-      <w:r>
-        <w:rPr>
-          <w:b w:val="0"/>
-          <w:i w:val="0"/>
-        </w:rPr>
-        <w:t xml:space="preserve">Adopted by multiple teams across the business unit, published as </w:t>
-      </w:r>
-      <w:r>
-        <w:rPr>
-          <w:rFonts w:ascii="Consolas" w:hAnsi="Consolas"/>
-          <w:b w:val="0"/>
-          <w:i w:val="0"/>
-          <w:sz w:val="19"/>
-        </w:rPr>
-        <w:t>com.db.clm.kyc:clm-kafka-retry</w:t>
-      </w:r>
-      <w:r>
-        <w:rPr>
-          <w:b w:val="0"/>
-          <w:i w:val="0"/>
-        </w:rPr>
-        <w:t>.</w:t>
-      </w:r>
-    </w:p>
-    <w:p>
-      <w:pPr>
-        <w:pStyle w:val="ListBullet"/>
-        <w:spacing w:after="60"/>
-        <w:ind w:left="432"/>
-      </w:pPr>
-      <w:r>
-        <w:rPr>
-          <w:b w:val="0"/>
-          <w:i w:val="0"/>
-        </w:rPr>
-        <w:t>I am Component Guardian for this area across teams.</w:t>
-      </w:r>
-    </w:p>
-    <w:p>
-      <w:pPr>
-        <w:keepNext/>
-        <w:spacing w:before="240" w:after="120"/>
-      </w:pPr>
-      <w:r>
-        <w:rPr>
-          <w:b/>
-          <w:i w:val="0"/>
-          <w:color w:val="00539F"/>
-          <w:sz w:val="25"/>
-        </w:rPr>
-        <w:t>Screenshots and links</w:t>
-      </w:r>
-    </w:p>
-    <w:p>
-      <w:r>
-        <w:rPr>
-          <w:b w:val="0"/>
-          <w:i w:val="0"/>
-        </w:rPr>
-        <w:t>Source repository: [LINK: clm-kafka-phoenix-retry repository]</w:t>
+        <w:t>The go live mail from Ross Mackenzie, Co-Head of Operations and Controls, 10 July 2026. Day two production numbers, and the closing line naming beneficial ownership as next. The recipient row has been cropped out, because it carried colleagues' names and email addresses.</w:t>
       </w:r>
     </w:p>
     <w:tbl>
@@ -8611,7 +7030,7 @@
                 <w:color w:val="595959"/>
                 <w:sz w:val="18"/>
               </w:rPr>
-              <w:t>IMG_3483.jpg</w:t>
+              <w:t>IMG_4751.jpg</w:t>
             </w:r>
           </w:p>
         </w:tc>
@@ -8629,7 +7048,1622 @@
           <w:color w:val="595959"/>
           <w:sz w:val="17"/>
         </w:rPr>
-        <w:t>The retry library documentation. How failures are intercepted, persisted and retried by a single cluster safe scheduler.</w:t>
+        <w:t>The cost and savings analysis presented by Marco Luebbers and Tim Ryan. Cost per case, the per agent token table across all ten agents, and the three optimisation levers in flight.</w:t>
+      </w:r>
+    </w:p>
+    <w:p>
+      <w:pPr>
+        <w:keepNext/>
+        <w:spacing w:before="240" w:after="120"/>
+      </w:pPr>
+      <w:r>
+        <w:rPr>
+          <w:b/>
+          <w:i w:val="0"/>
+          <w:color w:val="00539F"/>
+          <w:sz w:val="25"/>
+        </w:rPr>
+        <w:t>Framework mapping</w:t>
+      </w:r>
+    </w:p>
+    <w:p>
+      <w:r>
+        <w:rPr>
+          <w:b/>
+          <w:i w:val="0"/>
+        </w:rPr>
+        <w:t>Achieves.</w:t>
+      </w:r>
+      <w:r>
+        <w:rPr>
+          <w:b w:val="0"/>
+          <w:i w:val="0"/>
+        </w:rPr>
+        <w:t xml:space="preserve"> A production result measured independently and published bank wide.</w:t>
+      </w:r>
+    </w:p>
+    <w:p>
+      <w:r>
+        <w:rPr>
+          <w:b/>
+          <w:i w:val="0"/>
+        </w:rPr>
+        <w:t>Engages.</w:t>
+      </w:r>
+      <w:r>
+        <w:rPr>
+          <w:b w:val="0"/>
+          <w:i w:val="0"/>
+        </w:rPr>
+        <w:t xml:space="preserve"> Five months of cross functional delivery with Operations, Policy, Data, Controls and Transformation.</w:t>
+      </w:r>
+    </w:p>
+    <w:p>
+      <w:r>
+        <w:rPr>
+          <w:b/>
+          <w:i w:val="0"/>
+        </w:rPr>
+        <w:t>Influences.</w:t>
+      </w:r>
+      <w:r>
+        <w:rPr>
+          <w:b w:val="0"/>
+          <w:i w:val="0"/>
+        </w:rPr>
+        <w:t xml:space="preserve"> The first agentic workflow in the business unit set the pattern that every subsequent one follows.</w:t>
+      </w:r>
+    </w:p>
+    <w:p>
+      <w:r>
+        <w:rPr>
+          <w:b/>
+          <w:i w:val="0"/>
+        </w:rPr>
+        <w:t>Delivers.</w:t>
+      </w:r>
+      <w:r>
+        <w:rPr>
+          <w:b w:val="0"/>
+          <w:i w:val="0"/>
+        </w:rPr>
+        <w:t xml:space="preserve"> Shipped into a controlled, regulated, audited process.</w:t>
+      </w:r>
+    </w:p>
+    <w:p>
+      <w:r>
+        <w:rPr>
+          <w:b/>
+          <w:i w:val="0"/>
+        </w:rPr>
+        <w:t>Operates.</w:t>
+      </w:r>
+      <w:r>
+        <w:rPr>
+          <w:b w:val="0"/>
+          <w:i w:val="0"/>
+        </w:rPr>
+        <w:t xml:space="preserve"> Ongoing cost and performance ownership after go live, with three optimisation levers in flight.</w:t>
+      </w:r>
+    </w:p>
+    <w:p>
+      <w:pPr>
+        <w:keepNext/>
+        <w:spacing w:before="240" w:after="120"/>
+      </w:pPr>
+      <w:r>
+        <w:rPr>
+          <w:b/>
+          <w:i w:val="0"/>
+          <w:color w:val="00539F"/>
+          <w:sz w:val="25"/>
+        </w:rPr>
+        <w:t>So what</w:t>
+      </w:r>
+    </w:p>
+    <w:p>
+      <w:r>
+        <w:rPr>
+          <w:b w:val="0"/>
+          <w:i w:val="0"/>
+        </w:rPr>
+        <w:t>This is the proof that the framework was worth building. A platform with no users is an opinion. This one has a measured result, an independent cost analysis, and a Co-Head of the division on record about it.</w:t>
+      </w:r>
+    </w:p>
+    <w:p>
+      <w:r>
+        <w:br w:type="page"/>
+      </w:r>
+    </w:p>
+    <w:p>
+      <w:pPr>
+        <w:keepNext/>
+        <w:spacing w:before="320" w:after="120"/>
+      </w:pPr>
+      <w:r>
+        <w:rPr>
+          <w:b/>
+          <w:i w:val="0"/>
+          <w:color w:val="001850"/>
+          <w:sz w:val="32"/>
+        </w:rPr>
+        <w:t>6. Live Result Two, Who Owns And Controls A Client</w:t>
+      </w:r>
+    </w:p>
+    <w:p>
+      <w:r>
+        <w:rPr>
+          <w:b/>
+          <w:i w:val="0"/>
+        </w:rPr>
+        <w:t>This is the section to spend the most time on with me. It is the hardest problem I have worked on, I own it end to end, and it is where the engineering is most distinctive.</w:t>
+      </w:r>
+    </w:p>
+    <w:p>
+      <w:pPr>
+        <w:keepNext/>
+        <w:spacing w:before="240" w:after="120"/>
+      </w:pPr>
+      <w:r>
+        <w:rPr>
+          <w:b/>
+          <w:i w:val="0"/>
+          <w:color w:val="00539F"/>
+          <w:sz w:val="25"/>
+        </w:rPr>
+        <w:t>The problem</w:t>
+      </w:r>
+    </w:p>
+    <w:p>
+      <w:r>
+        <w:rPr>
+          <w:b w:val="0"/>
+          <w:i w:val="0"/>
+        </w:rPr>
+        <w:t>Regulation requires the bank to establish who ultimately owns and controls a corporate client. In practice an analyst opens a case containing organisation charts, shareholder registers, certificates of incorporation, regulatory filings and client correspondence, frequently in several languages, and traces ownership upwards through layer after layer of holding companies, funds, trusts and partnerships. They apply group policy plus the rules of every country involved, and calculate the percentages by hand.</w:t>
+      </w:r>
+    </w:p>
+    <w:p>
+      <w:r>
+        <w:rPr>
+          <w:b w:val="0"/>
+          <w:i w:val="0"/>
+        </w:rPr>
+        <w:t>It is slow, it varies between analysts, and it is difficult to evidence to a regulator afterwards, because the reasoning lived in one person's head.</w:t>
+      </w:r>
+    </w:p>
+    <w:p>
+      <w:pPr>
+        <w:keepNext/>
+        <w:spacing w:before="240" w:after="120"/>
+      </w:pPr>
+      <w:r>
+        <w:rPr>
+          <w:b/>
+          <w:i w:val="0"/>
+          <w:color w:val="00539F"/>
+          <w:sz w:val="25"/>
+        </w:rPr>
+        <w:t>What I personally did</w:t>
+      </w:r>
+    </w:p>
+    <w:p>
+      <w:r>
+        <w:rPr>
+          <w:b w:val="0"/>
+          <w:i w:val="0"/>
+        </w:rPr>
+        <w:t>All of it. I own this workflow end to end. The rule set, the architecture, the test suite, the deployment tooling and the partnership with the policy team are mine. The source repository holds ninety two commits, all of them mine, from 3 June to 4 September 2026. It has been live in production for a controlled group of one hundred users since August 2026.</w:t>
+      </w:r>
+    </w:p>
+    <w:p>
+      <w:pPr>
+        <w:keepNext/>
+        <w:spacing w:before="240" w:after="120"/>
+      </w:pPr>
+      <w:r>
+        <w:rPr>
+          <w:b/>
+          <w:i w:val="0"/>
+          <w:color w:val="00539F"/>
+          <w:sz w:val="25"/>
+        </w:rPr>
+        <w:t>The design decisions I owned</w:t>
+      </w:r>
+    </w:p>
+    <w:p>
+      <w:r>
+        <w:rPr>
+          <w:b/>
+          <w:i w:val="0"/>
+        </w:rPr>
+        <w:t>Decision one. One call, not six agents.</w:t>
+      </w:r>
+    </w:p>
+    <w:p>
+      <w:r>
+        <w:rPr>
+          <w:b w:val="0"/>
+          <w:i w:val="0"/>
+        </w:rPr>
+        <w:t>An earlier attempt used a six agent pipeline. It was complex, expensive to run, and every handoff between agents was a place where context was lost and errors compounded. I collapsed it into a single call.</w:t>
+      </w:r>
+    </w:p>
+    <w:p>
+      <w:r>
+        <w:rPr>
+          <w:b w:val="0"/>
+          <w:i w:val="0"/>
+        </w:rPr>
+        <w:t>This is the opposite of the fashionable direction, so it is worth being explicit about why. Ownership tracing is not a set of separable subtasks. Deciding whether a party is an ultimate owner depends on the whole structure at once, including the layers above it and the parallel branches beside it. Splitting it across agents forced each agent to reason with partial context and then forced a later agent to reconcile conclusions drawn from different partial views. One call with the full picture is both cheaper and more accurate. I would rather defend a simpler architecture that matches the shape of the problem than a more impressive one that does not.</w:t>
+      </w:r>
+    </w:p>
+    <w:p>
+      <w:r>
+        <w:rPr>
+          <w:b/>
+          <w:i w:val="0"/>
+        </w:rPr>
+        <w:t>Decision two. Four principles, written for a regulator rather than for an engineer.</w:t>
+      </w:r>
+    </w:p>
+    <w:p>
+      <w:pPr>
+        <w:pStyle w:val="ListBullet"/>
+        <w:spacing w:after="60"/>
+        <w:ind w:left="432"/>
+      </w:pPr>
+      <w:r>
+        <w:rPr>
+          <w:b/>
+          <w:i w:val="0"/>
+        </w:rPr>
+        <w:t>Evidence only.</w:t>
+      </w:r>
+      <w:r>
+        <w:rPr>
+          <w:b w:val="0"/>
+          <w:i w:val="0"/>
+        </w:rPr>
+        <w:t xml:space="preserve"> No outside knowledge and no inference. Every assertion carries a verbatim quote from a document in the case.</w:t>
+      </w:r>
+    </w:p>
+    <w:p>
+      <w:pPr>
+        <w:pStyle w:val="ListBullet"/>
+        <w:spacing w:after="60"/>
+        <w:ind w:left="432"/>
+      </w:pPr>
+      <w:r>
+        <w:rPr>
+          <w:b/>
+          <w:i w:val="0"/>
+        </w:rPr>
+        <w:t>Zero data loss.</w:t>
+      </w:r>
+      <w:r>
+        <w:rPr>
+          <w:b w:val="0"/>
+          <w:i w:val="0"/>
+        </w:rPr>
+        <w:t xml:space="preserve"> No party is ever dropped for being below a threshold, at zero percent, or incomplete. It is recorded with its status.</w:t>
+      </w:r>
+    </w:p>
+    <w:p>
+      <w:pPr>
+        <w:pStyle w:val="ListBullet"/>
+        <w:spacing w:after="60"/>
+        <w:ind w:left="432"/>
+      </w:pPr>
+      <w:r>
+        <w:rPr>
+          <w:b/>
+          <w:i w:val="0"/>
+        </w:rPr>
+        <w:t>Deterministic.</w:t>
+      </w:r>
+      <w:r>
+        <w:rPr>
+          <w:b w:val="0"/>
+          <w:i w:val="0"/>
+        </w:rPr>
+        <w:t xml:space="preserve"> The same case must produce the same answer every time.</w:t>
+      </w:r>
+    </w:p>
+    <w:p>
+      <w:pPr>
+        <w:pStyle w:val="ListBullet"/>
+        <w:spacing w:after="60"/>
+        <w:ind w:left="432"/>
+      </w:pPr>
+      <w:r>
+        <w:rPr>
+          <w:b/>
+          <w:i w:val="0"/>
+        </w:rPr>
+        <w:t>Fail closed.</w:t>
+      </w:r>
+      <w:r>
+        <w:rPr>
+          <w:b w:val="0"/>
+          <w:i w:val="0"/>
+        </w:rPr>
+        <w:t xml:space="preserve"> A gap is recorded and flagged. It is never filled in with a plausible answer.</w:t>
+      </w:r>
+    </w:p>
+    <w:p>
+      <w:r>
+        <w:rPr>
+          <w:b w:val="0"/>
+          <w:i w:val="0"/>
+        </w:rPr>
+        <w:t>The fourth is the one that matters most. The failure mode that would end this system is not being wrong, it is being confidently wrong in a way nobody noticed. A recorded gap creates work for a human. An invented answer creates a regulatory problem.</w:t>
+      </w:r>
+    </w:p>
+    <w:p>
+      <w:r>
+        <w:rPr>
+          <w:b/>
+          <w:i w:val="0"/>
+        </w:rPr>
+        <w:t>Decision three. Maker and checker, with explicit rules for when the checker is wrong.</w:t>
+      </w:r>
+    </w:p>
+    <w:p>
+      <w:r>
+        <w:rPr>
+          <w:b w:val="0"/>
+          <w:i w:val="0"/>
+        </w:rPr>
+        <w:t>One agent extracts. A second agent reviews the output against seventeen acceptance criteria and returns pass, accept with notes, or retry. A retry sends the case back to be extracted again.</w:t>
+      </w:r>
+    </w:p>
+    <w:p>
+      <w:r>
+        <w:rPr>
+          <w:b w:val="0"/>
+          <w:i w:val="0"/>
+        </w:rPr>
+        <w:t>The genuinely interesting engineering is in what happens when the reviewer is mistaken, and this is the part I would most like to talk through with you. A naive implementation lets the extractor patch its answer to satisfy the complaint. That is exactly backwards. The reviewer is not evidence. If the extractor simply complies, a reviewer error produces precisely the fabrication the reviewer exists to prevent, and it now carries a review stamp on it.</w:t>
+      </w:r>
+    </w:p>
+    <w:p>
+      <w:r>
+        <w:rPr>
+          <w:b w:val="0"/>
+          <w:i w:val="0"/>
+        </w:rPr>
+        <w:t>So the rules require three things. The extractor re-extracts rather than patches. A review finding is treated as a prompt to re-read a document, never as evidence in its own right. And where the documents do not support the finding, the extractor must formally dispute it in writing and escalate to a human, rather than quietly changing its answer to make the complaint go away.</w:t>
+      </w:r>
+    </w:p>
+    <w:p>
+      <w:r>
+        <w:rPr>
+          <w:b/>
+          <w:i w:val="0"/>
+        </w:rPr>
+        <w:t>Decision four. Deterministic ordering, not emergent behaviour.</w:t>
+      </w:r>
+    </w:p>
+    <w:p>
+      <w:r>
+        <w:rPr>
+          <w:b w:val="0"/>
+          <w:i w:val="0"/>
+        </w:rPr>
+        <w:t>Sixteen mandatory processing gates run in a fixed order, from document inventory and translation through to completeness validation. A twenty two rung precedence ladder resolves which role each party holds, first match wins. This is deliberate. Emergent ordering is unreproducible, and unreproducible is disqualifying in this process.</w:t>
+      </w:r>
+    </w:p>
+    <w:p>
+      <w:pPr>
+        <w:keepNext/>
+        <w:spacing w:before="240" w:after="120"/>
+      </w:pPr>
+      <w:r>
+        <w:rPr>
+          <w:b/>
+          <w:i w:val="0"/>
+          <w:color w:val="00539F"/>
+          <w:sz w:val="25"/>
+        </w:rPr>
+        <w:t>Scale of the rule set</w:t>
+      </w:r>
+    </w:p>
+    <w:p>
+      <w:pPr>
+        <w:pStyle w:val="ListBullet"/>
+        <w:spacing w:after="60"/>
+        <w:ind w:left="432"/>
+      </w:pPr>
+      <w:r>
+        <w:rPr>
+          <w:b w:val="0"/>
+          <w:i w:val="0"/>
+        </w:rPr>
+        <w:t>1,597 lines of rules. Twenty six rules across forty three numbered sub sections.</w:t>
+      </w:r>
+    </w:p>
+    <w:p>
+      <w:pPr>
+        <w:pStyle w:val="ListBullet"/>
+        <w:spacing w:after="60"/>
+        <w:ind w:left="432"/>
+      </w:pPr>
+      <w:r>
+        <w:rPr>
+          <w:b w:val="0"/>
+          <w:i w:val="0"/>
+        </w:rPr>
+        <w:t>Sixteen mandatory processing gates in fixed order.</w:t>
+      </w:r>
+    </w:p>
+    <w:p>
+      <w:pPr>
+        <w:pStyle w:val="ListBullet"/>
+        <w:spacing w:after="60"/>
+        <w:ind w:left="432"/>
+      </w:pPr>
+      <w:r>
+        <w:rPr>
+          <w:b w:val="0"/>
+          <w:i w:val="0"/>
+        </w:rPr>
+        <w:t>Thirty seven fields per ownership record.</w:t>
+      </w:r>
+    </w:p>
+    <w:p>
+      <w:pPr>
+        <w:pStyle w:val="ListBullet"/>
+        <w:spacing w:after="60"/>
+        <w:ind w:left="432"/>
+      </w:pPr>
+      <w:r>
+        <w:rPr>
+          <w:b w:val="0"/>
+          <w:i w:val="0"/>
+        </w:rPr>
+        <w:t>A twenty two rung precedence ladder for role resolution.</w:t>
+      </w:r>
+    </w:p>
+    <w:p>
+      <w:pPr>
+        <w:pStyle w:val="ListBullet"/>
+        <w:spacing w:after="60"/>
+        <w:ind w:left="432"/>
+      </w:pPr>
+      <w:r>
+        <w:rPr>
+          <w:b w:val="0"/>
+          <w:i w:val="0"/>
+        </w:rPr>
+        <w:t>The deployed instruction is 219,859 characters. The generated deployment script is 263,272 characters.</w:t>
+      </w:r>
+    </w:p>
+    <w:p>
+      <w:pPr>
+        <w:pStyle w:val="ListBullet"/>
+        <w:spacing w:after="60"/>
+        <w:ind w:left="432"/>
+      </w:pPr>
+      <w:r>
+        <w:rPr>
+          <w:b w:val="0"/>
+          <w:i w:val="0"/>
+        </w:rPr>
+        <w:t>Forty five versioned releases to date.</w:t>
+      </w:r>
+    </w:p>
+    <w:p>
+      <w:pPr>
+        <w:keepNext/>
+        <w:spacing w:before="240" w:after="120"/>
+      </w:pPr>
+      <w:r>
+        <w:rPr>
+          <w:b/>
+          <w:i w:val="0"/>
+          <w:color w:val="00539F"/>
+          <w:sz w:val="25"/>
+        </w:rPr>
+        <w:t>Engineering rigour applied to artificial intelligence</w:t>
+      </w:r>
+    </w:p>
+    <w:p>
+      <w:r>
+        <w:rPr>
+          <w:b/>
+          <w:i w:val="0"/>
+        </w:rPr>
+        <w:t>This is the differentiator, and it is the thing I would most want an engineering panel to understand.</w:t>
+      </w:r>
+      <w:r>
+        <w:rPr>
+          <w:b w:val="0"/>
+          <w:i w:val="0"/>
+        </w:rPr>
+        <w:t xml:space="preserve"> Instructions to a model are almost universally treated as prose that nobody tests. I treat them as production code.</w:t>
+      </w:r>
+    </w:p>
+    <w:p>
+      <w:r>
+        <w:rPr>
+          <w:b/>
+          <w:i w:val="0"/>
+        </w:rPr>
+        <w:t>Two hundred and sixty five automated tests</w:t>
+      </w:r>
+      <w:r>
+        <w:rPr>
+          <w:b w:val="0"/>
+          <w:i w:val="0"/>
+        </w:rPr>
+        <w:t xml:space="preserve"> pin the English rules to the output schema so that the two cannot silently drift apart. Examples of what they actually assert:</w:t>
+      </w:r>
+    </w:p>
+    <w:p>
+      <w:pPr>
+        <w:pStyle w:val="ListBullet"/>
+        <w:spacing w:after="60"/>
+        <w:ind w:left="432"/>
+      </w:pPr>
+      <w:r>
+        <w:rPr>
+          <w:rFonts w:ascii="Consolas" w:hAnsi="Consolas"/>
+          <w:b w:val="0"/>
+          <w:i w:val="0"/>
+          <w:sz w:val="19"/>
+        </w:rPr>
+        <w:t>test_critic_criteria_names_match_schema_enum</w:t>
+      </w:r>
+      <w:r>
+        <w:rPr>
+          <w:b w:val="0"/>
+          <w:i w:val="0"/>
+        </w:rPr>
+        <w:t>, so a criterion cannot be renamed in the rules without the schema following.</w:t>
+      </w:r>
+    </w:p>
+    <w:p>
+      <w:pPr>
+        <w:pStyle w:val="ListBullet"/>
+        <w:spacing w:after="60"/>
+        <w:ind w:left="432"/>
+      </w:pPr>
+      <w:r>
+        <w:rPr>
+          <w:rFonts w:ascii="Consolas" w:hAnsi="Consolas"/>
+          <w:b w:val="0"/>
+          <w:i w:val="0"/>
+          <w:sz w:val="19"/>
+        </w:rPr>
+        <w:t>test_every_record_property_is_named_in_the_system_prompt</w:t>
+      </w:r>
+      <w:r>
+        <w:rPr>
+          <w:b w:val="0"/>
+          <w:i w:val="0"/>
+        </w:rPr>
+        <w:t>, so no field exists in the contract that the instructions never mention.</w:t>
+      </w:r>
+    </w:p>
+    <w:p>
+      <w:pPr>
+        <w:pStyle w:val="ListBullet"/>
+        <w:spacing w:after="60"/>
+        <w:ind w:left="432"/>
+      </w:pPr>
+      <w:r>
+        <w:rPr>
+          <w:rFonts w:ascii="Consolas" w:hAnsi="Consolas"/>
+          <w:b w:val="0"/>
+          <w:i w:val="0"/>
+          <w:sz w:val="19"/>
+        </w:rPr>
+        <w:t>test_direction_contract_is_consistent_across_prompts_and_schema</w:t>
+      </w:r>
+      <w:r>
+        <w:rPr>
+          <w:b w:val="0"/>
+          <w:i w:val="0"/>
+        </w:rPr>
+        <w:t>, which guards against inverting every ownership relationship in the system. This is the single highest consequence bug available in this domain, because an inverted relationship is syntactically valid, passes every schema check, and is completely wrong.</w:t>
+      </w:r>
+    </w:p>
+    <w:p>
+      <w:pPr>
+        <w:pStyle w:val="ListBullet"/>
+        <w:spacing w:after="60"/>
+        <w:ind w:left="432"/>
+      </w:pPr>
+      <w:r>
+        <w:rPr>
+          <w:rFonts w:ascii="Consolas" w:hAnsi="Consolas"/>
+          <w:b w:val="0"/>
+          <w:i w:val="0"/>
+          <w:sz w:val="19"/>
+        </w:rPr>
+        <w:t>test_no_assertion_without_a_verbatim_quote</w:t>
+      </w:r>
+      <w:r>
+        <w:rPr>
+          <w:b w:val="0"/>
+          <w:i w:val="0"/>
+        </w:rPr>
+        <w:t>, which mechanically enforces the evidence only principle rather than trusting the prompt to.</w:t>
+      </w:r>
+    </w:p>
+    <w:p>
+      <w:r>
+        <w:rPr>
+          <w:b/>
+          <w:i w:val="0"/>
+        </w:rPr>
+        <w:t>A run to run consistency harness.</w:t>
+      </w:r>
+      <w:r>
+        <w:rPr>
+          <w:b w:val="0"/>
+          <w:i w:val="0"/>
+        </w:rPr>
+        <w:t xml:space="preserve"> Users reported that re-running the same case gave materially different results. I did not guess at a fix. I built the measurement first. The harness normalises away wording and ordering differences, then buckets the remaining differences into parties, links, numbers, classification and derived values. Narrative drift is reported but never counted against agreement, because a differently worded explanation of the same structure is not a defect. Only once I could measure the disagreement did I start fixing it.</w:t>
+      </w:r>
+    </w:p>
+    <w:p>
+      <w:r>
+        <w:rPr>
+          <w:b/>
+          <w:i w:val="0"/>
+        </w:rPr>
+        <w:t>Regression discipline.</w:t>
+      </w:r>
+      <w:r>
+        <w:rPr>
+          <w:b w:val="0"/>
+          <w:i w:val="0"/>
+        </w:rPr>
+        <w:t xml:space="preserve"> Every regression test had to be demonstrated failing against the pre-fix instruction before it was accepted, and then passing after. I made that policy after finding two earlier tests that were vacuous, passing regardless of the behaviour they claimed to protect. A test that cannot fail is worse than no test, because it produces false confidence.</w:t>
+      </w:r>
+    </w:p>
+    <w:p>
+      <w:r>
+        <w:rPr>
+          <w:b/>
+          <w:i w:val="0"/>
+        </w:rPr>
+        <w:t>A determinism release.</w:t>
+      </w:r>
+      <w:r>
+        <w:rPr>
+          <w:b w:val="0"/>
+          <w:i w:val="0"/>
+        </w:rPr>
+        <w:t xml:space="preserve"> One release resolved three critical and ten important internal contradictions inside the rules, added seven new rules and corrected nine. The test count went from twenty five to eighty two, then to two hundred and fifty six, and it stands at two hundred and sixty five today.</w:t>
+      </w:r>
+    </w:p>
+    <w:p>
+      <w:r>
+        <w:rPr>
+          <w:b/>
+          <w:i w:val="0"/>
+        </w:rPr>
+        <w:t>Versioned deployment.</w:t>
+      </w:r>
+      <w:r>
+        <w:rPr>
+          <w:b w:val="0"/>
+          <w:i w:val="0"/>
+        </w:rPr>
+        <w:t xml:space="preserve"> Instructions live as versioned rows in an Oracle table consumed by a Java service. A change is a new version, never an edit in place. The deployment script is generated rather than hand written, and then verified by decoding it back and comparing byte for byte against the source. Hand editing a hundred and ten thousand character instruction inside a script is an obvious way to corrupt production silently, so the process removes the opportunity.</w:t>
+      </w:r>
+    </w:p>
+    <w:p>
+      <w:r>
+        <w:rPr>
+          <w:b/>
+          <w:i w:val="0"/>
+        </w:rPr>
+        <w:t>Reusable tooling.</w:t>
+      </w:r>
+      <w:r>
+        <w:rPr>
+          <w:b w:val="0"/>
+          <w:i w:val="0"/>
+        </w:rPr>
+        <w:t xml:space="preserve"> I packaged the deployment tooling with a generate mode and a verify mode, and documented it, so the next person does not have to rediscover the constraints the hard way.</w:t>
+      </w:r>
+    </w:p>
+    <w:p>
+      <w:pPr>
+        <w:keepNext/>
+        <w:spacing w:before="240" w:after="120"/>
+      </w:pPr>
+      <w:r>
+        <w:rPr>
+          <w:b/>
+          <w:i w:val="0"/>
+          <w:color w:val="00539F"/>
+          <w:sz w:val="25"/>
+        </w:rPr>
+        <w:t>Partnership with the business</w:t>
+      </w:r>
+    </w:p>
+    <w:p>
+      <w:r>
+        <w:rPr>
+          <w:b w:val="0"/>
+          <w:i w:val="0"/>
+        </w:rPr>
+        <w:t>The policy team supplied the requirements. I did not simply implement them.</w:t>
+      </w:r>
+    </w:p>
+    <w:p>
+      <w:pPr>
+        <w:pStyle w:val="ListBullet"/>
+        <w:spacing w:after="60"/>
+        <w:ind w:left="432"/>
+      </w:pPr>
+      <w:r>
+        <w:rPr>
+          <w:b w:val="0"/>
+          <w:i w:val="0"/>
+        </w:rPr>
+        <w:t xml:space="preserve">I ran a </w:t>
+      </w:r>
+      <w:r>
+        <w:rPr>
+          <w:b/>
+          <w:i w:val="0"/>
+        </w:rPr>
+        <w:t>clause by clause audit</w:t>
+      </w:r>
+      <w:r>
+        <w:rPr>
+          <w:b w:val="0"/>
+          <w:i w:val="0"/>
+        </w:rPr>
+        <w:t xml:space="preserve"> of every supplied requirement, marking each as in, in with changes, or out, recording the reason wherever wording was changed or rejected.</w:t>
+      </w:r>
+    </w:p>
+    <w:p>
+      <w:pPr>
+        <w:pStyle w:val="ListBullet"/>
+        <w:spacing w:after="60"/>
+        <w:ind w:left="432"/>
+      </w:pPr>
+      <w:r>
+        <w:rPr>
+          <w:b w:val="0"/>
+          <w:i w:val="0"/>
+        </w:rPr>
+        <w:t xml:space="preserve">I put </w:t>
+      </w:r>
+      <w:r>
+        <w:rPr>
+          <w:b/>
+          <w:i w:val="0"/>
+        </w:rPr>
+        <w:t>fifteen written questions</w:t>
+      </w:r>
+      <w:r>
+        <w:rPr>
+          <w:b w:val="0"/>
+          <w:i w:val="0"/>
+        </w:rPr>
+        <w:t xml:space="preserve"> back to the business, each citing the specific line in their own document, and ran four rounds of response in a single day.</w:t>
+      </w:r>
+    </w:p>
+    <w:p>
+      <w:pPr>
+        <w:pStyle w:val="ListBullet"/>
+        <w:spacing w:after="60"/>
+        <w:ind w:left="432"/>
+      </w:pPr>
+      <w:r>
+        <w:rPr>
+          <w:b w:val="0"/>
+          <w:i w:val="0"/>
+        </w:rPr>
+        <w:t xml:space="preserve">I </w:t>
+      </w:r>
+      <w:r>
+        <w:rPr>
+          <w:b/>
+          <w:i w:val="0"/>
+        </w:rPr>
+        <w:t>rejected supplied worked examples that were wrong.</w:t>
+      </w:r>
+      <w:r>
+        <w:rPr>
+          <w:b w:val="0"/>
+          <w:i w:val="0"/>
+        </w:rPr>
+        <w:t xml:space="preserve"> One carried an inverted ownership relationship. Another had fund percentages that did not total one hundred. The business checked and supplied corrected figures.</w:t>
+      </w:r>
+    </w:p>
+    <w:p>
+      <w:pPr>
+        <w:pStyle w:val="ListBullet"/>
+        <w:spacing w:after="60"/>
+        <w:ind w:left="432"/>
+      </w:pPr>
+      <w:r>
+        <w:rPr>
+          <w:b w:val="0"/>
+          <w:i w:val="0"/>
+        </w:rPr>
+        <w:t xml:space="preserve">I </w:t>
+      </w:r>
+      <w:r>
+        <w:rPr>
+          <w:b/>
+          <w:i w:val="0"/>
+        </w:rPr>
+        <w:t>declined to implement one rule</w:t>
+      </w:r>
+      <w:r>
+        <w:rPr>
+          <w:b w:val="0"/>
+          <w:i w:val="0"/>
+        </w:rPr>
+        <w:t xml:space="preserve"> because the business could not supply a worked example for it. My argument was that a rule which cannot be applied identically twice is worse than no rule, because it introduces variance while appearing to add rigour. That open item was pushed back rather than guessed at.</w:t>
+      </w:r>
+    </w:p>
+    <w:p>
+      <w:pPr>
+        <w:pStyle w:val="ListBullet"/>
+        <w:spacing w:after="60"/>
+        <w:ind w:left="432"/>
+      </w:pPr>
+      <w:r>
+        <w:rPr>
+          <w:b w:val="0"/>
+          <w:i w:val="0"/>
+        </w:rPr>
+        <w:t xml:space="preserve">I raised a </w:t>
+      </w:r>
+      <w:r>
+        <w:rPr>
+          <w:b/>
+          <w:i w:val="0"/>
+        </w:rPr>
+        <w:t>documentation defect</w:t>
+      </w:r>
+      <w:r>
+        <w:rPr>
+          <w:b w:val="0"/>
+          <w:i w:val="0"/>
+        </w:rPr>
+        <w:t xml:space="preserve"> back to the business, because their source document still carried withdrawn rules and would disagree with the deployed instruction unless corrected.</w:t>
+      </w:r>
+    </w:p>
+    <w:p>
+      <w:pPr>
+        <w:pStyle w:val="ListBullet"/>
+        <w:spacing w:after="60"/>
+        <w:ind w:left="432"/>
+      </w:pPr>
+      <w:r>
+        <w:rPr>
+          <w:b w:val="0"/>
+          <w:i w:val="0"/>
+        </w:rPr>
+        <w:t xml:space="preserve">I </w:t>
+      </w:r>
+      <w:r>
+        <w:rPr>
+          <w:b/>
+          <w:i w:val="0"/>
+        </w:rPr>
+        <w:t>escalated three policy questions</w:t>
+      </w:r>
+      <w:r>
+        <w:rPr>
+          <w:b w:val="0"/>
+          <w:i w:val="0"/>
+        </w:rPr>
+        <w:t xml:space="preserve"> to the standards owner for confirmation before deployment rather than making the interpretation myself.</w:t>
+      </w:r>
+    </w:p>
+    <w:p>
+      <w:r>
+        <w:rPr>
+          <w:b/>
+          <w:i w:val="0"/>
+        </w:rPr>
+        <w:t>This is still going on, and I can show you this week's.</w:t>
+      </w:r>
+      <w:r>
+        <w:rPr>
+          <w:b w:val="0"/>
+          <w:i w:val="0"/>
+        </w:rPr>
+        <w:t xml:space="preserve"> The most recent question document is dated 4 September 2026 and concerns a single phrase in one rule, whether a contractual partnership is a legal entity in its own right or a pool of entities that must not be recorded as one owner. It sets out what we understood the intent to be, asks the business to confirm or correct it, and states plainly at the top that anything left unanswered stays unimplemented.</w:t>
+      </w:r>
+    </w:p>
+    <w:p>
+      <w:r>
+        <w:rPr>
+          <w:b w:val="0"/>
+          <w:i w:val="0"/>
+        </w:rPr>
+        <w:t>That last line is the whole approach in one sentence. I will not guess at a rule on the business's behalf, and I will not let an unanswered question quietly become an engineering assumption that nobody can trace later.</w:t>
+      </w:r>
+    </w:p>
+    <w:p>
+      <w:r>
+        <w:rPr>
+          <w:b w:val="0"/>
+          <w:i w:val="0"/>
+        </w:rPr>
+        <w:t>The 2025 panel asked me to show cooperation rather than assert it. This is what that looks like with specifics attached, and it is current rather than historical.</w:t>
+      </w:r>
+    </w:p>
+    <w:p>
+      <w:pPr>
+        <w:keepNext/>
+        <w:spacing w:before="240" w:after="120"/>
+      </w:pPr>
+      <w:r>
+        <w:rPr>
+          <w:b/>
+          <w:i w:val="0"/>
+          <w:color w:val="00539F"/>
+          <w:sz w:val="25"/>
+        </w:rPr>
+        <w:t>Known gaps, stated before you ask</w:t>
+      </w:r>
+    </w:p>
+    <w:p>
+      <w:r>
+        <w:rPr>
+          <w:b w:val="0"/>
+          <w:i w:val="0"/>
+        </w:rPr>
+        <w:t>I would rather give you these than have you find them.</w:t>
+      </w:r>
+    </w:p>
+    <w:p>
+      <w:pPr>
+        <w:pStyle w:val="ListBullet"/>
+        <w:spacing w:after="60"/>
+        <w:ind w:left="432"/>
+      </w:pPr>
+      <w:r>
+        <w:rPr>
+          <w:b/>
+          <w:i w:val="0"/>
+        </w:rPr>
+        <w:t>No continuous integration on this repository.</w:t>
+      </w:r>
+      <w:r>
+        <w:rPr>
+          <w:b w:val="0"/>
+          <w:i w:val="0"/>
+        </w:rPr>
+        <w:t xml:space="preserve"> The tests run manually. This is the gap I am least comfortable with and the next thing I am fixing.</w:t>
+      </w:r>
+    </w:p>
+    <w:p>
+      <w:pPr>
+        <w:pStyle w:val="ListBullet"/>
+        <w:spacing w:after="60"/>
+        <w:ind w:left="432"/>
+      </w:pPr>
+      <w:r>
+        <w:rPr>
+          <w:b/>
+          <w:i w:val="0"/>
+        </w:rPr>
+        <w:t>The test suite is not in version control</w:t>
+      </w:r>
+      <w:r>
+        <w:rPr>
+          <w:b w:val="0"/>
+          <w:i w:val="0"/>
+        </w:rPr>
+        <w:t>, because the directory is excluded repository wide. That needs correcting.</w:t>
+      </w:r>
+    </w:p>
+    <w:p>
+      <w:pPr>
+        <w:pStyle w:val="ListBullet"/>
+        <w:spacing w:after="60"/>
+        <w:ind w:left="432"/>
+      </w:pPr>
+      <w:r>
+        <w:rPr>
+          <w:b/>
+          <w:i w:val="0"/>
+        </w:rPr>
+        <w:t>The deployment script is executed by hand</w:t>
+      </w:r>
+      <w:r>
+        <w:rPr>
+          <w:b w:val="0"/>
+          <w:i w:val="0"/>
+        </w:rPr>
+        <w:t>, not through a pipeline.</w:t>
+      </w:r>
+    </w:p>
+    <w:p>
+      <w:pPr>
+        <w:pStyle w:val="ListBullet"/>
+        <w:spacing w:after="60"/>
+        <w:ind w:left="432"/>
+      </w:pPr>
+      <w:r>
+        <w:rPr>
+          <w:b/>
+          <w:i w:val="0"/>
+        </w:rPr>
+        <w:t>No published volume or service level figures yet.</w:t>
+      </w:r>
+      <w:r>
+        <w:rPr>
+          <w:b w:val="0"/>
+          <w:i w:val="0"/>
+        </w:rPr>
+        <w:t xml:space="preserve"> The rollout is deliberately limited to one hundred users, and I would rather report nothing than report a number from a controlled group as though it were a production rate.</w:t>
+      </w:r>
+    </w:p>
+    <w:p>
+      <w:r>
+        <w:rPr>
+          <w:b w:val="0"/>
+          <w:i w:val="0"/>
+        </w:rPr>
+        <w:t>The honest position is that the instruction engineering and the testing on this workflow are considerably more mature than the delivery pipeline around it, and I know it.</w:t>
+      </w:r>
+    </w:p>
+    <w:p>
+      <w:pPr>
+        <w:keepNext/>
+        <w:spacing w:before="240" w:after="120"/>
+      </w:pPr>
+      <w:r>
+        <w:rPr>
+          <w:b/>
+          <w:i w:val="0"/>
+          <w:color w:val="00539F"/>
+          <w:sz w:val="25"/>
+        </w:rPr>
+        <w:t>Screenshots and links</w:t>
+      </w:r>
+    </w:p>
+    <w:p>
+      <w:r>
+        <w:rPr>
+          <w:b w:val="0"/>
+          <w:i w:val="0"/>
+        </w:rPr>
+        <w:t>Source repository: [LINK: ownership-prompts repository] (92 commits, all mine, 3 June to 4 September 2026)</w:t>
+      </w:r>
+    </w:p>
+    <w:p>
+      <w:r>
+        <w:rPr>
+          <w:b w:val="0"/>
+          <w:i/>
+        </w:rPr>
+        <w:t>Screenshots to be added. Suggested: test suite output showing the 265 tests, a run to run consistency harness report, and a versioned instruction row in the deployment table.</w:t>
+      </w:r>
+    </w:p>
+    <w:p>
+      <w:pPr>
+        <w:keepNext/>
+        <w:spacing w:before="240" w:after="120"/>
+      </w:pPr>
+      <w:r>
+        <w:rPr>
+          <w:b/>
+          <w:i w:val="0"/>
+          <w:color w:val="00539F"/>
+          <w:sz w:val="25"/>
+        </w:rPr>
+        <w:t>Framework mapping</w:t>
+      </w:r>
+    </w:p>
+    <w:p>
+      <w:r>
+        <w:rPr>
+          <w:b/>
+          <w:i w:val="0"/>
+        </w:rPr>
+        <w:t>Thinks.</w:t>
+      </w:r>
+      <w:r>
+        <w:rPr>
+          <w:b w:val="0"/>
+          <w:i w:val="0"/>
+        </w:rPr>
+        <w:t xml:space="preserve"> Collapsed a six agent pipeline into one call by recognising the problem was not separable. Recognised that non determinism, not accuracy, was the real defect behind the user complaints, and built a measurement harness before attempting a fix.</w:t>
+      </w:r>
+    </w:p>
+    <w:p>
+      <w:r>
+        <w:rPr>
+          <w:b/>
+          <w:i w:val="0"/>
+        </w:rPr>
+        <w:t>Designs.</w:t>
+      </w:r>
+      <w:r>
+        <w:rPr>
+          <w:b w:val="0"/>
+          <w:i w:val="0"/>
+        </w:rPr>
+        <w:t xml:space="preserve"> Sixteen gate processing order, thirty seven field output contract, twenty two rung precedence ladder, and a maker checker loop with explicit dispute semantics.</w:t>
+      </w:r>
+    </w:p>
+    <w:p>
+      <w:r>
+        <w:rPr>
+          <w:b/>
+          <w:i w:val="0"/>
+        </w:rPr>
+        <w:t>Delivers.</w:t>
+      </w:r>
+      <w:r>
+        <w:rPr>
+          <w:b w:val="0"/>
+          <w:i w:val="0"/>
+        </w:rPr>
+        <w:t xml:space="preserve"> The second agentic workflow in the business unit to reach production, live for one hundred users.</w:t>
+      </w:r>
+    </w:p>
+    <w:p>
+      <w:r>
+        <w:rPr>
+          <w:b/>
+          <w:i w:val="0"/>
+        </w:rPr>
+        <w:t>Operates.</w:t>
+      </w:r>
+      <w:r>
+        <w:rPr>
+          <w:b w:val="0"/>
+          <w:i w:val="0"/>
+        </w:rPr>
+        <w:t xml:space="preserve"> Versioned deployment, generated and verified release artefacts, a verification checklist where every item was added because it caught a real bug.</w:t>
+      </w:r>
+    </w:p>
+    <w:p>
+      <w:r>
+        <w:rPr>
+          <w:b/>
+          <w:i w:val="0"/>
+        </w:rPr>
+        <w:t>Controls.</w:t>
+      </w:r>
+      <w:r>
+        <w:rPr>
+          <w:b w:val="0"/>
+          <w:i w:val="0"/>
+        </w:rPr>
+        <w:t xml:space="preserve"> Evidence only and fail closed by design. Two hundred and fifty six tests preventing rule drift. Every assertion traceable to a document quote for audit.</w:t>
+      </w:r>
+    </w:p>
+    <w:p>
+      <w:r>
+        <w:rPr>
+          <w:b/>
+          <w:i w:val="0"/>
+        </w:rPr>
+        <w:t>Engages.</w:t>
+      </w:r>
+      <w:r>
+        <w:rPr>
+          <w:b w:val="0"/>
+          <w:i w:val="0"/>
+        </w:rPr>
+        <w:t xml:space="preserve"> Clause by clause partnership with the policy team, fifteen written questions, four rounds resolved in a day.</w:t>
+      </w:r>
+    </w:p>
+    <w:p>
+      <w:r>
+        <w:rPr>
+          <w:b/>
+          <w:i w:val="0"/>
+        </w:rPr>
+        <w:t>Influences.</w:t>
+      </w:r>
+      <w:r>
+        <w:rPr>
+          <w:b w:val="0"/>
+          <w:i w:val="0"/>
+        </w:rPr>
+        <w:t xml:space="preserve"> Disputed incorrect business supplied examples and had them corrected. Refused to implement an unspecifiable rule and explained why.</w:t>
+      </w:r>
+    </w:p>
+    <w:p>
+      <w:r>
+        <w:rPr>
+          <w:b/>
+          <w:i w:val="0"/>
+        </w:rPr>
+        <w:t>Achieves.</w:t>
+      </w:r>
+      <w:r>
+        <w:rPr>
+          <w:b w:val="0"/>
+          <w:i w:val="0"/>
+        </w:rPr>
+        <w:t xml:space="preserve"> Replaced manual ownership tracing. Three critical and ten important rule contradictions found and resolved before they reached production.</w:t>
+      </w:r>
+    </w:p>
+    <w:p>
+      <w:pPr>
+        <w:keepNext/>
+        <w:spacing w:before="240" w:after="120"/>
+      </w:pPr>
+      <w:r>
+        <w:rPr>
+          <w:b/>
+          <w:i w:val="0"/>
+          <w:color w:val="00539F"/>
+          <w:sz w:val="25"/>
+        </w:rPr>
+        <w:t>So what</w:t>
+      </w:r>
+    </w:p>
+    <w:p>
+      <w:r>
+        <w:rPr>
+          <w:b w:val="0"/>
+          <w:i w:val="0"/>
+        </w:rPr>
+        <w:t>The first workflow proved the framework works. This one proves it holds up on a genuinely difficult regulatory problem, under audit conditions, where being confidently wrong is the failure that matters.</w:t>
+      </w:r>
+    </w:p>
+    <w:p>
+      <w:r>
+        <w:br w:type="page"/>
+      </w:r>
+    </w:p>
+    <w:p>
+      <w:pPr>
+        <w:keepNext/>
+        <w:spacing w:before="320" w:after="120"/>
+      </w:pPr>
+      <w:r>
+        <w:rPr>
+          <w:b/>
+          <w:i w:val="0"/>
+          <w:color w:val="001850"/>
+          <w:sz w:val="32"/>
+        </w:rPr>
+        <w:t>7. The Foundations, Messaging Infrastructure</w:t>
+      </w:r>
+    </w:p>
+    <w:p>
+      <w:pPr>
+        <w:keepNext/>
+        <w:spacing w:before="240" w:after="120"/>
+      </w:pPr>
+      <w:r>
+        <w:rPr>
+          <w:b/>
+          <w:i w:val="0"/>
+          <w:color w:val="00539F"/>
+          <w:sz w:val="25"/>
+        </w:rPr>
+        <w:t>The problem</w:t>
+      </w:r>
+    </w:p>
+    <w:p>
+      <w:r>
+        <w:rPr>
+          <w:b w:val="0"/>
+          <w:i w:val="0"/>
+        </w:rPr>
+        <w:t>Our platform runs on asynchronous messaging. It could not handle the load. Messages that failed sat in a database with no automated retry. State and validity calculations backed up daily. Analysts waited thirty to sixty minutes for a calculation result they needed in order to do their next piece of work. And when anything went down, messages were lost permanently, with no way to trace where the work had stopped.</w:t>
+      </w:r>
+    </w:p>
+    <w:p>
+      <w:pPr>
+        <w:keepNext/>
+        <w:spacing w:before="240" w:after="120"/>
+      </w:pPr>
+      <w:r>
+        <w:rPr>
+          <w:b/>
+          <w:i w:val="0"/>
+          <w:color w:val="00539F"/>
+          <w:sz w:val="25"/>
+        </w:rPr>
+        <w:t>What I personally did</w:t>
+      </w:r>
+    </w:p>
+    <w:p>
+      <w:r>
+        <w:rPr>
+          <w:b w:val="0"/>
+          <w:i w:val="0"/>
+        </w:rPr>
+        <w:t>I designed and built the retry library, introduced the replacement messaging library, and added full lifecycle tracing. I am the Component Guardian for messaging across the business unit, which means every design and code change in this area is approved by me.</w:t>
+      </w:r>
+    </w:p>
+    <w:p>
+      <w:pPr>
+        <w:keepNext/>
+        <w:spacing w:before="240" w:after="120"/>
+      </w:pPr>
+      <w:r>
+        <w:rPr>
+          <w:b/>
+          <w:i w:val="0"/>
+          <w:color w:val="00539F"/>
+          <w:sz w:val="25"/>
+        </w:rPr>
+        <w:t>The design decisions I owned</w:t>
+      </w:r>
+    </w:p>
+    <w:p>
+      <w:r>
+        <w:rPr>
+          <w:b/>
+          <w:i w:val="0"/>
+        </w:rPr>
+        <w:t>Decision one. Retry through the database and a cluster safe scheduler, not by republishing.</w:t>
+      </w:r>
+    </w:p>
+    <w:p>
+      <w:r>
+        <w:rPr>
+          <w:b w:val="0"/>
+          <w:i w:val="0"/>
+        </w:rPr>
+        <w:t>The library funnels every failure, from both producers and consumers, into a single unified persistence and retry workflow. Consumer failures are caught through a global error channel that intercepts exceptions from any listener. Producer failures are caught the same way.</w:t>
+      </w:r>
+    </w:p>
+    <w:p>
+      <w:r>
+        <w:rPr>
+          <w:b w:val="0"/>
+          <w:i w:val="0"/>
+        </w:rPr>
+        <w:t>On failure, the topic is matched against configured retry patterns, and the message payload plus its headers and retry count are written to a database table. A single cluster safe scheduler, using distributed locking through ShedLock, periodically scans that table, finds messages due for retry under an exponential backoff schedule, and invokes the correct handler bean to reprocess the message.</w:t>
+      </w:r>
+    </w:p>
+    <w:p>
+      <w:r>
+        <w:rPr>
+          <w:b w:val="0"/>
+          <w:i w:val="0"/>
+        </w:rPr>
+        <w:t xml:space="preserve">The important detail is the last one. </w:t>
+      </w:r>
+      <w:r>
+        <w:rPr>
+          <w:b/>
+          <w:i w:val="0"/>
+        </w:rPr>
+        <w:t>A retry calls the Java business logic directly. It does not republish to the message broker.</w:t>
+      </w:r>
+      <w:r>
+        <w:rPr>
+          <w:b w:val="0"/>
+          <w:i w:val="0"/>
+        </w:rPr>
+        <w:t xml:space="preserve"> Republishing is the common approach and it is wrong here, because it re-runs everything downstream of the original publish, which produces duplicate side effects, and it makes the retry indistinguishable from a genuine new event in every log and every trace. Invoking the handler directly retries exactly the work that failed and nothing else.</w:t>
+      </w:r>
+    </w:p>
+    <w:p>
+      <w:r>
+        <w:rPr>
+          <w:b/>
+          <w:i w:val="0"/>
+        </w:rPr>
+        <w:t>Decision two. Exponential backoff, because the usual failure is a struggling downstream system.</w:t>
+      </w:r>
+    </w:p>
+    <w:p>
+      <w:r>
+        <w:rPr>
+          <w:b w:val="0"/>
+          <w:i w:val="0"/>
+        </w:rPr>
+        <w:t>Delays increase automatically, five minutes then ten then twenty and onward. Immediate retry against a downstream system that is failing under load converts a degradation into an outage. Backing off gives it room to recover.</w:t>
+      </w:r>
+    </w:p>
+    <w:p>
+      <w:r>
+        <w:rPr>
+          <w:b/>
+          <w:i w:val="0"/>
+        </w:rPr>
+        <w:t>Decision three. A library with one switch, not a pattern in a document.</w:t>
+      </w:r>
+    </w:p>
+    <w:p>
+      <w:r>
+        <w:rPr>
+          <w:b w:val="0"/>
+          <w:i w:val="0"/>
+        </w:rPr>
+        <w:t xml:space="preserve">Enabled with a single property, </w:t>
+      </w:r>
+      <w:r>
+        <w:rPr>
+          <w:rFonts w:ascii="Consolas" w:hAnsi="Consolas"/>
+          <w:b w:val="0"/>
+          <w:i w:val="0"/>
+          <w:sz w:val="19"/>
+        </w:rPr>
+        <w:t>clm.kafka.retry.enabled=true</w:t>
+      </w:r>
+      <w:r>
+        <w:rPr>
+          <w:b w:val="0"/>
+          <w:i w:val="0"/>
+        </w:rPr>
+        <w:t>. Retry policies are configured globally or per topic, and can vary by the exception thrown. Topic to handler routing is configured in a settings file. Retry limits, intervals, batch size and backoff are all configuration.</w:t>
+      </w:r>
+    </w:p>
+    <w:p>
+      <w:r>
+        <w:rPr>
+          <w:b w:val="0"/>
+          <w:i w:val="0"/>
+        </w:rPr>
+        <w:t>That last decision is why it got adopted. A recommended pattern gets implemented five different ways by five teams. A library with one switch gets used, and a fix in it propagates to everyone automatically.</w:t>
+      </w:r>
+    </w:p>
+    <w:p>
+      <w:r>
+        <w:rPr>
+          <w:b/>
+          <w:i w:val="0"/>
+        </w:rPr>
+        <w:t>Decision four. Observability across the old library as well as the new one.</w:t>
+      </w:r>
+    </w:p>
+    <w:p>
+      <w:r>
+        <w:rPr>
+          <w:b w:val="0"/>
+          <w:i w:val="0"/>
+        </w:rPr>
+        <w:t>I introduced full lifecycle tracing for messages in both the new library and the legacy one. Adding it only to the new one would have left the majority of live traffic dark for as long as the migration took. It found production bugs that had previously been undetectable, because nobody could see where a message stopped.</w:t>
+      </w:r>
+    </w:p>
+    <w:p>
+      <w:pPr>
+        <w:keepNext/>
+        <w:spacing w:before="240" w:after="120"/>
+      </w:pPr>
+      <w:r>
+        <w:rPr>
+          <w:b/>
+          <w:i w:val="0"/>
+          <w:color w:val="00539F"/>
+          <w:sz w:val="25"/>
+        </w:rPr>
+        <w:t>Evidence</w:t>
+      </w:r>
+    </w:p>
+    <w:p>
+      <w:pPr>
+        <w:pStyle w:val="ListBullet"/>
+        <w:spacing w:after="60"/>
+        <w:ind w:left="432"/>
+      </w:pPr>
+      <w:r>
+        <w:rPr>
+          <w:b w:val="0"/>
+          <w:i w:val="0"/>
+        </w:rPr>
+        <w:t>Analyst wait time went from thirty to sixty minutes down to seconds.</w:t>
+      </w:r>
+    </w:p>
+    <w:p>
+      <w:pPr>
+        <w:pStyle w:val="ListBullet"/>
+        <w:spacing w:after="60"/>
+        <w:ind w:left="432"/>
+      </w:pPr>
+      <w:r>
+        <w:rPr>
+          <w:b w:val="0"/>
+          <w:i w:val="0"/>
+        </w:rPr>
+        <w:t>Five hundred thousand messages processed per day in state validation.</w:t>
+      </w:r>
+    </w:p>
+    <w:p>
+      <w:pPr>
+        <w:pStyle w:val="ListBullet"/>
+        <w:spacing w:after="60"/>
+        <w:ind w:left="432"/>
+      </w:pPr>
+      <w:r>
+        <w:rPr>
+          <w:b w:val="0"/>
+          <w:i w:val="0"/>
+        </w:rPr>
+        <w:t>Daily backlogs in state and validity calculation eliminated.</w:t>
+      </w:r>
+    </w:p>
+    <w:p>
+      <w:pPr>
+        <w:pStyle w:val="ListBullet"/>
+        <w:spacing w:after="60"/>
+        <w:ind w:left="432"/>
+      </w:pPr>
+      <w:r>
+        <w:rPr>
+          <w:b w:val="0"/>
+          <w:i w:val="0"/>
+        </w:rPr>
+        <w:t>Every message traceable end to end, which found live bugs that were previously invisible.</w:t>
+      </w:r>
+    </w:p>
+    <w:p>
+      <w:pPr>
+        <w:pStyle w:val="ListBullet"/>
+        <w:spacing w:after="60"/>
+        <w:ind w:left="432"/>
+      </w:pPr>
+      <w:r>
+        <w:rPr>
+          <w:b w:val="0"/>
+          <w:i w:val="0"/>
+        </w:rPr>
+        <w:t xml:space="preserve">Adopted by multiple teams across the business unit, published as </w:t>
+      </w:r>
+      <w:r>
+        <w:rPr>
+          <w:rFonts w:ascii="Consolas" w:hAnsi="Consolas"/>
+          <w:b w:val="0"/>
+          <w:i w:val="0"/>
+          <w:sz w:val="19"/>
+        </w:rPr>
+        <w:t>com.db.clm.kyc:clm-kafka-retry</w:t>
+      </w:r>
+      <w:r>
+        <w:rPr>
+          <w:b w:val="0"/>
+          <w:i w:val="0"/>
+        </w:rPr>
+        <w:t>.</w:t>
+      </w:r>
+    </w:p>
+    <w:p>
+      <w:pPr>
+        <w:pStyle w:val="ListBullet"/>
+        <w:spacing w:after="60"/>
+        <w:ind w:left="432"/>
+      </w:pPr>
+      <w:r>
+        <w:rPr>
+          <w:b w:val="0"/>
+          <w:i w:val="0"/>
+        </w:rPr>
+        <w:t>I am Component Guardian for this area across teams.</w:t>
+      </w:r>
+    </w:p>
+    <w:p>
+      <w:pPr>
+        <w:keepNext/>
+        <w:spacing w:before="240" w:after="120"/>
+      </w:pPr>
+      <w:r>
+        <w:rPr>
+          <w:b/>
+          <w:i w:val="0"/>
+          <w:color w:val="00539F"/>
+          <w:sz w:val="25"/>
+        </w:rPr>
+        <w:t>Screenshots and links</w:t>
+      </w:r>
+    </w:p>
+    <w:p>
+      <w:r>
+        <w:rPr>
+          <w:b w:val="0"/>
+          <w:i w:val="0"/>
+        </w:rPr>
+        <w:t>Source repository: [LINK: clm-kafka-phoenix-retry repository]</w:t>
       </w:r>
     </w:p>
     <w:tbl>
@@ -8679,6 +8713,74 @@
                 <w:color w:val="595959"/>
                 <w:sz w:val="18"/>
               </w:rPr>
+              <w:t>IMG_3483.jpg</w:t>
+            </w:r>
+          </w:p>
+        </w:tc>
+      </w:tr>
+    </w:tbl>
+    <w:p>
+      <w:pPr>
+        <w:spacing w:before="80" w:after="240"/>
+        <w:jc w:val="center"/>
+      </w:pPr>
+      <w:r>
+        <w:rPr>
+          <w:b w:val="0"/>
+          <w:i/>
+          <w:color w:val="595959"/>
+          <w:sz w:val="17"/>
+        </w:rPr>
+        <w:t>The retry library documentation. How failures are intercepted, persisted and retried by a single cluster safe scheduler.</w:t>
+      </w:r>
+    </w:p>
+    <w:tbl>
+      <w:tblPr>
+        <w:tblStyle w:val="TableGrid"/>
+        <w:tblW w:type="auto" w:w="0"/>
+        <w:jc w:val="center"/>
+        <w:tblLook w:firstColumn="1" w:firstRow="1" w:lastColumn="0" w:lastRow="0" w:noHBand="0" w:noVBand="1" w:val="04A0"/>
+      </w:tblPr>
+      <w:tblGrid>
+        <w:gridCol w:w="9317"/>
+      </w:tblGrid>
+      <w:tr>
+        <w:trPr>
+          <w:trHeight w:val="2304"/>
+        </w:trPr>
+        <w:tc>
+          <w:tcPr>
+            <w:tcW w:type="dxa" w:w="8784"/>
+            <w:shd w:val="clear" w:fill="F4F6FA"/>
+          </w:tcPr>
+          <w:p>
+            <w:pPr>
+              <w:spacing w:before="480" w:after="80"/>
+              <w:jc w:val="center"/>
+            </w:pPr>
+            <w:r>
+              <w:rPr>
+                <w:b/>
+                <w:i w:val="0"/>
+                <w:color w:val="00539F"/>
+                <w:sz w:val="22"/>
+              </w:rPr>
+              <w:t>SCREENSHOT 17 GOES HERE</w:t>
+            </w:r>
+          </w:p>
+          <w:p>
+            <w:pPr>
+              <w:spacing w:after="480"/>
+              <w:jc w:val="center"/>
+            </w:pPr>
+            <w:r>
+              <w:rPr>
+                <w:rFonts w:ascii="Consolas" w:hAnsi="Consolas"/>
+                <w:b w:val="0"/>
+                <w:i w:val="0"/>
+                <w:color w:val="595959"/>
+                <w:sz w:val="18"/>
+              </w:rPr>
               <w:t>IMG_3484.jpg</w:t>
             </w:r>
           </w:p>
@@ -8836,7 +8938,7 @@
           <w:color w:val="001850"/>
           <w:sz w:val="32"/>
         </w:rPr>
-        <w:t>8. The Foundations, Documents And Validity</w:t>
+        <w:t>8. The Foundations, Documents And The State Machine</w:t>
       </w:r>
     </w:p>
     <w:p>
@@ -8860,7 +8962,16 @@
           <w:b w:val="0"/>
           <w:i w:val="0"/>
         </w:rPr>
-        <w:t>A client review asks a set of compliance questions, and the answers have to be evidenced by documents. Analysts linked documents to the questions they answered by hand, and re-checked by hand whether an existing answer was still valid. It was slow and it was the sort of repetitive work where mistakes are both easy and consequential.</w:t>
+        <w:t>A client review asks a set of compliance questions, and every answer has to be evidenced by documents. Analysts linked documents to the questions they answered by hand, and re-checked by hand whether an existing answer still held. It was slow and it was the sort of repetitive work where mistakes are both easy and consequential.</w:t>
+      </w:r>
+    </w:p>
+    <w:p>
+      <w:r>
+        <w:rPr>
+          <w:b w:val="0"/>
+          <w:i w:val="0"/>
+        </w:rPr>
+        <w:t>This is also the platform the two live results in sections 5 and 6 stand on, which is why it is here and not in an appendix.</w:t>
       </w:r>
     </w:p>
     <w:p>
@@ -8884,7 +8995,16 @@
           <w:b w:val="0"/>
           <w:i w:val="0"/>
         </w:rPr>
-        <w:t>I designed and built automatic association of documents to questions, and automatic dissociation when a newer valid document supersedes an older one. I redesigned the validity calculation logic, which had been scattered across the codebase, into a centralised state transition framework. I removed the post processing bottleneck with a parallel processing model.</w:t>
+        <w:t>I built the state machine at the centre of the platform. It calculates the state of every question and of every document. A question's state determines what evidence is required and when that question is ready to be worked. A document's state determines whether the document can be relied on as evidence.</w:t>
+      </w:r>
+    </w:p>
+    <w:p>
+      <w:r>
+        <w:rPr>
+          <w:b w:val="0"/>
+          <w:i w:val="0"/>
+        </w:rPr>
+        <w:t>On top of that I designed and built automatic association of documents to questions on upload, and automatic dissociation when a newer valid document supersedes an older one. The validity calculation had grown scattered across the codebase, and I consolidated it into a single state transition framework. I removed the post processing bottleneck with a parallel processing model.</w:t>
       </w:r>
     </w:p>
     <w:p>
@@ -8922,6 +9042,81 @@
           <w:color w:val="00539F"/>
           <w:sz w:val="25"/>
         </w:rPr>
+        <w:t>Why the two live workflows depend on this</w:t>
+      </w:r>
+    </w:p>
+    <w:p>
+      <w:r>
+        <w:rPr>
+          <w:b w:val="0"/>
+          <w:i w:val="0"/>
+        </w:rPr>
+        <w:t>Three dependencies, and none of them is decorative.</w:t>
+      </w:r>
+    </w:p>
+    <w:p>
+      <w:pPr>
+        <w:pStyle w:val="ListNumber"/>
+        <w:spacing w:after="100"/>
+        <w:ind w:left="432"/>
+      </w:pPr>
+      <w:r>
+        <w:rPr>
+          <w:b w:val="0"/>
+          <w:i w:val="0"/>
+        </w:rPr>
+        <w:t>The agents read documents that my association logic placed against the correct question. Without that, there is no reliable mapping from a document to the question it answers.</w:t>
+      </w:r>
+    </w:p>
+    <w:p>
+      <w:pPr>
+        <w:pStyle w:val="ListNumber"/>
+        <w:spacing w:after="100"/>
+        <w:ind w:left="432"/>
+      </w:pPr>
+      <w:r>
+        <w:rPr>
+          <w:b w:val="0"/>
+          <w:i w:val="0"/>
+        </w:rPr>
+        <w:t>The work the agents pick up exists because the state machine decided a question was ready to be worked.</w:t>
+      </w:r>
+    </w:p>
+    <w:p>
+      <w:pPr>
+        <w:pStyle w:val="ListNumber"/>
+        <w:spacing w:after="100"/>
+        <w:ind w:left="432"/>
+      </w:pPr>
+      <w:r>
+        <w:rPr>
+          <w:b w:val="0"/>
+          <w:i w:val="0"/>
+        </w:rPr>
+        <w:t>The agents act only on documents the state machine has marked good.</w:t>
+      </w:r>
+    </w:p>
+    <w:p>
+      <w:r>
+        <w:rPr>
+          <w:b w:val="0"/>
+          <w:i w:val="0"/>
+        </w:rPr>
+        <w:t>Put plainly, both workflows in sections 5 and 6 only ever see work my state machine released, and only ever act on documents it marked good. The artificial intelligence sits on top of this. It does not replace it.</w:t>
+      </w:r>
+    </w:p>
+    <w:p>
+      <w:pPr>
+        <w:keepNext/>
+        <w:spacing w:before="240" w:after="120"/>
+      </w:pPr>
+      <w:r>
+        <w:rPr>
+          <w:b/>
+          <w:i w:val="0"/>
+          <w:color w:val="00539F"/>
+          <w:sz w:val="25"/>
+        </w:rPr>
         <w:t>The design decisions I owned</w:t>
       </w:r>
     </w:p>
@@ -8931,7 +9126,25 @@
           <w:b/>
           <w:i w:val="0"/>
         </w:rPr>
-        <w:t>Decision one. Dissociation matters as much as association.</w:t>
+        <w:t>Decision one. State is the contract, not a validity flag.</w:t>
+      </w:r>
+    </w:p>
+    <w:p>
+      <w:r>
+        <w:rPr>
+          <w:b w:val="0"/>
+          <w:i w:val="0"/>
+        </w:rPr>
+        <w:t>The platform does not ask "is this answer still valid" as a one off calculation. It maintains the state of every question and every document, and everything downstream reads that state rather than recomputing its own view. That is what makes it safe for two independent workflows to consume the same record and reach the same conclusion. A scattered validity rule set cannot offer that, because the same question could be answered differently depending on which path reached it.</w:t>
+      </w:r>
+    </w:p>
+    <w:p>
+      <w:r>
+        <w:rPr>
+          <w:b/>
+          <w:i w:val="0"/>
+        </w:rPr>
+        <w:t>Decision two. Dissociation matters as much as association.</w:t>
       </w:r>
     </w:p>
     <w:p>
@@ -8941,24 +9154,6 @@
           <w:i w:val="0"/>
         </w:rPr>
         <w:t>Automatically linking a document to a question is the obvious half. Automatically unlinking one that a newer valid document has superseded is the half that keeps the record accurate. Without it the system accumulates stale evidence that still looks current, which is worse for an auditor than a missing link, because a missing link is visible and a stale one is not.</w:t>
-      </w:r>
-    </w:p>
-    <w:p>
-      <w:r>
-        <w:rPr>
-          <w:b/>
-          <w:i w:val="0"/>
-        </w:rPr>
-        <w:t>Decision two. Centralise state transitions rather than distribute the rules.</w:t>
-      </w:r>
-    </w:p>
-    <w:p>
-      <w:r>
-        <w:rPr>
-          <w:b w:val="0"/>
-          <w:i w:val="0"/>
-        </w:rPr>
-        <w:t>Validity logic had grown scattered across the codebase, which meant the same question could be answered differently depending on which path reached it. I centralised the state transitions into one framework. The value is consistency of outcome, and the fact that a rule change is now made in one place.</w:t>
       </w:r>
     </w:p>
     <w:p>
@@ -9051,6 +9246,22 @@
       </w:r>
     </w:p>
     <w:p>
+      <w:r>
+        <w:rPr>
+          <w:b/>
+          <w:i w:val="0"/>
+        </w:rPr>
+        <w:t>On attribution of the numbers.</w:t>
+      </w:r>
+      <w:r>
+        <w:rPr>
+          <w:b w:val="0"/>
+          <w:i w:val="0"/>
+        </w:rPr>
+        <w:t xml:space="preserve"> Both figures above describe the documents and state platform as a whole. I am not claiming that the five million euros or the forty thousand operations are attributable to automatic association on its own, and if you ask me to split them out I cannot.</w:t>
+      </w:r>
+    </w:p>
+    <w:p>
       <w:pPr>
         <w:keepNext/>
         <w:spacing w:before="240" w:after="120"/>
@@ -9078,7 +9289,7 @@
           <w:b w:val="0"/>
           <w:i w:val="0"/>
         </w:rPr>
-        <w:t xml:space="preserve"> Centralised state transition framework, parallel post processing, and automatic association and dissociation.</w:t>
+        <w:t xml:space="preserve"> A state machine over questions and documents, automatic association and dissociation, and parallel post processing.</w:t>
       </w:r>
     </w:p>
     <w:p>
@@ -9150,7 +9361,7 @@
           <w:b w:val="0"/>
           <w:i w:val="0"/>
         </w:rPr>
-        <w:t>Forty thousand operations that no analyst had to do, on a record that stays accurate on its own rather than because somebody remembered to tidy it.</w:t>
+        <w:t>Forty thousand operations that no analyst had to do, on a record that stays accurate on its own rather than because somebody remembered to tidy it. And every artificial intelligence result in sections 5 and 6 is only as trustworthy as the state underneath it, which is the part I own.</w:t>
       </w:r>
     </w:p>
     <w:p>
@@ -9717,7 +9928,7 @@
           <w:b w:val="0"/>
           <w:i w:val="0"/>
         </w:rPr>
-        <w:t>, and the recording and transcript are available on the internal wiki alongside the framework documentation, so it keeps working after the day.</w:t>
+        <w:t>. The recording and the transcript sit on the internal wiki alongside the framework documentation, so the session keeps working after the day. Recording: [LINK: 11 Jun 2026 session recording]. Transcript: [LINK: session transcript].</w:t>
       </w:r>
     </w:p>
     <w:p>
@@ -9752,74 +9963,6 @@
           <w:i w:val="0"/>
         </w:rPr>
         <w:t xml:space="preserve"> A framework is only adopted if people understand it. Building it and then leaving other teams to discover it from a wiki page would have been the easy version. Standing in front of 140 colleagues to teach it, and taking the questions, is what turns a repository into a platform other teams actually use.</w:t>
-      </w:r>
-    </w:p>
-    <w:tbl>
-      <w:tblPr>
-        <w:tblStyle w:val="TableGrid"/>
-        <w:tblW w:type="auto" w:w="0"/>
-        <w:jc w:val="center"/>
-        <w:tblLook w:firstColumn="1" w:firstRow="1" w:lastColumn="0" w:lastRow="0" w:noHBand="0" w:noVBand="1" w:val="04A0"/>
-      </w:tblPr>
-      <w:tblGrid>
-        <w:gridCol w:w="9317"/>
-      </w:tblGrid>
-      <w:tr>
-        <w:trPr>
-          <w:trHeight w:val="2304"/>
-        </w:trPr>
-        <w:tc>
-          <w:tcPr>
-            <w:tcW w:type="dxa" w:w="8784"/>
-            <w:shd w:val="clear" w:fill="F4F6FA"/>
-          </w:tcPr>
-          <w:p>
-            <w:pPr>
-              <w:spacing w:before="480" w:after="80"/>
-              <w:jc w:val="center"/>
-            </w:pPr>
-            <w:r>
-              <w:rPr>
-                <w:b/>
-                <w:i w:val="0"/>
-                <w:color w:val="00539F"/>
-                <w:sz w:val="22"/>
-              </w:rPr>
-              <w:t>SCREENSHOT 17 GOES HERE</w:t>
-            </w:r>
-          </w:p>
-          <w:p>
-            <w:pPr>
-              <w:spacing w:after="480"/>
-              <w:jc w:val="center"/>
-            </w:pPr>
-            <w:r>
-              <w:rPr>
-                <w:rFonts w:ascii="Consolas" w:hAnsi="Consolas"/>
-                <w:b w:val="0"/>
-                <w:i w:val="0"/>
-                <w:color w:val="595959"/>
-                <w:sz w:val="18"/>
-              </w:rPr>
-              <w:t>IMG_4771.jpg</w:t>
-            </w:r>
-          </w:p>
-        </w:tc>
-      </w:tr>
-    </w:tbl>
-    <w:p>
-      <w:pPr>
-        <w:spacing w:before="80" w:after="240"/>
-        <w:jc w:val="center"/>
-      </w:pPr>
-      <w:r>
-        <w:rPr>
-          <w:b w:val="0"/>
-          <w:i/>
-          <w:color w:val="595959"/>
-          <w:sz w:val="17"/>
-        </w:rPr>
-        <w:t>The attendance report for the session. 140 attended, against a roster of 144. Scheduled for an hour, ran 1 hour 24 minutes. Average attendance 33 minutes. The participant list is cropped out of this image deliberately, since it carries colleagues' names and email addresses.</w:t>
       </w:r>
     </w:p>
     <w:tbl>
@@ -9869,7 +10012,7 @@
                 <w:color w:val="595959"/>
                 <w:sz w:val="18"/>
               </w:rPr>
-              <w:t>IMG_4773.jpg</w:t>
+              <w:t>IMG_4771.jpg</w:t>
             </w:r>
           </w:p>
         </w:tc>
@@ -9887,7 +10030,7 @@
           <w:color w:val="595959"/>
           <w:sz w:val="17"/>
         </w:rPr>
-        <w:t>The chat at the end of the session, and the record of it being recorded. The meeting ended at 1 hour 23 minutes 57 seconds, and the recording and transcript were saved.</w:t>
+        <w:t>The attendance report for the session. 140 attended, against a roster of 144. Scheduled for an hour, ran 1 hour 24 minutes. Average attendance 33 minutes. The participant list is cropped out of this image deliberately, since it carries colleagues' names and email addresses.</w:t>
       </w:r>
     </w:p>
     <w:tbl>
@@ -9937,6 +10080,74 @@
                 <w:color w:val="595959"/>
                 <w:sz w:val="18"/>
               </w:rPr>
+              <w:t>IMG_4773.jpg</w:t>
+            </w:r>
+          </w:p>
+        </w:tc>
+      </w:tr>
+    </w:tbl>
+    <w:p>
+      <w:pPr>
+        <w:spacing w:before="80" w:after="240"/>
+        <w:jc w:val="center"/>
+      </w:pPr>
+      <w:r>
+        <w:rPr>
+          <w:b w:val="0"/>
+          <w:i/>
+          <w:color w:val="595959"/>
+          <w:sz w:val="17"/>
+        </w:rPr>
+        <w:t>The chat at the end of the session, and the record of it being recorded. The meeting ended at 1 hour 23 minutes 57 seconds, and the recording and transcript were saved.</w:t>
+      </w:r>
+    </w:p>
+    <w:tbl>
+      <w:tblPr>
+        <w:tblStyle w:val="TableGrid"/>
+        <w:tblW w:type="auto" w:w="0"/>
+        <w:jc w:val="center"/>
+        <w:tblLook w:firstColumn="1" w:firstRow="1" w:lastColumn="0" w:lastRow="0" w:noHBand="0" w:noVBand="1" w:val="04A0"/>
+      </w:tblPr>
+      <w:tblGrid>
+        <w:gridCol w:w="9317"/>
+      </w:tblGrid>
+      <w:tr>
+        <w:trPr>
+          <w:trHeight w:val="2304"/>
+        </w:trPr>
+        <w:tc>
+          <w:tcPr>
+            <w:tcW w:type="dxa" w:w="8784"/>
+            <w:shd w:val="clear" w:fill="F4F6FA"/>
+          </w:tcPr>
+          <w:p>
+            <w:pPr>
+              <w:spacing w:before="480" w:after="80"/>
+              <w:jc w:val="center"/>
+            </w:pPr>
+            <w:r>
+              <w:rPr>
+                <w:b/>
+                <w:i w:val="0"/>
+                <w:color w:val="00539F"/>
+                <w:sz w:val="22"/>
+              </w:rPr>
+              <w:t>SCREENSHOT 20 GOES HERE</w:t>
+            </w:r>
+          </w:p>
+          <w:p>
+            <w:pPr>
+              <w:spacing w:after="480"/>
+              <w:jc w:val="center"/>
+            </w:pPr>
+            <w:r>
+              <w:rPr>
+                <w:rFonts w:ascii="Consolas" w:hAnsi="Consolas"/>
+                <w:b w:val="0"/>
+                <w:i w:val="0"/>
+                <w:color w:val="595959"/>
+                <w:sz w:val="18"/>
+              </w:rPr>
               <w:t>IMG_4772.jpg</w:t>
             </w:r>
           </w:p>
@@ -10394,7 +10605,7 @@
           <w:b w:val="0"/>
           <w:i w:val="0"/>
         </w:rPr>
-        <w:t>Worked with me on the initial build of the documents and validity platform described in section 8.</w:t>
+        <w:t>Worked with me on the initial build of the documents and state platform described in section 8.</w:t>
       </w:r>
     </w:p>
     <w:p>
@@ -12474,7 +12685,7 @@
                 <w:i w:val="0"/>
                 <w:sz w:val="19"/>
               </w:rPr>
-              <w:t>Documents and validity platform</w:t>
+              <w:t>Documents and state platform</w:t>
             </w:r>
           </w:p>
         </w:tc>
@@ -12533,7 +12744,7 @@
                 <w:i w:val="0"/>
                 <w:sz w:val="19"/>
               </w:rPr>
-              <w:t>Documents and validity platform</w:t>
+              <w:t>Documents and state platform</w:t>
             </w:r>
           </w:p>
         </w:tc>
@@ -12652,6 +12863,65 @@
                 <w:sz w:val="19"/>
               </w:rPr>
               <w:t>Same report</w:t>
+            </w:r>
+          </w:p>
+        </w:tc>
+      </w:tr>
+      <w:tr>
+        <w:tc>
+          <w:tcPr>
+            <w:tcW w:type="dxa" w:w="3106"/>
+          </w:tcPr>
+          <w:p>
+            <w:pPr>
+              <w:spacing w:before="40" w:after="40"/>
+            </w:pPr>
+            <w:r/>
+            <w:r>
+              <w:rPr>
+                <w:b w:val="0"/>
+                <w:i w:val="0"/>
+                <w:sz w:val="19"/>
+              </w:rPr>
+              <w:t>57m 42s</w:t>
+            </w:r>
+          </w:p>
+        </w:tc>
+        <w:tc>
+          <w:tcPr>
+            <w:tcW w:type="dxa" w:w="3106"/>
+          </w:tcPr>
+          <w:p>
+            <w:pPr>
+              <w:spacing w:before="40" w:after="40"/>
+            </w:pPr>
+            <w:r/>
+            <w:r>
+              <w:rPr>
+                <w:b w:val="0"/>
+                <w:i w:val="0"/>
+                <w:sz w:val="19"/>
+              </w:rPr>
+              <w:t>My share of that session as presenter</w:t>
+            </w:r>
+          </w:p>
+        </w:tc>
+        <w:tc>
+          <w:tcPr>
+            <w:tcW w:type="dxa" w:w="3106"/>
+          </w:tcPr>
+          <w:p>
+            <w:pPr>
+              <w:spacing w:before="40" w:after="40"/>
+            </w:pPr>
+            <w:r/>
+            <w:r>
+              <w:rPr>
+                <w:b w:val="0"/>
+                <w:i w:val="0"/>
+                <w:sz w:val="19"/>
+              </w:rPr>
+              <w:t>Session recording and transcript, on the wiki</w:t>
             </w:r>
           </w:p>
         </w:tc>

--- a/second_round/Panellist_Brief_Akshay_Dipta.docx
+++ b/second_round/Panellist_Brief_Akshay_Dipta.docx
@@ -9200,7 +9200,7 @@
           <w:b w:val="0"/>
           <w:i w:val="0"/>
         </w:rPr>
-        <w:t>Contributed to five million euros in savings.</w:t>
+        <w:t>Over forty thousand document operations completed with no human involvement.</w:t>
       </w:r>
     </w:p>
     <w:p>
@@ -9214,7 +9214,7 @@
           <w:b w:val="0"/>
           <w:i w:val="0"/>
         </w:rPr>
-        <w:t>Over forty thousand document operations completed with no human involvement.</w:t>
+        <w:t>Carrying live regulatory volume for every client review on the platform.</w:t>
       </w:r>
     </w:p>
     <w:p>
@@ -9228,7 +9228,7 @@
           <w:b w:val="0"/>
           <w:i w:val="0"/>
         </w:rPr>
-        <w:t>Still owned in production, with active issue resolution this month.</w:t>
+        <w:t>Still owned in production, with active issue resolution this month, on documents from an external credit reference source and on association behaviour in the fulfilment interface.</w:t>
       </w:r>
     </w:p>
     <w:p>
@@ -9251,14 +9251,14 @@
           <w:b/>
           <w:i w:val="0"/>
         </w:rPr>
-        <w:t>On attribution of the numbers.</w:t>
-      </w:r>
-      <w:r>
-        <w:rPr>
-          <w:b w:val="0"/>
-          <w:i w:val="0"/>
-        </w:rPr>
-        <w:t xml:space="preserve"> Both figures above describe the documents and state platform as a whole. I am not claiming that the five million euros or the forty thousand operations are attributable to automatic association on its own, and if you ask me to split them out I cannot.</w:t>
+        <w:t>On attribution.</w:t>
+      </w:r>
+      <w:r>
+        <w:rPr>
+          <w:b w:val="0"/>
+          <w:i w:val="0"/>
+        </w:rPr>
+        <w:t xml:space="preserve"> That operations figure describes the documents and state platform as a whole. I am not claiming it for automatic association on its own, and if you ask me to split it out I cannot.</w:t>
       </w:r>
     </w:p>
     <w:p>
@@ -9361,7 +9361,16 @@
           <w:b w:val="0"/>
           <w:i w:val="0"/>
         </w:rPr>
-        <w:t>Forty thousand operations that no analyst had to do, on a record that stays accurate on its own rather than because somebody remembered to tidy it. And every artificial intelligence result in sections 5 and 6 is only as trustworthy as the state underneath it, which is the part I own.</w:t>
+        <w:t>The business puts the saving from this platform at five million euros. That is the end the whole thing was built for, and everything above is how it was earned: forty thousand operations no analyst had to do, on a record that stays accurate on its own rather than because somebody remembered to tidy it.</w:t>
+      </w:r>
+    </w:p>
+    <w:p>
+      <w:r>
+        <w:rPr>
+          <w:b w:val="0"/>
+          <w:i w:val="0"/>
+        </w:rPr>
+        <w:t>The second return is the one that is easy to miss. Every artificial intelligence result in sections 5 and 6 is only as trustworthy as the state underneath it, and that state is the part I own.</w:t>
       </w:r>
     </w:p>
     <w:p>

--- a/second_round/Panellist_Brief_Akshay_Dipta.docx
+++ b/second_round/Panellist_Brief_Akshay_Dipta.docx
@@ -8539,7 +8539,7 @@
           <w:color w:val="00539F"/>
           <w:sz w:val="25"/>
         </w:rPr>
-        <w:t>Evidence</w:t>
+        <w:t>Outcomes claimed</w:t>
       </w:r>
     </w:p>
     <w:p>
@@ -8553,7 +8553,7 @@
           <w:b w:val="0"/>
           <w:i w:val="0"/>
         </w:rPr>
-        <w:t>Analyst wait time went from thirty to sixty minutes down to seconds.</w:t>
+        <w:t>Analyst wait for a state and validity result went from thirty to sixty minutes down to seconds.</w:t>
       </w:r>
     </w:p>
     <w:p>
@@ -8567,7 +8567,7 @@
           <w:b w:val="0"/>
           <w:i w:val="0"/>
         </w:rPr>
-        <w:t>Five hundred thousand messages processed per day in state validation.</w:t>
+        <w:t>Daily backlogs in state and validity calculation eliminated.</w:t>
       </w:r>
     </w:p>
     <w:p>
@@ -8581,7 +8581,7 @@
           <w:b w:val="0"/>
           <w:i w:val="0"/>
         </w:rPr>
-        <w:t>Daily backlogs in state and validity calculation eliminated.</w:t>
+        <w:t>Failed messages recovered automatically instead of being lost.</w:t>
       </w:r>
     </w:p>
     <w:p>
@@ -8595,52 +8595,601 @@
           <w:b w:val="0"/>
           <w:i w:val="0"/>
         </w:rPr>
-        <w:t>Every message traceable end to end, which found live bugs that were previously invisible.</w:t>
+        <w:t>Five hundred thousand messages a day through state validation.</w:t>
       </w:r>
     </w:p>
     <w:p>
       <w:pPr>
-        <w:pStyle w:val="ListBullet"/>
-        <w:spacing w:after="60"/>
-        <w:ind w:left="432"/>
+        <w:keepNext/>
+        <w:spacing w:before="240" w:after="120"/>
       </w:pPr>
       <w:r>
         <w:rPr>
-          <w:b w:val="0"/>
-          <w:i w:val="0"/>
-        </w:rPr>
-        <w:t xml:space="preserve">Adopted by multiple teams across the business unit, published as </w:t>
-      </w:r>
-      <w:r>
-        <w:rPr>
-          <w:rFonts w:ascii="Consolas" w:hAnsi="Consolas"/>
-          <w:b w:val="0"/>
-          <w:i w:val="0"/>
-          <w:sz w:val="19"/>
-        </w:rPr>
-        <w:t>com.db.clm.kyc:clm-kafka-retry</w:t>
-      </w:r>
-      <w:r>
-        <w:rPr>
-          <w:b w:val="0"/>
-          <w:i w:val="0"/>
-        </w:rPr>
-        <w:t>.</w:t>
-      </w:r>
-    </w:p>
+          <w:b/>
+          <w:i w:val="0"/>
+          <w:color w:val="00539F"/>
+          <w:sz w:val="25"/>
+        </w:rPr>
+        <w:t>Evidence</w:t>
+      </w:r>
+    </w:p>
+    <w:p>
+      <w:r>
+        <w:rPr>
+          <w:b w:val="0"/>
+          <w:i w:val="0"/>
+        </w:rPr>
+        <w:t>Each outcome above, and what proves it.</w:t>
+      </w:r>
+    </w:p>
+    <w:tbl>
+      <w:tblPr>
+        <w:tblStyle w:val="TableGrid"/>
+        <w:tblW w:type="auto" w:w="0"/>
+        <w:tblLayout w:type="autofit"/>
+        <w:tblLook w:firstColumn="1" w:firstRow="1" w:lastColumn="0" w:lastRow="0" w:noHBand="0" w:noVBand="1" w:val="04A0"/>
+      </w:tblPr>
+      <w:tblGrid>
+        <w:gridCol w:w="3106"/>
+        <w:gridCol w:w="3106"/>
+        <w:gridCol w:w="3106"/>
+      </w:tblGrid>
+      <w:tr>
+        <w:tc>
+          <w:tcPr>
+            <w:tcW w:type="dxa" w:w="3106"/>
+            <w:shd w:val="clear" w:fill="E8EDF5"/>
+          </w:tcPr>
+          <w:p>
+            <w:pPr>
+              <w:spacing w:before="40" w:after="40"/>
+            </w:pPr>
+            <w:r/>
+            <w:r>
+              <w:rPr>
+                <w:b/>
+                <w:i w:val="0"/>
+                <w:sz w:val="19"/>
+              </w:rPr>
+              <w:t>Claim</w:t>
+            </w:r>
+          </w:p>
+        </w:tc>
+        <w:tc>
+          <w:tcPr>
+            <w:tcW w:type="dxa" w:w="3106"/>
+            <w:shd w:val="clear" w:fill="E8EDF5"/>
+          </w:tcPr>
+          <w:p>
+            <w:pPr>
+              <w:spacing w:before="40" w:after="40"/>
+            </w:pPr>
+            <w:r/>
+            <w:r>
+              <w:rPr>
+                <w:b/>
+                <w:i w:val="0"/>
+                <w:sz w:val="19"/>
+              </w:rPr>
+              <w:t>Proof</w:t>
+            </w:r>
+          </w:p>
+        </w:tc>
+        <w:tc>
+          <w:tcPr>
+            <w:tcW w:type="dxa" w:w="3106"/>
+            <w:shd w:val="clear" w:fill="E8EDF5"/>
+          </w:tcPr>
+          <w:p>
+            <w:pPr>
+              <w:spacing w:before="40" w:after="40"/>
+            </w:pPr>
+            <w:r/>
+            <w:r>
+              <w:rPr>
+                <w:b/>
+                <w:i w:val="0"/>
+                <w:sz w:val="19"/>
+              </w:rPr>
+              <w:t>Source</w:t>
+            </w:r>
+          </w:p>
+        </w:tc>
+      </w:tr>
+      <w:tr>
+        <w:tc>
+          <w:tcPr>
+            <w:tcW w:type="dxa" w:w="3106"/>
+          </w:tcPr>
+          <w:p>
+            <w:pPr>
+              <w:spacing w:before="40" w:after="40"/>
+            </w:pPr>
+            <w:r/>
+            <w:r>
+              <w:rPr>
+                <w:b w:val="0"/>
+                <w:i w:val="0"/>
+                <w:sz w:val="19"/>
+              </w:rPr>
+              <w:t>Wait went from 30 to 60 minutes to seconds</w:t>
+            </w:r>
+          </w:p>
+        </w:tc>
+        <w:tc>
+          <w:tcPr>
+            <w:tcW w:type="dxa" w:w="3106"/>
+          </w:tcPr>
+          <w:p>
+            <w:pPr>
+              <w:spacing w:before="40" w:after="40"/>
+            </w:pPr>
+            <w:r/>
+            <w:r>
+              <w:rPr>
+                <w:b w:val="0"/>
+                <w:i w:val="0"/>
+                <w:sz w:val="19"/>
+              </w:rPr>
+              <w:t>Consumer lag chart for the state and validity consumer group, four weeks either side of go live on [DATE]</w:t>
+            </w:r>
+          </w:p>
+        </w:tc>
+        <w:tc>
+          <w:tcPr>
+            <w:tcW w:type="dxa" w:w="3106"/>
+          </w:tcPr>
+          <w:p>
+            <w:pPr>
+              <w:spacing w:before="40" w:after="40"/>
+            </w:pPr>
+            <w:r/>
+            <w:r>
+              <w:rPr>
+                <w:b w:val="0"/>
+                <w:i w:val="0"/>
+                <w:sz w:val="19"/>
+              </w:rPr>
+              <w:t>[DATA: monitoring dashboard screenshot]</w:t>
+            </w:r>
+          </w:p>
+        </w:tc>
+      </w:tr>
+      <w:tr>
+        <w:tc>
+          <w:tcPr>
+            <w:tcW w:type="dxa" w:w="3106"/>
+          </w:tcPr>
+          <w:p>
+            <w:pPr>
+              <w:spacing w:before="40" w:after="40"/>
+            </w:pPr>
+            <w:r/>
+            <w:r>
+              <w:rPr>
+                <w:b w:val="0"/>
+                <w:i w:val="0"/>
+                <w:sz w:val="19"/>
+              </w:rPr>
+              <w:t>Backlogs eliminated</w:t>
+            </w:r>
+          </w:p>
+        </w:tc>
+        <w:tc>
+          <w:tcPr>
+            <w:tcW w:type="dxa" w:w="3106"/>
+          </w:tcPr>
+          <w:p>
+            <w:pPr>
+              <w:spacing w:before="40" w:after="40"/>
+            </w:pPr>
+            <w:r/>
+            <w:r>
+              <w:rPr>
+                <w:b w:val="0"/>
+                <w:i w:val="0"/>
+                <w:sz w:val="19"/>
+              </w:rPr>
+              <w:t>Same chart. Daily lag peaks before, flat line after</w:t>
+            </w:r>
+          </w:p>
+        </w:tc>
+        <w:tc>
+          <w:tcPr>
+            <w:tcW w:type="dxa" w:w="3106"/>
+          </w:tcPr>
+          <w:p>
+            <w:pPr>
+              <w:spacing w:before="40" w:after="40"/>
+            </w:pPr>
+            <w:r/>
+            <w:r>
+              <w:rPr>
+                <w:b w:val="0"/>
+                <w:i w:val="0"/>
+                <w:sz w:val="19"/>
+              </w:rPr>
+              <w:t>[DATA: same screenshot]</w:t>
+            </w:r>
+          </w:p>
+        </w:tc>
+      </w:tr>
+      <w:tr>
+        <w:tc>
+          <w:tcPr>
+            <w:tcW w:type="dxa" w:w="3106"/>
+          </w:tcPr>
+          <w:p>
+            <w:pPr>
+              <w:spacing w:before="40" w:after="40"/>
+            </w:pPr>
+            <w:r/>
+            <w:r>
+              <w:rPr>
+                <w:b w:val="0"/>
+                <w:i w:val="0"/>
+                <w:sz w:val="19"/>
+              </w:rPr>
+              <w:t>Messages no longer lost</w:t>
+            </w:r>
+          </w:p>
+        </w:tc>
+        <w:tc>
+          <w:tcPr>
+            <w:tcW w:type="dxa" w:w="3106"/>
+          </w:tcPr>
+          <w:p>
+            <w:pPr>
+              <w:spacing w:before="40" w:after="40"/>
+            </w:pPr>
+            <w:r/>
+            <w:r>
+              <w:rPr>
+                <w:b w:val="0"/>
+                <w:i w:val="0"/>
+                <w:sz w:val="19"/>
+              </w:rPr>
+              <w:t>Retry table counts over [N] months: failures persisted, recovered on retry, exhausted after max retries</w:t>
+            </w:r>
+          </w:p>
+        </w:tc>
+        <w:tc>
+          <w:tcPr>
+            <w:tcW w:type="dxa" w:w="3106"/>
+          </w:tcPr>
+          <w:p>
+            <w:pPr>
+              <w:spacing w:before="40" w:after="40"/>
+            </w:pPr>
+            <w:r/>
+            <w:r>
+              <w:rPr>
+                <w:b w:val="0"/>
+                <w:i w:val="0"/>
+                <w:sz w:val="19"/>
+              </w:rPr>
+              <w:t>[DATA: query on retry table]</w:t>
+            </w:r>
+          </w:p>
+        </w:tc>
+      </w:tr>
+      <w:tr>
+        <w:tc>
+          <w:tcPr>
+            <w:tcW w:type="dxa" w:w="3106"/>
+          </w:tcPr>
+          <w:p>
+            <w:pPr>
+              <w:spacing w:before="40" w:after="40"/>
+            </w:pPr>
+            <w:r/>
+            <w:r>
+              <w:rPr>
+                <w:b w:val="0"/>
+                <w:i w:val="0"/>
+                <w:sz w:val="19"/>
+              </w:rPr>
+              <w:t>500,000 messages a day</w:t>
+            </w:r>
+          </w:p>
+        </w:tc>
+        <w:tc>
+          <w:tcPr>
+            <w:tcW w:type="dxa" w:w="3106"/>
+          </w:tcPr>
+          <w:p>
+            <w:pPr>
+              <w:spacing w:before="40" w:after="40"/>
+            </w:pPr>
+            <w:r/>
+            <w:r>
+              <w:rPr>
+                <w:b w:val="0"/>
+                <w:i w:val="0"/>
+                <w:sz w:val="19"/>
+              </w:rPr>
+              <w:t>Topic throughput, thirty day view</w:t>
+            </w:r>
+          </w:p>
+        </w:tc>
+        <w:tc>
+          <w:tcPr>
+            <w:tcW w:type="dxa" w:w="3106"/>
+          </w:tcPr>
+          <w:p>
+            <w:pPr>
+              <w:spacing w:before="40" w:after="40"/>
+            </w:pPr>
+            <w:r/>
+            <w:r>
+              <w:rPr>
+                <w:b w:val="0"/>
+                <w:i w:val="0"/>
+                <w:sz w:val="19"/>
+              </w:rPr>
+              <w:t>[DATA: broker metrics screenshot]</w:t>
+            </w:r>
+          </w:p>
+        </w:tc>
+      </w:tr>
+      <w:tr>
+        <w:tc>
+          <w:tcPr>
+            <w:tcW w:type="dxa" w:w="3106"/>
+          </w:tcPr>
+          <w:p>
+            <w:pPr>
+              <w:spacing w:before="40" w:after="40"/>
+            </w:pPr>
+            <w:r/>
+            <w:r>
+              <w:rPr>
+                <w:b w:val="0"/>
+                <w:i w:val="0"/>
+                <w:sz w:val="19"/>
+              </w:rPr>
+              <w:t>Adopted across the unit</w:t>
+            </w:r>
+          </w:p>
+        </w:tc>
+        <w:tc>
+          <w:tcPr>
+            <w:tcW w:type="dxa" w:w="3106"/>
+          </w:tcPr>
+          <w:p>
+            <w:pPr>
+              <w:spacing w:before="40" w:after="40"/>
+            </w:pPr>
+            <w:r/>
+            <w:r>
+              <w:rPr>
+                <w:b w:val="0"/>
+                <w:i w:val="0"/>
+                <w:sz w:val="19"/>
+              </w:rPr>
+              <w:t xml:space="preserve">[N] services in [N] teams declare </w:t>
+            </w:r>
+            <w:r>
+              <w:rPr>
+                <w:rFonts w:ascii="Consolas" w:hAnsi="Consolas"/>
+                <w:b w:val="0"/>
+                <w:i w:val="0"/>
+                <w:sz w:val="17"/>
+              </w:rPr>
+              <w:t>com.db.clm.kyc:clm-kafka-retry</w:t>
+            </w:r>
+            <w:r>
+              <w:rPr>
+                <w:b w:val="0"/>
+                <w:i w:val="0"/>
+                <w:sz w:val="19"/>
+              </w:rPr>
+              <w:t>, [N] released versions</w:t>
+            </w:r>
+          </w:p>
+        </w:tc>
+        <w:tc>
+          <w:tcPr>
+            <w:tcW w:type="dxa" w:w="3106"/>
+          </w:tcPr>
+          <w:p>
+            <w:pPr>
+              <w:spacing w:before="40" w:after="40"/>
+            </w:pPr>
+            <w:r/>
+            <w:r>
+              <w:rPr>
+                <w:b w:val="0"/>
+                <w:i w:val="0"/>
+                <w:sz w:val="19"/>
+              </w:rPr>
+              <w:t>[DATA: artifact repository dependents or code search]</w:t>
+            </w:r>
+          </w:p>
+        </w:tc>
+      </w:tr>
+      <w:tr>
+        <w:tc>
+          <w:tcPr>
+            <w:tcW w:type="dxa" w:w="3106"/>
+          </w:tcPr>
+          <w:p>
+            <w:pPr>
+              <w:spacing w:before="40" w:after="40"/>
+            </w:pPr>
+            <w:r/>
+            <w:r>
+              <w:rPr>
+                <w:b w:val="0"/>
+                <w:i w:val="0"/>
+                <w:sz w:val="19"/>
+              </w:rPr>
+              <w:t>Tracing found hidden bugs</w:t>
+            </w:r>
+          </w:p>
+        </w:tc>
+        <w:tc>
+          <w:tcPr>
+            <w:tcW w:type="dxa" w:w="3106"/>
+          </w:tcPr>
+          <w:p>
+            <w:pPr>
+              <w:spacing w:before="40" w:after="40"/>
+            </w:pPr>
+            <w:r/>
+            <w:r>
+              <w:rPr>
+                <w:b w:val="0"/>
+                <w:i w:val="0"/>
+                <w:sz w:val="19"/>
+              </w:rPr>
+              <w:t>[N] production defects found through lifecycle tracing, e.g. [TICKET]: [one line on what the trace showed]</w:t>
+            </w:r>
+          </w:p>
+        </w:tc>
+        <w:tc>
+          <w:tcPr>
+            <w:tcW w:type="dxa" w:w="3106"/>
+          </w:tcPr>
+          <w:p>
+            <w:pPr>
+              <w:spacing w:before="40" w:after="40"/>
+            </w:pPr>
+            <w:r/>
+            <w:r>
+              <w:rPr>
+                <w:b w:val="0"/>
+                <w:i w:val="0"/>
+                <w:sz w:val="19"/>
+              </w:rPr>
+              <w:t>[LINK: tickets]</w:t>
+            </w:r>
+          </w:p>
+        </w:tc>
+      </w:tr>
+      <w:tr>
+        <w:tc>
+          <w:tcPr>
+            <w:tcW w:type="dxa" w:w="3106"/>
+          </w:tcPr>
+          <w:p>
+            <w:pPr>
+              <w:spacing w:before="40" w:after="40"/>
+            </w:pPr>
+            <w:r/>
+            <w:r>
+              <w:rPr>
+                <w:b w:val="0"/>
+                <w:i w:val="0"/>
+                <w:sz w:val="19"/>
+              </w:rPr>
+              <w:t>I designed and built it</w:t>
+            </w:r>
+          </w:p>
+        </w:tc>
+        <w:tc>
+          <w:tcPr>
+            <w:tcW w:type="dxa" w:w="3106"/>
+          </w:tcPr>
+          <w:p>
+            <w:pPr>
+              <w:spacing w:before="40" w:after="40"/>
+            </w:pPr>
+            <w:r/>
+            <w:r>
+              <w:rPr>
+                <w:b w:val="0"/>
+                <w:i w:val="0"/>
+                <w:sz w:val="19"/>
+              </w:rPr>
+              <w:t>Commit history, [N] of [N] commits mine, design document</w:t>
+            </w:r>
+          </w:p>
+        </w:tc>
+        <w:tc>
+          <w:tcPr>
+            <w:tcW w:type="dxa" w:w="3106"/>
+          </w:tcPr>
+          <w:p>
+            <w:pPr>
+              <w:spacing w:before="40" w:after="40"/>
+            </w:pPr>
+            <w:r/>
+            <w:r>
+              <w:rPr>
+                <w:b w:val="0"/>
+                <w:i w:val="0"/>
+                <w:sz w:val="19"/>
+              </w:rPr>
+              <w:t>[LINK: repository], [LINK: design doc]</w:t>
+            </w:r>
+          </w:p>
+        </w:tc>
+      </w:tr>
+      <w:tr>
+        <w:tc>
+          <w:tcPr>
+            <w:tcW w:type="dxa" w:w="3106"/>
+          </w:tcPr>
+          <w:p>
+            <w:pPr>
+              <w:spacing w:before="40" w:after="40"/>
+            </w:pPr>
+            <w:r/>
+            <w:r>
+              <w:rPr>
+                <w:b w:val="0"/>
+                <w:i w:val="0"/>
+                <w:sz w:val="19"/>
+              </w:rPr>
+              <w:t>Component Guardian</w:t>
+            </w:r>
+          </w:p>
+        </w:tc>
+        <w:tc>
+          <w:tcPr>
+            <w:tcW w:type="dxa" w:w="3106"/>
+          </w:tcPr>
+          <w:p>
+            <w:pPr>
+              <w:spacing w:before="40" w:after="40"/>
+            </w:pPr>
+            <w:r/>
+            <w:r>
+              <w:rPr>
+                <w:b w:val="0"/>
+                <w:i w:val="0"/>
+                <w:sz w:val="19"/>
+              </w:rPr>
+              <w:t>Named owner in the guardian register</w:t>
+            </w:r>
+          </w:p>
+        </w:tc>
+        <w:tc>
+          <w:tcPr>
+            <w:tcW w:type="dxa" w:w="3106"/>
+          </w:tcPr>
+          <w:p>
+            <w:pPr>
+              <w:spacing w:before="40" w:after="40"/>
+            </w:pPr>
+            <w:r/>
+            <w:r>
+              <w:rPr>
+                <w:b w:val="0"/>
+                <w:i w:val="0"/>
+                <w:sz w:val="19"/>
+              </w:rPr>
+              <w:t>[LINK: register entry]</w:t>
+            </w:r>
+          </w:p>
+        </w:tc>
+      </w:tr>
+    </w:tbl>
     <w:p>
       <w:pPr>
-        <w:pStyle w:val="ListBullet"/>
-        <w:spacing w:after="60"/>
-        <w:ind w:left="432"/>
+        <w:spacing w:after="120"/>
       </w:pPr>
-      <w:r>
-        <w:rPr>
-          <w:b w:val="0"/>
-          <w:i w:val="0"/>
-        </w:rPr>
-        <w:t>I am Component Guardian for this area across teams.</w:t>
-      </w:r>
     </w:p>
     <w:p>
       <w:pPr>

--- a/second_round/Panellist_Brief_Akshay_Dipta.docx
+++ b/second_round/Panellist_Brief_Akshay_Dipta.docx
@@ -431,7 +431,7 @@
           <w:b w:val="0"/>
           <w:i w:val="0"/>
         </w:rPr>
-        <w:t xml:space="preserve"> It works out who ultimately owns and controls a corporate client, tracing through layers of holding companies, funds and trusts across documents in several languages. It has been live for a hundred users since August 2026. There are two hundred and sixty five automated tests on it, because I treat the instructions we give artificial intelligence as production code rather than as prose.</w:t>
+        <w:t xml:space="preserve"> It works out who ultimately owns and controls a corporate client, tracing through layers of holding companies, funds and trusts across documents in several languages. It cut analyst time per case from 198 minutes to between five and fifteen, and management presented it to the board in September 2026 as freeing an estimated seventy one people's worth of work a year. It is in use by about four hundred users since October 2026. There are two hundred and sixty five automated tests on it, because I treat the instructions we give artificial intelligence as production code rather than as prose.</w:t>
       </w:r>
     </w:p>
     <w:p>
@@ -452,7 +452,7 @@
           <w:b w:val="0"/>
           <w:i w:val="0"/>
         </w:rPr>
-        <w:t xml:space="preserve"> At the centre of our documents platform is a state machine I built. It calculates the state of every compliance question and of every document, which is what decides when a question is ready to be worked and whether a document can be relied on as evidence. On top of it I built automatic association of documents to the questions they answer, and automatic dissociation when a newer document supersedes an older one. Both live workflows only see work that state machine released, and only act on documents it marked good. The platform has contributed five million euros in savings and over forty thousand document operations with no human involvement. I was fixing production issues in it this month. Underneath all of that, our messaging could not handle load and lost messages permanently on any outage, so I designed a new messaging library with automatic retry. Analyst wait times went from thirty to sixty minutes down to seconds, and it now carries half a million messages a day.</w:t>
+        <w:t xml:space="preserve"> At the centre of our documents platform is a state machine I built. It calculates the state of every compliance question and of every document, which is what decides when a question is ready to be worked and whether a document can be relied on as evidence. On top of it I built automatic association of documents to the questions they answer, and automatic dissociation when a newer document supersedes an older one. Both live workflows only see work that state machine released, and only act on documents it marked good. The platform has contributed five million euros in savings and over forty thousand document operations with no human involvement. I still support it in production and fix issues as they come up. Underneath all of that, our messaging could not handle load and lost messages permanently on any outage, so I designed a new messaging library with automatic retry. Analyst wait times went from thirty to sixty minutes down to seconds, and it now carries a million messages a day.</w:t>
       </w:r>
     </w:p>
     <w:p>
@@ -1024,7 +1024,7 @@
                 <w:i w:val="0"/>
                 <w:sz w:val="19"/>
               </w:rPr>
-              <w:t>500,000 messages a day</w:t>
+              <w:t>1,000,000 messages a day</w:t>
             </w:r>
           </w:p>
         </w:tc>
@@ -1192,6 +1192,224 @@
                 <w:sz w:val="19"/>
               </w:rPr>
               <w:t>Documents and state platform</w:t>
+            </w:r>
+          </w:p>
+        </w:tc>
+      </w:tr>
+      <w:tr>
+        <w:tc>
+          <w:tcPr>
+            <w:tcW w:type="dxa" w:w="2329"/>
+          </w:tcPr>
+          <w:p>
+            <w:pPr>
+              <w:spacing w:before="40" w:after="40"/>
+            </w:pPr>
+            <w:r/>
+            <w:r>
+              <w:rPr>
+                <w:b w:val="0"/>
+                <w:i w:val="0"/>
+                <w:sz w:val="19"/>
+              </w:rPr>
+              <w:t>Working out who owns a client</w:t>
+            </w:r>
+          </w:p>
+        </w:tc>
+        <w:tc>
+          <w:tcPr>
+            <w:tcW w:type="dxa" w:w="2329"/>
+          </w:tcPr>
+          <w:p>
+            <w:pPr>
+              <w:spacing w:before="40" w:after="40"/>
+            </w:pPr>
+            <w:r/>
+            <w:r>
+              <w:rPr>
+                <w:b w:val="0"/>
+                <w:i w:val="0"/>
+                <w:sz w:val="19"/>
+              </w:rPr>
+              <w:t>198 minutes of analyst time per case</w:t>
+            </w:r>
+          </w:p>
+        </w:tc>
+        <w:tc>
+          <w:tcPr>
+            <w:tcW w:type="dxa" w:w="2329"/>
+          </w:tcPr>
+          <w:p>
+            <w:pPr>
+              <w:spacing w:before="40" w:after="40"/>
+            </w:pPr>
+            <w:r/>
+            <w:r>
+              <w:rPr>
+                <w:b w:val="0"/>
+                <w:i w:val="0"/>
+                <w:sz w:val="19"/>
+              </w:rPr>
+              <w:t>5 to 15 minutes</w:t>
+            </w:r>
+          </w:p>
+        </w:tc>
+        <w:tc>
+          <w:tcPr>
+            <w:tcW w:type="dxa" w:w="2329"/>
+          </w:tcPr>
+          <w:p>
+            <w:pPr>
+              <w:spacing w:before="40" w:after="40"/>
+            </w:pPr>
+            <w:r/>
+            <w:r>
+              <w:rPr>
+                <w:b w:val="0"/>
+                <w:i w:val="0"/>
+                <w:sz w:val="19"/>
+              </w:rPr>
+              <w:t>Management update to the board, Sep 2026</w:t>
+            </w:r>
+          </w:p>
+        </w:tc>
+      </w:tr>
+      <w:tr>
+        <w:tc>
+          <w:tcPr>
+            <w:tcW w:type="dxa" w:w="2329"/>
+          </w:tcPr>
+          <w:p>
+            <w:pPr>
+              <w:spacing w:before="40" w:after="40"/>
+            </w:pPr>
+            <w:r/>
+            <w:r>
+              <w:rPr>
+                <w:b w:val="0"/>
+                <w:i w:val="0"/>
+                <w:sz w:val="19"/>
+              </w:rPr>
+              <w:t>Capacity freed by that workflow</w:t>
+            </w:r>
+          </w:p>
+        </w:tc>
+        <w:tc>
+          <w:tcPr>
+            <w:tcW w:type="dxa" w:w="2329"/>
+          </w:tcPr>
+          <w:p>
+            <w:pPr>
+              <w:spacing w:before="40" w:after="40"/>
+            </w:pPr>
+            <w:r/>
+          </w:p>
+        </w:tc>
+        <w:tc>
+          <w:tcPr>
+            <w:tcW w:type="dxa" w:w="2329"/>
+          </w:tcPr>
+          <w:p>
+            <w:pPr>
+              <w:spacing w:before="40" w:after="40"/>
+            </w:pPr>
+            <w:r/>
+            <w:r>
+              <w:rPr>
+                <w:b w:val="0"/>
+                <w:i w:val="0"/>
+                <w:sz w:val="19"/>
+              </w:rPr>
+              <w:t>71 people's worth of work a year, estimated</w:t>
+            </w:r>
+          </w:p>
+        </w:tc>
+        <w:tc>
+          <w:tcPr>
+            <w:tcW w:type="dxa" w:w="2329"/>
+          </w:tcPr>
+          <w:p>
+            <w:pPr>
+              <w:spacing w:before="40" w:after="40"/>
+            </w:pPr>
+            <w:r/>
+            <w:r>
+              <w:rPr>
+                <w:b w:val="0"/>
+                <w:i w:val="0"/>
+                <w:sz w:val="19"/>
+              </w:rPr>
+              <w:t>Same board update</w:t>
+            </w:r>
+          </w:p>
+        </w:tc>
+      </w:tr>
+      <w:tr>
+        <w:tc>
+          <w:tcPr>
+            <w:tcW w:type="dxa" w:w="2329"/>
+          </w:tcPr>
+          <w:p>
+            <w:pPr>
+              <w:spacing w:before="40" w:after="40"/>
+            </w:pPr>
+            <w:r/>
+            <w:r>
+              <w:rPr>
+                <w:b w:val="0"/>
+                <w:i w:val="0"/>
+                <w:sz w:val="19"/>
+              </w:rPr>
+              <w:t>Client cases that workflow covers</w:t>
+            </w:r>
+          </w:p>
+        </w:tc>
+        <w:tc>
+          <w:tcPr>
+            <w:tcW w:type="dxa" w:w="2329"/>
+          </w:tcPr>
+          <w:p>
+            <w:pPr>
+              <w:spacing w:before="40" w:after="40"/>
+            </w:pPr>
+            <w:r/>
+          </w:p>
+        </w:tc>
+        <w:tc>
+          <w:tcPr>
+            <w:tcW w:type="dxa" w:w="2329"/>
+          </w:tcPr>
+          <w:p>
+            <w:pPr>
+              <w:spacing w:before="40" w:after="40"/>
+            </w:pPr>
+            <w:r/>
+            <w:r>
+              <w:rPr>
+                <w:b w:val="0"/>
+                <w:i w:val="0"/>
+                <w:sz w:val="19"/>
+              </w:rPr>
+              <w:t>About 90%</w:t>
+            </w:r>
+          </w:p>
+        </w:tc>
+        <w:tc>
+          <w:tcPr>
+            <w:tcW w:type="dxa" w:w="2329"/>
+          </w:tcPr>
+          <w:p>
+            <w:pPr>
+              <w:spacing w:before="40" w:after="40"/>
+            </w:pPr>
+            <w:r/>
+            <w:r>
+              <w:rPr>
+                <w:b w:val="0"/>
+                <w:i w:val="0"/>
+                <w:sz w:val="19"/>
+              </w:rPr>
+              <w:t>Same board update</w:t>
             </w:r>
           </w:p>
         </w:tc>
@@ -5604,7 +5822,7 @@
           <w:color w:val="001850"/>
           <w:sz w:val="32"/>
         </w:rPr>
-        <w:t>5. Live Result One, Finding A Client's Senior Managers</w:t>
+        <w:t>5. Finding The Senior Managers Who Run A Client</w:t>
       </w:r>
     </w:p>
     <w:p>
@@ -5652,7 +5870,7 @@
           <w:b w:val="0"/>
           <w:i w:val="0"/>
         </w:rPr>
-        <w:t>A workflow of ten agents across five waves, each substantive agent paired with a critic agent that reviews its output. The agents identify the relevant individuals in the documents, normalise and de-duplicate names, classify them against policy, compare the result against what the platform already holds, and answer the related compliance questions. Analysts still review the evidence and make the final decision. Human accountability is preserved by design, not by omission.</w:t>
+        <w:t>A workflow of ten agents across five waves, each substantive agent paired with a critic agent that reviews its output. The agents read every document in the case in parallel, identify the relevant individuals, normalise and de-duplicate names, classify them against policy with country-specific rules for seven jurisdictions, compare the result against what the platform already holds to produce who to add, who to remove and who is confirmed, and answer the related compliance questions. Analysts still review the evidence and make the final decision. Human accountability is preserved by design, not by omission.</w:t>
       </w:r>
     </w:p>
     <w:p>
@@ -5710,7 +5928,7 @@
           <w:b w:val="0"/>
           <w:i w:val="0"/>
         </w:rPr>
-        <w:t xml:space="preserve"> I built the framework every one of those agents runs on. I delivered the first agentic workflow in the business unit, which is this one. Without the framework there was no vehicle for this work, and the alternative was ten agents hand wired by different people in different styles with no shared guardrails, no shared observability and no versioned prompts.</w:t>
+        <w:t xml:space="preserve"> I built the framework every one of those agents runs on. I designed the multi agent architecture and wrote every instruction the agents follow. I delivered the first agentic workflow in the business unit, which is this one. Without the framework there was no vehicle for this work, and the alternative was ten agents hand wired by different people in different styles with no shared guardrails, no shared observability and no versioned prompts.</w:t>
       </w:r>
     </w:p>
     <w:p>
@@ -6435,7 +6653,7 @@
           <w:b w:val="0"/>
           <w:i w:val="0"/>
         </w:rPr>
-        <w:t>Two things about that mail. It was addressed to the accelerator team, not to me personally, and I am one of roughly fifty recipients, so I do not present it as individual recognition. What it does evidence is that the Co-Head of Operations and Controls was engaged with this delivery at go live, and that he closed the mail with "Beneficial Ownership next!", which is the same senior sponsor naming the workflow in section 6 as the next thing the bank wanted. The two live results in this document are a sequence, not two unrelated projects.</w:t>
+        <w:t>Two things about that mail. It was addressed to the accelerator team, not to me personally, and I am one of roughly fifty recipients, so I do not present it as individual recognition. What it does evidence is that the Co-Head of Operations and Controls was engaged with this delivery at go live, and that he closed the mail with "Beneficial Ownership next!", which is the same senior sponsor naming the workflow in section 6 as the next thing the bank wanted. The two workflows in this document are a sequence, not two unrelated projects.</w:t>
       </w:r>
     </w:p>
     <w:p>
@@ -7187,7 +7405,7 @@
           <w:color w:val="001850"/>
           <w:sz w:val="32"/>
         </w:rPr>
-        <w:t>6. Live Result Two, Who Owns And Controls A Client</w:t>
+        <w:t>6. Finding Who Really Owns And Controls A Client</w:t>
       </w:r>
     </w:p>
     <w:p>
@@ -7253,7 +7471,7 @@
           <w:b w:val="0"/>
           <w:i w:val="0"/>
         </w:rPr>
-        <w:t>All of it. I own this workflow end to end. The rule set, the architecture, the test suite, the deployment tooling and the partnership with the policy team are mine. The source repository holds ninety two commits, all of them mine, from 3 June to 4 September 2026. It has been live in production for a controlled group of one hundred users since August 2026.</w:t>
+        <w:t>All of it. I own this workflow end to end. The rule set, the architecture, the test suite, the deployment tooling and the partnership with the policy team are mine. The source repository holds ninety two commits, all of them mine, from 3 June to 4 September 2026. It went into live production testing with a controlled group of seventy users on 17 August 2026, and expanded to about four hundred users on 5 October 2026.</w:t>
       </w:r>
     </w:p>
     <w:p>
@@ -7268,43 +7486,16 @@
           <w:color w:val="00539F"/>
           <w:sz w:val="25"/>
         </w:rPr>
-        <w:t>The design decisions I owned</w:t>
-      </w:r>
-    </w:p>
-    <w:p>
-      <w:r>
-        <w:rPr>
-          <w:b/>
-          <w:i w:val="0"/>
-        </w:rPr>
-        <w:t>Decision one. One call, not six agents.</w:t>
-      </w:r>
-    </w:p>
-    <w:p>
-      <w:r>
-        <w:rPr>
-          <w:b w:val="0"/>
-          <w:i w:val="0"/>
-        </w:rPr>
-        <w:t>An earlier attempt used a six agent pipeline. It was complex, expensive to run, and every handoff between agents was a place where context was lost and errors compounded. I collapsed it into a single call.</w:t>
-      </w:r>
-    </w:p>
-    <w:p>
-      <w:r>
-        <w:rPr>
-          <w:b w:val="0"/>
-          <w:i w:val="0"/>
-        </w:rPr>
-        <w:t>This is the opposite of the fashionable direction, so it is worth being explicit about why. Ownership tracing is not a set of separable subtasks. Deciding whether a party is an ultimate owner depends on the whole structure at once, including the layers above it and the parallel branches beside it. Splitting it across agents forced each agent to reason with partial context and then forced a later agent to reconcile conclusions drawn from different partial views. One call with the full picture is both cheaper and more accurate. I would rather defend a simpler architecture that matches the shape of the problem than a more impressive one that does not.</w:t>
-      </w:r>
-    </w:p>
-    <w:p>
-      <w:r>
-        <w:rPr>
-          <w:b/>
-          <w:i w:val="0"/>
-        </w:rPr>
-        <w:t>Decision two. Four principles, written for a regulator rather than for an engineer.</w:t>
+        <w:t>Impact, as presented to the board</w:t>
+      </w:r>
+    </w:p>
+    <w:p>
+      <w:r>
+        <w:rPr>
+          <w:b w:val="0"/>
+          <w:i w:val="0"/>
+        </w:rPr>
+        <w:t>In September 2026 the Client Lifecycle Transformation programme presented its artificial intelligence initiatives to the board. Ownership is one of seven, and its figures are:</w:t>
       </w:r>
     </w:p>
     <w:p>
@@ -7318,14 +7509,14 @@
           <w:b/>
           <w:i w:val="0"/>
         </w:rPr>
-        <w:t>Evidence only.</w:t>
-      </w:r>
-      <w:r>
-        <w:rPr>
-          <w:b w:val="0"/>
-          <w:i w:val="0"/>
-        </w:rPr>
-        <w:t xml:space="preserve"> No outside knowledge and no inference. Every assertion carries a verbatim quote from a document in the case.</w:t>
+        <w:t>Analyst time per case, from 198 minutes to between five and fifteen.</w:t>
+      </w:r>
+      <w:r>
+        <w:rPr>
+          <w:b w:val="0"/>
+          <w:i w:val="0"/>
+        </w:rPr>
+        <w:t xml:space="preserve"> The artificial intelligence reads the documents, builds the ownership structure and chart, identifies potential intermediate and ultimate beneficial owners, performs the ownership calculations and finds gaps, conflicts and exceptions. The maker keeps discrepancy resolution, the decision and approval, and the checker still performs the final check. That is at least thirteen times faster.</w:t>
       </w:r>
     </w:p>
     <w:p>
@@ -7339,14 +7530,14 @@
           <w:b/>
           <w:i w:val="0"/>
         </w:rPr>
-        <w:t>Zero data loss.</w:t>
-      </w:r>
-      <w:r>
-        <w:rPr>
-          <w:b w:val="0"/>
-          <w:i w:val="0"/>
-        </w:rPr>
-        <w:t xml:space="preserve"> No party is ever dropped for being below a threshold, at zero percent, or incomplete. It is recorded with its status.</w:t>
+        <w:t>An estimated seventy one people's worth of work a year (full-time equivalent).</w:t>
+      </w:r>
+      <w:r>
+        <w:rPr>
+          <w:b w:val="0"/>
+          <w:i w:val="0"/>
+        </w:rPr>
+        <w:t xml:space="preserve"> This is the ownership share of a programme target of more than two hundred and fifty. For comparison, the senior manager workflow in section 5 is estimated at twenty two. The board slide footnotes these as estimates built on assumptions and point in time data, and I present them the same way.</w:t>
       </w:r>
     </w:p>
     <w:p>
@@ -7360,14 +7551,14 @@
           <w:b/>
           <w:i w:val="0"/>
         </w:rPr>
-        <w:t>Deterministic.</w:t>
-      </w:r>
-      <w:r>
-        <w:rPr>
-          <w:b w:val="0"/>
-          <w:i w:val="0"/>
-        </w:rPr>
-        <w:t xml:space="preserve"> The same case must produce the same answer every time.</w:t>
+        <w:t>About ninety percent of client cases in scope today.</w:t>
+      </w:r>
+      <w:r>
+        <w:rPr>
+          <w:b w:val="0"/>
+          <w:i w:val="0"/>
+        </w:rPr>
+        <w:t xml:space="preserve"> Four entity types, private entity, parent exchange, bank recognised regulated entity and listed entity, cover roughly ninety percent of the perimeter. The remaining ten percent spans more than eighteen hundred entity types and is future scope.</w:t>
       </w:r>
     </w:p>
     <w:p>
@@ -7381,23 +7572,14 @@
           <w:b/>
           <w:i w:val="0"/>
         </w:rPr>
-        <w:t>Fail closed.</w:t>
-      </w:r>
-      <w:r>
-        <w:rPr>
-          <w:b w:val="0"/>
-          <w:i w:val="0"/>
-        </w:rPr>
-        <w:t xml:space="preserve"> A gap is recorded and flagged. It is never filled in with a plausible answer.</w:t>
-      </w:r>
-    </w:p>
-    <w:p>
-      <w:r>
-        <w:rPr>
-          <w:b w:val="0"/>
-          <w:i w:val="0"/>
-        </w:rPr>
-        <w:t>The fourth is the one that matters most. The failure mode that would end this system is not being wrong, it is being confidently wrong in a way nobody noticed. A recorded gap creates work for a human. An invented answer creates a regulatory problem.</w:t>
+        <w:t>Next step is integration with the group beneficial ownership calculator,</w:t>
+      </w:r>
+      <w:r>
+        <w:rPr>
+          <w:b w:val="0"/>
+          <w:i w:val="0"/>
+        </w:rPr>
+        <w:t xml:space="preserve"> a central, deterministic, policy driven service. In the target state the artificial intelligence prepares the inputs, the calculator determines the owners, and human oversight remains. That split is the same principle as decision two below. The model extracts evidence, it does not make the policy call.</w:t>
       </w:r>
     </w:p>
     <w:p>
@@ -7406,1813 +7588,14 @@
           <w:b/>
           <w:i w:val="0"/>
         </w:rPr>
-        <w:t>Decision three. Maker and checker, with explicit rules for when the checker is wrong.</w:t>
-      </w:r>
-    </w:p>
-    <w:p>
-      <w:r>
-        <w:rPr>
-          <w:b w:val="0"/>
-          <w:i w:val="0"/>
-        </w:rPr>
-        <w:t>One agent extracts. A second agent reviews the output against seventeen acceptance criteria and returns pass, accept with notes, or retry. A retry sends the case back to be extracted again.</w:t>
-      </w:r>
-    </w:p>
-    <w:p>
-      <w:r>
-        <w:rPr>
-          <w:b w:val="0"/>
-          <w:i w:val="0"/>
-        </w:rPr>
-        <w:t>The genuinely interesting engineering is in what happens when the reviewer is mistaken, and this is the part I would most like to talk through with you. A naive implementation lets the extractor patch its answer to satisfy the complaint. That is exactly backwards. The reviewer is not evidence. If the extractor simply complies, a reviewer error produces precisely the fabrication the reviewer exists to prevent, and it now carries a review stamp on it.</w:t>
-      </w:r>
-    </w:p>
-    <w:p>
-      <w:r>
-        <w:rPr>
-          <w:b w:val="0"/>
-          <w:i w:val="0"/>
-        </w:rPr>
-        <w:t>So the rules require three things. The extractor re-extracts rather than patches. A review finding is treated as a prompt to re-read a document, never as evidence in its own right. And where the documents do not support the finding, the extractor must formally dispute it in writing and escalate to a human, rather than quietly changing its answer to make the complaint go away.</w:t>
-      </w:r>
-    </w:p>
-    <w:p>
-      <w:r>
-        <w:rPr>
-          <w:b/>
-          <w:i w:val="0"/>
-        </w:rPr>
-        <w:t>Decision four. Deterministic ordering, not emergent behaviour.</w:t>
-      </w:r>
-    </w:p>
-    <w:p>
-      <w:r>
-        <w:rPr>
-          <w:b w:val="0"/>
-          <w:i w:val="0"/>
-        </w:rPr>
-        <w:t>Sixteen mandatory processing gates run in a fixed order, from document inventory and translation through to completeness validation. A twenty two rung precedence ladder resolves which role each party holds, first match wins. This is deliberate. Emergent ordering is unreproducible, and unreproducible is disqualifying in this process.</w:t>
-      </w:r>
-    </w:p>
-    <w:p>
-      <w:pPr>
-        <w:keepNext/>
-        <w:spacing w:before="240" w:after="120"/>
-      </w:pPr>
-      <w:r>
-        <w:rPr>
-          <w:b/>
-          <w:i w:val="0"/>
-          <w:color w:val="00539F"/>
-          <w:sz w:val="25"/>
-        </w:rPr>
-        <w:t>Scale of the rule set</w:t>
-      </w:r>
-    </w:p>
-    <w:p>
-      <w:pPr>
-        <w:pStyle w:val="ListBullet"/>
-        <w:spacing w:after="60"/>
-        <w:ind w:left="432"/>
-      </w:pPr>
-      <w:r>
-        <w:rPr>
-          <w:b w:val="0"/>
-          <w:i w:val="0"/>
-        </w:rPr>
-        <w:t>1,597 lines of rules. Twenty six rules across forty three numbered sub sections.</w:t>
-      </w:r>
-    </w:p>
-    <w:p>
-      <w:pPr>
-        <w:pStyle w:val="ListBullet"/>
-        <w:spacing w:after="60"/>
-        <w:ind w:left="432"/>
-      </w:pPr>
-      <w:r>
-        <w:rPr>
-          <w:b w:val="0"/>
-          <w:i w:val="0"/>
-        </w:rPr>
-        <w:t>Sixteen mandatory processing gates in fixed order.</w:t>
-      </w:r>
-    </w:p>
-    <w:p>
-      <w:pPr>
-        <w:pStyle w:val="ListBullet"/>
-        <w:spacing w:after="60"/>
-        <w:ind w:left="432"/>
-      </w:pPr>
-      <w:r>
-        <w:rPr>
-          <w:b w:val="0"/>
-          <w:i w:val="0"/>
-        </w:rPr>
-        <w:t>Thirty seven fields per ownership record.</w:t>
-      </w:r>
-    </w:p>
-    <w:p>
-      <w:pPr>
-        <w:pStyle w:val="ListBullet"/>
-        <w:spacing w:after="60"/>
-        <w:ind w:left="432"/>
-      </w:pPr>
-      <w:r>
-        <w:rPr>
-          <w:b w:val="0"/>
-          <w:i w:val="0"/>
-        </w:rPr>
-        <w:t>A twenty two rung precedence ladder for role resolution.</w:t>
-      </w:r>
-    </w:p>
-    <w:p>
-      <w:pPr>
-        <w:pStyle w:val="ListBullet"/>
-        <w:spacing w:after="60"/>
-        <w:ind w:left="432"/>
-      </w:pPr>
-      <w:r>
-        <w:rPr>
-          <w:b w:val="0"/>
-          <w:i w:val="0"/>
-        </w:rPr>
-        <w:t>The deployed instruction is 219,859 characters. The generated deployment script is 263,272 characters.</w:t>
-      </w:r>
-    </w:p>
-    <w:p>
-      <w:pPr>
-        <w:pStyle w:val="ListBullet"/>
-        <w:spacing w:after="60"/>
-        <w:ind w:left="432"/>
-      </w:pPr>
-      <w:r>
-        <w:rPr>
-          <w:b w:val="0"/>
-          <w:i w:val="0"/>
-        </w:rPr>
-        <w:t>Forty five versioned releases to date.</w:t>
-      </w:r>
-    </w:p>
-    <w:p>
-      <w:pPr>
-        <w:keepNext/>
-        <w:spacing w:before="240" w:after="120"/>
-      </w:pPr>
-      <w:r>
-        <w:rPr>
-          <w:b/>
-          <w:i w:val="0"/>
-          <w:color w:val="00539F"/>
-          <w:sz w:val="25"/>
-        </w:rPr>
-        <w:t>Engineering rigour applied to artificial intelligence</w:t>
-      </w:r>
-    </w:p>
-    <w:p>
-      <w:r>
-        <w:rPr>
-          <w:b/>
-          <w:i w:val="0"/>
-        </w:rPr>
-        <w:t>This is the differentiator, and it is the thing I would most want an engineering panel to understand.</w:t>
-      </w:r>
-      <w:r>
-        <w:rPr>
-          <w:b w:val="0"/>
-          <w:i w:val="0"/>
-        </w:rPr>
-        <w:t xml:space="preserve"> Instructions to a model are almost universally treated as prose that nobody tests. I treat them as production code.</w:t>
-      </w:r>
-    </w:p>
-    <w:p>
-      <w:r>
-        <w:rPr>
-          <w:b/>
-          <w:i w:val="0"/>
-        </w:rPr>
-        <w:t>Two hundred and sixty five automated tests</w:t>
-      </w:r>
-      <w:r>
-        <w:rPr>
-          <w:b w:val="0"/>
-          <w:i w:val="0"/>
-        </w:rPr>
-        <w:t xml:space="preserve"> pin the English rules to the output schema so that the two cannot silently drift apart. Examples of what they actually assert:</w:t>
-      </w:r>
-    </w:p>
-    <w:p>
-      <w:pPr>
-        <w:pStyle w:val="ListBullet"/>
-        <w:spacing w:after="60"/>
-        <w:ind w:left="432"/>
-      </w:pPr>
-      <w:r>
-        <w:rPr>
-          <w:rFonts w:ascii="Consolas" w:hAnsi="Consolas"/>
-          <w:b w:val="0"/>
-          <w:i w:val="0"/>
-          <w:sz w:val="19"/>
-        </w:rPr>
-        <w:t>test_critic_criteria_names_match_schema_enum</w:t>
-      </w:r>
-      <w:r>
-        <w:rPr>
-          <w:b w:val="0"/>
-          <w:i w:val="0"/>
-        </w:rPr>
-        <w:t>, so a criterion cannot be renamed in the rules without the schema following.</w:t>
-      </w:r>
-    </w:p>
-    <w:p>
-      <w:pPr>
-        <w:pStyle w:val="ListBullet"/>
-        <w:spacing w:after="60"/>
-        <w:ind w:left="432"/>
-      </w:pPr>
-      <w:r>
-        <w:rPr>
-          <w:rFonts w:ascii="Consolas" w:hAnsi="Consolas"/>
-          <w:b w:val="0"/>
-          <w:i w:val="0"/>
-          <w:sz w:val="19"/>
-        </w:rPr>
-        <w:t>test_every_record_property_is_named_in_the_system_prompt</w:t>
-      </w:r>
-      <w:r>
-        <w:rPr>
-          <w:b w:val="0"/>
-          <w:i w:val="0"/>
-        </w:rPr>
-        <w:t>, so no field exists in the contract that the instructions never mention.</w:t>
-      </w:r>
-    </w:p>
-    <w:p>
-      <w:pPr>
-        <w:pStyle w:val="ListBullet"/>
-        <w:spacing w:after="60"/>
-        <w:ind w:left="432"/>
-      </w:pPr>
-      <w:r>
-        <w:rPr>
-          <w:rFonts w:ascii="Consolas" w:hAnsi="Consolas"/>
-          <w:b w:val="0"/>
-          <w:i w:val="0"/>
-          <w:sz w:val="19"/>
-        </w:rPr>
-        <w:t>test_direction_contract_is_consistent_across_prompts_and_schema</w:t>
-      </w:r>
-      <w:r>
-        <w:rPr>
-          <w:b w:val="0"/>
-          <w:i w:val="0"/>
-        </w:rPr>
-        <w:t>, which guards against inverting every ownership relationship in the system. This is the single highest consequence bug available in this domain, because an inverted relationship is syntactically valid, passes every schema check, and is completely wrong.</w:t>
-      </w:r>
-    </w:p>
-    <w:p>
-      <w:pPr>
-        <w:pStyle w:val="ListBullet"/>
-        <w:spacing w:after="60"/>
-        <w:ind w:left="432"/>
-      </w:pPr>
-      <w:r>
-        <w:rPr>
-          <w:rFonts w:ascii="Consolas" w:hAnsi="Consolas"/>
-          <w:b w:val="0"/>
-          <w:i w:val="0"/>
-          <w:sz w:val="19"/>
-        </w:rPr>
-        <w:t>test_no_assertion_without_a_verbatim_quote</w:t>
-      </w:r>
-      <w:r>
-        <w:rPr>
-          <w:b w:val="0"/>
-          <w:i w:val="0"/>
-        </w:rPr>
-        <w:t>, which mechanically enforces the evidence only principle rather than trusting the prompt to.</w:t>
-      </w:r>
-    </w:p>
-    <w:p>
-      <w:r>
-        <w:rPr>
-          <w:b/>
-          <w:i w:val="0"/>
-        </w:rPr>
-        <w:t>A run to run consistency harness.</w:t>
-      </w:r>
-      <w:r>
-        <w:rPr>
-          <w:b w:val="0"/>
-          <w:i w:val="0"/>
-        </w:rPr>
-        <w:t xml:space="preserve"> Users reported that re-running the same case gave materially different results. I did not guess at a fix. I built the measurement first. The harness normalises away wording and ordering differences, then buckets the remaining differences into parties, links, numbers, classification and derived values. Narrative drift is reported but never counted against agreement, because a differently worded explanation of the same structure is not a defect. Only once I could measure the disagreement did I start fixing it.</w:t>
-      </w:r>
-    </w:p>
-    <w:p>
-      <w:r>
-        <w:rPr>
-          <w:b/>
-          <w:i w:val="0"/>
-        </w:rPr>
-        <w:t>Regression discipline.</w:t>
-      </w:r>
-      <w:r>
-        <w:rPr>
-          <w:b w:val="0"/>
-          <w:i w:val="0"/>
-        </w:rPr>
-        <w:t xml:space="preserve"> Every regression test had to be demonstrated failing against the pre-fix instruction before it was accepted, and then passing after. I made that policy after finding two earlier tests that were vacuous, passing regardless of the behaviour they claimed to protect. A test that cannot fail is worse than no test, because it produces false confidence.</w:t>
-      </w:r>
-    </w:p>
-    <w:p>
-      <w:r>
-        <w:rPr>
-          <w:b/>
-          <w:i w:val="0"/>
-        </w:rPr>
-        <w:t>A determinism release.</w:t>
-      </w:r>
-      <w:r>
-        <w:rPr>
-          <w:b w:val="0"/>
-          <w:i w:val="0"/>
-        </w:rPr>
-        <w:t xml:space="preserve"> One release resolved three critical and ten important internal contradictions inside the rules, added seven new rules and corrected nine. The test count went from twenty five to eighty two, then to two hundred and fifty six, and it stands at two hundred and sixty five today.</w:t>
-      </w:r>
-    </w:p>
-    <w:p>
-      <w:r>
-        <w:rPr>
-          <w:b/>
-          <w:i w:val="0"/>
-        </w:rPr>
-        <w:t>Versioned deployment.</w:t>
-      </w:r>
-      <w:r>
-        <w:rPr>
-          <w:b w:val="0"/>
-          <w:i w:val="0"/>
-        </w:rPr>
-        <w:t xml:space="preserve"> Instructions live as versioned rows in an Oracle table consumed by a Java service. A change is a new version, never an edit in place. The deployment script is generated rather than hand written, and then verified by decoding it back and comparing byte for byte against the source. Hand editing a hundred and ten thousand character instruction inside a script is an obvious way to corrupt production silently, so the process removes the opportunity.</w:t>
-      </w:r>
-    </w:p>
-    <w:p>
-      <w:r>
-        <w:rPr>
-          <w:b/>
-          <w:i w:val="0"/>
-        </w:rPr>
-        <w:t>Reusable tooling.</w:t>
-      </w:r>
-      <w:r>
-        <w:rPr>
-          <w:b w:val="0"/>
-          <w:i w:val="0"/>
-        </w:rPr>
-        <w:t xml:space="preserve"> I packaged the deployment tooling with a generate mode and a verify mode, and documented it, so the next person does not have to rediscover the constraints the hard way.</w:t>
-      </w:r>
-    </w:p>
-    <w:p>
-      <w:pPr>
-        <w:keepNext/>
-        <w:spacing w:before="240" w:after="120"/>
-      </w:pPr>
-      <w:r>
-        <w:rPr>
-          <w:b/>
-          <w:i w:val="0"/>
-          <w:color w:val="00539F"/>
-          <w:sz w:val="25"/>
-        </w:rPr>
-        <w:t>Partnership with the business</w:t>
-      </w:r>
-    </w:p>
-    <w:p>
-      <w:r>
-        <w:rPr>
-          <w:b w:val="0"/>
-          <w:i w:val="0"/>
-        </w:rPr>
-        <w:t>The policy team supplied the requirements. I did not simply implement them.</w:t>
-      </w:r>
-    </w:p>
-    <w:p>
-      <w:pPr>
-        <w:pStyle w:val="ListBullet"/>
-        <w:spacing w:after="60"/>
-        <w:ind w:left="432"/>
-      </w:pPr>
-      <w:r>
-        <w:rPr>
-          <w:b w:val="0"/>
-          <w:i w:val="0"/>
-        </w:rPr>
-        <w:t xml:space="preserve">I ran a </w:t>
-      </w:r>
-      <w:r>
-        <w:rPr>
-          <w:b/>
-          <w:i w:val="0"/>
-        </w:rPr>
-        <w:t>clause by clause audit</w:t>
-      </w:r>
-      <w:r>
-        <w:rPr>
-          <w:b w:val="0"/>
-          <w:i w:val="0"/>
-        </w:rPr>
-        <w:t xml:space="preserve"> of every supplied requirement, marking each as in, in with changes, or out, recording the reason wherever wording was changed or rejected.</w:t>
-      </w:r>
-    </w:p>
-    <w:p>
-      <w:pPr>
-        <w:pStyle w:val="ListBullet"/>
-        <w:spacing w:after="60"/>
-        <w:ind w:left="432"/>
-      </w:pPr>
-      <w:r>
-        <w:rPr>
-          <w:b w:val="0"/>
-          <w:i w:val="0"/>
-        </w:rPr>
-        <w:t xml:space="preserve">I put </w:t>
-      </w:r>
-      <w:r>
-        <w:rPr>
-          <w:b/>
-          <w:i w:val="0"/>
-        </w:rPr>
-        <w:t>fifteen written questions</w:t>
-      </w:r>
-      <w:r>
-        <w:rPr>
-          <w:b w:val="0"/>
-          <w:i w:val="0"/>
-        </w:rPr>
-        <w:t xml:space="preserve"> back to the business, each citing the specific line in their own document, and ran four rounds of response in a single day.</w:t>
-      </w:r>
-    </w:p>
-    <w:p>
-      <w:pPr>
-        <w:pStyle w:val="ListBullet"/>
-        <w:spacing w:after="60"/>
-        <w:ind w:left="432"/>
-      </w:pPr>
-      <w:r>
-        <w:rPr>
-          <w:b w:val="0"/>
-          <w:i w:val="0"/>
-        </w:rPr>
-        <w:t xml:space="preserve">I </w:t>
-      </w:r>
-      <w:r>
-        <w:rPr>
-          <w:b/>
-          <w:i w:val="0"/>
-        </w:rPr>
-        <w:t>rejected supplied worked examples that were wrong.</w:t>
-      </w:r>
-      <w:r>
-        <w:rPr>
-          <w:b w:val="0"/>
-          <w:i w:val="0"/>
-        </w:rPr>
-        <w:t xml:space="preserve"> One carried an inverted ownership relationship. Another had fund percentages that did not total one hundred. The business checked and supplied corrected figures.</w:t>
-      </w:r>
-    </w:p>
-    <w:p>
-      <w:pPr>
-        <w:pStyle w:val="ListBullet"/>
-        <w:spacing w:after="60"/>
-        <w:ind w:left="432"/>
-      </w:pPr>
-      <w:r>
-        <w:rPr>
-          <w:b w:val="0"/>
-          <w:i w:val="0"/>
-        </w:rPr>
-        <w:t xml:space="preserve">I </w:t>
-      </w:r>
-      <w:r>
-        <w:rPr>
-          <w:b/>
-          <w:i w:val="0"/>
-        </w:rPr>
-        <w:t>declined to implement one rule</w:t>
-      </w:r>
-      <w:r>
-        <w:rPr>
-          <w:b w:val="0"/>
-          <w:i w:val="0"/>
-        </w:rPr>
-        <w:t xml:space="preserve"> because the business could not supply a worked example for it. My argument was that a rule which cannot be applied identically twice is worse than no rule, because it introduces variance while appearing to add rigour. That open item was pushed back rather than guessed at.</w:t>
-      </w:r>
-    </w:p>
-    <w:p>
-      <w:pPr>
-        <w:pStyle w:val="ListBullet"/>
-        <w:spacing w:after="60"/>
-        <w:ind w:left="432"/>
-      </w:pPr>
-      <w:r>
-        <w:rPr>
-          <w:b w:val="0"/>
-          <w:i w:val="0"/>
-        </w:rPr>
-        <w:t xml:space="preserve">I raised a </w:t>
-      </w:r>
-      <w:r>
-        <w:rPr>
-          <w:b/>
-          <w:i w:val="0"/>
-        </w:rPr>
-        <w:t>documentation defect</w:t>
-      </w:r>
-      <w:r>
-        <w:rPr>
-          <w:b w:val="0"/>
-          <w:i w:val="0"/>
-        </w:rPr>
-        <w:t xml:space="preserve"> back to the business, because their source document still carried withdrawn rules and would disagree with the deployed instruction unless corrected.</w:t>
-      </w:r>
-    </w:p>
-    <w:p>
-      <w:pPr>
-        <w:pStyle w:val="ListBullet"/>
-        <w:spacing w:after="60"/>
-        <w:ind w:left="432"/>
-      </w:pPr>
-      <w:r>
-        <w:rPr>
-          <w:b w:val="0"/>
-          <w:i w:val="0"/>
-        </w:rPr>
-        <w:t xml:space="preserve">I </w:t>
-      </w:r>
-      <w:r>
-        <w:rPr>
-          <w:b/>
-          <w:i w:val="0"/>
-        </w:rPr>
-        <w:t>escalated three policy questions</w:t>
-      </w:r>
-      <w:r>
-        <w:rPr>
-          <w:b w:val="0"/>
-          <w:i w:val="0"/>
-        </w:rPr>
-        <w:t xml:space="preserve"> to the standards owner for confirmation before deployment rather than making the interpretation myself.</w:t>
-      </w:r>
-    </w:p>
-    <w:p>
-      <w:r>
-        <w:rPr>
-          <w:b/>
-          <w:i w:val="0"/>
-        </w:rPr>
-        <w:t>This is still going on, and I can show you this week's.</w:t>
-      </w:r>
-      <w:r>
-        <w:rPr>
-          <w:b w:val="0"/>
-          <w:i w:val="0"/>
-        </w:rPr>
-        <w:t xml:space="preserve"> The most recent question document is dated 4 September 2026 and concerns a single phrase in one rule, whether a contractual partnership is a legal entity in its own right or a pool of entities that must not be recorded as one owner. It sets out what we understood the intent to be, asks the business to confirm or correct it, and states plainly at the top that anything left unanswered stays unimplemented.</w:t>
-      </w:r>
-    </w:p>
-    <w:p>
-      <w:r>
-        <w:rPr>
-          <w:b w:val="0"/>
-          <w:i w:val="0"/>
-        </w:rPr>
-        <w:t>That last line is the whole approach in one sentence. I will not guess at a rule on the business's behalf, and I will not let an unanswered question quietly become an engineering assumption that nobody can trace later.</w:t>
-      </w:r>
-    </w:p>
-    <w:p>
-      <w:r>
-        <w:rPr>
-          <w:b w:val="0"/>
-          <w:i w:val="0"/>
-        </w:rPr>
-        <w:t>The 2025 panel asked me to show cooperation rather than assert it. This is what that looks like with specifics attached, and it is current rather than historical.</w:t>
-      </w:r>
-    </w:p>
-    <w:p>
-      <w:pPr>
-        <w:keepNext/>
-        <w:spacing w:before="240" w:after="120"/>
-      </w:pPr>
-      <w:r>
-        <w:rPr>
-          <w:b/>
-          <w:i w:val="0"/>
-          <w:color w:val="00539F"/>
-          <w:sz w:val="25"/>
-        </w:rPr>
-        <w:t>Known gaps, stated before you ask</w:t>
-      </w:r>
-    </w:p>
-    <w:p>
-      <w:r>
-        <w:rPr>
-          <w:b w:val="0"/>
-          <w:i w:val="0"/>
-        </w:rPr>
-        <w:t>I would rather give you these than have you find them.</w:t>
-      </w:r>
-    </w:p>
-    <w:p>
-      <w:pPr>
-        <w:pStyle w:val="ListBullet"/>
-        <w:spacing w:after="60"/>
-        <w:ind w:left="432"/>
-      </w:pPr>
-      <w:r>
-        <w:rPr>
-          <w:b/>
-          <w:i w:val="0"/>
-        </w:rPr>
-        <w:t>No continuous integration on this repository.</w:t>
-      </w:r>
-      <w:r>
-        <w:rPr>
-          <w:b w:val="0"/>
-          <w:i w:val="0"/>
-        </w:rPr>
-        <w:t xml:space="preserve"> The tests run manually. This is the gap I am least comfortable with and the next thing I am fixing.</w:t>
-      </w:r>
-    </w:p>
-    <w:p>
-      <w:pPr>
-        <w:pStyle w:val="ListBullet"/>
-        <w:spacing w:after="60"/>
-        <w:ind w:left="432"/>
-      </w:pPr>
-      <w:r>
-        <w:rPr>
-          <w:b/>
-          <w:i w:val="0"/>
-        </w:rPr>
-        <w:t>The test suite is not in version control</w:t>
-      </w:r>
-      <w:r>
-        <w:rPr>
-          <w:b w:val="0"/>
-          <w:i w:val="0"/>
-        </w:rPr>
-        <w:t>, because the directory is excluded repository wide. That needs correcting.</w:t>
-      </w:r>
-    </w:p>
-    <w:p>
-      <w:pPr>
-        <w:pStyle w:val="ListBullet"/>
-        <w:spacing w:after="60"/>
-        <w:ind w:left="432"/>
-      </w:pPr>
-      <w:r>
-        <w:rPr>
-          <w:b/>
-          <w:i w:val="0"/>
-        </w:rPr>
-        <w:t>The deployment script is executed by hand</w:t>
-      </w:r>
-      <w:r>
-        <w:rPr>
-          <w:b w:val="0"/>
-          <w:i w:val="0"/>
-        </w:rPr>
-        <w:t>, not through a pipeline.</w:t>
-      </w:r>
-    </w:p>
-    <w:p>
-      <w:pPr>
-        <w:pStyle w:val="ListBullet"/>
-        <w:spacing w:after="60"/>
-        <w:ind w:left="432"/>
-      </w:pPr>
-      <w:r>
-        <w:rPr>
-          <w:b/>
-          <w:i w:val="0"/>
-        </w:rPr>
-        <w:t>No published volume or service level figures yet.</w:t>
-      </w:r>
-      <w:r>
-        <w:rPr>
-          <w:b w:val="0"/>
-          <w:i w:val="0"/>
-        </w:rPr>
-        <w:t xml:space="preserve"> The rollout is deliberately limited to one hundred users, and I would rather report nothing than report a number from a controlled group as though it were a production rate.</w:t>
-      </w:r>
-    </w:p>
-    <w:p>
-      <w:r>
-        <w:rPr>
-          <w:b w:val="0"/>
-          <w:i w:val="0"/>
-        </w:rPr>
-        <w:t>The honest position is that the instruction engineering and the testing on this workflow are considerably more mature than the delivery pipeline around it, and I know it.</w:t>
-      </w:r>
-    </w:p>
-    <w:p>
-      <w:pPr>
-        <w:keepNext/>
-        <w:spacing w:before="240" w:after="120"/>
-      </w:pPr>
-      <w:r>
-        <w:rPr>
-          <w:b/>
-          <w:i w:val="0"/>
-          <w:color w:val="00539F"/>
-          <w:sz w:val="25"/>
-        </w:rPr>
-        <w:t>Screenshots and links</w:t>
-      </w:r>
-    </w:p>
-    <w:p>
-      <w:r>
-        <w:rPr>
-          <w:b w:val="0"/>
-          <w:i w:val="0"/>
-        </w:rPr>
-        <w:t>Source repository: [LINK: ownership-prompts repository] (92 commits, all mine, 3 June to 4 September 2026)</w:t>
-      </w:r>
-    </w:p>
-    <w:p>
-      <w:r>
-        <w:rPr>
-          <w:b w:val="0"/>
-          <w:i/>
-        </w:rPr>
-        <w:t>Screenshots to be added. Suggested: test suite output showing the 265 tests, a run to run consistency harness report, and a versioned instruction row in the deployment table.</w:t>
-      </w:r>
-    </w:p>
-    <w:p>
-      <w:pPr>
-        <w:keepNext/>
-        <w:spacing w:before="240" w:after="120"/>
-      </w:pPr>
-      <w:r>
-        <w:rPr>
-          <w:b/>
-          <w:i w:val="0"/>
-          <w:color w:val="00539F"/>
-          <w:sz w:val="25"/>
-        </w:rPr>
-        <w:t>Framework mapping</w:t>
-      </w:r>
-    </w:p>
-    <w:p>
-      <w:r>
-        <w:rPr>
-          <w:b/>
-          <w:i w:val="0"/>
-        </w:rPr>
-        <w:t>Thinks.</w:t>
-      </w:r>
-      <w:r>
-        <w:rPr>
-          <w:b w:val="0"/>
-          <w:i w:val="0"/>
-        </w:rPr>
-        <w:t xml:space="preserve"> Collapsed a six agent pipeline into one call by recognising the problem was not separable. Recognised that non determinism, not accuracy, was the real defect behind the user complaints, and built a measurement harness before attempting a fix.</w:t>
-      </w:r>
-    </w:p>
-    <w:p>
-      <w:r>
-        <w:rPr>
-          <w:b/>
-          <w:i w:val="0"/>
-        </w:rPr>
-        <w:t>Designs.</w:t>
-      </w:r>
-      <w:r>
-        <w:rPr>
-          <w:b w:val="0"/>
-          <w:i w:val="0"/>
-        </w:rPr>
-        <w:t xml:space="preserve"> Sixteen gate processing order, thirty seven field output contract, twenty two rung precedence ladder, and a maker checker loop with explicit dispute semantics.</w:t>
-      </w:r>
-    </w:p>
-    <w:p>
-      <w:r>
-        <w:rPr>
-          <w:b/>
-          <w:i w:val="0"/>
-        </w:rPr>
-        <w:t>Delivers.</w:t>
-      </w:r>
-      <w:r>
-        <w:rPr>
-          <w:b w:val="0"/>
-          <w:i w:val="0"/>
-        </w:rPr>
-        <w:t xml:space="preserve"> The second agentic workflow in the business unit to reach production, live for one hundred users.</w:t>
-      </w:r>
-    </w:p>
-    <w:p>
-      <w:r>
-        <w:rPr>
-          <w:b/>
-          <w:i w:val="0"/>
-        </w:rPr>
-        <w:t>Operates.</w:t>
-      </w:r>
-      <w:r>
-        <w:rPr>
-          <w:b w:val="0"/>
-          <w:i w:val="0"/>
-        </w:rPr>
-        <w:t xml:space="preserve"> Versioned deployment, generated and verified release artefacts, a verification checklist where every item was added because it caught a real bug.</w:t>
-      </w:r>
-    </w:p>
-    <w:p>
-      <w:r>
-        <w:rPr>
-          <w:b/>
-          <w:i w:val="0"/>
-        </w:rPr>
-        <w:t>Controls.</w:t>
-      </w:r>
-      <w:r>
-        <w:rPr>
-          <w:b w:val="0"/>
-          <w:i w:val="0"/>
-        </w:rPr>
-        <w:t xml:space="preserve"> Evidence only and fail closed by design. Two hundred and fifty six tests preventing rule drift. Every assertion traceable to a document quote for audit.</w:t>
-      </w:r>
-    </w:p>
-    <w:p>
-      <w:r>
-        <w:rPr>
-          <w:b/>
-          <w:i w:val="0"/>
-        </w:rPr>
-        <w:t>Engages.</w:t>
-      </w:r>
-      <w:r>
-        <w:rPr>
-          <w:b w:val="0"/>
-          <w:i w:val="0"/>
-        </w:rPr>
-        <w:t xml:space="preserve"> Clause by clause partnership with the policy team, fifteen written questions, four rounds resolved in a day.</w:t>
-      </w:r>
-    </w:p>
-    <w:p>
-      <w:r>
-        <w:rPr>
-          <w:b/>
-          <w:i w:val="0"/>
-        </w:rPr>
-        <w:t>Influences.</w:t>
-      </w:r>
-      <w:r>
-        <w:rPr>
-          <w:b w:val="0"/>
-          <w:i w:val="0"/>
-        </w:rPr>
-        <w:t xml:space="preserve"> Disputed incorrect business supplied examples and had them corrected. Refused to implement an unspecifiable rule and explained why.</w:t>
-      </w:r>
-    </w:p>
-    <w:p>
-      <w:r>
-        <w:rPr>
-          <w:b/>
-          <w:i w:val="0"/>
-        </w:rPr>
-        <w:t>Achieves.</w:t>
-      </w:r>
-      <w:r>
-        <w:rPr>
-          <w:b w:val="0"/>
-          <w:i w:val="0"/>
-        </w:rPr>
-        <w:t xml:space="preserve"> Replaced manual ownership tracing. Three critical and ten important rule contradictions found and resolved before they reached production.</w:t>
-      </w:r>
-    </w:p>
-    <w:p>
-      <w:pPr>
-        <w:keepNext/>
-        <w:spacing w:before="240" w:after="120"/>
-      </w:pPr>
-      <w:r>
-        <w:rPr>
-          <w:b/>
-          <w:i w:val="0"/>
-          <w:color w:val="00539F"/>
-          <w:sz w:val="25"/>
-        </w:rPr>
-        <w:t>So what</w:t>
-      </w:r>
-    </w:p>
-    <w:p>
-      <w:r>
-        <w:rPr>
-          <w:b w:val="0"/>
-          <w:i w:val="0"/>
-        </w:rPr>
-        <w:t>The first workflow proved the framework works. This one proves it holds up on a genuinely difficult regulatory problem, under audit conditions, where being confidently wrong is the failure that matters.</w:t>
-      </w:r>
-    </w:p>
-    <w:p>
-      <w:r>
-        <w:br w:type="page"/>
-      </w:r>
-    </w:p>
-    <w:p>
-      <w:pPr>
-        <w:keepNext/>
-        <w:spacing w:before="320" w:after="120"/>
-      </w:pPr>
-      <w:r>
-        <w:rPr>
-          <w:b/>
-          <w:i w:val="0"/>
-          <w:color w:val="001850"/>
-          <w:sz w:val="32"/>
-        </w:rPr>
-        <w:t>7. The Foundations, Messaging Infrastructure</w:t>
-      </w:r>
-    </w:p>
-    <w:p>
-      <w:pPr>
-        <w:keepNext/>
-        <w:spacing w:before="240" w:after="120"/>
-      </w:pPr>
-      <w:r>
-        <w:rPr>
-          <w:b/>
-          <w:i w:val="0"/>
-          <w:color w:val="00539F"/>
-          <w:sz w:val="25"/>
-        </w:rPr>
-        <w:t>The problem</w:t>
-      </w:r>
-    </w:p>
-    <w:p>
-      <w:r>
-        <w:rPr>
-          <w:b w:val="0"/>
-          <w:i w:val="0"/>
-        </w:rPr>
-        <w:t>Our platform runs on asynchronous messaging. It could not handle the load. Messages that failed sat in a database with no automated retry. State and validity calculations backed up daily. Analysts waited thirty to sixty minutes for a calculation result they needed in order to do their next piece of work. And when anything went down, messages were lost permanently, with no way to trace where the work had stopped.</w:t>
-      </w:r>
-    </w:p>
-    <w:p>
-      <w:pPr>
-        <w:keepNext/>
-        <w:spacing w:before="240" w:after="120"/>
-      </w:pPr>
-      <w:r>
-        <w:rPr>
-          <w:b/>
-          <w:i w:val="0"/>
-          <w:color w:val="00539F"/>
-          <w:sz w:val="25"/>
-        </w:rPr>
-        <w:t>What I personally did</w:t>
-      </w:r>
-    </w:p>
-    <w:p>
-      <w:r>
-        <w:rPr>
-          <w:b w:val="0"/>
-          <w:i w:val="0"/>
-        </w:rPr>
-        <w:t>I designed and built the retry library, introduced the replacement messaging library, and added full lifecycle tracing. I am the Component Guardian for messaging across the business unit, which means every design and code change in this area is approved by me.</w:t>
-      </w:r>
-    </w:p>
-    <w:p>
-      <w:pPr>
-        <w:keepNext/>
-        <w:spacing w:before="240" w:after="120"/>
-      </w:pPr>
-      <w:r>
-        <w:rPr>
-          <w:b/>
-          <w:i w:val="0"/>
-          <w:color w:val="00539F"/>
-          <w:sz w:val="25"/>
-        </w:rPr>
-        <w:t>The design decisions I owned</w:t>
-      </w:r>
-    </w:p>
-    <w:p>
-      <w:r>
-        <w:rPr>
-          <w:b/>
-          <w:i w:val="0"/>
-        </w:rPr>
-        <w:t>Decision one. Retry through the database and a cluster safe scheduler, not by republishing.</w:t>
-      </w:r>
-    </w:p>
-    <w:p>
-      <w:r>
-        <w:rPr>
-          <w:b w:val="0"/>
-          <w:i w:val="0"/>
-        </w:rPr>
-        <w:t>The library funnels every failure, from both producers and consumers, into a single unified persistence and retry workflow. Consumer failures are caught through a global error channel that intercepts exceptions from any listener. Producer failures are caught the same way.</w:t>
-      </w:r>
-    </w:p>
-    <w:p>
-      <w:r>
-        <w:rPr>
-          <w:b w:val="0"/>
-          <w:i w:val="0"/>
-        </w:rPr>
-        <w:t>On failure, the topic is matched against configured retry patterns, and the message payload plus its headers and retry count are written to a database table. A single cluster safe scheduler, using distributed locking through ShedLock, periodically scans that table, finds messages due for retry under an exponential backoff schedule, and invokes the correct handler bean to reprocess the message.</w:t>
-      </w:r>
-    </w:p>
-    <w:p>
-      <w:r>
-        <w:rPr>
-          <w:b w:val="0"/>
-          <w:i w:val="0"/>
-        </w:rPr>
-        <w:t xml:space="preserve">The important detail is the last one. </w:t>
-      </w:r>
-      <w:r>
-        <w:rPr>
-          <w:b/>
-          <w:i w:val="0"/>
-        </w:rPr>
-        <w:t>A retry calls the Java business logic directly. It does not republish to the message broker.</w:t>
-      </w:r>
-      <w:r>
-        <w:rPr>
-          <w:b w:val="0"/>
-          <w:i w:val="0"/>
-        </w:rPr>
-        <w:t xml:space="preserve"> Republishing is the common approach and it is wrong here, because it re-runs everything downstream of the original publish, which produces duplicate side effects, and it makes the retry indistinguishable from a genuine new event in every log and every trace. Invoking the handler directly retries exactly the work that failed and nothing else.</w:t>
-      </w:r>
-    </w:p>
-    <w:p>
-      <w:r>
-        <w:rPr>
-          <w:b/>
-          <w:i w:val="0"/>
-        </w:rPr>
-        <w:t>Decision two. Exponential backoff, because the usual failure is a struggling downstream system.</w:t>
-      </w:r>
-    </w:p>
-    <w:p>
-      <w:r>
-        <w:rPr>
-          <w:b w:val="0"/>
-          <w:i w:val="0"/>
-        </w:rPr>
-        <w:t>Delays increase automatically, five minutes then ten then twenty and onward. Immediate retry against a downstream system that is failing under load converts a degradation into an outage. Backing off gives it room to recover.</w:t>
-      </w:r>
-    </w:p>
-    <w:p>
-      <w:r>
-        <w:rPr>
-          <w:b/>
-          <w:i w:val="0"/>
-        </w:rPr>
-        <w:t>Decision three. A library with one switch, not a pattern in a document.</w:t>
-      </w:r>
-    </w:p>
-    <w:p>
-      <w:r>
-        <w:rPr>
-          <w:b w:val="0"/>
-          <w:i w:val="0"/>
-        </w:rPr>
-        <w:t xml:space="preserve">Enabled with a single property, </w:t>
-      </w:r>
-      <w:r>
-        <w:rPr>
-          <w:rFonts w:ascii="Consolas" w:hAnsi="Consolas"/>
-          <w:b w:val="0"/>
-          <w:i w:val="0"/>
-          <w:sz w:val="19"/>
-        </w:rPr>
-        <w:t>clm.kafka.retry.enabled=true</w:t>
-      </w:r>
-      <w:r>
-        <w:rPr>
-          <w:b w:val="0"/>
-          <w:i w:val="0"/>
-        </w:rPr>
-        <w:t>. Retry policies are configured globally or per topic, and can vary by the exception thrown. Topic to handler routing is configured in a settings file. Retry limits, intervals, batch size and backoff are all configuration.</w:t>
-      </w:r>
-    </w:p>
-    <w:p>
-      <w:r>
-        <w:rPr>
-          <w:b w:val="0"/>
-          <w:i w:val="0"/>
-        </w:rPr>
-        <w:t>That last decision is why it got adopted. A recommended pattern gets implemented five different ways by five teams. A library with one switch gets used, and a fix in it propagates to everyone automatically.</w:t>
-      </w:r>
-    </w:p>
-    <w:p>
-      <w:r>
-        <w:rPr>
-          <w:b/>
-          <w:i w:val="0"/>
-        </w:rPr>
-        <w:t>Decision four. Observability across the old library as well as the new one.</w:t>
-      </w:r>
-    </w:p>
-    <w:p>
-      <w:r>
-        <w:rPr>
-          <w:b w:val="0"/>
-          <w:i w:val="0"/>
-        </w:rPr>
-        <w:t>I introduced full lifecycle tracing for messages in both the new library and the legacy one. Adding it only to the new one would have left the majority of live traffic dark for as long as the migration took. It found production bugs that had previously been undetectable, because nobody could see where a message stopped.</w:t>
-      </w:r>
-    </w:p>
-    <w:p>
-      <w:pPr>
-        <w:keepNext/>
-        <w:spacing w:before="240" w:after="120"/>
-      </w:pPr>
-      <w:r>
-        <w:rPr>
-          <w:b/>
-          <w:i w:val="0"/>
-          <w:color w:val="00539F"/>
-          <w:sz w:val="25"/>
-        </w:rPr>
-        <w:t>Outcomes claimed</w:t>
-      </w:r>
-    </w:p>
-    <w:p>
-      <w:pPr>
-        <w:pStyle w:val="ListBullet"/>
-        <w:spacing w:after="60"/>
-        <w:ind w:left="432"/>
-      </w:pPr>
-      <w:r>
-        <w:rPr>
-          <w:b w:val="0"/>
-          <w:i w:val="0"/>
-        </w:rPr>
-        <w:t>Analyst wait for a state and validity result went from thirty to sixty minutes down to seconds.</w:t>
-      </w:r>
-    </w:p>
-    <w:p>
-      <w:pPr>
-        <w:pStyle w:val="ListBullet"/>
-        <w:spacing w:after="60"/>
-        <w:ind w:left="432"/>
-      </w:pPr>
-      <w:r>
-        <w:rPr>
-          <w:b w:val="0"/>
-          <w:i w:val="0"/>
-        </w:rPr>
-        <w:t>Daily backlogs in state and validity calculation eliminated.</w:t>
-      </w:r>
-    </w:p>
-    <w:p>
-      <w:pPr>
-        <w:pStyle w:val="ListBullet"/>
-        <w:spacing w:after="60"/>
-        <w:ind w:left="432"/>
-      </w:pPr>
-      <w:r>
-        <w:rPr>
-          <w:b w:val="0"/>
-          <w:i w:val="0"/>
-        </w:rPr>
-        <w:t>Failed messages recovered automatically instead of being lost.</w:t>
-      </w:r>
-    </w:p>
-    <w:p>
-      <w:pPr>
-        <w:pStyle w:val="ListBullet"/>
-        <w:spacing w:after="60"/>
-        <w:ind w:left="432"/>
-      </w:pPr>
-      <w:r>
-        <w:rPr>
-          <w:b w:val="0"/>
-          <w:i w:val="0"/>
-        </w:rPr>
-        <w:t>Five hundred thousand messages a day through state validation.</w:t>
-      </w:r>
-    </w:p>
-    <w:p>
-      <w:pPr>
-        <w:keepNext/>
-        <w:spacing w:before="240" w:after="120"/>
-      </w:pPr>
-      <w:r>
-        <w:rPr>
-          <w:b/>
-          <w:i w:val="0"/>
-          <w:color w:val="00539F"/>
-          <w:sz w:val="25"/>
-        </w:rPr>
-        <w:t>Evidence</w:t>
-      </w:r>
-    </w:p>
-    <w:p>
-      <w:r>
-        <w:rPr>
-          <w:b w:val="0"/>
-          <w:i w:val="0"/>
-        </w:rPr>
-        <w:t>Each outcome above, and what proves it.</w:t>
-      </w:r>
-    </w:p>
-    <w:tbl>
-      <w:tblPr>
-        <w:tblStyle w:val="TableGrid"/>
-        <w:tblW w:type="auto" w:w="0"/>
-        <w:tblLayout w:type="autofit"/>
-        <w:tblLook w:firstColumn="1" w:firstRow="1" w:lastColumn="0" w:lastRow="0" w:noHBand="0" w:noVBand="1" w:val="04A0"/>
-      </w:tblPr>
-      <w:tblGrid>
-        <w:gridCol w:w="3106"/>
-        <w:gridCol w:w="3106"/>
-        <w:gridCol w:w="3106"/>
-      </w:tblGrid>
-      <w:tr>
-        <w:tc>
-          <w:tcPr>
-            <w:tcW w:type="dxa" w:w="3106"/>
-            <w:shd w:val="clear" w:fill="E8EDF5"/>
-          </w:tcPr>
-          <w:p>
-            <w:pPr>
-              <w:spacing w:before="40" w:after="40"/>
-            </w:pPr>
-            <w:r/>
-            <w:r>
-              <w:rPr>
-                <w:b/>
-                <w:i w:val="0"/>
-                <w:sz w:val="19"/>
-              </w:rPr>
-              <w:t>Claim</w:t>
-            </w:r>
-          </w:p>
-        </w:tc>
-        <w:tc>
-          <w:tcPr>
-            <w:tcW w:type="dxa" w:w="3106"/>
-            <w:shd w:val="clear" w:fill="E8EDF5"/>
-          </w:tcPr>
-          <w:p>
-            <w:pPr>
-              <w:spacing w:before="40" w:after="40"/>
-            </w:pPr>
-            <w:r/>
-            <w:r>
-              <w:rPr>
-                <w:b/>
-                <w:i w:val="0"/>
-                <w:sz w:val="19"/>
-              </w:rPr>
-              <w:t>Proof</w:t>
-            </w:r>
-          </w:p>
-        </w:tc>
-        <w:tc>
-          <w:tcPr>
-            <w:tcW w:type="dxa" w:w="3106"/>
-            <w:shd w:val="clear" w:fill="E8EDF5"/>
-          </w:tcPr>
-          <w:p>
-            <w:pPr>
-              <w:spacing w:before="40" w:after="40"/>
-            </w:pPr>
-            <w:r/>
-            <w:r>
-              <w:rPr>
-                <w:b/>
-                <w:i w:val="0"/>
-                <w:sz w:val="19"/>
-              </w:rPr>
-              <w:t>Source</w:t>
-            </w:r>
-          </w:p>
-        </w:tc>
-      </w:tr>
-      <w:tr>
-        <w:tc>
-          <w:tcPr>
-            <w:tcW w:type="dxa" w:w="3106"/>
-          </w:tcPr>
-          <w:p>
-            <w:pPr>
-              <w:spacing w:before="40" w:after="40"/>
-            </w:pPr>
-            <w:r/>
-            <w:r>
-              <w:rPr>
-                <w:b w:val="0"/>
-                <w:i w:val="0"/>
-                <w:sz w:val="19"/>
-              </w:rPr>
-              <w:t>Wait went from 30 to 60 minutes to seconds</w:t>
-            </w:r>
-          </w:p>
-        </w:tc>
-        <w:tc>
-          <w:tcPr>
-            <w:tcW w:type="dxa" w:w="3106"/>
-          </w:tcPr>
-          <w:p>
-            <w:pPr>
-              <w:spacing w:before="40" w:after="40"/>
-            </w:pPr>
-            <w:r/>
-            <w:r>
-              <w:rPr>
-                <w:b w:val="0"/>
-                <w:i w:val="0"/>
-                <w:sz w:val="19"/>
-              </w:rPr>
-              <w:t>Consumer lag chart for the state and validity consumer group, four weeks either side of go live on [DATE]</w:t>
-            </w:r>
-          </w:p>
-        </w:tc>
-        <w:tc>
-          <w:tcPr>
-            <w:tcW w:type="dxa" w:w="3106"/>
-          </w:tcPr>
-          <w:p>
-            <w:pPr>
-              <w:spacing w:before="40" w:after="40"/>
-            </w:pPr>
-            <w:r/>
-            <w:r>
-              <w:rPr>
-                <w:b w:val="0"/>
-                <w:i w:val="0"/>
-                <w:sz w:val="19"/>
-              </w:rPr>
-              <w:t>[DATA: monitoring dashboard screenshot]</w:t>
-            </w:r>
-          </w:p>
-        </w:tc>
-      </w:tr>
-      <w:tr>
-        <w:tc>
-          <w:tcPr>
-            <w:tcW w:type="dxa" w:w="3106"/>
-          </w:tcPr>
-          <w:p>
-            <w:pPr>
-              <w:spacing w:before="40" w:after="40"/>
-            </w:pPr>
-            <w:r/>
-            <w:r>
-              <w:rPr>
-                <w:b w:val="0"/>
-                <w:i w:val="0"/>
-                <w:sz w:val="19"/>
-              </w:rPr>
-              <w:t>Backlogs eliminated</w:t>
-            </w:r>
-          </w:p>
-        </w:tc>
-        <w:tc>
-          <w:tcPr>
-            <w:tcW w:type="dxa" w:w="3106"/>
-          </w:tcPr>
-          <w:p>
-            <w:pPr>
-              <w:spacing w:before="40" w:after="40"/>
-            </w:pPr>
-            <w:r/>
-            <w:r>
-              <w:rPr>
-                <w:b w:val="0"/>
-                <w:i w:val="0"/>
-                <w:sz w:val="19"/>
-              </w:rPr>
-              <w:t>Same chart. Daily lag peaks before, flat line after</w:t>
-            </w:r>
-          </w:p>
-        </w:tc>
-        <w:tc>
-          <w:tcPr>
-            <w:tcW w:type="dxa" w:w="3106"/>
-          </w:tcPr>
-          <w:p>
-            <w:pPr>
-              <w:spacing w:before="40" w:after="40"/>
-            </w:pPr>
-            <w:r/>
-            <w:r>
-              <w:rPr>
-                <w:b w:val="0"/>
-                <w:i w:val="0"/>
-                <w:sz w:val="19"/>
-              </w:rPr>
-              <w:t>[DATA: same screenshot]</w:t>
-            </w:r>
-          </w:p>
-        </w:tc>
-      </w:tr>
-      <w:tr>
-        <w:tc>
-          <w:tcPr>
-            <w:tcW w:type="dxa" w:w="3106"/>
-          </w:tcPr>
-          <w:p>
-            <w:pPr>
-              <w:spacing w:before="40" w:after="40"/>
-            </w:pPr>
-            <w:r/>
-            <w:r>
-              <w:rPr>
-                <w:b w:val="0"/>
-                <w:i w:val="0"/>
-                <w:sz w:val="19"/>
-              </w:rPr>
-              <w:t>Messages no longer lost</w:t>
-            </w:r>
-          </w:p>
-        </w:tc>
-        <w:tc>
-          <w:tcPr>
-            <w:tcW w:type="dxa" w:w="3106"/>
-          </w:tcPr>
-          <w:p>
-            <w:pPr>
-              <w:spacing w:before="40" w:after="40"/>
-            </w:pPr>
-            <w:r/>
-            <w:r>
-              <w:rPr>
-                <w:b w:val="0"/>
-                <w:i w:val="0"/>
-                <w:sz w:val="19"/>
-              </w:rPr>
-              <w:t>Retry table counts over [N] months: failures persisted, recovered on retry, exhausted after max retries</w:t>
-            </w:r>
-          </w:p>
-        </w:tc>
-        <w:tc>
-          <w:tcPr>
-            <w:tcW w:type="dxa" w:w="3106"/>
-          </w:tcPr>
-          <w:p>
-            <w:pPr>
-              <w:spacing w:before="40" w:after="40"/>
-            </w:pPr>
-            <w:r/>
-            <w:r>
-              <w:rPr>
-                <w:b w:val="0"/>
-                <w:i w:val="0"/>
-                <w:sz w:val="19"/>
-              </w:rPr>
-              <w:t>[DATA: query on retry table]</w:t>
-            </w:r>
-          </w:p>
-        </w:tc>
-      </w:tr>
-      <w:tr>
-        <w:tc>
-          <w:tcPr>
-            <w:tcW w:type="dxa" w:w="3106"/>
-          </w:tcPr>
-          <w:p>
-            <w:pPr>
-              <w:spacing w:before="40" w:after="40"/>
-            </w:pPr>
-            <w:r/>
-            <w:r>
-              <w:rPr>
-                <w:b w:val="0"/>
-                <w:i w:val="0"/>
-                <w:sz w:val="19"/>
-              </w:rPr>
-              <w:t>500,000 messages a day</w:t>
-            </w:r>
-          </w:p>
-        </w:tc>
-        <w:tc>
-          <w:tcPr>
-            <w:tcW w:type="dxa" w:w="3106"/>
-          </w:tcPr>
-          <w:p>
-            <w:pPr>
-              <w:spacing w:before="40" w:after="40"/>
-            </w:pPr>
-            <w:r/>
-            <w:r>
-              <w:rPr>
-                <w:b w:val="0"/>
-                <w:i w:val="0"/>
-                <w:sz w:val="19"/>
-              </w:rPr>
-              <w:t>Topic throughput, thirty day view</w:t>
-            </w:r>
-          </w:p>
-        </w:tc>
-        <w:tc>
-          <w:tcPr>
-            <w:tcW w:type="dxa" w:w="3106"/>
-          </w:tcPr>
-          <w:p>
-            <w:pPr>
-              <w:spacing w:before="40" w:after="40"/>
-            </w:pPr>
-            <w:r/>
-            <w:r>
-              <w:rPr>
-                <w:b w:val="0"/>
-                <w:i w:val="0"/>
-                <w:sz w:val="19"/>
-              </w:rPr>
-              <w:t>[DATA: broker metrics screenshot]</w:t>
-            </w:r>
-          </w:p>
-        </w:tc>
-      </w:tr>
-      <w:tr>
-        <w:tc>
-          <w:tcPr>
-            <w:tcW w:type="dxa" w:w="3106"/>
-          </w:tcPr>
-          <w:p>
-            <w:pPr>
-              <w:spacing w:before="40" w:after="40"/>
-            </w:pPr>
-            <w:r/>
-            <w:r>
-              <w:rPr>
-                <w:b w:val="0"/>
-                <w:i w:val="0"/>
-                <w:sz w:val="19"/>
-              </w:rPr>
-              <w:t>Adopted across the unit</w:t>
-            </w:r>
-          </w:p>
-        </w:tc>
-        <w:tc>
-          <w:tcPr>
-            <w:tcW w:type="dxa" w:w="3106"/>
-          </w:tcPr>
-          <w:p>
-            <w:pPr>
-              <w:spacing w:before="40" w:after="40"/>
-            </w:pPr>
-            <w:r/>
-            <w:r>
-              <w:rPr>
-                <w:b w:val="0"/>
-                <w:i w:val="0"/>
-                <w:sz w:val="19"/>
-              </w:rPr>
-              <w:t xml:space="preserve">[N] services in [N] teams declare </w:t>
-            </w:r>
-            <w:r>
-              <w:rPr>
-                <w:rFonts w:ascii="Consolas" w:hAnsi="Consolas"/>
-                <w:b w:val="0"/>
-                <w:i w:val="0"/>
-                <w:sz w:val="17"/>
-              </w:rPr>
-              <w:t>com.db.clm.kyc:clm-kafka-retry</w:t>
-            </w:r>
-            <w:r>
-              <w:rPr>
-                <w:b w:val="0"/>
-                <w:i w:val="0"/>
-                <w:sz w:val="19"/>
-              </w:rPr>
-              <w:t>, [N] released versions</w:t>
-            </w:r>
-          </w:p>
-        </w:tc>
-        <w:tc>
-          <w:tcPr>
-            <w:tcW w:type="dxa" w:w="3106"/>
-          </w:tcPr>
-          <w:p>
-            <w:pPr>
-              <w:spacing w:before="40" w:after="40"/>
-            </w:pPr>
-            <w:r/>
-            <w:r>
-              <w:rPr>
-                <w:b w:val="0"/>
-                <w:i w:val="0"/>
-                <w:sz w:val="19"/>
-              </w:rPr>
-              <w:t>[DATA: artifact repository dependents or code search]</w:t>
-            </w:r>
-          </w:p>
-        </w:tc>
-      </w:tr>
-      <w:tr>
-        <w:tc>
-          <w:tcPr>
-            <w:tcW w:type="dxa" w:w="3106"/>
-          </w:tcPr>
-          <w:p>
-            <w:pPr>
-              <w:spacing w:before="40" w:after="40"/>
-            </w:pPr>
-            <w:r/>
-            <w:r>
-              <w:rPr>
-                <w:b w:val="0"/>
-                <w:i w:val="0"/>
-                <w:sz w:val="19"/>
-              </w:rPr>
-              <w:t>Tracing found hidden bugs</w:t>
-            </w:r>
-          </w:p>
-        </w:tc>
-        <w:tc>
-          <w:tcPr>
-            <w:tcW w:type="dxa" w:w="3106"/>
-          </w:tcPr>
-          <w:p>
-            <w:pPr>
-              <w:spacing w:before="40" w:after="40"/>
-            </w:pPr>
-            <w:r/>
-            <w:r>
-              <w:rPr>
-                <w:b w:val="0"/>
-                <w:i w:val="0"/>
-                <w:sz w:val="19"/>
-              </w:rPr>
-              <w:t>[N] production defects found through lifecycle tracing, e.g. [TICKET]: [one line on what the trace showed]</w:t>
-            </w:r>
-          </w:p>
-        </w:tc>
-        <w:tc>
-          <w:tcPr>
-            <w:tcW w:type="dxa" w:w="3106"/>
-          </w:tcPr>
-          <w:p>
-            <w:pPr>
-              <w:spacing w:before="40" w:after="40"/>
-            </w:pPr>
-            <w:r/>
-            <w:r>
-              <w:rPr>
-                <w:b w:val="0"/>
-                <w:i w:val="0"/>
-                <w:sz w:val="19"/>
-              </w:rPr>
-              <w:t>[LINK: tickets]</w:t>
-            </w:r>
-          </w:p>
-        </w:tc>
-      </w:tr>
-      <w:tr>
-        <w:tc>
-          <w:tcPr>
-            <w:tcW w:type="dxa" w:w="3106"/>
-          </w:tcPr>
-          <w:p>
-            <w:pPr>
-              <w:spacing w:before="40" w:after="40"/>
-            </w:pPr>
-            <w:r/>
-            <w:r>
-              <w:rPr>
-                <w:b w:val="0"/>
-                <w:i w:val="0"/>
-                <w:sz w:val="19"/>
-              </w:rPr>
-              <w:t>I designed and built it</w:t>
-            </w:r>
-          </w:p>
-        </w:tc>
-        <w:tc>
-          <w:tcPr>
-            <w:tcW w:type="dxa" w:w="3106"/>
-          </w:tcPr>
-          <w:p>
-            <w:pPr>
-              <w:spacing w:before="40" w:after="40"/>
-            </w:pPr>
-            <w:r/>
-            <w:r>
-              <w:rPr>
-                <w:b w:val="0"/>
-                <w:i w:val="0"/>
-                <w:sz w:val="19"/>
-              </w:rPr>
-              <w:t>Commit history, [N] of [N] commits mine, design document</w:t>
-            </w:r>
-          </w:p>
-        </w:tc>
-        <w:tc>
-          <w:tcPr>
-            <w:tcW w:type="dxa" w:w="3106"/>
-          </w:tcPr>
-          <w:p>
-            <w:pPr>
-              <w:spacing w:before="40" w:after="40"/>
-            </w:pPr>
-            <w:r/>
-            <w:r>
-              <w:rPr>
-                <w:b w:val="0"/>
-                <w:i w:val="0"/>
-                <w:sz w:val="19"/>
-              </w:rPr>
-              <w:t>[LINK: repository], [LINK: design doc]</w:t>
-            </w:r>
-          </w:p>
-        </w:tc>
-      </w:tr>
-      <w:tr>
-        <w:tc>
-          <w:tcPr>
-            <w:tcW w:type="dxa" w:w="3106"/>
-          </w:tcPr>
-          <w:p>
-            <w:pPr>
-              <w:spacing w:before="40" w:after="40"/>
-            </w:pPr>
-            <w:r/>
-            <w:r>
-              <w:rPr>
-                <w:b w:val="0"/>
-                <w:i w:val="0"/>
-                <w:sz w:val="19"/>
-              </w:rPr>
-              <w:t>Component Guardian</w:t>
-            </w:r>
-          </w:p>
-        </w:tc>
-        <w:tc>
-          <w:tcPr>
-            <w:tcW w:type="dxa" w:w="3106"/>
-          </w:tcPr>
-          <w:p>
-            <w:pPr>
-              <w:spacing w:before="40" w:after="40"/>
-            </w:pPr>
-            <w:r/>
-            <w:r>
-              <w:rPr>
-                <w:b w:val="0"/>
-                <w:i w:val="0"/>
-                <w:sz w:val="19"/>
-              </w:rPr>
-              <w:t>Named owner in the guardian register</w:t>
-            </w:r>
-          </w:p>
-        </w:tc>
-        <w:tc>
-          <w:tcPr>
-            <w:tcW w:type="dxa" w:w="3106"/>
-          </w:tcPr>
-          <w:p>
-            <w:pPr>
-              <w:spacing w:before="40" w:after="40"/>
-            </w:pPr>
-            <w:r/>
-            <w:r>
-              <w:rPr>
-                <w:b w:val="0"/>
-                <w:i w:val="0"/>
-                <w:sz w:val="19"/>
-              </w:rPr>
-              <w:t>[LINK: register entry]</w:t>
-            </w:r>
-          </w:p>
-        </w:tc>
-      </w:tr>
-    </w:tbl>
-    <w:p>
-      <w:pPr>
-        <w:spacing w:after="120"/>
-      </w:pPr>
-    </w:p>
-    <w:p>
-      <w:pPr>
-        <w:keepNext/>
-        <w:spacing w:before="240" w:after="120"/>
-      </w:pPr>
-      <w:r>
-        <w:rPr>
-          <w:b/>
-          <w:i w:val="0"/>
-          <w:color w:val="00539F"/>
-          <w:sz w:val="25"/>
-        </w:rPr>
-        <w:t>Screenshots and links</w:t>
-      </w:r>
-    </w:p>
-    <w:p>
-      <w:r>
-        <w:rPr>
-          <w:b w:val="0"/>
-          <w:i w:val="0"/>
-        </w:rPr>
-        <w:t>Source repository: [LINK: clm-kafka-phoenix-retry repository]</w:t>
+        <w:t>Attribution, stated plainly.</w:t>
+      </w:r>
+      <w:r>
+        <w:rPr>
+          <w:b w:val="0"/>
+          <w:i w:val="0"/>
+        </w:rPr>
+        <w:t xml:space="preserve"> The board deck credits the programme, not me by name. What I claim is that the workflow producing these numbers is the one I own end to end, rule set, architecture, tests and deployment.</w:t>
       </w:r>
     </w:p>
     <w:tbl>
@@ -9262,7 +7645,7 @@
                 <w:color w:val="595959"/>
                 <w:sz w:val="18"/>
               </w:rPr>
-              <w:t>IMG_3483.jpg</w:t>
+              <w:t>IMG_4828.jpg</w:t>
             </w:r>
           </w:p>
         </w:tc>
@@ -9280,7 +7663,7 @@
           <w:color w:val="595959"/>
           <w:sz w:val="17"/>
         </w:rPr>
-        <w:t>The retry library documentation. How failures are intercepted, persisted and retried by a single cluster safe scheduler.</w:t>
+        <w:t>Management update to the board, September 2026. Ownership demonstration, previous process against future process. Average maker time per case 198 minutes today, five to fifteen minutes with artificial intelligence.</w:t>
       </w:r>
     </w:p>
     <w:tbl>
@@ -9330,7 +7713,7 @@
                 <w:color w:val="595959"/>
                 <w:sz w:val="18"/>
               </w:rPr>
-              <w:t>IMG_3484.jpg</w:t>
+              <w:t>IMG_4829.jpg</w:t>
             </w:r>
           </w:p>
         </w:tc>
@@ -9348,7 +7731,7 @@
           <w:color w:val="595959"/>
           <w:sz w:val="17"/>
         </w:rPr>
-        <w:t>The feature set and the dependency. Note the last feature, retries invoke the Java business logic directly rather than republishing to the broker.</w:t>
+        <w:t>Management update to the board, 22 September 2026 progress. Seven artificial intelligence use cases. Ownership live production testing with seventy users at ninety percent perimeter coverage, expanding to 420 users on 5 October, estimated seventy one full-time roles of savings.</w:t>
       </w:r>
     </w:p>
     <w:p>
@@ -9363,7 +7746,7 @@
           <w:color w:val="00539F"/>
           <w:sz w:val="25"/>
         </w:rPr>
-        <w:t>Framework mapping</w:t>
+        <w:t>The design decisions I owned</w:t>
       </w:r>
     </w:p>
     <w:p>
@@ -9372,14 +7755,25 @@
           <w:b/>
           <w:i w:val="0"/>
         </w:rPr>
-        <w:t>Designs.</w:t>
-      </w:r>
-      <w:r>
-        <w:rPr>
-          <w:b w:val="0"/>
-          <w:i w:val="0"/>
-        </w:rPr>
-        <w:t xml:space="preserve"> Pluggable architecture, cluster safe scheduling, exception aware policy, and a deliberate decision on retry semantics.</w:t>
+        <w:t>Decision one. One call, not six agents.</w:t>
+      </w:r>
+    </w:p>
+    <w:p>
+      <w:r>
+        <w:rPr>
+          <w:b w:val="0"/>
+          <w:i w:val="0"/>
+        </w:rPr>
+        <w:t>An earlier attempt used a six agent pipeline. It was complex, expensive to run, and every handoff between agents was a place where context was lost and errors compounded. I collapsed it into a single call.</w:t>
+      </w:r>
+    </w:p>
+    <w:p>
+      <w:r>
+        <w:rPr>
+          <w:b w:val="0"/>
+          <w:i w:val="0"/>
+        </w:rPr>
+        <w:t>This is the opposite of the fashionable direction, so it is worth being explicit about why. Ownership tracing is not a set of separable subtasks. Deciding whether a party is an ultimate owner depends on the whole structure at once, including the layers above it and the parallel branches beside it. Splitting it across agents forced each agent to reason with partial context and then forced a later agent to reconcile conclusions drawn from different partial views. One call with the full picture is both cheaper and more accurate. I would rather defend a simpler architecture that matches the shape of the problem than a more impressive one that does not.</w:t>
       </w:r>
     </w:p>
     <w:p>
@@ -9388,354 +7782,7 @@
           <w:b/>
           <w:i w:val="0"/>
         </w:rPr>
-        <w:t>Operates.</w:t>
-      </w:r>
-      <w:r>
-        <w:rPr>
-          <w:b w:val="0"/>
-          <w:i w:val="0"/>
-        </w:rPr>
-        <w:t xml:space="preserve"> Full message lifecycle tracing, and production bugs found that were previously undetectable.</w:t>
-      </w:r>
-    </w:p>
-    <w:p>
-      <w:r>
-        <w:rPr>
-          <w:b/>
-          <w:i w:val="0"/>
-        </w:rPr>
-        <w:t>Controls.</w:t>
-      </w:r>
-      <w:r>
-        <w:rPr>
-          <w:b w:val="0"/>
-          <w:i w:val="0"/>
-        </w:rPr>
-        <w:t xml:space="preserve"> Distributed locking, configurable policy, and a complete audit trail of retries.</w:t>
-      </w:r>
-    </w:p>
-    <w:p>
-      <w:r>
-        <w:rPr>
-          <w:b/>
-          <w:i w:val="0"/>
-        </w:rPr>
-        <w:t>Influences.</w:t>
-      </w:r>
-      <w:r>
-        <w:rPr>
-          <w:b w:val="0"/>
-          <w:i w:val="0"/>
-        </w:rPr>
-        <w:t xml:space="preserve"> Adopted across the unit rather than mandated, because it was easier to use than to avoid.</w:t>
-      </w:r>
-    </w:p>
-    <w:p>
-      <w:r>
-        <w:rPr>
-          <w:b/>
-          <w:i w:val="0"/>
-        </w:rPr>
-        <w:t>Achieves.</w:t>
-      </w:r>
-      <w:r>
-        <w:rPr>
-          <w:b w:val="0"/>
-          <w:i w:val="0"/>
-        </w:rPr>
-        <w:t xml:space="preserve"> Thirty to sixty minutes down to seconds, half a million messages a day.</w:t>
-      </w:r>
-    </w:p>
-    <w:p>
-      <w:pPr>
-        <w:keepNext/>
-        <w:spacing w:before="240" w:after="120"/>
-      </w:pPr>
-      <w:r>
-        <w:rPr>
-          <w:b/>
-          <w:i w:val="0"/>
-          <w:color w:val="00539F"/>
-          <w:sz w:val="25"/>
-        </w:rPr>
-        <w:t>So what</w:t>
-      </w:r>
-    </w:p>
-    <w:p>
-      <w:r>
-        <w:rPr>
-          <w:b w:val="0"/>
-          <w:i w:val="0"/>
-        </w:rPr>
-        <w:t>An analyst who waited an hour for a result did something else and came back. That context switch cost more than the hour did. Now the result is there when they look.</w:t>
-      </w:r>
-    </w:p>
-    <w:p>
-      <w:r>
-        <w:br w:type="page"/>
-      </w:r>
-    </w:p>
-    <w:p>
-      <w:pPr>
-        <w:keepNext/>
-        <w:spacing w:before="320" w:after="120"/>
-      </w:pPr>
-      <w:r>
-        <w:rPr>
-          <w:b/>
-          <w:i w:val="0"/>
-          <w:color w:val="001850"/>
-          <w:sz w:val="32"/>
-        </w:rPr>
-        <w:t>8. The Foundations, Documents And The State Machine</w:t>
-      </w:r>
-    </w:p>
-    <w:p>
-      <w:pPr>
-        <w:keepNext/>
-        <w:spacing w:before="240" w:after="120"/>
-      </w:pPr>
-      <w:r>
-        <w:rPr>
-          <w:b/>
-          <w:i w:val="0"/>
-          <w:color w:val="00539F"/>
-          <w:sz w:val="25"/>
-        </w:rPr>
-        <w:t>The problem</w:t>
-      </w:r>
-    </w:p>
-    <w:p>
-      <w:r>
-        <w:rPr>
-          <w:b w:val="0"/>
-          <w:i w:val="0"/>
-        </w:rPr>
-        <w:t>A client review asks a set of compliance questions, and every answer has to be evidenced by documents. Analysts linked documents to the questions they answered by hand, and re-checked by hand whether an existing answer still held. It was slow and it was the sort of repetitive work where mistakes are both easy and consequential.</w:t>
-      </w:r>
-    </w:p>
-    <w:p>
-      <w:r>
-        <w:rPr>
-          <w:b w:val="0"/>
-          <w:i w:val="0"/>
-        </w:rPr>
-        <w:t>This is also the platform the two live results in sections 5 and 6 stand on, which is why it is here and not in an appendix.</w:t>
-      </w:r>
-    </w:p>
-    <w:p>
-      <w:pPr>
-        <w:keepNext/>
-        <w:spacing w:before="240" w:after="120"/>
-      </w:pPr>
-      <w:r>
-        <w:rPr>
-          <w:b/>
-          <w:i w:val="0"/>
-          <w:color w:val="00539F"/>
-          <w:sz w:val="25"/>
-        </w:rPr>
-        <w:t>What I personally did</w:t>
-      </w:r>
-    </w:p>
-    <w:p>
-      <w:r>
-        <w:rPr>
-          <w:b w:val="0"/>
-          <w:i w:val="0"/>
-        </w:rPr>
-        <w:t>I built the state machine at the centre of the platform. It calculates the state of every question and of every document. A question's state determines what evidence is required and when that question is ready to be worked. A document's state determines whether the document can be relied on as evidence.</w:t>
-      </w:r>
-    </w:p>
-    <w:p>
-      <w:r>
-        <w:rPr>
-          <w:b w:val="0"/>
-          <w:i w:val="0"/>
-        </w:rPr>
-        <w:t>On top of that I designed and built automatic association of documents to questions on upload, and automatic dissociation when a newer valid document supersedes an older one. The validity calculation had grown scattered across the codebase, and I consolidated it into a single state transition framework. I removed the post processing bottleneck with a parallel processing model.</w:t>
-      </w:r>
-    </w:p>
-    <w:p>
-      <w:r>
-        <w:rPr>
-          <w:b w:val="0"/>
-          <w:i w:val="0"/>
-        </w:rPr>
-        <w:t xml:space="preserve">I still own this platform. </w:t>
-      </w:r>
-      <w:r>
-        <w:rPr>
-          <w:b/>
-          <w:i w:val="0"/>
-        </w:rPr>
-        <w:t>I was resolving production issues in it this month</w:t>
-      </w:r>
-      <w:r>
-        <w:rPr>
-          <w:b w:val="0"/>
-          <w:i w:val="0"/>
-        </w:rPr>
-        <w:t>, on documents arriving from an external credit reference source and on automatic association behaviour in the fulfilment interface.</w:t>
-      </w:r>
-    </w:p>
-    <w:p>
-      <w:pPr>
-        <w:keepNext/>
-        <w:spacing w:before="240" w:after="120"/>
-      </w:pPr>
-      <w:r>
-        <w:rPr>
-          <w:b/>
-          <w:i w:val="0"/>
-          <w:color w:val="00539F"/>
-          <w:sz w:val="25"/>
-        </w:rPr>
-        <w:t>Why the two live workflows depend on this</w:t>
-      </w:r>
-    </w:p>
-    <w:p>
-      <w:r>
-        <w:rPr>
-          <w:b w:val="0"/>
-          <w:i w:val="0"/>
-        </w:rPr>
-        <w:t>Three dependencies, and none of them is decorative.</w:t>
-      </w:r>
-    </w:p>
-    <w:p>
-      <w:pPr>
-        <w:pStyle w:val="ListNumber"/>
-        <w:spacing w:after="100"/>
-        <w:ind w:left="432"/>
-      </w:pPr>
-      <w:r>
-        <w:rPr>
-          <w:b w:val="0"/>
-          <w:i w:val="0"/>
-        </w:rPr>
-        <w:t>The agents read documents that my association logic placed against the correct question. Without that, there is no reliable mapping from a document to the question it answers.</w:t>
-      </w:r>
-    </w:p>
-    <w:p>
-      <w:pPr>
-        <w:pStyle w:val="ListNumber"/>
-        <w:spacing w:after="100"/>
-        <w:ind w:left="432"/>
-      </w:pPr>
-      <w:r>
-        <w:rPr>
-          <w:b w:val="0"/>
-          <w:i w:val="0"/>
-        </w:rPr>
-        <w:t>The work the agents pick up exists because the state machine decided a question was ready to be worked.</w:t>
-      </w:r>
-    </w:p>
-    <w:p>
-      <w:pPr>
-        <w:pStyle w:val="ListNumber"/>
-        <w:spacing w:after="100"/>
-        <w:ind w:left="432"/>
-      </w:pPr>
-      <w:r>
-        <w:rPr>
-          <w:b w:val="0"/>
-          <w:i w:val="0"/>
-        </w:rPr>
-        <w:t>The agents act only on documents the state machine has marked good.</w:t>
-      </w:r>
-    </w:p>
-    <w:p>
-      <w:r>
-        <w:rPr>
-          <w:b w:val="0"/>
-          <w:i w:val="0"/>
-        </w:rPr>
-        <w:t>Put plainly, both workflows in sections 5 and 6 only ever see work my state machine released, and only ever act on documents it marked good. The artificial intelligence sits on top of this. It does not replace it.</w:t>
-      </w:r>
-    </w:p>
-    <w:p>
-      <w:pPr>
-        <w:keepNext/>
-        <w:spacing w:before="240" w:after="120"/>
-      </w:pPr>
-      <w:r>
-        <w:rPr>
-          <w:b/>
-          <w:i w:val="0"/>
-          <w:color w:val="00539F"/>
-          <w:sz w:val="25"/>
-        </w:rPr>
-        <w:t>The design decisions I owned</w:t>
-      </w:r>
-    </w:p>
-    <w:p>
-      <w:r>
-        <w:rPr>
-          <w:b/>
-          <w:i w:val="0"/>
-        </w:rPr>
-        <w:t>Decision one. State is the contract, not a validity flag.</w:t>
-      </w:r>
-    </w:p>
-    <w:p>
-      <w:r>
-        <w:rPr>
-          <w:b w:val="0"/>
-          <w:i w:val="0"/>
-        </w:rPr>
-        <w:t>The platform does not ask "is this answer still valid" as a one off calculation. It maintains the state of every question and every document, and everything downstream reads that state rather than recomputing its own view. That is what makes it safe for two independent workflows to consume the same record and reach the same conclusion. A scattered validity rule set cannot offer that, because the same question could be answered differently depending on which path reached it.</w:t>
-      </w:r>
-    </w:p>
-    <w:p>
-      <w:r>
-        <w:rPr>
-          <w:b/>
-          <w:i w:val="0"/>
-        </w:rPr>
-        <w:t>Decision two. Dissociation matters as much as association.</w:t>
-      </w:r>
-    </w:p>
-    <w:p>
-      <w:r>
-        <w:rPr>
-          <w:b w:val="0"/>
-          <w:i w:val="0"/>
-        </w:rPr>
-        <w:t>Automatically linking a document to a question is the obvious half. Automatically unlinking one that a newer valid document has superseded is the half that keeps the record accurate. Without it the system accumulates stale evidence that still looks current, which is worse for an auditor than a missing link, because a missing link is visible and a stale one is not.</w:t>
-      </w:r>
-    </w:p>
-    <w:p>
-      <w:r>
-        <w:rPr>
-          <w:b/>
-          <w:i w:val="0"/>
-        </w:rPr>
-        <w:t>Decision three. Parallelise the post processing.</w:t>
-      </w:r>
-    </w:p>
-    <w:p>
-      <w:r>
-        <w:rPr>
-          <w:b w:val="0"/>
-          <w:i w:val="0"/>
-        </w:rPr>
-        <w:t>Post processing was the throughput bottleneck. I moved it to a parallel model, which is what allows the volume the platform now handles.</w:t>
-      </w:r>
-    </w:p>
-    <w:p>
-      <w:pPr>
-        <w:keepNext/>
-        <w:spacing w:before="240" w:after="120"/>
-      </w:pPr>
-      <w:r>
-        <w:rPr>
-          <w:b/>
-          <w:i w:val="0"/>
-          <w:color w:val="00539F"/>
-          <w:sz w:val="25"/>
-        </w:rPr>
-        <w:t>Evidence</w:t>
+        <w:t>Decision two. Four principles, written for a regulator rather than for an engineer.</w:t>
       </w:r>
     </w:p>
     <w:p>
@@ -9746,10 +7793,17 @@
       </w:pPr>
       <w:r>
         <w:rPr>
-          <w:b w:val="0"/>
-          <w:i w:val="0"/>
-        </w:rPr>
-        <w:t>Over forty thousand document operations completed with no human involvement.</w:t>
+          <w:b/>
+          <w:i w:val="0"/>
+        </w:rPr>
+        <w:t>Evidence only.</w:t>
+      </w:r>
+      <w:r>
+        <w:rPr>
+          <w:b w:val="0"/>
+          <w:i w:val="0"/>
+        </w:rPr>
+        <w:t xml:space="preserve"> No outside knowledge and no inference. Every assertion carries a verbatim quote from a document in the case.</w:t>
       </w:r>
     </w:p>
     <w:p>
@@ -9760,10 +7814,17 @@
       </w:pPr>
       <w:r>
         <w:rPr>
-          <w:b w:val="0"/>
-          <w:i w:val="0"/>
-        </w:rPr>
-        <w:t>Carrying live regulatory volume for every client review on the platform.</w:t>
+          <w:b/>
+          <w:i w:val="0"/>
+        </w:rPr>
+        <w:t>Zero data loss.</w:t>
+      </w:r>
+      <w:r>
+        <w:rPr>
+          <w:b w:val="0"/>
+          <w:i w:val="0"/>
+        </w:rPr>
+        <w:t xml:space="preserve"> No party is ever dropped for being below a threshold, at zero percent, or incomplete. It is recorded with its status.</w:t>
       </w:r>
     </w:p>
     <w:p>
@@ -9774,10 +7835,17 @@
       </w:pPr>
       <w:r>
         <w:rPr>
-          <w:b w:val="0"/>
-          <w:i w:val="0"/>
-        </w:rPr>
-        <w:t>Still owned in production, with active issue resolution this month, on documents from an external credit reference source and on association behaviour in the fulfilment interface.</w:t>
+          <w:b/>
+          <w:i w:val="0"/>
+        </w:rPr>
+        <w:t>Deterministic.</w:t>
+      </w:r>
+      <w:r>
+        <w:rPr>
+          <w:b w:val="0"/>
+          <w:i w:val="0"/>
+        </w:rPr>
+        <w:t xml:space="preserve"> The same case must produce the same answer every time.</w:t>
       </w:r>
     </w:p>
     <w:p>
@@ -9788,26 +7856,80 @@
       </w:pPr>
       <w:r>
         <w:rPr>
-          <w:b w:val="0"/>
-          <w:i w:val="0"/>
-        </w:rPr>
-        <w:t>Chris Ashley, Director, worked with me on the initial build of this platform and is one of my endorsers.</w:t>
-      </w:r>
-    </w:p>
-    <w:p>
-      <w:r>
-        <w:rPr>
           <w:b/>
           <w:i w:val="0"/>
         </w:rPr>
-        <w:t>On attribution.</w:t>
-      </w:r>
-      <w:r>
-        <w:rPr>
-          <w:b w:val="0"/>
-          <w:i w:val="0"/>
-        </w:rPr>
-        <w:t xml:space="preserve"> That operations figure describes the documents and state platform as a whole. I am not claiming it for automatic association on its own, and if you ask me to split it out I cannot.</w:t>
+        <w:t>Fail closed.</w:t>
+      </w:r>
+      <w:r>
+        <w:rPr>
+          <w:b w:val="0"/>
+          <w:i w:val="0"/>
+        </w:rPr>
+        <w:t xml:space="preserve"> A gap is recorded and flagged. It is never filled in with a plausible answer.</w:t>
+      </w:r>
+    </w:p>
+    <w:p>
+      <w:r>
+        <w:rPr>
+          <w:b w:val="0"/>
+          <w:i w:val="0"/>
+        </w:rPr>
+        <w:t>The fourth is the one that matters most. The failure mode that would end this system is not being wrong, it is being confidently wrong in a way nobody noticed. A recorded gap creates work for a human. An invented answer creates a regulatory problem.</w:t>
+      </w:r>
+    </w:p>
+    <w:p>
+      <w:r>
+        <w:rPr>
+          <w:b/>
+          <w:i w:val="0"/>
+        </w:rPr>
+        <w:t>Decision three. Maker and checker, with explicit rules for when the checker is wrong.</w:t>
+      </w:r>
+    </w:p>
+    <w:p>
+      <w:r>
+        <w:rPr>
+          <w:b w:val="0"/>
+          <w:i w:val="0"/>
+        </w:rPr>
+        <w:t>One agent extracts. A second agent reviews the output against seventeen acceptance criteria and returns pass, accept with notes, or retry. A retry sends the case back to be extracted again.</w:t>
+      </w:r>
+    </w:p>
+    <w:p>
+      <w:r>
+        <w:rPr>
+          <w:b w:val="0"/>
+          <w:i w:val="0"/>
+        </w:rPr>
+        <w:t>The genuinely interesting engineering is in what happens when the reviewer is mistaken, and this is the part I would most like to talk through with you. A naive implementation lets the extractor patch its answer to satisfy the complaint. That is exactly backwards. The reviewer is not evidence. If the extractor simply complies, a reviewer error produces precisely the fabrication the reviewer exists to prevent, and it now carries a review stamp on it.</w:t>
+      </w:r>
+    </w:p>
+    <w:p>
+      <w:r>
+        <w:rPr>
+          <w:b w:val="0"/>
+          <w:i w:val="0"/>
+        </w:rPr>
+        <w:t>So the rules require three things. The extractor re-extracts rather than patches. A review finding is treated as a prompt to re-read a document, never as evidence in its own right. And where the documents do not support the finding, the extractor must formally dispute it in writing and escalate to a human, rather than quietly changing its answer to make the complaint go away.</w:t>
+      </w:r>
+    </w:p>
+    <w:p>
+      <w:r>
+        <w:rPr>
+          <w:b/>
+          <w:i w:val="0"/>
+        </w:rPr>
+        <w:t>Decision four. Deterministic ordering, not emergent behaviour.</w:t>
+      </w:r>
+    </w:p>
+    <w:p>
+      <w:r>
+        <w:rPr>
+          <w:b w:val="0"/>
+          <w:i w:val="0"/>
+        </w:rPr>
+        <w:t>Sixteen mandatory processing gates run in a fixed order, from document inventory and translation through to completeness validation. A twenty two rung precedence ladder resolves which role each party holds, first match wins. This is deliberate. Emergent ordering is unreproducible, and unreproducible is disqualifying in this process.</w:t>
       </w:r>
     </w:p>
     <w:p>
@@ -9822,71 +7944,91 @@
           <w:color w:val="00539F"/>
           <w:sz w:val="25"/>
         </w:rPr>
-        <w:t>Framework mapping</w:t>
-      </w:r>
-    </w:p>
-    <w:p>
-      <w:r>
-        <w:rPr>
-          <w:b/>
-          <w:i w:val="0"/>
-        </w:rPr>
-        <w:t>Designs.</w:t>
-      </w:r>
-      <w:r>
-        <w:rPr>
-          <w:b w:val="0"/>
-          <w:i w:val="0"/>
-        </w:rPr>
-        <w:t xml:space="preserve"> A state machine over questions and documents, automatic association and dissociation, and parallel post processing.</w:t>
-      </w:r>
-    </w:p>
-    <w:p>
-      <w:r>
-        <w:rPr>
-          <w:b/>
-          <w:i w:val="0"/>
-        </w:rPr>
-        <w:t>Delivers.</w:t>
-      </w:r>
-      <w:r>
-        <w:rPr>
-          <w:b w:val="0"/>
-          <w:i w:val="0"/>
-        </w:rPr>
-        <w:t xml:space="preserve"> Shipped and carrying live regulatory volume.</w:t>
-      </w:r>
-    </w:p>
-    <w:p>
-      <w:r>
-        <w:rPr>
-          <w:b/>
-          <w:i w:val="0"/>
-        </w:rPr>
-        <w:t>Operates.</w:t>
-      </w:r>
-      <w:r>
-        <w:rPr>
-          <w:b w:val="0"/>
-          <w:i w:val="0"/>
-        </w:rPr>
-        <w:t xml:space="preserve"> Continuing production ownership rather than handover after delivery.</w:t>
-      </w:r>
-    </w:p>
-    <w:p>
-      <w:r>
-        <w:rPr>
-          <w:b/>
-          <w:i w:val="0"/>
-        </w:rPr>
-        <w:t>Achieves.</w:t>
-      </w:r>
-      <w:r>
-        <w:rPr>
-          <w:b w:val="0"/>
-          <w:i w:val="0"/>
-        </w:rPr>
-        <w:t xml:space="preserve"> Five million euros contributed, forty thousand operations automated.</w:t>
+        <w:t>Scale of the rule set</w:t>
+      </w:r>
+    </w:p>
+    <w:p>
+      <w:pPr>
+        <w:pStyle w:val="ListBullet"/>
+        <w:spacing w:after="60"/>
+        <w:ind w:left="432"/>
+      </w:pPr>
+      <w:r>
+        <w:rPr>
+          <w:b w:val="0"/>
+          <w:i w:val="0"/>
+        </w:rPr>
+        <w:t>1,597 lines of rules. Twenty six rules across forty three numbered sub sections.</w:t>
+      </w:r>
+    </w:p>
+    <w:p>
+      <w:pPr>
+        <w:pStyle w:val="ListBullet"/>
+        <w:spacing w:after="60"/>
+        <w:ind w:left="432"/>
+      </w:pPr>
+      <w:r>
+        <w:rPr>
+          <w:b w:val="0"/>
+          <w:i w:val="0"/>
+        </w:rPr>
+        <w:t>Sixteen mandatory processing gates in fixed order.</w:t>
+      </w:r>
+    </w:p>
+    <w:p>
+      <w:pPr>
+        <w:pStyle w:val="ListBullet"/>
+        <w:spacing w:after="60"/>
+        <w:ind w:left="432"/>
+      </w:pPr>
+      <w:r>
+        <w:rPr>
+          <w:b w:val="0"/>
+          <w:i w:val="0"/>
+        </w:rPr>
+        <w:t>Thirty seven fields per ownership record.</w:t>
+      </w:r>
+    </w:p>
+    <w:p>
+      <w:pPr>
+        <w:pStyle w:val="ListBullet"/>
+        <w:spacing w:after="60"/>
+        <w:ind w:left="432"/>
+      </w:pPr>
+      <w:r>
+        <w:rPr>
+          <w:b w:val="0"/>
+          <w:i w:val="0"/>
+        </w:rPr>
+        <w:t>A twenty two rung precedence ladder for role resolution.</w:t>
+      </w:r>
+    </w:p>
+    <w:p>
+      <w:pPr>
+        <w:pStyle w:val="ListBullet"/>
+        <w:spacing w:after="60"/>
+        <w:ind w:left="432"/>
+      </w:pPr>
+      <w:r>
+        <w:rPr>
+          <w:b w:val="0"/>
+          <w:i w:val="0"/>
+        </w:rPr>
+        <w:t>The deployed instruction is 219,859 characters. The generated deployment script is 263,272 characters.</w:t>
+      </w:r>
+    </w:p>
+    <w:p>
+      <w:pPr>
+        <w:pStyle w:val="ListBullet"/>
+        <w:spacing w:after="60"/>
+        <w:ind w:left="432"/>
+      </w:pPr>
+      <w:r>
+        <w:rPr>
+          <w:b w:val="0"/>
+          <w:i w:val="0"/>
+        </w:rPr>
+        <w:t>Forty five versioned releases to date.</w:t>
       </w:r>
     </w:p>
     <w:p>
@@ -9901,6 +8043,744 @@
           <w:color w:val="00539F"/>
           <w:sz w:val="25"/>
         </w:rPr>
+        <w:t>Engineering rigour applied to artificial intelligence</w:t>
+      </w:r>
+    </w:p>
+    <w:p>
+      <w:r>
+        <w:rPr>
+          <w:b/>
+          <w:i w:val="0"/>
+        </w:rPr>
+        <w:t>This is the differentiator, and it is the thing I would most want an engineering panel to understand.</w:t>
+      </w:r>
+      <w:r>
+        <w:rPr>
+          <w:b w:val="0"/>
+          <w:i w:val="0"/>
+        </w:rPr>
+        <w:t xml:space="preserve"> Instructions to a model are almost universally treated as prose that nobody tests. I treat them as production code.</w:t>
+      </w:r>
+    </w:p>
+    <w:p>
+      <w:r>
+        <w:rPr>
+          <w:b/>
+          <w:i w:val="0"/>
+        </w:rPr>
+        <w:t>Two hundred and sixty five automated tests</w:t>
+      </w:r>
+      <w:r>
+        <w:rPr>
+          <w:b w:val="0"/>
+          <w:i w:val="0"/>
+        </w:rPr>
+        <w:t xml:space="preserve"> pin the English rules to the output schema so that the two cannot silently drift apart. Examples of what they actually assert:</w:t>
+      </w:r>
+    </w:p>
+    <w:p>
+      <w:pPr>
+        <w:pStyle w:val="ListBullet"/>
+        <w:spacing w:after="60"/>
+        <w:ind w:left="432"/>
+      </w:pPr>
+      <w:r>
+        <w:rPr>
+          <w:rFonts w:ascii="Consolas" w:hAnsi="Consolas"/>
+          <w:b w:val="0"/>
+          <w:i w:val="0"/>
+          <w:sz w:val="19"/>
+        </w:rPr>
+        <w:t>test_critic_criteria_names_match_schema_enum</w:t>
+      </w:r>
+      <w:r>
+        <w:rPr>
+          <w:b w:val="0"/>
+          <w:i w:val="0"/>
+        </w:rPr>
+        <w:t>, so a criterion cannot be renamed in the rules without the schema following.</w:t>
+      </w:r>
+    </w:p>
+    <w:p>
+      <w:pPr>
+        <w:pStyle w:val="ListBullet"/>
+        <w:spacing w:after="60"/>
+        <w:ind w:left="432"/>
+      </w:pPr>
+      <w:r>
+        <w:rPr>
+          <w:rFonts w:ascii="Consolas" w:hAnsi="Consolas"/>
+          <w:b w:val="0"/>
+          <w:i w:val="0"/>
+          <w:sz w:val="19"/>
+        </w:rPr>
+        <w:t>test_every_record_property_is_named_in_the_system_prompt</w:t>
+      </w:r>
+      <w:r>
+        <w:rPr>
+          <w:b w:val="0"/>
+          <w:i w:val="0"/>
+        </w:rPr>
+        <w:t>, so no field exists in the contract that the instructions never mention.</w:t>
+      </w:r>
+    </w:p>
+    <w:p>
+      <w:pPr>
+        <w:pStyle w:val="ListBullet"/>
+        <w:spacing w:after="60"/>
+        <w:ind w:left="432"/>
+      </w:pPr>
+      <w:r>
+        <w:rPr>
+          <w:rFonts w:ascii="Consolas" w:hAnsi="Consolas"/>
+          <w:b w:val="0"/>
+          <w:i w:val="0"/>
+          <w:sz w:val="19"/>
+        </w:rPr>
+        <w:t>test_direction_contract_is_consistent_across_prompts_and_schema</w:t>
+      </w:r>
+      <w:r>
+        <w:rPr>
+          <w:b w:val="0"/>
+          <w:i w:val="0"/>
+        </w:rPr>
+        <w:t>, which guards against inverting every ownership relationship in the system. This is the single highest consequence bug available in this domain, because an inverted relationship is syntactically valid, passes every schema check, and is completely wrong.</w:t>
+      </w:r>
+    </w:p>
+    <w:p>
+      <w:pPr>
+        <w:pStyle w:val="ListBullet"/>
+        <w:spacing w:after="60"/>
+        <w:ind w:left="432"/>
+      </w:pPr>
+      <w:r>
+        <w:rPr>
+          <w:rFonts w:ascii="Consolas" w:hAnsi="Consolas"/>
+          <w:b w:val="0"/>
+          <w:i w:val="0"/>
+          <w:sz w:val="19"/>
+        </w:rPr>
+        <w:t>test_no_assertion_without_a_verbatim_quote</w:t>
+      </w:r>
+      <w:r>
+        <w:rPr>
+          <w:b w:val="0"/>
+          <w:i w:val="0"/>
+        </w:rPr>
+        <w:t>, which mechanically enforces the evidence only principle rather than trusting the prompt to.</w:t>
+      </w:r>
+    </w:p>
+    <w:p>
+      <w:r>
+        <w:rPr>
+          <w:b/>
+          <w:i w:val="0"/>
+        </w:rPr>
+        <w:t>A run to run consistency harness.</w:t>
+      </w:r>
+      <w:r>
+        <w:rPr>
+          <w:b w:val="0"/>
+          <w:i w:val="0"/>
+        </w:rPr>
+        <w:t xml:space="preserve"> Users reported that re-running the same case gave materially different results. I did not guess at a fix. I built the measurement first. The harness normalises away wording and ordering differences, then buckets the remaining differences into parties, links, numbers, classification and derived values. Narrative drift is reported but never counted against agreement, because a differently worded explanation of the same structure is not a defect. Only once I could measure the disagreement did I start fixing it.</w:t>
+      </w:r>
+    </w:p>
+    <w:p>
+      <w:r>
+        <w:rPr>
+          <w:b/>
+          <w:i w:val="0"/>
+        </w:rPr>
+        <w:t>Regression discipline.</w:t>
+      </w:r>
+      <w:r>
+        <w:rPr>
+          <w:b w:val="0"/>
+          <w:i w:val="0"/>
+        </w:rPr>
+        <w:t xml:space="preserve"> Every regression test had to be demonstrated failing against the pre-fix instruction before it was accepted, and then passing after. I made that policy after finding two earlier tests that were vacuous, passing regardless of the behaviour they claimed to protect. A test that cannot fail is worse than no test, because it produces false confidence.</w:t>
+      </w:r>
+    </w:p>
+    <w:p>
+      <w:r>
+        <w:rPr>
+          <w:b/>
+          <w:i w:val="0"/>
+        </w:rPr>
+        <w:t>A determinism release.</w:t>
+      </w:r>
+      <w:r>
+        <w:rPr>
+          <w:b w:val="0"/>
+          <w:i w:val="0"/>
+        </w:rPr>
+        <w:t xml:space="preserve"> One release resolved three critical and ten important internal contradictions inside the rules, added seven new rules and corrected nine. The test count went from twenty five to eighty two, then to two hundred and fifty six, and it stands at two hundred and sixty five today.</w:t>
+      </w:r>
+    </w:p>
+    <w:p>
+      <w:r>
+        <w:rPr>
+          <w:b/>
+          <w:i w:val="0"/>
+        </w:rPr>
+        <w:t>Versioned deployment.</w:t>
+      </w:r>
+      <w:r>
+        <w:rPr>
+          <w:b w:val="0"/>
+          <w:i w:val="0"/>
+        </w:rPr>
+        <w:t xml:space="preserve"> Instructions live as versioned rows in an Oracle table consumed by a Java service. A change is a new version, never an edit in place. The deployment script is generated rather than hand written, and then verified by decoding it back and comparing byte for byte against the source. Hand editing a hundred and ten thousand character instruction inside a script is an obvious way to corrupt production silently, so the process removes the opportunity.</w:t>
+      </w:r>
+    </w:p>
+    <w:p>
+      <w:r>
+        <w:rPr>
+          <w:b/>
+          <w:i w:val="0"/>
+        </w:rPr>
+        <w:t>Reusable tooling.</w:t>
+      </w:r>
+      <w:r>
+        <w:rPr>
+          <w:b w:val="0"/>
+          <w:i w:val="0"/>
+        </w:rPr>
+        <w:t xml:space="preserve"> I packaged the deployment tooling with a generate mode and a verify mode, and documented it, so the next person does not have to rediscover the constraints the hard way.</w:t>
+      </w:r>
+    </w:p>
+    <w:p>
+      <w:pPr>
+        <w:keepNext/>
+        <w:spacing w:before="240" w:after="120"/>
+      </w:pPr>
+      <w:r>
+        <w:rPr>
+          <w:b/>
+          <w:i w:val="0"/>
+          <w:color w:val="00539F"/>
+          <w:sz w:val="25"/>
+        </w:rPr>
+        <w:t>Partnership with the business</w:t>
+      </w:r>
+    </w:p>
+    <w:p>
+      <w:r>
+        <w:rPr>
+          <w:b w:val="0"/>
+          <w:i w:val="0"/>
+        </w:rPr>
+        <w:t>The policy team supplied the requirements. I did not simply implement them.</w:t>
+      </w:r>
+    </w:p>
+    <w:p>
+      <w:pPr>
+        <w:pStyle w:val="ListBullet"/>
+        <w:spacing w:after="60"/>
+        <w:ind w:left="432"/>
+      </w:pPr>
+      <w:r>
+        <w:rPr>
+          <w:b w:val="0"/>
+          <w:i w:val="0"/>
+        </w:rPr>
+        <w:t xml:space="preserve">I ran a </w:t>
+      </w:r>
+      <w:r>
+        <w:rPr>
+          <w:b/>
+          <w:i w:val="0"/>
+        </w:rPr>
+        <w:t>clause by clause audit</w:t>
+      </w:r>
+      <w:r>
+        <w:rPr>
+          <w:b w:val="0"/>
+          <w:i w:val="0"/>
+        </w:rPr>
+        <w:t xml:space="preserve"> of every supplied requirement, marking each as in, in with changes, or out, recording the reason wherever wording was changed or rejected.</w:t>
+      </w:r>
+    </w:p>
+    <w:p>
+      <w:pPr>
+        <w:pStyle w:val="ListBullet"/>
+        <w:spacing w:after="60"/>
+        <w:ind w:left="432"/>
+      </w:pPr>
+      <w:r>
+        <w:rPr>
+          <w:b w:val="0"/>
+          <w:i w:val="0"/>
+        </w:rPr>
+        <w:t xml:space="preserve">I put </w:t>
+      </w:r>
+      <w:r>
+        <w:rPr>
+          <w:b/>
+          <w:i w:val="0"/>
+        </w:rPr>
+        <w:t>fifteen written questions</w:t>
+      </w:r>
+      <w:r>
+        <w:rPr>
+          <w:b w:val="0"/>
+          <w:i w:val="0"/>
+        </w:rPr>
+        <w:t xml:space="preserve"> back to the business, each citing the specific line in their own document, and ran four rounds of response in a single day.</w:t>
+      </w:r>
+    </w:p>
+    <w:p>
+      <w:pPr>
+        <w:pStyle w:val="ListBullet"/>
+        <w:spacing w:after="60"/>
+        <w:ind w:left="432"/>
+      </w:pPr>
+      <w:r>
+        <w:rPr>
+          <w:b w:val="0"/>
+          <w:i w:val="0"/>
+        </w:rPr>
+        <w:t xml:space="preserve">I </w:t>
+      </w:r>
+      <w:r>
+        <w:rPr>
+          <w:b/>
+          <w:i w:val="0"/>
+        </w:rPr>
+        <w:t>rejected supplied worked examples that were wrong.</w:t>
+      </w:r>
+      <w:r>
+        <w:rPr>
+          <w:b w:val="0"/>
+          <w:i w:val="0"/>
+        </w:rPr>
+        <w:t xml:space="preserve"> One carried an inverted ownership relationship. Another had fund percentages that did not total one hundred. The business checked and supplied corrected figures.</w:t>
+      </w:r>
+    </w:p>
+    <w:p>
+      <w:pPr>
+        <w:pStyle w:val="ListBullet"/>
+        <w:spacing w:after="60"/>
+        <w:ind w:left="432"/>
+      </w:pPr>
+      <w:r>
+        <w:rPr>
+          <w:b w:val="0"/>
+          <w:i w:val="0"/>
+        </w:rPr>
+        <w:t xml:space="preserve">I </w:t>
+      </w:r>
+      <w:r>
+        <w:rPr>
+          <w:b/>
+          <w:i w:val="0"/>
+        </w:rPr>
+        <w:t>declined to implement one rule</w:t>
+      </w:r>
+      <w:r>
+        <w:rPr>
+          <w:b w:val="0"/>
+          <w:i w:val="0"/>
+        </w:rPr>
+        <w:t xml:space="preserve"> because the business could not supply a worked example for it. My argument was that a rule which cannot be applied identically twice is worse than no rule, because it introduces variance while appearing to add rigour. That open item was pushed back rather than guessed at.</w:t>
+      </w:r>
+    </w:p>
+    <w:p>
+      <w:pPr>
+        <w:pStyle w:val="ListBullet"/>
+        <w:spacing w:after="60"/>
+        <w:ind w:left="432"/>
+      </w:pPr>
+      <w:r>
+        <w:rPr>
+          <w:b w:val="0"/>
+          <w:i w:val="0"/>
+        </w:rPr>
+        <w:t xml:space="preserve">I raised a </w:t>
+      </w:r>
+      <w:r>
+        <w:rPr>
+          <w:b/>
+          <w:i w:val="0"/>
+        </w:rPr>
+        <w:t>documentation defect</w:t>
+      </w:r>
+      <w:r>
+        <w:rPr>
+          <w:b w:val="0"/>
+          <w:i w:val="0"/>
+        </w:rPr>
+        <w:t xml:space="preserve"> back to the business, because their source document still carried withdrawn rules and would disagree with the deployed instruction unless corrected.</w:t>
+      </w:r>
+    </w:p>
+    <w:p>
+      <w:pPr>
+        <w:pStyle w:val="ListBullet"/>
+        <w:spacing w:after="60"/>
+        <w:ind w:left="432"/>
+      </w:pPr>
+      <w:r>
+        <w:rPr>
+          <w:b w:val="0"/>
+          <w:i w:val="0"/>
+        </w:rPr>
+        <w:t xml:space="preserve">I </w:t>
+      </w:r>
+      <w:r>
+        <w:rPr>
+          <w:b/>
+          <w:i w:val="0"/>
+        </w:rPr>
+        <w:t>escalated three policy questions</w:t>
+      </w:r>
+      <w:r>
+        <w:rPr>
+          <w:b w:val="0"/>
+          <w:i w:val="0"/>
+        </w:rPr>
+        <w:t xml:space="preserve"> to the standards owner for confirmation before deployment rather than making the interpretation myself.</w:t>
+      </w:r>
+    </w:p>
+    <w:p>
+      <w:r>
+        <w:rPr>
+          <w:b/>
+          <w:i w:val="0"/>
+        </w:rPr>
+        <w:t>This is still going on, and I can show you this week's.</w:t>
+      </w:r>
+      <w:r>
+        <w:rPr>
+          <w:b w:val="0"/>
+          <w:i w:val="0"/>
+        </w:rPr>
+        <w:t xml:space="preserve"> The most recent question document is dated 4 September 2026 and concerns a single phrase in one rule, whether a contractual partnership is a legal entity in its own right or a pool of entities that must not be recorded as one owner. It sets out what we understood the intent to be, asks the business to confirm or correct it, and states plainly at the top that anything left unanswered stays unimplemented.</w:t>
+      </w:r>
+    </w:p>
+    <w:p>
+      <w:r>
+        <w:rPr>
+          <w:b w:val="0"/>
+          <w:i w:val="0"/>
+        </w:rPr>
+        <w:t>That last line is the whole approach in one sentence. I will not guess at a rule on the business's behalf, and I will not let an unanswered question quietly become an engineering assumption that nobody can trace later.</w:t>
+      </w:r>
+    </w:p>
+    <w:p>
+      <w:r>
+        <w:rPr>
+          <w:b w:val="0"/>
+          <w:i w:val="0"/>
+        </w:rPr>
+        <w:t>The 2025 panel asked me to show cooperation rather than assert it. This is what that looks like with specifics attached, and it is current rather than historical.</w:t>
+      </w:r>
+    </w:p>
+    <w:p>
+      <w:pPr>
+        <w:keepNext/>
+        <w:spacing w:before="240" w:after="120"/>
+      </w:pPr>
+      <w:r>
+        <w:rPr>
+          <w:b/>
+          <w:i w:val="0"/>
+          <w:color w:val="00539F"/>
+          <w:sz w:val="25"/>
+        </w:rPr>
+        <w:t>Known gaps, stated before you ask</w:t>
+      </w:r>
+    </w:p>
+    <w:p>
+      <w:r>
+        <w:rPr>
+          <w:b w:val="0"/>
+          <w:i w:val="0"/>
+        </w:rPr>
+        <w:t>I would rather give you these than have you find them.</w:t>
+      </w:r>
+    </w:p>
+    <w:p>
+      <w:pPr>
+        <w:pStyle w:val="ListBullet"/>
+        <w:spacing w:after="60"/>
+        <w:ind w:left="432"/>
+      </w:pPr>
+      <w:r>
+        <w:rPr>
+          <w:b/>
+          <w:i w:val="0"/>
+        </w:rPr>
+        <w:t>No continuous integration on this repository.</w:t>
+      </w:r>
+      <w:r>
+        <w:rPr>
+          <w:b w:val="0"/>
+          <w:i w:val="0"/>
+        </w:rPr>
+        <w:t xml:space="preserve"> The tests run manually. This is the gap I am least comfortable with and the next thing I am fixing.</w:t>
+      </w:r>
+    </w:p>
+    <w:p>
+      <w:pPr>
+        <w:pStyle w:val="ListBullet"/>
+        <w:spacing w:after="60"/>
+        <w:ind w:left="432"/>
+      </w:pPr>
+      <w:r>
+        <w:rPr>
+          <w:b/>
+          <w:i w:val="0"/>
+        </w:rPr>
+        <w:t>The test suite is not in version control</w:t>
+      </w:r>
+      <w:r>
+        <w:rPr>
+          <w:b w:val="0"/>
+          <w:i w:val="0"/>
+        </w:rPr>
+        <w:t>, because the directory is excluded repository wide. That needs correcting.</w:t>
+      </w:r>
+    </w:p>
+    <w:p>
+      <w:pPr>
+        <w:pStyle w:val="ListBullet"/>
+        <w:spacing w:after="60"/>
+        <w:ind w:left="432"/>
+      </w:pPr>
+      <w:r>
+        <w:rPr>
+          <w:b/>
+          <w:i w:val="0"/>
+        </w:rPr>
+        <w:t>The deployment script is executed by hand</w:t>
+      </w:r>
+      <w:r>
+        <w:rPr>
+          <w:b w:val="0"/>
+          <w:i w:val="0"/>
+        </w:rPr>
+        <w:t>, not through a pipeline.</w:t>
+      </w:r>
+    </w:p>
+    <w:p>
+      <w:pPr>
+        <w:pStyle w:val="ListBullet"/>
+        <w:spacing w:after="60"/>
+        <w:ind w:left="432"/>
+      </w:pPr>
+      <w:r>
+        <w:rPr>
+          <w:b/>
+          <w:i w:val="0"/>
+        </w:rPr>
+        <w:t>No measured production volume or service level figures yet.</w:t>
+      </w:r>
+      <w:r>
+        <w:rPr>
+          <w:b w:val="0"/>
+          <w:i w:val="0"/>
+        </w:rPr>
+        <w:t xml:space="preserve"> The time and capacity figures above are the programme's estimates, presented to the board as estimates. The rollout only expanded to about four hundred users on 5 October, and I would rather not present an early figure as though it were a measured production rate.</w:t>
+      </w:r>
+    </w:p>
+    <w:p>
+      <w:r>
+        <w:rPr>
+          <w:b w:val="0"/>
+          <w:i w:val="0"/>
+        </w:rPr>
+        <w:t>The honest position is that the instruction engineering and the testing on this workflow are considerably more mature than the delivery pipeline around it, and I know it.</w:t>
+      </w:r>
+    </w:p>
+    <w:p>
+      <w:pPr>
+        <w:keepNext/>
+        <w:spacing w:before="240" w:after="120"/>
+      </w:pPr>
+      <w:r>
+        <w:rPr>
+          <w:b/>
+          <w:i w:val="0"/>
+          <w:color w:val="00539F"/>
+          <w:sz w:val="25"/>
+        </w:rPr>
+        <w:t>Screenshots and links</w:t>
+      </w:r>
+    </w:p>
+    <w:p>
+      <w:r>
+        <w:rPr>
+          <w:b w:val="0"/>
+          <w:i w:val="0"/>
+        </w:rPr>
+        <w:t>Source repository: [LINK: ownership-prompts repository] (92 commits, all mine, 3 June to 4 September 2026)</w:t>
+      </w:r>
+    </w:p>
+    <w:p>
+      <w:r>
+        <w:rPr>
+          <w:b w:val="0"/>
+          <w:i/>
+        </w:rPr>
+        <w:t>Screenshots to be added. Suggested: test suite output showing the 265 tests, a run to run consistency harness report, and a versioned instruction row in the deployment table.</w:t>
+      </w:r>
+    </w:p>
+    <w:p>
+      <w:pPr>
+        <w:keepNext/>
+        <w:spacing w:before="240" w:after="120"/>
+      </w:pPr>
+      <w:r>
+        <w:rPr>
+          <w:b/>
+          <w:i w:val="0"/>
+          <w:color w:val="00539F"/>
+          <w:sz w:val="25"/>
+        </w:rPr>
+        <w:t>Framework mapping</w:t>
+      </w:r>
+    </w:p>
+    <w:p>
+      <w:r>
+        <w:rPr>
+          <w:b/>
+          <w:i w:val="0"/>
+        </w:rPr>
+        <w:t>Thinks.</w:t>
+      </w:r>
+      <w:r>
+        <w:rPr>
+          <w:b w:val="0"/>
+          <w:i w:val="0"/>
+        </w:rPr>
+        <w:t xml:space="preserve"> Collapsed a six agent pipeline into one call by recognising the problem was not separable. Recognised that non determinism, not accuracy, was the real defect behind the user complaints, and built a measurement harness before attempting a fix.</w:t>
+      </w:r>
+    </w:p>
+    <w:p>
+      <w:r>
+        <w:rPr>
+          <w:b/>
+          <w:i w:val="0"/>
+        </w:rPr>
+        <w:t>Designs.</w:t>
+      </w:r>
+      <w:r>
+        <w:rPr>
+          <w:b w:val="0"/>
+          <w:i w:val="0"/>
+        </w:rPr>
+        <w:t xml:space="preserve"> Sixteen gate processing order, thirty seven field output contract, twenty two rung precedence ladder, and a maker checker loop with explicit dispute semantics.</w:t>
+      </w:r>
+    </w:p>
+    <w:p>
+      <w:r>
+        <w:rPr>
+          <w:b/>
+          <w:i w:val="0"/>
+        </w:rPr>
+        <w:t>Delivers.</w:t>
+      </w:r>
+      <w:r>
+        <w:rPr>
+          <w:b w:val="0"/>
+          <w:i w:val="0"/>
+        </w:rPr>
+        <w:t xml:space="preserve"> The second agentic workflow in the business unit to reach production, in use by about four hundred users.</w:t>
+      </w:r>
+    </w:p>
+    <w:p>
+      <w:r>
+        <w:rPr>
+          <w:b/>
+          <w:i w:val="0"/>
+        </w:rPr>
+        <w:t>Operates.</w:t>
+      </w:r>
+      <w:r>
+        <w:rPr>
+          <w:b w:val="0"/>
+          <w:i w:val="0"/>
+        </w:rPr>
+        <w:t xml:space="preserve"> Versioned deployment, generated and verified release artefacts, a verification checklist where every item was added because it caught a real bug.</w:t>
+      </w:r>
+    </w:p>
+    <w:p>
+      <w:r>
+        <w:rPr>
+          <w:b/>
+          <w:i w:val="0"/>
+        </w:rPr>
+        <w:t>Controls.</w:t>
+      </w:r>
+      <w:r>
+        <w:rPr>
+          <w:b w:val="0"/>
+          <w:i w:val="0"/>
+        </w:rPr>
+        <w:t xml:space="preserve"> Evidence only and fail closed by design. Two hundred and sixty five tests preventing rule drift. Every assertion traceable to a document quote for audit.</w:t>
+      </w:r>
+    </w:p>
+    <w:p>
+      <w:r>
+        <w:rPr>
+          <w:b/>
+          <w:i w:val="0"/>
+        </w:rPr>
+        <w:t>Engages.</w:t>
+      </w:r>
+      <w:r>
+        <w:rPr>
+          <w:b w:val="0"/>
+          <w:i w:val="0"/>
+        </w:rPr>
+        <w:t xml:space="preserve"> Clause by clause partnership with the policy team, fifteen written questions, four rounds resolved in a day.</w:t>
+      </w:r>
+    </w:p>
+    <w:p>
+      <w:r>
+        <w:rPr>
+          <w:b/>
+          <w:i w:val="0"/>
+        </w:rPr>
+        <w:t>Influences.</w:t>
+      </w:r>
+      <w:r>
+        <w:rPr>
+          <w:b w:val="0"/>
+          <w:i w:val="0"/>
+        </w:rPr>
+        <w:t xml:space="preserve"> Disputed incorrect business supplied examples and had them corrected. Refused to implement an unspecifiable rule and explained why.</w:t>
+      </w:r>
+    </w:p>
+    <w:p>
+      <w:r>
+        <w:rPr>
+          <w:b/>
+          <w:i w:val="0"/>
+        </w:rPr>
+        <w:t>Achieves.</w:t>
+      </w:r>
+      <w:r>
+        <w:rPr>
+          <w:b w:val="0"/>
+          <w:i w:val="0"/>
+        </w:rPr>
+        <w:t xml:space="preserve"> Analyst time per case from 198 minutes to five to fifteen, an estimated seventy one people's worth of work a year, as presented to the board. Three critical and ten important rule contradictions found and resolved before they reached production.</w:t>
+      </w:r>
+    </w:p>
+    <w:p>
+      <w:pPr>
+        <w:keepNext/>
+        <w:spacing w:before="240" w:after="120"/>
+      </w:pPr>
+      <w:r>
+        <w:rPr>
+          <w:b/>
+          <w:i w:val="0"/>
+          <w:color w:val="00539F"/>
+          <w:sz w:val="25"/>
+        </w:rPr>
         <w:t>So what</w:t>
       </w:r>
     </w:p>
@@ -9910,16 +8790,7 @@
           <w:b w:val="0"/>
           <w:i w:val="0"/>
         </w:rPr>
-        <w:t>The business puts the saving from this platform at five million euros. That is the end the whole thing was built for, and everything above is how it was earned: forty thousand operations no analyst had to do, on a record that stays accurate on its own rather than because somebody remembered to tidy it.</w:t>
-      </w:r>
-    </w:p>
-    <w:p>
-      <w:r>
-        <w:rPr>
-          <w:b w:val="0"/>
-          <w:i w:val="0"/>
-        </w:rPr>
-        <w:t>The second return is the one that is easy to miss. Every artificial intelligence result in sections 5 and 6 is only as trustworthy as the state underneath it, and that state is the part I own.</w:t>
+        <w:t>The first workflow proved the framework works. This one proves it holds up on a genuinely difficult regulatory problem, under audit conditions, where being confidently wrong is the failure that matters.</w:t>
       </w:r>
     </w:p>
     <w:p>
@@ -9939,16 +8810,7 @@
           <w:color w:val="001850"/>
           <w:sz w:val="32"/>
         </w:rPr>
-        <w:t>9. Beyond My Team</w:t>
-      </w:r>
-    </w:p>
-    <w:p>
-      <w:r>
-        <w:rPr>
-          <w:b w:val="0"/>
-          <w:i w:val="0"/>
-        </w:rPr>
-        <w:t>The 2025 panel told me my contribution beyond my own team was weak and not visible. This section is the answer to that.</w:t>
+        <w:t>7. The Foundations, Messaging Infrastructure</w:t>
       </w:r>
     </w:p>
     <w:p>
@@ -9963,50 +8825,16 @@
           <w:color w:val="00539F"/>
           <w:sz w:val="25"/>
         </w:rPr>
-        <w:t>Contribution to the open source community</w:t>
-      </w:r>
-    </w:p>
-    <w:p>
-      <w:r>
-        <w:rPr>
-          <w:b w:val="0"/>
-          <w:i w:val="0"/>
-        </w:rPr>
-        <w:t xml:space="preserve">I contributed a new integration module to </w:t>
-      </w:r>
-      <w:r>
-        <w:rPr>
-          <w:b/>
-          <w:i w:val="0"/>
-        </w:rPr>
-        <w:t>LangChain4j</w:t>
-      </w:r>
-      <w:r>
-        <w:rPr>
-          <w:b w:val="0"/>
-          <w:i w:val="0"/>
-        </w:rPr>
-        <w:t>, the open source Java framework for building artificial intelligence applications. The contribution adds a Google generative artificial intelligence chat model with streaming support.</w:t>
-      </w:r>
-    </w:p>
-    <w:p>
-      <w:r>
-        <w:rPr>
-          <w:rFonts w:ascii="Consolas" w:hAnsi="Consolas"/>
-          <w:b w:val="0"/>
-          <w:i w:val="0"/>
-          <w:sz w:val="19"/>
-        </w:rPr>
-        <w:t>github.com/langchain4j/langchain4j/pull/4658</w:t>
-      </w:r>
-    </w:p>
-    <w:p>
-      <w:r>
-        <w:rPr>
-          <w:b w:val="0"/>
-          <w:i w:val="0"/>
-        </w:rPr>
-        <w:t>This is worth separating from the rest. Everything else here is a contribution inside Deutsche Bank. This is a contribution to the wider industry, in the open, under my own name, reviewed by maintainers who have no reason to be kind about it. LangChain4j is also the framework our own artificial intelligence platform is built on, so this is giving back to something we directly depend on rather than to something unconnected.</w:t>
+        <w:t>The problem</w:t>
+      </w:r>
+    </w:p>
+    <w:p>
+      <w:r>
+        <w:rPr>
+          <w:b w:val="0"/>
+          <w:i w:val="0"/>
+        </w:rPr>
+        <w:t>Our platform runs on asynchronous messaging. It could not handle the load. Messages that failed sat in a database with no automated retry. State and validity calculations backed up daily. Analysts waited thirty to sixty minutes for a calculation result they needed in order to do their next piece of work. And when anything went down, messages were lost permanently, with no way to trace where the work had stopped.</w:t>
       </w:r>
     </w:p>
     <w:p>
@@ -10021,16 +8849,255 @@
           <w:color w:val="00539F"/>
           <w:sz w:val="25"/>
         </w:rPr>
-        <w:t>Driving re-use across the business unit</w:t>
-      </w:r>
-    </w:p>
-    <w:p>
-      <w:r>
-        <w:rPr>
-          <w:b w:val="0"/>
-          <w:i w:val="0"/>
-        </w:rPr>
-        <w:t>Re-use is one of the things this process explicitly asks about, so here is the list.</w:t>
+        <w:t>What I personally did</w:t>
+      </w:r>
+    </w:p>
+    <w:p>
+      <w:r>
+        <w:rPr>
+          <w:b w:val="0"/>
+          <w:i w:val="0"/>
+        </w:rPr>
+        <w:t>I designed and built the retry library, introduced the replacement messaging library, and added full lifecycle tracing. I am the Component Guardian for messaging across the business unit, which means every design and code change in this area is approved by me.</w:t>
+      </w:r>
+    </w:p>
+    <w:p>
+      <w:pPr>
+        <w:keepNext/>
+        <w:spacing w:before="240" w:after="120"/>
+      </w:pPr>
+      <w:r>
+        <w:rPr>
+          <w:b/>
+          <w:i w:val="0"/>
+          <w:color w:val="00539F"/>
+          <w:sz w:val="25"/>
+        </w:rPr>
+        <w:t>The design decisions I owned</w:t>
+      </w:r>
+    </w:p>
+    <w:p>
+      <w:r>
+        <w:rPr>
+          <w:b/>
+          <w:i w:val="0"/>
+        </w:rPr>
+        <w:t>Decision one. Retry through the database and a cluster safe scheduler, not by republishing.</w:t>
+      </w:r>
+    </w:p>
+    <w:p>
+      <w:r>
+        <w:rPr>
+          <w:b w:val="0"/>
+          <w:i w:val="0"/>
+        </w:rPr>
+        <w:t>The library funnels every failure, from both producers and consumers, into a single unified persistence and retry workflow. Consumer failures are caught through a global error channel that intercepts exceptions from any listener. Producer failures are caught the same way.</w:t>
+      </w:r>
+    </w:p>
+    <w:p>
+      <w:r>
+        <w:rPr>
+          <w:b w:val="0"/>
+          <w:i w:val="0"/>
+        </w:rPr>
+        <w:t>On failure, the topic is matched against configured retry patterns, and the message payload plus its headers and retry count are written to a database table. A single cluster safe scheduler, using distributed locking through ShedLock, periodically scans that table, finds messages due for retry under an exponential backoff schedule, and invokes the correct handler bean to reprocess the message.</w:t>
+      </w:r>
+    </w:p>
+    <w:p>
+      <w:r>
+        <w:rPr>
+          <w:b w:val="0"/>
+          <w:i w:val="0"/>
+        </w:rPr>
+        <w:t xml:space="preserve">The important detail is the last one. </w:t>
+      </w:r>
+      <w:r>
+        <w:rPr>
+          <w:b/>
+          <w:i w:val="0"/>
+        </w:rPr>
+        <w:t>A retry calls the Java business logic directly. It does not republish to the message broker.</w:t>
+      </w:r>
+      <w:r>
+        <w:rPr>
+          <w:b w:val="0"/>
+          <w:i w:val="0"/>
+        </w:rPr>
+        <w:t xml:space="preserve"> Republishing is the common approach and it is wrong here, because it re-runs everything downstream of the original publish, which produces duplicate side effects, and it makes the retry indistinguishable from a genuine new event in every log and every trace. Invoking the handler directly retries exactly the work that failed and nothing else.</w:t>
+      </w:r>
+    </w:p>
+    <w:p>
+      <w:r>
+        <w:rPr>
+          <w:b/>
+          <w:i w:val="0"/>
+        </w:rPr>
+        <w:t>Decision two. Exponential backoff, because the usual failure is a struggling downstream system.</w:t>
+      </w:r>
+    </w:p>
+    <w:p>
+      <w:r>
+        <w:rPr>
+          <w:b w:val="0"/>
+          <w:i w:val="0"/>
+        </w:rPr>
+        <w:t>Delays increase automatically, five minutes then ten then twenty and onward. Immediate retry against a downstream system that is failing under load converts a degradation into an outage. Backing off gives it room to recover.</w:t>
+      </w:r>
+    </w:p>
+    <w:p>
+      <w:r>
+        <w:rPr>
+          <w:b/>
+          <w:i w:val="0"/>
+        </w:rPr>
+        <w:t>Decision three. A library with one switch, not a pattern in a document.</w:t>
+      </w:r>
+    </w:p>
+    <w:p>
+      <w:r>
+        <w:rPr>
+          <w:b w:val="0"/>
+          <w:i w:val="0"/>
+        </w:rPr>
+        <w:t xml:space="preserve">Enabled with a single property, </w:t>
+      </w:r>
+      <w:r>
+        <w:rPr>
+          <w:rFonts w:ascii="Consolas" w:hAnsi="Consolas"/>
+          <w:b w:val="0"/>
+          <w:i w:val="0"/>
+          <w:sz w:val="19"/>
+        </w:rPr>
+        <w:t>clm.kafka.retry.enabled=true</w:t>
+      </w:r>
+      <w:r>
+        <w:rPr>
+          <w:b w:val="0"/>
+          <w:i w:val="0"/>
+        </w:rPr>
+        <w:t>. Retry policies are configured globally or per topic, and can vary by the exception thrown. Topic to handler routing is configured in a settings file. Retry limits, intervals, batch size and backoff are all configuration.</w:t>
+      </w:r>
+    </w:p>
+    <w:p>
+      <w:r>
+        <w:rPr>
+          <w:b w:val="0"/>
+          <w:i w:val="0"/>
+        </w:rPr>
+        <w:t>That last decision is why it got adopted. A recommended pattern gets implemented five different ways by five teams. A library with one switch gets used, and a fix in it propagates to everyone automatically.</w:t>
+      </w:r>
+    </w:p>
+    <w:p>
+      <w:r>
+        <w:rPr>
+          <w:b/>
+          <w:i w:val="0"/>
+        </w:rPr>
+        <w:t>Decision four. Observability across the old library as well as the new one.</w:t>
+      </w:r>
+    </w:p>
+    <w:p>
+      <w:r>
+        <w:rPr>
+          <w:b w:val="0"/>
+          <w:i w:val="0"/>
+        </w:rPr>
+        <w:t>I introduced full lifecycle tracing for messages in both the new library and the legacy one. Adding it only to the new one would have left the majority of live traffic dark for as long as the migration took. It found production bugs that had previously been undetectable, because nobody could see where a message stopped.</w:t>
+      </w:r>
+    </w:p>
+    <w:p>
+      <w:pPr>
+        <w:keepNext/>
+        <w:spacing w:before="240" w:after="120"/>
+      </w:pPr>
+      <w:r>
+        <w:rPr>
+          <w:b/>
+          <w:i w:val="0"/>
+          <w:color w:val="00539F"/>
+          <w:sz w:val="25"/>
+        </w:rPr>
+        <w:t>Outcomes claimed</w:t>
+      </w:r>
+    </w:p>
+    <w:p>
+      <w:pPr>
+        <w:pStyle w:val="ListBullet"/>
+        <w:spacing w:after="60"/>
+        <w:ind w:left="432"/>
+      </w:pPr>
+      <w:r>
+        <w:rPr>
+          <w:b w:val="0"/>
+          <w:i w:val="0"/>
+        </w:rPr>
+        <w:t>Analyst wait for a state and validity result went from thirty to sixty minutes down to seconds.</w:t>
+      </w:r>
+    </w:p>
+    <w:p>
+      <w:pPr>
+        <w:pStyle w:val="ListBullet"/>
+        <w:spacing w:after="60"/>
+        <w:ind w:left="432"/>
+      </w:pPr>
+      <w:r>
+        <w:rPr>
+          <w:b w:val="0"/>
+          <w:i w:val="0"/>
+        </w:rPr>
+        <w:t>Daily backlogs in state and validity calculation eliminated.</w:t>
+      </w:r>
+    </w:p>
+    <w:p>
+      <w:pPr>
+        <w:pStyle w:val="ListBullet"/>
+        <w:spacing w:after="60"/>
+        <w:ind w:left="432"/>
+      </w:pPr>
+      <w:r>
+        <w:rPr>
+          <w:b w:val="0"/>
+          <w:i w:val="0"/>
+        </w:rPr>
+        <w:t>Failed messages recovered automatically instead of being lost.</w:t>
+      </w:r>
+    </w:p>
+    <w:p>
+      <w:pPr>
+        <w:pStyle w:val="ListBullet"/>
+        <w:spacing w:after="60"/>
+        <w:ind w:left="432"/>
+      </w:pPr>
+      <w:r>
+        <w:rPr>
+          <w:b w:val="0"/>
+          <w:i w:val="0"/>
+        </w:rPr>
+        <w:t>Five hundred thousand messages a day through state validation.</w:t>
+      </w:r>
+    </w:p>
+    <w:p>
+      <w:pPr>
+        <w:keepNext/>
+        <w:spacing w:before="240" w:after="120"/>
+      </w:pPr>
+      <w:r>
+        <w:rPr>
+          <w:b/>
+          <w:i w:val="0"/>
+          <w:color w:val="00539F"/>
+          <w:sz w:val="25"/>
+        </w:rPr>
+        <w:t>Evidence</w:t>
+      </w:r>
+    </w:p>
+    <w:p>
+      <w:r>
+        <w:rPr>
+          <w:b w:val="0"/>
+          <w:i w:val="0"/>
+        </w:rPr>
+        <w:t>Each outcome above, and what proves it.</w:t>
       </w:r>
     </w:p>
     <w:tbl>
@@ -10041,13 +9108,14 @@
         <w:tblLook w:firstColumn="1" w:firstRow="1" w:lastColumn="0" w:lastRow="0" w:noHBand="0" w:noVBand="1" w:val="04A0"/>
       </w:tblPr>
       <w:tblGrid>
-        <w:gridCol w:w="4658"/>
-        <w:gridCol w:w="4658"/>
+        <w:gridCol w:w="3106"/>
+        <w:gridCol w:w="3106"/>
+        <w:gridCol w:w="3106"/>
       </w:tblGrid>
       <w:tr>
         <w:tc>
           <w:tcPr>
-            <w:tcW w:type="dxa" w:w="4658"/>
+            <w:tcW w:type="dxa" w:w="3106"/>
             <w:shd w:val="clear" w:fill="E8EDF5"/>
           </w:tcPr>
           <w:p>
@@ -10061,13 +9129,13 @@
                 <w:i w:val="0"/>
                 <w:sz w:val="19"/>
               </w:rPr>
-              <w:t>What</w:t>
+              <w:t>Claim</w:t>
             </w:r>
           </w:p>
         </w:tc>
         <w:tc>
           <w:tcPr>
-            <w:tcW w:type="dxa" w:w="4658"/>
+            <w:tcW w:type="dxa" w:w="3106"/>
             <w:shd w:val="clear" w:fill="E8EDF5"/>
           </w:tcPr>
           <w:p>
@@ -10081,7 +9149,27 @@
                 <w:i w:val="0"/>
                 <w:sz w:val="19"/>
               </w:rPr>
-              <w:t>Reach</w:t>
+              <w:t>Proof</w:t>
+            </w:r>
+          </w:p>
+        </w:tc>
+        <w:tc>
+          <w:tcPr>
+            <w:tcW w:type="dxa" w:w="3106"/>
+            <w:shd w:val="clear" w:fill="E8EDF5"/>
+          </w:tcPr>
+          <w:p>
+            <w:pPr>
+              <w:spacing w:before="40" w:after="40"/>
+            </w:pPr>
+            <w:r/>
+            <w:r>
+              <w:rPr>
+                <w:b/>
+                <w:i w:val="0"/>
+                <w:sz w:val="19"/>
+              </w:rPr>
+              <w:t>Source</w:t>
             </w:r>
           </w:p>
         </w:tc>
@@ -10089,7 +9177,7 @@
       <w:tr>
         <w:tc>
           <w:tcPr>
-            <w:tcW w:type="dxa" w:w="4658"/>
+            <w:tcW w:type="dxa" w:w="3106"/>
           </w:tcPr>
           <w:p>
             <w:pPr>
@@ -10102,13 +9190,13 @@
                 <w:i w:val="0"/>
                 <w:sz w:val="19"/>
               </w:rPr>
-              <w:t>Nexus AI framework</w:t>
+              <w:t>Wait went from 30 to 60 minutes to seconds</w:t>
             </w:r>
           </w:p>
         </w:tc>
         <w:tc>
           <w:tcPr>
-            <w:tcW w:type="dxa" w:w="4658"/>
+            <w:tcW w:type="dxa" w:w="3106"/>
           </w:tcPr>
           <w:p>
             <w:pPr>
@@ -10121,7 +9209,26 @@
                 <w:i w:val="0"/>
                 <w:sz w:val="19"/>
               </w:rPr>
-              <w:t>Adopted across the business unit. Under review by the Chief Strategy and Innovation Office as a candidate bank wide standard</w:t>
+              <w:t>Consumer lag chart for the state and validity consumer group, four weeks either side of go live on [DATE]</w:t>
+            </w:r>
+          </w:p>
+        </w:tc>
+        <w:tc>
+          <w:tcPr>
+            <w:tcW w:type="dxa" w:w="3106"/>
+          </w:tcPr>
+          <w:p>
+            <w:pPr>
+              <w:spacing w:before="40" w:after="40"/>
+            </w:pPr>
+            <w:r/>
+            <w:r>
+              <w:rPr>
+                <w:b w:val="0"/>
+                <w:i w:val="0"/>
+                <w:sz w:val="19"/>
+              </w:rPr>
+              <w:t>[DATA: monitoring dashboard screenshot]</w:t>
             </w:r>
           </w:p>
         </w:tc>
@@ -10129,7 +9236,7 @@
       <w:tr>
         <w:tc>
           <w:tcPr>
-            <w:tcW w:type="dxa" w:w="4658"/>
+            <w:tcW w:type="dxa" w:w="3106"/>
           </w:tcPr>
           <w:p>
             <w:pPr>
@@ -10142,13 +9249,13 @@
                 <w:i w:val="0"/>
                 <w:sz w:val="19"/>
               </w:rPr>
-              <w:t>Nexus AI Studio</w:t>
+              <w:t>Backlogs eliminated</w:t>
             </w:r>
           </w:p>
         </w:tc>
         <w:tc>
           <w:tcPr>
-            <w:tcW w:type="dxa" w:w="4658"/>
+            <w:tcW w:type="dxa" w:w="3106"/>
           </w:tcPr>
           <w:p>
             <w:pPr>
@@ -10161,7 +9268,26 @@
                 <w:i w:val="0"/>
                 <w:sz w:val="19"/>
               </w:rPr>
-              <w:t>One Maven dependency and one property. Any service on the framework gets the interface with no code</w:t>
+              <w:t>Same chart. Daily lag peaks before, flat line after</w:t>
+            </w:r>
+          </w:p>
+        </w:tc>
+        <w:tc>
+          <w:tcPr>
+            <w:tcW w:type="dxa" w:w="3106"/>
+          </w:tcPr>
+          <w:p>
+            <w:pPr>
+              <w:spacing w:before="40" w:after="40"/>
+            </w:pPr>
+            <w:r/>
+            <w:r>
+              <w:rPr>
+                <w:b w:val="0"/>
+                <w:i w:val="0"/>
+                <w:sz w:val="19"/>
+              </w:rPr>
+              <w:t>[DATA: same screenshot]</w:t>
             </w:r>
           </w:p>
         </w:tc>
@@ -10169,7 +9295,7 @@
       <w:tr>
         <w:tc>
           <w:tcPr>
-            <w:tcW w:type="dxa" w:w="4658"/>
+            <w:tcW w:type="dxa" w:w="3106"/>
           </w:tcPr>
           <w:p>
             <w:pPr>
@@ -10182,13 +9308,13 @@
                 <w:i w:val="0"/>
                 <w:sz w:val="19"/>
               </w:rPr>
-              <w:t>PromptLint</w:t>
+              <w:t>Messages no longer lost</w:t>
             </w:r>
           </w:p>
         </w:tc>
         <w:tc>
           <w:tcPr>
-            <w:tcW w:type="dxa" w:w="4658"/>
+            <w:tcW w:type="dxa" w:w="3106"/>
           </w:tcPr>
           <w:p>
             <w:pPr>
@@ -10201,7 +9327,26 @@
                 <w:i w:val="0"/>
                 <w:sz w:val="19"/>
               </w:rPr>
-              <w:t>Available across the unit, with a web interface for teams that do not write Java</w:t>
+              <w:t>Retry table counts over [N] months: failures persisted, recovered on retry, exhausted after max retries</w:t>
+            </w:r>
+          </w:p>
+        </w:tc>
+        <w:tc>
+          <w:tcPr>
+            <w:tcW w:type="dxa" w:w="3106"/>
+          </w:tcPr>
+          <w:p>
+            <w:pPr>
+              <w:spacing w:before="40" w:after="40"/>
+            </w:pPr>
+            <w:r/>
+            <w:r>
+              <w:rPr>
+                <w:b w:val="0"/>
+                <w:i w:val="0"/>
+                <w:sz w:val="19"/>
+              </w:rPr>
+              <w:t>[DATA: query on retry table]</w:t>
             </w:r>
           </w:p>
         </w:tc>
@@ -10209,7 +9354,7 @@
       <w:tr>
         <w:tc>
           <w:tcPr>
-            <w:tcW w:type="dxa" w:w="4658"/>
+            <w:tcW w:type="dxa" w:w="3106"/>
           </w:tcPr>
           <w:p>
             <w:pPr>
@@ -10222,13 +9367,13 @@
                 <w:i w:val="0"/>
                 <w:sz w:val="19"/>
               </w:rPr>
-              <w:t>Messaging retry library</w:t>
+              <w:t>1,000,000 messages a day</w:t>
             </w:r>
           </w:p>
         </w:tc>
         <w:tc>
           <w:tcPr>
-            <w:tcW w:type="dxa" w:w="4658"/>
+            <w:tcW w:type="dxa" w:w="3106"/>
           </w:tcPr>
           <w:p>
             <w:pPr>
@@ -10241,7 +9386,26 @@
                 <w:i w:val="0"/>
                 <w:sz w:val="19"/>
               </w:rPr>
-              <w:t>Adopted by multiple teams across the unit</w:t>
+              <w:t>Topic throughput, thirty day view</w:t>
+            </w:r>
+          </w:p>
+        </w:tc>
+        <w:tc>
+          <w:tcPr>
+            <w:tcW w:type="dxa" w:w="3106"/>
+          </w:tcPr>
+          <w:p>
+            <w:pPr>
+              <w:spacing w:before="40" w:after="40"/>
+            </w:pPr>
+            <w:r/>
+            <w:r>
+              <w:rPr>
+                <w:b w:val="0"/>
+                <w:i w:val="0"/>
+                <w:sz w:val="19"/>
+              </w:rPr>
+              <w:t>[DATA: broker metrics screenshot]</w:t>
             </w:r>
           </w:p>
         </w:tc>
@@ -10249,7 +9413,7 @@
       <w:tr>
         <w:tc>
           <w:tcPr>
-            <w:tcW w:type="dxa" w:w="4658"/>
+            <w:tcW w:type="dxa" w:w="3106"/>
           </w:tcPr>
           <w:p>
             <w:pPr>
@@ -10262,13 +9426,13 @@
                 <w:i w:val="0"/>
                 <w:sz w:val="19"/>
               </w:rPr>
-              <w:t>Messaging observability</w:t>
+              <w:t>Adopted across the unit</w:t>
             </w:r>
           </w:p>
         </w:tc>
         <w:tc>
           <w:tcPr>
-            <w:tcW w:type="dxa" w:w="4658"/>
+            <w:tcW w:type="dxa" w:w="3106"/>
           </w:tcPr>
           <w:p>
             <w:pPr>
@@ -10281,7 +9445,43 @@
                 <w:i w:val="0"/>
                 <w:sz w:val="19"/>
               </w:rPr>
-              <w:t>Applied to the legacy library as well as the new one</w:t>
+              <w:t xml:space="preserve">[N] services in [N] teams declare </w:t>
+            </w:r>
+            <w:r>
+              <w:rPr>
+                <w:rFonts w:ascii="Consolas" w:hAnsi="Consolas"/>
+                <w:b w:val="0"/>
+                <w:i w:val="0"/>
+                <w:sz w:val="17"/>
+              </w:rPr>
+              <w:t>com.db.clm.kyc:clm-kafka-retry</w:t>
+            </w:r>
+            <w:r>
+              <w:rPr>
+                <w:b w:val="0"/>
+                <w:i w:val="0"/>
+                <w:sz w:val="19"/>
+              </w:rPr>
+              <w:t>, [N] released versions</w:t>
+            </w:r>
+          </w:p>
+        </w:tc>
+        <w:tc>
+          <w:tcPr>
+            <w:tcW w:type="dxa" w:w="3106"/>
+          </w:tcPr>
+          <w:p>
+            <w:pPr>
+              <w:spacing w:before="40" w:after="40"/>
+            </w:pPr>
+            <w:r/>
+            <w:r>
+              <w:rPr>
+                <w:b w:val="0"/>
+                <w:i w:val="0"/>
+                <w:sz w:val="19"/>
+              </w:rPr>
+              <w:t>[DATA: artifact repository dependents or code search]</w:t>
             </w:r>
           </w:p>
         </w:tc>
@@ -10289,7 +9489,7 @@
       <w:tr>
         <w:tc>
           <w:tcPr>
-            <w:tcW w:type="dxa" w:w="4658"/>
+            <w:tcW w:type="dxa" w:w="3106"/>
           </w:tcPr>
           <w:p>
             <w:pPr>
@@ -10302,13 +9502,13 @@
                 <w:i w:val="0"/>
                 <w:sz w:val="19"/>
               </w:rPr>
-              <w:t>Shared coding standards</w:t>
+              <w:t>Tracing found hidden bugs</w:t>
             </w:r>
           </w:p>
         </w:tc>
         <w:tc>
           <w:tcPr>
-            <w:tcW w:type="dxa" w:w="4658"/>
+            <w:tcW w:type="dxa" w:w="3106"/>
           </w:tcPr>
           <w:p>
             <w:pPr>
@@ -10321,7 +9521,144 @@
                 <w:i w:val="0"/>
                 <w:sz w:val="19"/>
               </w:rPr>
-              <w:t>The default in every service in the unit</w:t>
+              <w:t>[N] production defects found through lifecycle tracing, e.g. [TICKET]: [one line on what the trace showed]</w:t>
+            </w:r>
+          </w:p>
+        </w:tc>
+        <w:tc>
+          <w:tcPr>
+            <w:tcW w:type="dxa" w:w="3106"/>
+          </w:tcPr>
+          <w:p>
+            <w:pPr>
+              <w:spacing w:before="40" w:after="40"/>
+            </w:pPr>
+            <w:r/>
+            <w:r>
+              <w:rPr>
+                <w:b w:val="0"/>
+                <w:i w:val="0"/>
+                <w:sz w:val="19"/>
+              </w:rPr>
+              <w:t>[LINK: tickets]</w:t>
+            </w:r>
+          </w:p>
+        </w:tc>
+      </w:tr>
+      <w:tr>
+        <w:tc>
+          <w:tcPr>
+            <w:tcW w:type="dxa" w:w="3106"/>
+          </w:tcPr>
+          <w:p>
+            <w:pPr>
+              <w:spacing w:before="40" w:after="40"/>
+            </w:pPr>
+            <w:r/>
+            <w:r>
+              <w:rPr>
+                <w:b w:val="0"/>
+                <w:i w:val="0"/>
+                <w:sz w:val="19"/>
+              </w:rPr>
+              <w:t>I designed and built it</w:t>
+            </w:r>
+          </w:p>
+        </w:tc>
+        <w:tc>
+          <w:tcPr>
+            <w:tcW w:type="dxa" w:w="3106"/>
+          </w:tcPr>
+          <w:p>
+            <w:pPr>
+              <w:spacing w:before="40" w:after="40"/>
+            </w:pPr>
+            <w:r/>
+            <w:r>
+              <w:rPr>
+                <w:b w:val="0"/>
+                <w:i w:val="0"/>
+                <w:sz w:val="19"/>
+              </w:rPr>
+              <w:t>Commit history, [N] of [N] commits mine, design document</w:t>
+            </w:r>
+          </w:p>
+        </w:tc>
+        <w:tc>
+          <w:tcPr>
+            <w:tcW w:type="dxa" w:w="3106"/>
+          </w:tcPr>
+          <w:p>
+            <w:pPr>
+              <w:spacing w:before="40" w:after="40"/>
+            </w:pPr>
+            <w:r/>
+            <w:r>
+              <w:rPr>
+                <w:b w:val="0"/>
+                <w:i w:val="0"/>
+                <w:sz w:val="19"/>
+              </w:rPr>
+              <w:t>[LINK: repository], [LINK: design doc]</w:t>
+            </w:r>
+          </w:p>
+        </w:tc>
+      </w:tr>
+      <w:tr>
+        <w:tc>
+          <w:tcPr>
+            <w:tcW w:type="dxa" w:w="3106"/>
+          </w:tcPr>
+          <w:p>
+            <w:pPr>
+              <w:spacing w:before="40" w:after="40"/>
+            </w:pPr>
+            <w:r/>
+            <w:r>
+              <w:rPr>
+                <w:b w:val="0"/>
+                <w:i w:val="0"/>
+                <w:sz w:val="19"/>
+              </w:rPr>
+              <w:t>Component Guardian</w:t>
+            </w:r>
+          </w:p>
+        </w:tc>
+        <w:tc>
+          <w:tcPr>
+            <w:tcW w:type="dxa" w:w="3106"/>
+          </w:tcPr>
+          <w:p>
+            <w:pPr>
+              <w:spacing w:before="40" w:after="40"/>
+            </w:pPr>
+            <w:r/>
+            <w:r>
+              <w:rPr>
+                <w:b w:val="0"/>
+                <w:i w:val="0"/>
+                <w:sz w:val="19"/>
+              </w:rPr>
+              <w:t>Named owner in the guardian register</w:t>
+            </w:r>
+          </w:p>
+        </w:tc>
+        <w:tc>
+          <w:tcPr>
+            <w:tcW w:type="dxa" w:w="3106"/>
+          </w:tcPr>
+          <w:p>
+            <w:pPr>
+              <w:spacing w:before="40" w:after="40"/>
+            </w:pPr>
+            <w:r/>
+            <w:r>
+              <w:rPr>
+                <w:b w:val="0"/>
+                <w:i w:val="0"/>
+                <w:sz w:val="19"/>
+              </w:rPr>
+              <w:t>[LINK: register entry]</w:t>
             </w:r>
           </w:p>
         </w:tc>
@@ -10344,183 +9681,16 @@
           <w:color w:val="00539F"/>
           <w:sz w:val="25"/>
         </w:rPr>
-        <w:t>Teaching it to the business unit</w:t>
-      </w:r>
-    </w:p>
-    <w:p>
-      <w:r>
-        <w:rPr>
-          <w:b w:val="0"/>
-          <w:i w:val="0"/>
-        </w:rPr>
-        <w:t>On 11 June 2026 I presented a session in the business unit's knowledge sharing series, titled "Building Production-Grade GenAI Agents with CLM-Nexus-AI and Prompt-Lint".</w:t>
-      </w:r>
-    </w:p>
-    <w:p>
-      <w:pPr>
-        <w:pStyle w:val="ListBullet"/>
-        <w:spacing w:after="60"/>
-        <w:ind w:left="432"/>
-      </w:pPr>
-      <w:r>
-        <w:rPr>
-          <w:b/>
-          <w:i w:val="0"/>
-        </w:rPr>
-        <w:t>140 people attended.</w:t>
-      </w:r>
-      <w:r>
-        <w:rPr>
-          <w:b w:val="0"/>
-          <w:i w:val="0"/>
-        </w:rPr>
-        <w:t xml:space="preserve"> The roster held 144.</w:t>
-      </w:r>
-    </w:p>
-    <w:p>
-      <w:pPr>
-        <w:pStyle w:val="ListBullet"/>
-        <w:spacing w:after="60"/>
-        <w:ind w:left="432"/>
-      </w:pPr>
-      <w:r>
-        <w:rPr>
-          <w:b w:val="0"/>
-          <w:i w:val="0"/>
-        </w:rPr>
-        <w:t xml:space="preserve">It was scheduled for an hour and ran </w:t>
-      </w:r>
-      <w:r>
-        <w:rPr>
-          <w:b/>
-          <w:i w:val="0"/>
-        </w:rPr>
-        <w:t>1 hour 24 minutes</w:t>
-      </w:r>
-      <w:r>
-        <w:rPr>
-          <w:b w:val="0"/>
-          <w:i w:val="0"/>
-        </w:rPr>
-        <w:t>, because the questions kept coming.</w:t>
-      </w:r>
-    </w:p>
-    <w:p>
-      <w:pPr>
-        <w:pStyle w:val="ListBullet"/>
-        <w:spacing w:after="60"/>
-        <w:ind w:left="432"/>
-      </w:pPr>
-      <w:r>
-        <w:rPr>
-          <w:b w:val="0"/>
-          <w:i w:val="0"/>
-        </w:rPr>
-        <w:t xml:space="preserve">Average attendance time was </w:t>
-      </w:r>
-      <w:r>
-        <w:rPr>
-          <w:b/>
-          <w:i w:val="0"/>
-        </w:rPr>
-        <w:t>33 minutes</w:t>
-      </w:r>
-      <w:r>
-        <w:rPr>
-          <w:b w:val="0"/>
-          <w:i w:val="0"/>
-        </w:rPr>
-        <w:t>, on a session where people can drop out silently at any point.</w:t>
-      </w:r>
-    </w:p>
-    <w:p>
-      <w:pPr>
-        <w:pStyle w:val="ListBullet"/>
-        <w:spacing w:after="60"/>
-        <w:ind w:left="432"/>
-      </w:pPr>
-      <w:r>
-        <w:rPr>
-          <w:b w:val="0"/>
-          <w:i w:val="0"/>
-        </w:rPr>
-        <w:t xml:space="preserve">I presented for </w:t>
-      </w:r>
-      <w:r>
-        <w:rPr>
-          <w:b/>
-          <w:i w:val="0"/>
-        </w:rPr>
-        <w:t>57 minutes</w:t>
-      </w:r>
-      <w:r>
-        <w:rPr>
-          <w:b w:val="0"/>
-          <w:i w:val="0"/>
-        </w:rPr>
-        <w:t xml:space="preserve"> of it.</w:t>
-      </w:r>
-    </w:p>
-    <w:p>
-      <w:pPr>
-        <w:pStyle w:val="ListBullet"/>
-        <w:spacing w:after="60"/>
-        <w:ind w:left="432"/>
-      </w:pPr>
-      <w:r>
-        <w:rPr>
-          <w:b w:val="0"/>
-          <w:i w:val="0"/>
-        </w:rPr>
-        <w:t xml:space="preserve">It was </w:t>
-      </w:r>
-      <w:r>
-        <w:rPr>
-          <w:b/>
-          <w:i w:val="0"/>
-        </w:rPr>
-        <w:t>recorded</w:t>
-      </w:r>
-      <w:r>
-        <w:rPr>
-          <w:b w:val="0"/>
-          <w:i w:val="0"/>
-        </w:rPr>
-        <w:t>. The recording and the transcript sit on the internal wiki alongside the framework documentation, so the session keeps working after the day. Recording: [LINK: 11 Jun 2026 session recording]. Transcript: [LINK: session transcript].</w:t>
-      </w:r>
-    </w:p>
-    <w:p>
-      <w:r>
-        <w:rPr>
-          <w:b w:val="0"/>
-          <w:i w:val="0"/>
-        </w:rPr>
-        <w:t>The audience had already been given a session on the equivalent Python tooling, so this one had to answer the obvious question, which is why we are doing this in Java at all. That is the same argument as in section 2, made to the engineers who would have to live with the answer rather than to management.</w:t>
-      </w:r>
-    </w:p>
-    <w:p>
-      <w:r>
-        <w:rPr>
-          <w:b w:val="0"/>
-          <w:i w:val="0"/>
-        </w:rPr>
-        <w:t>The chat afterwards ran to more than a dozen unprompted messages. A sample, verbatim: "very detailed presentation", "Very Good Presentation", "Great session", "thanks, its a good presentation", "Thanks great session".</w:t>
-      </w:r>
-    </w:p>
-    <w:p>
-      <w:r>
-        <w:rPr>
-          <w:b/>
-          <w:i w:val="0"/>
-        </w:rPr>
-        <w:t>Why this belongs in the case rather than in a list of activities.</w:t>
-      </w:r>
-      <w:r>
-        <w:rPr>
-          <w:b w:val="0"/>
-          <w:i w:val="0"/>
-        </w:rPr>
-        <w:t xml:space="preserve"> A framework is only adopted if people understand it. Building it and then leaving other teams to discover it from a wiki page would have been the easy version. Standing in front of 140 colleagues to teach it, and taking the questions, is what turns a repository into a platform other teams actually use.</w:t>
+        <w:t>Screenshots and links</w:t>
+      </w:r>
+    </w:p>
+    <w:p>
+      <w:r>
+        <w:rPr>
+          <w:b w:val="0"/>
+          <w:i w:val="0"/>
+        </w:rPr>
+        <w:t>Source repository: [LINK: clm-kafka-phoenix-retry repository]</w:t>
       </w:r>
     </w:p>
     <w:tbl>
@@ -10570,7 +9740,7 @@
                 <w:color w:val="595959"/>
                 <w:sz w:val="18"/>
               </w:rPr>
-              <w:t>IMG_4771.jpg</w:t>
+              <w:t>IMG_3483.jpg</w:t>
             </w:r>
           </w:p>
         </w:tc>
@@ -10588,7 +9758,7 @@
           <w:color w:val="595959"/>
           <w:sz w:val="17"/>
         </w:rPr>
-        <w:t>The attendance report for the session. 140 attended, against a roster of 144. Scheduled for an hour, ran 1 hour 24 minutes. Average attendance 33 minutes. The participant list is cropped out of this image deliberately, since it carries colleagues' names and email addresses.</w:t>
+        <w:t>The retry library documentation. How failures are intercepted, persisted and retried by a single cluster safe scheduler.</w:t>
       </w:r>
     </w:p>
     <w:tbl>
@@ -10638,7 +9808,7 @@
                 <w:color w:val="595959"/>
                 <w:sz w:val="18"/>
               </w:rPr>
-              <w:t>IMG_4773.jpg</w:t>
+              <w:t>IMG_3484.jpg</w:t>
             </w:r>
           </w:p>
         </w:tc>
@@ -10656,7 +9826,1179 @@
           <w:color w:val="595959"/>
           <w:sz w:val="17"/>
         </w:rPr>
-        <w:t>The chat at the end of the session, and the record of it being recorded. The meeting ended at 1 hour 23 minutes 57 seconds, and the recording and transcript were saved.</w:t>
+        <w:t>The feature set and the dependency. Note the last feature, retries invoke the Java business logic directly rather than republishing to the broker.</w:t>
+      </w:r>
+    </w:p>
+    <w:p>
+      <w:pPr>
+        <w:keepNext/>
+        <w:spacing w:before="240" w:after="120"/>
+      </w:pPr>
+      <w:r>
+        <w:rPr>
+          <w:b/>
+          <w:i w:val="0"/>
+          <w:color w:val="00539F"/>
+          <w:sz w:val="25"/>
+        </w:rPr>
+        <w:t>Framework mapping</w:t>
+      </w:r>
+    </w:p>
+    <w:p>
+      <w:r>
+        <w:rPr>
+          <w:b/>
+          <w:i w:val="0"/>
+        </w:rPr>
+        <w:t>Designs.</w:t>
+      </w:r>
+      <w:r>
+        <w:rPr>
+          <w:b w:val="0"/>
+          <w:i w:val="0"/>
+        </w:rPr>
+        <w:t xml:space="preserve"> Pluggable architecture, cluster safe scheduling, exception aware policy, and a deliberate decision on retry semantics.</w:t>
+      </w:r>
+    </w:p>
+    <w:p>
+      <w:r>
+        <w:rPr>
+          <w:b/>
+          <w:i w:val="0"/>
+        </w:rPr>
+        <w:t>Operates.</w:t>
+      </w:r>
+      <w:r>
+        <w:rPr>
+          <w:b w:val="0"/>
+          <w:i w:val="0"/>
+        </w:rPr>
+        <w:t xml:space="preserve"> Full message lifecycle tracing, and production bugs found that were previously undetectable.</w:t>
+      </w:r>
+    </w:p>
+    <w:p>
+      <w:r>
+        <w:rPr>
+          <w:b/>
+          <w:i w:val="0"/>
+        </w:rPr>
+        <w:t>Controls.</w:t>
+      </w:r>
+      <w:r>
+        <w:rPr>
+          <w:b w:val="0"/>
+          <w:i w:val="0"/>
+        </w:rPr>
+        <w:t xml:space="preserve"> Distributed locking, configurable policy, and a complete audit trail of retries.</w:t>
+      </w:r>
+    </w:p>
+    <w:p>
+      <w:r>
+        <w:rPr>
+          <w:b/>
+          <w:i w:val="0"/>
+        </w:rPr>
+        <w:t>Influences.</w:t>
+      </w:r>
+      <w:r>
+        <w:rPr>
+          <w:b w:val="0"/>
+          <w:i w:val="0"/>
+        </w:rPr>
+        <w:t xml:space="preserve"> Adopted across the unit rather than mandated, because it was easier to use than to avoid.</w:t>
+      </w:r>
+    </w:p>
+    <w:p>
+      <w:r>
+        <w:rPr>
+          <w:b/>
+          <w:i w:val="0"/>
+        </w:rPr>
+        <w:t>Achieves.</w:t>
+      </w:r>
+      <w:r>
+        <w:rPr>
+          <w:b w:val="0"/>
+          <w:i w:val="0"/>
+        </w:rPr>
+        <w:t xml:space="preserve"> Thirty to sixty minutes down to seconds, a million messages a day.</w:t>
+      </w:r>
+    </w:p>
+    <w:p>
+      <w:pPr>
+        <w:keepNext/>
+        <w:spacing w:before="240" w:after="120"/>
+      </w:pPr>
+      <w:r>
+        <w:rPr>
+          <w:b/>
+          <w:i w:val="0"/>
+          <w:color w:val="00539F"/>
+          <w:sz w:val="25"/>
+        </w:rPr>
+        <w:t>So what</w:t>
+      </w:r>
+    </w:p>
+    <w:p>
+      <w:r>
+        <w:rPr>
+          <w:b w:val="0"/>
+          <w:i w:val="0"/>
+        </w:rPr>
+        <w:t>An analyst who waited an hour for a result did something else and came back. That context switch cost more than the hour did. Now the result is there when they look.</w:t>
+      </w:r>
+    </w:p>
+    <w:p>
+      <w:r>
+        <w:br w:type="page"/>
+      </w:r>
+    </w:p>
+    <w:p>
+      <w:pPr>
+        <w:keepNext/>
+        <w:spacing w:before="320" w:after="120"/>
+      </w:pPr>
+      <w:r>
+        <w:rPr>
+          <w:b/>
+          <w:i w:val="0"/>
+          <w:color w:val="001850"/>
+          <w:sz w:val="32"/>
+        </w:rPr>
+        <w:t>8. The Foundations, Documents And The State Machine</w:t>
+      </w:r>
+    </w:p>
+    <w:p>
+      <w:pPr>
+        <w:keepNext/>
+        <w:spacing w:before="240" w:after="120"/>
+      </w:pPr>
+      <w:r>
+        <w:rPr>
+          <w:b/>
+          <w:i w:val="0"/>
+          <w:color w:val="00539F"/>
+          <w:sz w:val="25"/>
+        </w:rPr>
+        <w:t>The problem</w:t>
+      </w:r>
+    </w:p>
+    <w:p>
+      <w:r>
+        <w:rPr>
+          <w:b w:val="0"/>
+          <w:i w:val="0"/>
+        </w:rPr>
+        <w:t>A client review asks a set of compliance questions, and every answer has to be evidenced by documents. Analysts linked documents to the questions they answered by hand, and re-checked by hand whether an existing answer still held. It was slow and it was the sort of repetitive work where mistakes are both easy and consequential.</w:t>
+      </w:r>
+    </w:p>
+    <w:p>
+      <w:r>
+        <w:rPr>
+          <w:b w:val="0"/>
+          <w:i w:val="0"/>
+        </w:rPr>
+        <w:t>This is also the platform the two workflows in sections 5 and 6 stand on, which is why it is here and not in an appendix.</w:t>
+      </w:r>
+    </w:p>
+    <w:p>
+      <w:pPr>
+        <w:keepNext/>
+        <w:spacing w:before="240" w:after="120"/>
+      </w:pPr>
+      <w:r>
+        <w:rPr>
+          <w:b/>
+          <w:i w:val="0"/>
+          <w:color w:val="00539F"/>
+          <w:sz w:val="25"/>
+        </w:rPr>
+        <w:t>What I personally did</w:t>
+      </w:r>
+    </w:p>
+    <w:p>
+      <w:r>
+        <w:rPr>
+          <w:b w:val="0"/>
+          <w:i w:val="0"/>
+        </w:rPr>
+        <w:t>I built the state machine at the centre of the platform. It calculates the state of every question and of every document. A question's state determines what evidence is required and when that question is ready to be worked. A document's state determines whether the document can be relied on as evidence.</w:t>
+      </w:r>
+    </w:p>
+    <w:p>
+      <w:r>
+        <w:rPr>
+          <w:b w:val="0"/>
+          <w:i w:val="0"/>
+        </w:rPr>
+        <w:t>On top of that I designed and built automatic association of documents to questions on upload, and automatic dissociation when a newer valid document supersedes an older one. The validity calculation had grown scattered across the codebase, and I consolidated it into a single state transition framework. I removed the post processing bottleneck with a parallel processing model.</w:t>
+      </w:r>
+    </w:p>
+    <w:p>
+      <w:r>
+        <w:rPr>
+          <w:b w:val="0"/>
+          <w:i w:val="0"/>
+        </w:rPr>
+        <w:t xml:space="preserve">I still own this platform. </w:t>
+      </w:r>
+      <w:r>
+        <w:rPr>
+          <w:b/>
+          <w:i w:val="0"/>
+        </w:rPr>
+        <w:t>I still support it in production and resolve issues as they come up</w:t>
+      </w:r>
+      <w:r>
+        <w:rPr>
+          <w:b w:val="0"/>
+          <w:i w:val="0"/>
+        </w:rPr>
+        <w:t>, most recently on documents arriving from an external credit reference source and on automatic association behaviour in the fulfilment interface.</w:t>
+      </w:r>
+    </w:p>
+    <w:p>
+      <w:pPr>
+        <w:keepNext/>
+        <w:spacing w:before="240" w:after="120"/>
+      </w:pPr>
+      <w:r>
+        <w:rPr>
+          <w:b/>
+          <w:i w:val="0"/>
+          <w:color w:val="00539F"/>
+          <w:sz w:val="25"/>
+        </w:rPr>
+        <w:t>Why the two live workflows depend on this</w:t>
+      </w:r>
+    </w:p>
+    <w:p>
+      <w:r>
+        <w:rPr>
+          <w:b w:val="0"/>
+          <w:i w:val="0"/>
+        </w:rPr>
+        <w:t>Three dependencies, and none of them is decorative.</w:t>
+      </w:r>
+    </w:p>
+    <w:p>
+      <w:pPr>
+        <w:pStyle w:val="ListNumber"/>
+        <w:spacing w:after="100"/>
+        <w:ind w:left="432"/>
+      </w:pPr>
+      <w:r>
+        <w:rPr>
+          <w:b w:val="0"/>
+          <w:i w:val="0"/>
+        </w:rPr>
+        <w:t>The agents read documents that my association logic placed against the correct question. Without that, there is no reliable mapping from a document to the question it answers.</w:t>
+      </w:r>
+    </w:p>
+    <w:p>
+      <w:pPr>
+        <w:pStyle w:val="ListNumber"/>
+        <w:spacing w:after="100"/>
+        <w:ind w:left="432"/>
+      </w:pPr>
+      <w:r>
+        <w:rPr>
+          <w:b w:val="0"/>
+          <w:i w:val="0"/>
+        </w:rPr>
+        <w:t>The work the agents pick up exists because the state machine decided a question was ready to be worked.</w:t>
+      </w:r>
+    </w:p>
+    <w:p>
+      <w:pPr>
+        <w:pStyle w:val="ListNumber"/>
+        <w:spacing w:after="100"/>
+        <w:ind w:left="432"/>
+      </w:pPr>
+      <w:r>
+        <w:rPr>
+          <w:b w:val="0"/>
+          <w:i w:val="0"/>
+        </w:rPr>
+        <w:t>The agents act only on documents the state machine has marked good.</w:t>
+      </w:r>
+    </w:p>
+    <w:p>
+      <w:r>
+        <w:rPr>
+          <w:b w:val="0"/>
+          <w:i w:val="0"/>
+        </w:rPr>
+        <w:t>Put plainly, both workflows in sections 5 and 6 only ever see work my state machine released, and only ever act on documents it marked good. The artificial intelligence sits on top of this. It does not replace it.</w:t>
+      </w:r>
+    </w:p>
+    <w:p>
+      <w:pPr>
+        <w:keepNext/>
+        <w:spacing w:before="240" w:after="120"/>
+      </w:pPr>
+      <w:r>
+        <w:rPr>
+          <w:b/>
+          <w:i w:val="0"/>
+          <w:color w:val="00539F"/>
+          <w:sz w:val="25"/>
+        </w:rPr>
+        <w:t>The design decisions I owned</w:t>
+      </w:r>
+    </w:p>
+    <w:p>
+      <w:r>
+        <w:rPr>
+          <w:b/>
+          <w:i w:val="0"/>
+        </w:rPr>
+        <w:t>Decision one. State is the contract, not a validity flag.</w:t>
+      </w:r>
+    </w:p>
+    <w:p>
+      <w:r>
+        <w:rPr>
+          <w:b w:val="0"/>
+          <w:i w:val="0"/>
+        </w:rPr>
+        <w:t>The platform does not ask "is this answer still valid" as a one off calculation. It maintains the state of every question and every document, and everything downstream reads that state rather than recomputing its own view. That is what makes it safe for two independent workflows to consume the same record and reach the same conclusion. A scattered validity rule set cannot offer that, because the same question could be answered differently depending on which path reached it.</w:t>
+      </w:r>
+    </w:p>
+    <w:p>
+      <w:r>
+        <w:rPr>
+          <w:b/>
+          <w:i w:val="0"/>
+        </w:rPr>
+        <w:t>Decision two. Dissociation matters as much as association.</w:t>
+      </w:r>
+    </w:p>
+    <w:p>
+      <w:r>
+        <w:rPr>
+          <w:b w:val="0"/>
+          <w:i w:val="0"/>
+        </w:rPr>
+        <w:t>Automatically linking a document to a question is the obvious half. Automatically unlinking one that a newer valid document has superseded is the half that keeps the record accurate. Without it the system accumulates stale evidence that still looks current, which is worse for an auditor than a missing link, because a missing link is visible and a stale one is not.</w:t>
+      </w:r>
+    </w:p>
+    <w:p>
+      <w:r>
+        <w:rPr>
+          <w:b/>
+          <w:i w:val="0"/>
+        </w:rPr>
+        <w:t>Decision three. Parallelise the post processing.</w:t>
+      </w:r>
+    </w:p>
+    <w:p>
+      <w:r>
+        <w:rPr>
+          <w:b w:val="0"/>
+          <w:i w:val="0"/>
+        </w:rPr>
+        <w:t>Post processing was the throughput bottleneck. I moved it to a parallel model, which is what allows the volume the platform now handles.</w:t>
+      </w:r>
+    </w:p>
+    <w:p>
+      <w:pPr>
+        <w:keepNext/>
+        <w:spacing w:before="240" w:after="120"/>
+      </w:pPr>
+      <w:r>
+        <w:rPr>
+          <w:b/>
+          <w:i w:val="0"/>
+          <w:color w:val="00539F"/>
+          <w:sz w:val="25"/>
+        </w:rPr>
+        <w:t>Evidence</w:t>
+      </w:r>
+    </w:p>
+    <w:p>
+      <w:pPr>
+        <w:pStyle w:val="ListBullet"/>
+        <w:spacing w:after="60"/>
+        <w:ind w:left="432"/>
+      </w:pPr>
+      <w:r>
+        <w:rPr>
+          <w:b w:val="0"/>
+          <w:i w:val="0"/>
+        </w:rPr>
+        <w:t>Over forty thousand document operations completed with no human involvement.</w:t>
+      </w:r>
+    </w:p>
+    <w:p>
+      <w:pPr>
+        <w:pStyle w:val="ListBullet"/>
+        <w:spacing w:after="60"/>
+        <w:ind w:left="432"/>
+      </w:pPr>
+      <w:r>
+        <w:rPr>
+          <w:b w:val="0"/>
+          <w:i w:val="0"/>
+        </w:rPr>
+        <w:t>Carrying live regulatory volume for every client review on the platform.</w:t>
+      </w:r>
+    </w:p>
+    <w:p>
+      <w:pPr>
+        <w:pStyle w:val="ListBullet"/>
+        <w:spacing w:after="60"/>
+        <w:ind w:left="432"/>
+      </w:pPr>
+      <w:r>
+        <w:rPr>
+          <w:b w:val="0"/>
+          <w:i w:val="0"/>
+        </w:rPr>
+        <w:t>Still owned in production, with ongoing issue resolution, most recently on documents from an external credit reference source and on association behaviour in the fulfilment interface.</w:t>
+      </w:r>
+    </w:p>
+    <w:p>
+      <w:pPr>
+        <w:pStyle w:val="ListBullet"/>
+        <w:spacing w:after="60"/>
+        <w:ind w:left="432"/>
+      </w:pPr>
+      <w:r>
+        <w:rPr>
+          <w:b w:val="0"/>
+          <w:i w:val="0"/>
+        </w:rPr>
+        <w:t>Chris Ashley, Director, worked with me on the initial build of this platform and is one of my endorsers.</w:t>
+      </w:r>
+    </w:p>
+    <w:p>
+      <w:r>
+        <w:rPr>
+          <w:b/>
+          <w:i w:val="0"/>
+        </w:rPr>
+        <w:t>On attribution.</w:t>
+      </w:r>
+      <w:r>
+        <w:rPr>
+          <w:b w:val="0"/>
+          <w:i w:val="0"/>
+        </w:rPr>
+        <w:t xml:space="preserve"> That operations figure describes the documents and state platform as a whole. I am not claiming it for automatic association on its own, and if you ask me to split it out I cannot.</w:t>
+      </w:r>
+    </w:p>
+    <w:p>
+      <w:pPr>
+        <w:keepNext/>
+        <w:spacing w:before="240" w:after="120"/>
+      </w:pPr>
+      <w:r>
+        <w:rPr>
+          <w:b/>
+          <w:i w:val="0"/>
+          <w:color w:val="00539F"/>
+          <w:sz w:val="25"/>
+        </w:rPr>
+        <w:t>Framework mapping</w:t>
+      </w:r>
+    </w:p>
+    <w:p>
+      <w:r>
+        <w:rPr>
+          <w:b/>
+          <w:i w:val="0"/>
+        </w:rPr>
+        <w:t>Designs.</w:t>
+      </w:r>
+      <w:r>
+        <w:rPr>
+          <w:b w:val="0"/>
+          <w:i w:val="0"/>
+        </w:rPr>
+        <w:t xml:space="preserve"> A state machine over questions and documents, automatic association and dissociation, and parallel post processing.</w:t>
+      </w:r>
+    </w:p>
+    <w:p>
+      <w:r>
+        <w:rPr>
+          <w:b/>
+          <w:i w:val="0"/>
+        </w:rPr>
+        <w:t>Delivers.</w:t>
+      </w:r>
+      <w:r>
+        <w:rPr>
+          <w:b w:val="0"/>
+          <w:i w:val="0"/>
+        </w:rPr>
+        <w:t xml:space="preserve"> Shipped and carrying live regulatory volume.</w:t>
+      </w:r>
+    </w:p>
+    <w:p>
+      <w:r>
+        <w:rPr>
+          <w:b/>
+          <w:i w:val="0"/>
+        </w:rPr>
+        <w:t>Operates.</w:t>
+      </w:r>
+      <w:r>
+        <w:rPr>
+          <w:b w:val="0"/>
+          <w:i w:val="0"/>
+        </w:rPr>
+        <w:t xml:space="preserve"> Continuing production ownership rather than handover after delivery.</w:t>
+      </w:r>
+    </w:p>
+    <w:p>
+      <w:r>
+        <w:rPr>
+          <w:b/>
+          <w:i w:val="0"/>
+        </w:rPr>
+        <w:t>Achieves.</w:t>
+      </w:r>
+      <w:r>
+        <w:rPr>
+          <w:b w:val="0"/>
+          <w:i w:val="0"/>
+        </w:rPr>
+        <w:t xml:space="preserve"> Five million euros contributed, forty thousand operations automated.</w:t>
+      </w:r>
+    </w:p>
+    <w:p>
+      <w:pPr>
+        <w:keepNext/>
+        <w:spacing w:before="240" w:after="120"/>
+      </w:pPr>
+      <w:r>
+        <w:rPr>
+          <w:b/>
+          <w:i w:val="0"/>
+          <w:color w:val="00539F"/>
+          <w:sz w:val="25"/>
+        </w:rPr>
+        <w:t>So what</w:t>
+      </w:r>
+    </w:p>
+    <w:p>
+      <w:r>
+        <w:rPr>
+          <w:b w:val="0"/>
+          <w:i w:val="0"/>
+        </w:rPr>
+        <w:t>The business puts the saving from this platform at five million euros. That is the end the whole thing was built for, and everything above is how it was earned: forty thousand operations no analyst had to do, on a record that stays accurate on its own rather than because somebody remembered to tidy it.</w:t>
+      </w:r>
+    </w:p>
+    <w:p>
+      <w:r>
+        <w:rPr>
+          <w:b w:val="0"/>
+          <w:i w:val="0"/>
+        </w:rPr>
+        <w:t>The second return is the one that is easy to miss. Every artificial intelligence result in sections 5 and 6 is only as trustworthy as the state underneath it, and that state is the part I own.</w:t>
+      </w:r>
+    </w:p>
+    <w:p>
+      <w:r>
+        <w:br w:type="page"/>
+      </w:r>
+    </w:p>
+    <w:p>
+      <w:pPr>
+        <w:keepNext/>
+        <w:spacing w:before="320" w:after="120"/>
+      </w:pPr>
+      <w:r>
+        <w:rPr>
+          <w:b/>
+          <w:i w:val="0"/>
+          <w:color w:val="001850"/>
+          <w:sz w:val="32"/>
+        </w:rPr>
+        <w:t>9. Beyond My Team</w:t>
+      </w:r>
+    </w:p>
+    <w:p>
+      <w:r>
+        <w:rPr>
+          <w:b w:val="0"/>
+          <w:i w:val="0"/>
+        </w:rPr>
+        <w:t>The 2025 panel told me my contribution beyond my own team was weak and not visible. This section is the answer to that.</w:t>
+      </w:r>
+    </w:p>
+    <w:p>
+      <w:pPr>
+        <w:keepNext/>
+        <w:spacing w:before="240" w:after="120"/>
+      </w:pPr>
+      <w:r>
+        <w:rPr>
+          <w:b/>
+          <w:i w:val="0"/>
+          <w:color w:val="00539F"/>
+          <w:sz w:val="25"/>
+        </w:rPr>
+        <w:t>Contribution to the open source community</w:t>
+      </w:r>
+    </w:p>
+    <w:p>
+      <w:r>
+        <w:rPr>
+          <w:b w:val="0"/>
+          <w:i w:val="0"/>
+        </w:rPr>
+        <w:t xml:space="preserve">I contributed a new integration module to </w:t>
+      </w:r>
+      <w:r>
+        <w:rPr>
+          <w:b/>
+          <w:i w:val="0"/>
+        </w:rPr>
+        <w:t>LangChain4j</w:t>
+      </w:r>
+      <w:r>
+        <w:rPr>
+          <w:b w:val="0"/>
+          <w:i w:val="0"/>
+        </w:rPr>
+        <w:t>, the open source Java framework for building artificial intelligence applications. The contribution adds a Google generative artificial intelligence chat model with streaming support.</w:t>
+      </w:r>
+    </w:p>
+    <w:p>
+      <w:r>
+        <w:rPr>
+          <w:rFonts w:ascii="Consolas" w:hAnsi="Consolas"/>
+          <w:b w:val="0"/>
+          <w:i w:val="0"/>
+          <w:sz w:val="19"/>
+        </w:rPr>
+        <w:t>github.com/langchain4j/langchain4j/pull/4658</w:t>
+      </w:r>
+    </w:p>
+    <w:p>
+      <w:r>
+        <w:rPr>
+          <w:b w:val="0"/>
+          <w:i w:val="0"/>
+        </w:rPr>
+        <w:t>This is worth separating from the rest. Everything else here is a contribution inside Deutsche Bank. This is a contribution to the wider industry, in the open, under my own name, reviewed by maintainers who have no reason to be kind about it. LangChain4j is also the framework our own artificial intelligence platform is built on, so this is giving back to something we directly depend on rather than to something unconnected.</w:t>
+      </w:r>
+    </w:p>
+    <w:p>
+      <w:pPr>
+        <w:keepNext/>
+        <w:spacing w:before="240" w:after="120"/>
+      </w:pPr>
+      <w:r>
+        <w:rPr>
+          <w:b/>
+          <w:i w:val="0"/>
+          <w:color w:val="00539F"/>
+          <w:sz w:val="25"/>
+        </w:rPr>
+        <w:t>Driving re-use across the business unit</w:t>
+      </w:r>
+    </w:p>
+    <w:p>
+      <w:r>
+        <w:rPr>
+          <w:b w:val="0"/>
+          <w:i w:val="0"/>
+        </w:rPr>
+        <w:t>Re-use is one of the things this process explicitly asks about, so here is the list.</w:t>
+      </w:r>
+    </w:p>
+    <w:tbl>
+      <w:tblPr>
+        <w:tblStyle w:val="TableGrid"/>
+        <w:tblW w:type="auto" w:w="0"/>
+        <w:tblLayout w:type="autofit"/>
+        <w:tblLook w:firstColumn="1" w:firstRow="1" w:lastColumn="0" w:lastRow="0" w:noHBand="0" w:noVBand="1" w:val="04A0"/>
+      </w:tblPr>
+      <w:tblGrid>
+        <w:gridCol w:w="4658"/>
+        <w:gridCol w:w="4658"/>
+      </w:tblGrid>
+      <w:tr>
+        <w:tc>
+          <w:tcPr>
+            <w:tcW w:type="dxa" w:w="4658"/>
+            <w:shd w:val="clear" w:fill="E8EDF5"/>
+          </w:tcPr>
+          <w:p>
+            <w:pPr>
+              <w:spacing w:before="40" w:after="40"/>
+            </w:pPr>
+            <w:r/>
+            <w:r>
+              <w:rPr>
+                <w:b/>
+                <w:i w:val="0"/>
+                <w:sz w:val="19"/>
+              </w:rPr>
+              <w:t>What</w:t>
+            </w:r>
+          </w:p>
+        </w:tc>
+        <w:tc>
+          <w:tcPr>
+            <w:tcW w:type="dxa" w:w="4658"/>
+            <w:shd w:val="clear" w:fill="E8EDF5"/>
+          </w:tcPr>
+          <w:p>
+            <w:pPr>
+              <w:spacing w:before="40" w:after="40"/>
+            </w:pPr>
+            <w:r/>
+            <w:r>
+              <w:rPr>
+                <w:b/>
+                <w:i w:val="0"/>
+                <w:sz w:val="19"/>
+              </w:rPr>
+              <w:t>Reach</w:t>
+            </w:r>
+          </w:p>
+        </w:tc>
+      </w:tr>
+      <w:tr>
+        <w:tc>
+          <w:tcPr>
+            <w:tcW w:type="dxa" w:w="4658"/>
+          </w:tcPr>
+          <w:p>
+            <w:pPr>
+              <w:spacing w:before="40" w:after="40"/>
+            </w:pPr>
+            <w:r/>
+            <w:r>
+              <w:rPr>
+                <w:b w:val="0"/>
+                <w:i w:val="0"/>
+                <w:sz w:val="19"/>
+              </w:rPr>
+              <w:t>Nexus AI framework</w:t>
+            </w:r>
+          </w:p>
+        </w:tc>
+        <w:tc>
+          <w:tcPr>
+            <w:tcW w:type="dxa" w:w="4658"/>
+          </w:tcPr>
+          <w:p>
+            <w:pPr>
+              <w:spacing w:before="40" w:after="40"/>
+            </w:pPr>
+            <w:r/>
+            <w:r>
+              <w:rPr>
+                <w:b w:val="0"/>
+                <w:i w:val="0"/>
+                <w:sz w:val="19"/>
+              </w:rPr>
+              <w:t>Adopted across the business unit. Under review by the Chief Strategy and Innovation Office as a candidate bank wide standard</w:t>
+            </w:r>
+          </w:p>
+        </w:tc>
+      </w:tr>
+      <w:tr>
+        <w:tc>
+          <w:tcPr>
+            <w:tcW w:type="dxa" w:w="4658"/>
+          </w:tcPr>
+          <w:p>
+            <w:pPr>
+              <w:spacing w:before="40" w:after="40"/>
+            </w:pPr>
+            <w:r/>
+            <w:r>
+              <w:rPr>
+                <w:b w:val="0"/>
+                <w:i w:val="0"/>
+                <w:sz w:val="19"/>
+              </w:rPr>
+              <w:t>Nexus AI Studio</w:t>
+            </w:r>
+          </w:p>
+        </w:tc>
+        <w:tc>
+          <w:tcPr>
+            <w:tcW w:type="dxa" w:w="4658"/>
+          </w:tcPr>
+          <w:p>
+            <w:pPr>
+              <w:spacing w:before="40" w:after="40"/>
+            </w:pPr>
+            <w:r/>
+            <w:r>
+              <w:rPr>
+                <w:b w:val="0"/>
+                <w:i w:val="0"/>
+                <w:sz w:val="19"/>
+              </w:rPr>
+              <w:t>One Maven dependency and one property. Any service on the framework gets the interface with no code</w:t>
+            </w:r>
+          </w:p>
+        </w:tc>
+      </w:tr>
+      <w:tr>
+        <w:tc>
+          <w:tcPr>
+            <w:tcW w:type="dxa" w:w="4658"/>
+          </w:tcPr>
+          <w:p>
+            <w:pPr>
+              <w:spacing w:before="40" w:after="40"/>
+            </w:pPr>
+            <w:r/>
+            <w:r>
+              <w:rPr>
+                <w:b w:val="0"/>
+                <w:i w:val="0"/>
+                <w:sz w:val="19"/>
+              </w:rPr>
+              <w:t>PromptLint</w:t>
+            </w:r>
+          </w:p>
+        </w:tc>
+        <w:tc>
+          <w:tcPr>
+            <w:tcW w:type="dxa" w:w="4658"/>
+          </w:tcPr>
+          <w:p>
+            <w:pPr>
+              <w:spacing w:before="40" w:after="40"/>
+            </w:pPr>
+            <w:r/>
+            <w:r>
+              <w:rPr>
+                <w:b w:val="0"/>
+                <w:i w:val="0"/>
+                <w:sz w:val="19"/>
+              </w:rPr>
+              <w:t>Available across the unit, with a web interface for teams that do not write Java</w:t>
+            </w:r>
+          </w:p>
+        </w:tc>
+      </w:tr>
+      <w:tr>
+        <w:tc>
+          <w:tcPr>
+            <w:tcW w:type="dxa" w:w="4658"/>
+          </w:tcPr>
+          <w:p>
+            <w:pPr>
+              <w:spacing w:before="40" w:after="40"/>
+            </w:pPr>
+            <w:r/>
+            <w:r>
+              <w:rPr>
+                <w:b w:val="0"/>
+                <w:i w:val="0"/>
+                <w:sz w:val="19"/>
+              </w:rPr>
+              <w:t>Messaging retry library</w:t>
+            </w:r>
+          </w:p>
+        </w:tc>
+        <w:tc>
+          <w:tcPr>
+            <w:tcW w:type="dxa" w:w="4658"/>
+          </w:tcPr>
+          <w:p>
+            <w:pPr>
+              <w:spacing w:before="40" w:after="40"/>
+            </w:pPr>
+            <w:r/>
+            <w:r>
+              <w:rPr>
+                <w:b w:val="0"/>
+                <w:i w:val="0"/>
+                <w:sz w:val="19"/>
+              </w:rPr>
+              <w:t>Adopted by multiple teams across the unit</w:t>
+            </w:r>
+          </w:p>
+        </w:tc>
+      </w:tr>
+      <w:tr>
+        <w:tc>
+          <w:tcPr>
+            <w:tcW w:type="dxa" w:w="4658"/>
+          </w:tcPr>
+          <w:p>
+            <w:pPr>
+              <w:spacing w:before="40" w:after="40"/>
+            </w:pPr>
+            <w:r/>
+            <w:r>
+              <w:rPr>
+                <w:b w:val="0"/>
+                <w:i w:val="0"/>
+                <w:sz w:val="19"/>
+              </w:rPr>
+              <w:t>Messaging observability</w:t>
+            </w:r>
+          </w:p>
+        </w:tc>
+        <w:tc>
+          <w:tcPr>
+            <w:tcW w:type="dxa" w:w="4658"/>
+          </w:tcPr>
+          <w:p>
+            <w:pPr>
+              <w:spacing w:before="40" w:after="40"/>
+            </w:pPr>
+            <w:r/>
+            <w:r>
+              <w:rPr>
+                <w:b w:val="0"/>
+                <w:i w:val="0"/>
+                <w:sz w:val="19"/>
+              </w:rPr>
+              <w:t>Applied to the legacy library as well as the new one</w:t>
+            </w:r>
+          </w:p>
+        </w:tc>
+      </w:tr>
+      <w:tr>
+        <w:tc>
+          <w:tcPr>
+            <w:tcW w:type="dxa" w:w="4658"/>
+          </w:tcPr>
+          <w:p>
+            <w:pPr>
+              <w:spacing w:before="40" w:after="40"/>
+            </w:pPr>
+            <w:r/>
+            <w:r>
+              <w:rPr>
+                <w:b w:val="0"/>
+                <w:i w:val="0"/>
+                <w:sz w:val="19"/>
+              </w:rPr>
+              <w:t>Shared coding standards</w:t>
+            </w:r>
+          </w:p>
+        </w:tc>
+        <w:tc>
+          <w:tcPr>
+            <w:tcW w:type="dxa" w:w="4658"/>
+          </w:tcPr>
+          <w:p>
+            <w:pPr>
+              <w:spacing w:before="40" w:after="40"/>
+            </w:pPr>
+            <w:r/>
+            <w:r>
+              <w:rPr>
+                <w:b w:val="0"/>
+                <w:i w:val="0"/>
+                <w:sz w:val="19"/>
+              </w:rPr>
+              <w:t>The default in every service in the unit</w:t>
+            </w:r>
+          </w:p>
+        </w:tc>
+      </w:tr>
+    </w:tbl>
+    <w:p>
+      <w:pPr>
+        <w:spacing w:after="120"/>
+      </w:pPr>
+    </w:p>
+    <w:p>
+      <w:pPr>
+        <w:keepNext/>
+        <w:spacing w:before="240" w:after="120"/>
+      </w:pPr>
+      <w:r>
+        <w:rPr>
+          <w:b/>
+          <w:i w:val="0"/>
+          <w:color w:val="00539F"/>
+          <w:sz w:val="25"/>
+        </w:rPr>
+        <w:t>Teaching it to the business unit</w:t>
+      </w:r>
+    </w:p>
+    <w:p>
+      <w:r>
+        <w:rPr>
+          <w:b w:val="0"/>
+          <w:i w:val="0"/>
+        </w:rPr>
+        <w:t>On 11 June 2026 I presented a session in the business unit's knowledge sharing series, titled "Building Production-Grade GenAI Agents with CLM-Nexus-AI and Prompt-Lint".</w:t>
+      </w:r>
+    </w:p>
+    <w:p>
+      <w:pPr>
+        <w:pStyle w:val="ListBullet"/>
+        <w:spacing w:after="60"/>
+        <w:ind w:left="432"/>
+      </w:pPr>
+      <w:r>
+        <w:rPr>
+          <w:b/>
+          <w:i w:val="0"/>
+        </w:rPr>
+        <w:t>140 people attended.</w:t>
+      </w:r>
+      <w:r>
+        <w:rPr>
+          <w:b w:val="0"/>
+          <w:i w:val="0"/>
+        </w:rPr>
+        <w:t xml:space="preserve"> The roster held 144.</w:t>
+      </w:r>
+    </w:p>
+    <w:p>
+      <w:pPr>
+        <w:pStyle w:val="ListBullet"/>
+        <w:spacing w:after="60"/>
+        <w:ind w:left="432"/>
+      </w:pPr>
+      <w:r>
+        <w:rPr>
+          <w:b w:val="0"/>
+          <w:i w:val="0"/>
+        </w:rPr>
+        <w:t xml:space="preserve">It was scheduled for an hour and ran </w:t>
+      </w:r>
+      <w:r>
+        <w:rPr>
+          <w:b/>
+          <w:i w:val="0"/>
+        </w:rPr>
+        <w:t>1 hour 24 minutes</w:t>
+      </w:r>
+      <w:r>
+        <w:rPr>
+          <w:b w:val="0"/>
+          <w:i w:val="0"/>
+        </w:rPr>
+        <w:t>, because the questions kept coming.</w:t>
+      </w:r>
+    </w:p>
+    <w:p>
+      <w:pPr>
+        <w:pStyle w:val="ListBullet"/>
+        <w:spacing w:after="60"/>
+        <w:ind w:left="432"/>
+      </w:pPr>
+      <w:r>
+        <w:rPr>
+          <w:b w:val="0"/>
+          <w:i w:val="0"/>
+        </w:rPr>
+        <w:t xml:space="preserve">Average attendance time was </w:t>
+      </w:r>
+      <w:r>
+        <w:rPr>
+          <w:b/>
+          <w:i w:val="0"/>
+        </w:rPr>
+        <w:t>33 minutes</w:t>
+      </w:r>
+      <w:r>
+        <w:rPr>
+          <w:b w:val="0"/>
+          <w:i w:val="0"/>
+        </w:rPr>
+        <w:t>, on a session where people can drop out silently at any point.</w:t>
+      </w:r>
+    </w:p>
+    <w:p>
+      <w:pPr>
+        <w:pStyle w:val="ListBullet"/>
+        <w:spacing w:after="60"/>
+        <w:ind w:left="432"/>
+      </w:pPr>
+      <w:r>
+        <w:rPr>
+          <w:b w:val="0"/>
+          <w:i w:val="0"/>
+        </w:rPr>
+        <w:t xml:space="preserve">I presented for </w:t>
+      </w:r>
+      <w:r>
+        <w:rPr>
+          <w:b/>
+          <w:i w:val="0"/>
+        </w:rPr>
+        <w:t>57 minutes</w:t>
+      </w:r>
+      <w:r>
+        <w:rPr>
+          <w:b w:val="0"/>
+          <w:i w:val="0"/>
+        </w:rPr>
+        <w:t xml:space="preserve"> of it.</w:t>
+      </w:r>
+    </w:p>
+    <w:p>
+      <w:pPr>
+        <w:pStyle w:val="ListBullet"/>
+        <w:spacing w:after="60"/>
+        <w:ind w:left="432"/>
+      </w:pPr>
+      <w:r>
+        <w:rPr>
+          <w:b w:val="0"/>
+          <w:i w:val="0"/>
+        </w:rPr>
+        <w:t xml:space="preserve">It was </w:t>
+      </w:r>
+      <w:r>
+        <w:rPr>
+          <w:b/>
+          <w:i w:val="0"/>
+        </w:rPr>
+        <w:t>recorded</w:t>
+      </w:r>
+      <w:r>
+        <w:rPr>
+          <w:b w:val="0"/>
+          <w:i w:val="0"/>
+        </w:rPr>
+        <w:t>. The recording and the transcript sit on the internal wiki alongside the framework documentation, so the session keeps working after the day. Recording: [LINK: 11 Jun 2026 session recording]. Transcript: [LINK: session transcript].</w:t>
+      </w:r>
+    </w:p>
+    <w:p>
+      <w:r>
+        <w:rPr>
+          <w:b w:val="0"/>
+          <w:i w:val="0"/>
+        </w:rPr>
+        <w:t>The audience had already been given a session on the equivalent Python tooling, so this one had to answer the obvious question, which is why we are doing this in Java at all. That is the same argument as in section 2, made to the engineers who would have to live with the answer rather than to management.</w:t>
+      </w:r>
+    </w:p>
+    <w:p>
+      <w:r>
+        <w:rPr>
+          <w:b w:val="0"/>
+          <w:i w:val="0"/>
+        </w:rPr>
+        <w:t>The chat afterwards ran to more than a dozen unprompted messages. A sample, verbatim: "very detailed presentation", "Very Good Presentation", "Great session", "thanks, its a good presentation", "Thanks great session".</w:t>
+      </w:r>
+    </w:p>
+    <w:p>
+      <w:r>
+        <w:rPr>
+          <w:b/>
+          <w:i w:val="0"/>
+        </w:rPr>
+        <w:t>Why this belongs in the case rather than in a list of activities.</w:t>
+      </w:r>
+      <w:r>
+        <w:rPr>
+          <w:b w:val="0"/>
+          <w:i w:val="0"/>
+        </w:rPr>
+        <w:t xml:space="preserve"> A framework is only adopted if people understand it. Building it and then leaving other teams to discover it from a wiki page would have been the easy version. Standing in front of 140 colleagues to teach it, and taking the questions, is what turns a repository into a platform other teams actually use.</w:t>
       </w:r>
     </w:p>
     <w:tbl>
@@ -10706,6 +11048,142 @@
                 <w:color w:val="595959"/>
                 <w:sz w:val="18"/>
               </w:rPr>
+              <w:t>IMG_4771.jpg</w:t>
+            </w:r>
+          </w:p>
+        </w:tc>
+      </w:tr>
+    </w:tbl>
+    <w:p>
+      <w:pPr>
+        <w:spacing w:before="80" w:after="240"/>
+        <w:jc w:val="center"/>
+      </w:pPr>
+      <w:r>
+        <w:rPr>
+          <w:b w:val="0"/>
+          <w:i/>
+          <w:color w:val="595959"/>
+          <w:sz w:val="17"/>
+        </w:rPr>
+        <w:t>The attendance report for the session. 140 attended, against a roster of 144. Scheduled for an hour, ran 1 hour 24 minutes. Average attendance 33 minutes. The participant list is cropped out of this image deliberately, since it carries colleagues' names and email addresses.</w:t>
+      </w:r>
+    </w:p>
+    <w:tbl>
+      <w:tblPr>
+        <w:tblStyle w:val="TableGrid"/>
+        <w:tblW w:type="auto" w:w="0"/>
+        <w:jc w:val="center"/>
+        <w:tblLook w:firstColumn="1" w:firstRow="1" w:lastColumn="0" w:lastRow="0" w:noHBand="0" w:noVBand="1" w:val="04A0"/>
+      </w:tblPr>
+      <w:tblGrid>
+        <w:gridCol w:w="9317"/>
+      </w:tblGrid>
+      <w:tr>
+        <w:trPr>
+          <w:trHeight w:val="2304"/>
+        </w:trPr>
+        <w:tc>
+          <w:tcPr>
+            <w:tcW w:type="dxa" w:w="8784"/>
+            <w:shd w:val="clear" w:fill="F4F6FA"/>
+          </w:tcPr>
+          <w:p>
+            <w:pPr>
+              <w:spacing w:before="480" w:after="80"/>
+              <w:jc w:val="center"/>
+            </w:pPr>
+            <w:r>
+              <w:rPr>
+                <w:b/>
+                <w:i w:val="0"/>
+                <w:color w:val="00539F"/>
+                <w:sz w:val="22"/>
+              </w:rPr>
+              <w:t>SCREENSHOT 21 GOES HERE</w:t>
+            </w:r>
+          </w:p>
+          <w:p>
+            <w:pPr>
+              <w:spacing w:after="480"/>
+              <w:jc w:val="center"/>
+            </w:pPr>
+            <w:r>
+              <w:rPr>
+                <w:rFonts w:ascii="Consolas" w:hAnsi="Consolas"/>
+                <w:b w:val="0"/>
+                <w:i w:val="0"/>
+                <w:color w:val="595959"/>
+                <w:sz w:val="18"/>
+              </w:rPr>
+              <w:t>IMG_4773.jpg</w:t>
+            </w:r>
+          </w:p>
+        </w:tc>
+      </w:tr>
+    </w:tbl>
+    <w:p>
+      <w:pPr>
+        <w:spacing w:before="80" w:after="240"/>
+        <w:jc w:val="center"/>
+      </w:pPr>
+      <w:r>
+        <w:rPr>
+          <w:b w:val="0"/>
+          <w:i/>
+          <w:color w:val="595959"/>
+          <w:sz w:val="17"/>
+        </w:rPr>
+        <w:t>The chat at the end of the session, and the record of it being recorded. The meeting ended at 1 hour 23 minutes 57 seconds, and the recording and transcript were saved.</w:t>
+      </w:r>
+    </w:p>
+    <w:tbl>
+      <w:tblPr>
+        <w:tblStyle w:val="TableGrid"/>
+        <w:tblW w:type="auto" w:w="0"/>
+        <w:jc w:val="center"/>
+        <w:tblLook w:firstColumn="1" w:firstRow="1" w:lastColumn="0" w:lastRow="0" w:noHBand="0" w:noVBand="1" w:val="04A0"/>
+      </w:tblPr>
+      <w:tblGrid>
+        <w:gridCol w:w="9317"/>
+      </w:tblGrid>
+      <w:tr>
+        <w:trPr>
+          <w:trHeight w:val="2304"/>
+        </w:trPr>
+        <w:tc>
+          <w:tcPr>
+            <w:tcW w:type="dxa" w:w="8784"/>
+            <w:shd w:val="clear" w:fill="F4F6FA"/>
+          </w:tcPr>
+          <w:p>
+            <w:pPr>
+              <w:spacing w:before="480" w:after="80"/>
+              <w:jc w:val="center"/>
+            </w:pPr>
+            <w:r>
+              <w:rPr>
+                <w:b/>
+                <w:i w:val="0"/>
+                <w:color w:val="00539F"/>
+                <w:sz w:val="22"/>
+              </w:rPr>
+              <w:t>SCREENSHOT 22 GOES HERE</w:t>
+            </w:r>
+          </w:p>
+          <w:p>
+            <w:pPr>
+              <w:spacing w:after="480"/>
+              <w:jc w:val="center"/>
+            </w:pPr>
+            <w:r>
+              <w:rPr>
+                <w:rFonts w:ascii="Consolas" w:hAnsi="Consolas"/>
+                <w:b w:val="0"/>
+                <w:i w:val="0"/>
+                <w:color w:val="595959"/>
+                <w:sz w:val="18"/>
+              </w:rPr>
               <w:t>IMG_4772.jpg</w:t>
             </w:r>
           </w:p>
@@ -11434,7 +11912,7 @@
                 <w:i w:val="0"/>
                 <w:sz w:val="19"/>
               </w:rPr>
-              <w:t>77 minutes to under 10. Over 99.5% right first time. 57% cheaper. A day to an hour to build an agent. 30 to 60 minutes down to seconds. 500,000 messages a day. 5 million euros contributed</w:t>
+              <w:t>77 minutes to under 10. Over 99.5% right first time. 57% cheaper. A day to an hour to build an agent. 30 to 60 minutes down to seconds. 1,000,000 messages a day. 5 million euros contributed</w:t>
             </w:r>
           </w:p>
         </w:tc>
@@ -11628,7 +12106,7 @@
                 <w:i w:val="0"/>
                 <w:sz w:val="19"/>
               </w:rPr>
-              <w:t>Full observability across both framework tiers and both messaging libraries. Versioned deployment with generated and verified artefacts. Continuing production issue resolution this month. Post go live cost optimisation</w:t>
+              <w:t>Full observability across both framework tiers and both messaging libraries. Versioned deployment with generated and verified artefacts. Ongoing production support and issue resolution. Post go live cost optimisation</w:t>
             </w:r>
           </w:p>
         </w:tc>
@@ -12497,7 +12975,7 @@
                 <w:i w:val="0"/>
                 <w:sz w:val="19"/>
               </w:rPr>
-              <w:t>100 users</w:t>
+              <w:t>About 400 users, from 5 Oct 2026</w:t>
             </w:r>
           </w:p>
         </w:tc>
@@ -12516,7 +12994,7 @@
                 <w:i w:val="0"/>
                 <w:sz w:val="19"/>
               </w:rPr>
-              <w:t>Controlled rollout of the ownership workflow</w:t>
+              <w:t>Ownership workflow rollout, expanded from a first group of 70</w:t>
             </w:r>
           </w:p>
         </w:tc>
@@ -12535,7 +13013,7 @@
                 <w:i w:val="0"/>
                 <w:sz w:val="19"/>
               </w:rPr>
-              <w:t>Production status, Aug 2026</w:t>
+              <w:t>Management update to the board, Sep 2026</w:t>
             </w:r>
           </w:p>
         </w:tc>
@@ -12556,7 +13034,7 @@
                 <w:i w:val="0"/>
                 <w:sz w:val="19"/>
               </w:rPr>
-              <w:t>92 commits</w:t>
+              <w:t>198 min to 5 to 15 min</w:t>
             </w:r>
           </w:p>
         </w:tc>
@@ -12575,7 +13053,7 @@
                 <w:i w:val="0"/>
                 <w:sz w:val="19"/>
               </w:rPr>
-              <w:t>Ownership workflow repository, all mine, 3 Jun to 4 Sep 2026</w:t>
+              <w:t>Average maker time per ownership case, today against with AI</w:t>
             </w:r>
           </w:p>
         </w:tc>
@@ -12594,7 +13072,7 @@
                 <w:i w:val="0"/>
                 <w:sz w:val="19"/>
               </w:rPr>
-              <w:t>Repository</w:t>
+              <w:t>Same board update</w:t>
             </w:r>
           </w:p>
         </w:tc>
@@ -12615,7 +13093,7 @@
                 <w:i w:val="0"/>
                 <w:sz w:val="19"/>
               </w:rPr>
-              <w:t>265 collected, 264 pass and 1 expected failure</w:t>
+              <w:t>71 people's work a year</w:t>
             </w:r>
           </w:p>
         </w:tc>
@@ -12634,7 +13112,7 @@
                 <w:i w:val="0"/>
                 <w:sz w:val="19"/>
               </w:rPr>
-              <w:t>Automated tests on the ownership rule set</w:t>
+              <w:t>Estimated capacity freed by the ownership workflow, of a programme target over 250</w:t>
             </w:r>
           </w:p>
         </w:tc>
@@ -12653,7 +13131,7 @@
                 <w:i w:val="0"/>
                 <w:sz w:val="19"/>
               </w:rPr>
-              <w:t>Test suite, run 5 Sep 2026</w:t>
+              <w:t>Same board update, footnoted as estimates</w:t>
             </w:r>
           </w:p>
         </w:tc>
@@ -12674,7 +13152,7 @@
                 <w:i w:val="0"/>
                 <w:sz w:val="19"/>
               </w:rPr>
-              <w:t>1,597 lines, 26 rules, 43 sub sections</w:t>
+              <w:t>About 90%</w:t>
             </w:r>
           </w:p>
         </w:tc>
@@ -12693,7 +13171,7 @@
                 <w:i w:val="0"/>
                 <w:sz w:val="19"/>
               </w:rPr>
-              <w:t>Ownership rule set size</w:t>
+              <w:t>Share of client cases covered by the four entity types in scope</w:t>
             </w:r>
           </w:p>
         </w:tc>
@@ -12712,7 +13190,7 @@
                 <w:i w:val="0"/>
                 <w:sz w:val="19"/>
               </w:rPr>
-              <w:t>Rule set</w:t>
+              <w:t>Same board update</w:t>
             </w:r>
           </w:p>
         </w:tc>
@@ -12733,7 +13211,7 @@
                 <w:i w:val="0"/>
                 <w:sz w:val="19"/>
               </w:rPr>
-              <w:t>16 gates, 37 fields, 22 rungs</w:t>
+              <w:t>92 commits</w:t>
             </w:r>
           </w:p>
         </w:tc>
@@ -12752,7 +13230,7 @@
                 <w:i w:val="0"/>
                 <w:sz w:val="19"/>
               </w:rPr>
-              <w:t>Ownership processing order, output contract, precedence ladder</w:t>
+              <w:t>Ownership workflow repository, all mine, 3 Jun to 4 Sep 2026</w:t>
             </w:r>
           </w:p>
         </w:tc>
@@ -12771,7 +13249,7 @@
                 <w:i w:val="0"/>
                 <w:sz w:val="19"/>
               </w:rPr>
-              <w:t>Rule set</w:t>
+              <w:t>Repository</w:t>
             </w:r>
           </w:p>
         </w:tc>
@@ -12792,7 +13270,7 @@
                 <w:i w:val="0"/>
                 <w:sz w:val="19"/>
               </w:rPr>
-              <w:t>219,859 characters</w:t>
+              <w:t>265 collected, 264 pass and 1 expected failure</w:t>
             </w:r>
           </w:p>
         </w:tc>
@@ -12811,7 +13289,7 @@
                 <w:i w:val="0"/>
                 <w:sz w:val="19"/>
               </w:rPr>
-              <w:t>Deployed ownership instruction</w:t>
+              <w:t>Automated tests on the ownership rule set</w:t>
             </w:r>
           </w:p>
         </w:tc>
@@ -12830,7 +13308,7 @@
                 <w:i w:val="0"/>
                 <w:sz w:val="19"/>
               </w:rPr>
-              <w:t>Deployment artefact</w:t>
+              <w:t>Test suite, run 5 Sep 2026</w:t>
             </w:r>
           </w:p>
         </w:tc>
@@ -12851,7 +13329,7 @@
                 <w:i w:val="0"/>
                 <w:sz w:val="19"/>
               </w:rPr>
-              <w:t>45</w:t>
+              <w:t>1,597 lines, 26 rules, 43 sub sections</w:t>
             </w:r>
           </w:p>
         </w:tc>
@@ -12870,7 +13348,7 @@
                 <w:i w:val="0"/>
                 <w:sz w:val="19"/>
               </w:rPr>
-              <w:t>Versioned releases of the ownership instruction</w:t>
+              <w:t>Ownership rule set size</w:t>
             </w:r>
           </w:p>
         </w:tc>
@@ -12889,7 +13367,7 @@
                 <w:i w:val="0"/>
                 <w:sz w:val="19"/>
               </w:rPr>
-              <w:t>Repository</w:t>
+              <w:t>Rule set</w:t>
             </w:r>
           </w:p>
         </w:tc>
@@ -12910,7 +13388,7 @@
                 <w:i w:val="0"/>
                 <w:sz w:val="19"/>
               </w:rPr>
-              <w:t>17 criteria</w:t>
+              <w:t>16 gates, 37 fields, 22 rungs</w:t>
             </w:r>
           </w:p>
         </w:tc>
@@ -12929,7 +13407,7 @@
                 <w:i w:val="0"/>
                 <w:sz w:val="19"/>
               </w:rPr>
-              <w:t>Acceptance criteria checked by the reviewing agent</w:t>
+              <w:t>Ownership processing order, output contract, precedence ladder</w:t>
             </w:r>
           </w:p>
         </w:tc>
@@ -12969,7 +13447,7 @@
                 <w:i w:val="0"/>
                 <w:sz w:val="19"/>
               </w:rPr>
-              <w:t>15 questions, 4 rounds in a day</w:t>
+              <w:t>219,859 characters</w:t>
             </w:r>
           </w:p>
         </w:tc>
@@ -12988,7 +13466,7 @@
                 <w:i w:val="0"/>
                 <w:sz w:val="19"/>
               </w:rPr>
-              <w:t>Questions raised back to the policy team</w:t>
+              <w:t>Deployed ownership instruction</w:t>
             </w:r>
           </w:p>
         </w:tc>
@@ -13007,7 +13485,7 @@
                 <w:i w:val="0"/>
                 <w:sz w:val="19"/>
               </w:rPr>
-              <w:t>Correspondence</w:t>
+              <w:t>Deployment artefact</w:t>
             </w:r>
           </w:p>
         </w:tc>
@@ -13028,7 +13506,7 @@
                 <w:i w:val="0"/>
                 <w:sz w:val="19"/>
               </w:rPr>
-              <w:t>3 critical, 10 important</w:t>
+              <w:t>45</w:t>
             </w:r>
           </w:p>
         </w:tc>
@@ -13047,7 +13525,7 @@
                 <w:i w:val="0"/>
                 <w:sz w:val="19"/>
               </w:rPr>
-              <w:t>Rule contradictions found and resolved</w:t>
+              <w:t>Versioned releases of the ownership instruction</w:t>
             </w:r>
           </w:p>
         </w:tc>
@@ -13066,7 +13544,7 @@
                 <w:i w:val="0"/>
                 <w:sz w:val="19"/>
               </w:rPr>
-              <w:t>Determinism release</w:t>
+              <w:t>Repository</w:t>
             </w:r>
           </w:p>
         </w:tc>
@@ -13087,7 +13565,7 @@
                 <w:i w:val="0"/>
                 <w:sz w:val="19"/>
               </w:rPr>
-              <w:t>30 to 60 minutes to seconds</w:t>
+              <w:t>17 criteria</w:t>
             </w:r>
           </w:p>
         </w:tc>
@@ -13106,7 +13584,7 @@
                 <w:i w:val="0"/>
                 <w:sz w:val="19"/>
               </w:rPr>
-              <w:t>Analyst wait for a calculation result</w:t>
+              <w:t>Acceptance criteria checked by the reviewing agent</w:t>
             </w:r>
           </w:p>
         </w:tc>
@@ -13125,7 +13603,7 @@
                 <w:i w:val="0"/>
                 <w:sz w:val="19"/>
               </w:rPr>
-              <w:t>Messaging rebuild</w:t>
+              <w:t>Rule set</w:t>
             </w:r>
           </w:p>
         </w:tc>
@@ -13146,7 +13624,184 @@
                 <w:i w:val="0"/>
                 <w:sz w:val="19"/>
               </w:rPr>
-              <w:t>500,000 a day</w:t>
+              <w:t>15 questions, 4 rounds in a day</w:t>
+            </w:r>
+          </w:p>
+        </w:tc>
+        <w:tc>
+          <w:tcPr>
+            <w:tcW w:type="dxa" w:w="3106"/>
+          </w:tcPr>
+          <w:p>
+            <w:pPr>
+              <w:spacing w:before="40" w:after="40"/>
+            </w:pPr>
+            <w:r/>
+            <w:r>
+              <w:rPr>
+                <w:b w:val="0"/>
+                <w:i w:val="0"/>
+                <w:sz w:val="19"/>
+              </w:rPr>
+              <w:t>Questions raised back to the policy team</w:t>
+            </w:r>
+          </w:p>
+        </w:tc>
+        <w:tc>
+          <w:tcPr>
+            <w:tcW w:type="dxa" w:w="3106"/>
+          </w:tcPr>
+          <w:p>
+            <w:pPr>
+              <w:spacing w:before="40" w:after="40"/>
+            </w:pPr>
+            <w:r/>
+            <w:r>
+              <w:rPr>
+                <w:b w:val="0"/>
+                <w:i w:val="0"/>
+                <w:sz w:val="19"/>
+              </w:rPr>
+              <w:t>Correspondence</w:t>
+            </w:r>
+          </w:p>
+        </w:tc>
+      </w:tr>
+      <w:tr>
+        <w:tc>
+          <w:tcPr>
+            <w:tcW w:type="dxa" w:w="3106"/>
+          </w:tcPr>
+          <w:p>
+            <w:pPr>
+              <w:spacing w:before="40" w:after="40"/>
+            </w:pPr>
+            <w:r/>
+            <w:r>
+              <w:rPr>
+                <w:b w:val="0"/>
+                <w:i w:val="0"/>
+                <w:sz w:val="19"/>
+              </w:rPr>
+              <w:t>3 critical, 10 important</w:t>
+            </w:r>
+          </w:p>
+        </w:tc>
+        <w:tc>
+          <w:tcPr>
+            <w:tcW w:type="dxa" w:w="3106"/>
+          </w:tcPr>
+          <w:p>
+            <w:pPr>
+              <w:spacing w:before="40" w:after="40"/>
+            </w:pPr>
+            <w:r/>
+            <w:r>
+              <w:rPr>
+                <w:b w:val="0"/>
+                <w:i w:val="0"/>
+                <w:sz w:val="19"/>
+              </w:rPr>
+              <w:t>Rule contradictions found and resolved</w:t>
+            </w:r>
+          </w:p>
+        </w:tc>
+        <w:tc>
+          <w:tcPr>
+            <w:tcW w:type="dxa" w:w="3106"/>
+          </w:tcPr>
+          <w:p>
+            <w:pPr>
+              <w:spacing w:before="40" w:after="40"/>
+            </w:pPr>
+            <w:r/>
+            <w:r>
+              <w:rPr>
+                <w:b w:val="0"/>
+                <w:i w:val="0"/>
+                <w:sz w:val="19"/>
+              </w:rPr>
+              <w:t>Determinism release</w:t>
+            </w:r>
+          </w:p>
+        </w:tc>
+      </w:tr>
+      <w:tr>
+        <w:tc>
+          <w:tcPr>
+            <w:tcW w:type="dxa" w:w="3106"/>
+          </w:tcPr>
+          <w:p>
+            <w:pPr>
+              <w:spacing w:before="40" w:after="40"/>
+            </w:pPr>
+            <w:r/>
+            <w:r>
+              <w:rPr>
+                <w:b w:val="0"/>
+                <w:i w:val="0"/>
+                <w:sz w:val="19"/>
+              </w:rPr>
+              <w:t>30 to 60 minutes to seconds</w:t>
+            </w:r>
+          </w:p>
+        </w:tc>
+        <w:tc>
+          <w:tcPr>
+            <w:tcW w:type="dxa" w:w="3106"/>
+          </w:tcPr>
+          <w:p>
+            <w:pPr>
+              <w:spacing w:before="40" w:after="40"/>
+            </w:pPr>
+            <w:r/>
+            <w:r>
+              <w:rPr>
+                <w:b w:val="0"/>
+                <w:i w:val="0"/>
+                <w:sz w:val="19"/>
+              </w:rPr>
+              <w:t>Analyst wait for a calculation result</w:t>
+            </w:r>
+          </w:p>
+        </w:tc>
+        <w:tc>
+          <w:tcPr>
+            <w:tcW w:type="dxa" w:w="3106"/>
+          </w:tcPr>
+          <w:p>
+            <w:pPr>
+              <w:spacing w:before="40" w:after="40"/>
+            </w:pPr>
+            <w:r/>
+            <w:r>
+              <w:rPr>
+                <w:b w:val="0"/>
+                <w:i w:val="0"/>
+                <w:sz w:val="19"/>
+              </w:rPr>
+              <w:t>Messaging rebuild</w:t>
+            </w:r>
+          </w:p>
+        </w:tc>
+      </w:tr>
+      <w:tr>
+        <w:tc>
+          <w:tcPr>
+            <w:tcW w:type="dxa" w:w="3106"/>
+          </w:tcPr>
+          <w:p>
+            <w:pPr>
+              <w:spacing w:before="40" w:after="40"/>
+            </w:pPr>
+            <w:r/>
+            <w:r>
+              <w:rPr>
+                <w:b w:val="0"/>
+                <w:i w:val="0"/>
+                <w:sz w:val="19"/>
+              </w:rPr>
+              <w:t>1,000,000 a day</w:t>
             </w:r>
           </w:p>
         </w:tc>
@@ -14716,7 +15371,7 @@
           <w:b w:val="0"/>
           <w:i w:val="0"/>
         </w:rPr>
-        <w:t>He will tell you before you ask. The ownership workflow has no continuous integration, its test suite is not in version control, and its deployment script is run by hand. He has no published volume figures for it because the rollout is limited to a hundred users and he will not present a controlled group number as a production rate. See the end of section 6.</w:t>
+        <w:t>He will tell you before you ask. The ownership workflow has no continuous integration, its test suite is not in version control, and its deployment script is run by hand. The time and capacity figures for it are the programme's estimates as presented to the board, not a measured production rate, because the rollout only expanded to about four hundred users on 5 October. See the end of section 6.</w:t>
       </w:r>
     </w:p>
     <w:p>
@@ -14788,7 +15443,7 @@
           <w:b w:val="0"/>
           <w:i w:val="0"/>
         </w:rPr>
-        <w:t>An engineer. He writes the code, ships it, and owns it in production. He was fixing live issues in the document platform this month.</w:t>
+        <w:t>An engineer. He writes the code, ships it, and owns it in production. He still supports the document platform in production and fixes issues as they come up.</w:t>
       </w:r>
     </w:p>
     <w:p>
@@ -14898,7 +15553,7 @@
           <w:b w:val="0"/>
           <w:i w:val="0"/>
         </w:rPr>
-        <w:t>The second workflow he owns end to end, and it is the harder one. Working out who ultimately owns and controls a corporate client, tracing up through holding companies, funds and trusts, across documents in several languages. Live for a hundred users.</w:t>
+        <w:t>The second workflow he owns end to end, and it is the harder one. Working out who ultimately owns and controls a corporate client, tracing up through holding companies, funds and trusts, across documents in several languages. Management presented it to the board in September as cutting analyst time per case from 198 minutes to five to fifteen, and freeing an estimated seventy one people's worth of work a year. About four hundred users today.</w:t>
       </w:r>
     </w:p>
     <w:p>
@@ -14916,7 +15571,7 @@
           <w:b w:val="0"/>
           <w:i w:val="0"/>
         </w:rPr>
-        <w:t>Underneath all of it he rebuilt the messaging infrastructure. Analysts used to wait up to an hour for a result and messages were lost permanently on any outage. Now it is seconds, and half a million messages a day, fully traceable. He still owns the document platform and was fixing production issues in it this month.</w:t>
+        <w:t>Underneath all of it he rebuilt the messaging infrastructure. Analysts used to wait up to an hour for a result and messages were lost permanently on any outage. Now it is seconds, and a million messages a day, fully traceable. He still owns the document platform in production and fixes issues as they come up.</w:t>
       </w:r>
     </w:p>
     <w:p>

--- a/second_round/Panellist_Brief_Akshay_Dipta.docx
+++ b/second_round/Panellist_Brief_Akshay_Dipta.docx
@@ -324,7 +324,16 @@
           <w:b w:val="0"/>
           <w:i w:val="0"/>
         </w:rPr>
-        <w:t>I am a Senior Engineer in the part of the bank that proves it knows who its clients really are. Before Deutsche Bank can take on a corporate client, it has to establish who owns that company, who runs it, and whether the paperwork stands up to a regulator. My team builds the platform that does that work. I have thirteen years in financial technology, at JP Morgan, HSBC, American Express and now here. I joined Deutsche Bank in March 2023.</w:t>
+        <w:t>I am a Senior Engineer with thirteen years in financial technology, at JP Morgan, HSBC, American Express and now here. I joined Deutsche Bank in March 2023, in the part of the bank that proves it knows who its clients really are.</w:t>
+      </w:r>
+    </w:p>
+    <w:p>
+      <w:r>
+        <w:rPr>
+          <w:b w:val="0"/>
+          <w:i w:val="0"/>
+        </w:rPr>
+        <w:t>Before Deutsche Bank can take on a corporate client, it has to establish who owns that company, who runs it, and whether the paperwork stands up to a regulator. My team builds the platform that does that work.</w:t>
       </w:r>
     </w:p>
     <w:p>
